--- a/skills/phong-vattu/assets/to-trinh-khlcnt-vattu.docx
+++ b/skills/phong-vattu/assets/to-trinh-khlcnt-vattu.docx
@@ -1,6 +1,6 @@
 
 <file path=word/document.xml><?xml version="1.0" encoding="utf-8"?>
-<w:document xmlns:ns1="http://schemas.openxmlformats.org/markup-compatibility/2006" xmlns:ns2="http://schemas.microsoft.com/office/word/2010/wordml" xmlns:ns3="http://schemas.openxmlformats.org/drawingml/2006/wordprocessingDrawing" xmlns:ns4="http://schemas.microsoft.com/office/word/2010/wordprocessingDrawing" xmlns:ns5="http://schemas.openxmlformats.org/drawingml/2006/main" xmlns:ns6="http://schemas.microsoft.com/office/word/2010/wordprocessingShape" xmlns:ns7="urn:schemas-microsoft-com:vml" xmlns:ns8="urn:schemas-microsoft-com:office:office" xmlns:ns9="http://schemas.openxmlformats.org/officeDocument/2006/relationships" xmlns:w="http://schemas.openxmlformats.org/wordprocessingml/2006/main" ns1:Ignorable="w14 w15 w16se wp14">
+<w:document xmlns:ns1="http://schemas.openxmlformats.org/markup-compatibility/2006" xmlns:ns2="http://schemas.microsoft.com/office/word/2010/wordml" xmlns:ns3="http://schemas.openxmlformats.org/drawingml/2006/wordprocessingDrawing" xmlns:ns4="http://schemas.microsoft.com/office/word/2010/wordprocessingDrawing" xmlns:ns5="http://schemas.openxmlformats.org/drawingml/2006/main" xmlns:ns6="http://schemas.microsoft.com/office/word/2010/wordprocessingShape" xmlns:ns7="urn:schemas-microsoft-com:vml" xmlns:ns8="urn:schemas-microsoft-com:office:office" xmlns:ns9="http://schemas.openxmlformats.org/officeDocument/2006/relationships" xmlns:w="http://schemas.openxmlformats.org/wordprocessingml/2006/main" xmlns:wps="http://schemas.microsoft.com/office/word/2010/wordprocessingShape">
   <w:body>
     <w:tbl>
       <w:tblPr>
@@ -53,7 +53,7 @@
               <ns1:AlternateContent>
                 <ns1:Choice Requires="wps">
                   <w:drawing>
-                    <ns3:anchor distT="0" distB="0" distL="114300" distR="114300" simplePos="0" relativeHeight="251655168" behindDoc="0" locked="0" layoutInCell="1" allowOverlap="1" ns4:anchorId="1C6808EE" ns4:editId="5E2B4BDB">
+                    <ns3:anchor distT="0" distB="0" distL="114300" distR="114300" simplePos="0" relativeHeight="251655168" behindDoc="0" locked="0" layoutInCell="1" allowOverlap="1" ns4:editId="5E2B4BDB">
                       <ns3:simplePos x="0" y="0"/>
                       <ns3:positionH relativeFrom="column">
                         <ns3:posOffset>1017905</ns3:posOffset>
@@ -108,7 +108,7 @@
                 </ns1:Choice>
                 <ns1:Fallback>
                   <w:pict>
-                    <ns7:line ns2:anchorId="05ED0DC1" id="Straight Connector 1" ns8:spid="_x0000_s1026" style="position:absolute;z-index:251655168;visibility:visible;mso-wrap-style:square;mso-width-percent:0;mso-height-percent:0;mso-wrap-distance-left:9pt;mso-wrap-distance-top:0;mso-wrap-distance-right:9pt;mso-wrap-distance-bottom:0;mso-position-horizontal:absolute;mso-position-horizontal-relative:text;mso-position-vertical:absolute;mso-position-vertical-relative:text;mso-width-percent:0;mso-height-percent:0;mso-width-relative:margin;mso-height-relative:margin" from="80.15pt,16.15pt" to="143.95pt,16.15pt" ns8:gfxdata="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" strokecolor="black [3200]" strokeweight=".5pt">
+                    <ns7:line id="Straight Connector 1" ns8:spid="_x0000_s1026" style="position:absolute;z-index:251655168;visibility:visible;mso-wrap-style:square;mso-width-percent:0;mso-height-percent:0;mso-wrap-distance-left:9pt;mso-wrap-distance-top:0;mso-wrap-distance-right:9pt;mso-wrap-distance-bottom:0;mso-position-horizontal:absolute;mso-position-horizontal-relative:text;mso-position-vertical:absolute;mso-position-vertical-relative:text;mso-width-percent:0;mso-height-percent:0;mso-width-relative:margin;mso-height-relative:margin" from="80.15pt,16.15pt" to="143.95pt,16.15pt" ns8:gfxdata="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" strokecolor="black [3200]" strokeweight=".5pt">
                       <ns7:stroke joinstyle="miter"/>
                     </ns7:line>
                   </w:pict>
@@ -166,7 +166,7 @@
               <ns1:AlternateContent>
                 <ns1:Choice Requires="wps">
                   <w:drawing>
-                    <ns3:anchor distT="0" distB="0" distL="114300" distR="114300" simplePos="0" relativeHeight="251656192" behindDoc="0" locked="0" layoutInCell="1" allowOverlap="1" ns4:anchorId="3E09EFA5" ns4:editId="1E3B53AD">
+                    <ns3:anchor distT="0" distB="0" distL="114300" distR="114300" simplePos="0" relativeHeight="251656192" behindDoc="0" locked="0" layoutInCell="1" allowOverlap="1" ns4:editId="1E3B53AD">
                       <ns3:simplePos x="0" y="0"/>
                       <ns3:positionH relativeFrom="column">
                         <ns3:posOffset>648335</ns3:posOffset>
@@ -221,7 +221,7 @@
                 </ns1:Choice>
                 <ns1:Fallback>
                   <w:pict>
-                    <ns7:line ns2:anchorId="698EB06C" id="Straight Connector 6" ns8:spid="_x0000_s1026" style="position:absolute;z-index:251656192;visibility:visible;mso-wrap-style:square;mso-width-percent:0;mso-height-percent:0;mso-wrap-distance-left:9pt;mso-wrap-distance-top:0;mso-wrap-distance-right:9pt;mso-wrap-distance-bottom:0;mso-position-horizontal:absolute;mso-position-horizontal-relative:text;mso-position-vertical:absolute;mso-position-vertical-relative:text;mso-width-percent:0;mso-height-percent:0;mso-width-relative:margin;mso-height-relative:margin" from="51.05pt,17.45pt" to="224.9pt,17.45pt" ns8:gfxdata="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" strokecolor="black [3200]" strokeweight=".5pt">
+                    <ns7:line id="Straight Connector 6" ns8:spid="_x0000_s1026" style="position:absolute;z-index:251656192;visibility:visible;mso-wrap-style:square;mso-width-percent:0;mso-height-percent:0;mso-wrap-distance-left:9pt;mso-wrap-distance-top:0;mso-wrap-distance-right:9pt;mso-wrap-distance-bottom:0;mso-position-horizontal:absolute;mso-position-horizontal-relative:text;mso-position-vertical:absolute;mso-position-vertical-relative:text;mso-width-percent:0;mso-height-percent:0;mso-width-relative:margin;mso-height-relative:margin" from="51.05pt,17.45pt" to="224.9pt,17.45pt" ns8:gfxdata="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" strokecolor="black [3200]" strokeweight=".5pt">
                       <ns7:stroke joinstyle="miter"/>
                     </ns7:line>
                   </w:pict>
@@ -9328,7 +9328,7 @@
 </file>
 
 <file path=word/endnotes.xml><?xml version="1.0" encoding="utf-8"?>
-<w:endnotes xmlns:wpc="http://schemas.microsoft.com/office/word/2010/wordprocessingCanvas" xmlns:cx="http://schemas.microsoft.com/office/drawing/2014/chartex" xmlns:mc="http://schemas.openxmlformats.org/markup-compatibility/2006" xmlns:o="urn:schemas-microsoft-com:office:office" xmlns:r="http://schemas.openxmlformats.org/officeDocument/2006/relationships" xmlns:m="http://schemas.openxmlformats.org/officeDocument/2006/math" xmlns:v="urn:schemas-microsoft-com:vml" xmlns:wp14="http://schemas.microsoft.com/office/word/2010/wordprocessingDrawing" xmlns:wp="http://schemas.openxmlformats.org/drawingml/2006/wordprocessingDrawing" xmlns:w10="urn:schemas-microsoft-com:office:word" xmlns:w="http://schemas.openxmlformats.org/wordprocessingml/2006/main" xmlns:w14="http://schemas.microsoft.com/office/word/2010/wordml" xmlns:w15="http://schemas.microsoft.com/office/word/2012/wordml" xmlns:w16se="http://schemas.microsoft.com/office/word/2015/wordml/symex" xmlns:wpg="http://schemas.microsoft.com/office/word/2010/wordprocessingGroup" xmlns:wpi="http://schemas.microsoft.com/office/word/2010/wordprocessingInk" xmlns:wne="http://schemas.microsoft.com/office/word/2006/wordml" xmlns:wps="http://schemas.microsoft.com/office/word/2010/wordprocessingShape" mc:Ignorable="w14 w15 w16se wp14">
+<w:endnotes xmlns:wpc="http://schemas.microsoft.com/office/word/2010/wordprocessingCanvas" xmlns:cx="http://schemas.microsoft.com/office/drawing/2014/chartex" xmlns:mc="http://schemas.openxmlformats.org/markup-compatibility/2006" xmlns:o="urn:schemas-microsoft-com:office:office" xmlns:r="http://schemas.openxmlformats.org/officeDocument/2006/relationships" xmlns:m="http://schemas.openxmlformats.org/officeDocument/2006/math" xmlns:v="urn:schemas-microsoft-com:vml" xmlns:wp14="http://schemas.microsoft.com/office/word/2010/wordprocessingDrawing" xmlns:wp="http://schemas.openxmlformats.org/drawingml/2006/wordprocessingDrawing" xmlns:w10="urn:schemas-microsoft-com:office:word" xmlns:w="http://schemas.openxmlformats.org/wordprocessingml/2006/main" xmlns:w14="http://schemas.microsoft.com/office/word/2010/wordml" xmlns:w15="http://schemas.microsoft.com/office/word/2012/wordml" xmlns:w16se="http://schemas.microsoft.com/office/word/2015/wordml/symex" xmlns:wpg="http://schemas.microsoft.com/office/word/2010/wordprocessingGroup" xmlns:wpi="http://schemas.microsoft.com/office/word/2010/wordprocessingInk" xmlns:wne="http://schemas.microsoft.com/office/word/2006/wordml" xmlns:wps="http://schemas.microsoft.com/office/word/2010/wordprocessingShape">
   <w:endnote w:type="separator" w:id="-1">
     <w:p>
       <w:r>
@@ -9347,7 +9347,7 @@
 </file>
 
 <file path=word/footer1.xml><?xml version="1.0" encoding="utf-8"?>
-<w:ftr xmlns:wpc="http://schemas.microsoft.com/office/word/2010/wordprocessingCanvas" xmlns:cx="http://schemas.microsoft.com/office/drawing/2014/chartex" xmlns:mc="http://schemas.openxmlformats.org/markup-compatibility/2006" xmlns:o="urn:schemas-microsoft-com:office:office" xmlns:r="http://schemas.openxmlformats.org/officeDocument/2006/relationships" xmlns:m="http://schemas.openxmlformats.org/officeDocument/2006/math" xmlns:v="urn:schemas-microsoft-com:vml" xmlns:wp14="http://schemas.microsoft.com/office/word/2010/wordprocessingDrawing" xmlns:wp="http://schemas.openxmlformats.org/drawingml/2006/wordprocessingDrawing" xmlns:w10="urn:schemas-microsoft-com:office:word" xmlns:w="http://schemas.openxmlformats.org/wordprocessingml/2006/main" xmlns:w14="http://schemas.microsoft.com/office/word/2010/wordml" xmlns:w15="http://schemas.microsoft.com/office/word/2012/wordml" xmlns:w16se="http://schemas.microsoft.com/office/word/2015/wordml/symex" xmlns:wpg="http://schemas.microsoft.com/office/word/2010/wordprocessingGroup" xmlns:wpi="http://schemas.microsoft.com/office/word/2010/wordprocessingInk" xmlns:wne="http://schemas.microsoft.com/office/word/2006/wordml" xmlns:wps="http://schemas.microsoft.com/office/word/2010/wordprocessingShape" mc:Ignorable="w14 w15 w16se wp14">
+<w:ftr xmlns:wpc="http://schemas.microsoft.com/office/word/2010/wordprocessingCanvas" xmlns:cx="http://schemas.microsoft.com/office/drawing/2014/chartex" xmlns:mc="http://schemas.openxmlformats.org/markup-compatibility/2006" xmlns:o="urn:schemas-microsoft-com:office:office" xmlns:r="http://schemas.openxmlformats.org/officeDocument/2006/relationships" xmlns:m="http://schemas.openxmlformats.org/officeDocument/2006/math" xmlns:v="urn:schemas-microsoft-com:vml" xmlns:wp14="http://schemas.microsoft.com/office/word/2010/wordprocessingDrawing" xmlns:wp="http://schemas.openxmlformats.org/drawingml/2006/wordprocessingDrawing" xmlns:w10="urn:schemas-microsoft-com:office:word" xmlns:w="http://schemas.openxmlformats.org/wordprocessingml/2006/main" xmlns:w14="http://schemas.microsoft.com/office/word/2010/wordml" xmlns:w15="http://schemas.microsoft.com/office/word/2012/wordml" xmlns:w16se="http://schemas.microsoft.com/office/word/2015/wordml/symex" xmlns:wpg="http://schemas.microsoft.com/office/word/2010/wordprocessingGroup" xmlns:wpi="http://schemas.microsoft.com/office/word/2010/wordprocessingInk" xmlns:wne="http://schemas.microsoft.com/office/word/2006/wordml" xmlns:wps="http://schemas.microsoft.com/office/word/2010/wordprocessingShape">
   <w:p>
     <w:pPr>
       <w:pStyle w:val="Footer"/>
@@ -9363,7 +9363,7 @@
 </file>
 
 <file path=word/footnotes.xml><?xml version="1.0" encoding="utf-8"?>
-<w:footnotes xmlns:wpc="http://schemas.microsoft.com/office/word/2010/wordprocessingCanvas" xmlns:cx="http://schemas.microsoft.com/office/drawing/2014/chartex" xmlns:mc="http://schemas.openxmlformats.org/markup-compatibility/2006" xmlns:o="urn:schemas-microsoft-com:office:office" xmlns:r="http://schemas.openxmlformats.org/officeDocument/2006/relationships" xmlns:m="http://schemas.openxmlformats.org/officeDocument/2006/math" xmlns:v="urn:schemas-microsoft-com:vml" xmlns:wp14="http://schemas.microsoft.com/office/word/2010/wordprocessingDrawing" xmlns:wp="http://schemas.openxmlformats.org/drawingml/2006/wordprocessingDrawing" xmlns:w10="urn:schemas-microsoft-com:office:word" xmlns:w="http://schemas.openxmlformats.org/wordprocessingml/2006/main" xmlns:w14="http://schemas.microsoft.com/office/word/2010/wordml" xmlns:w15="http://schemas.microsoft.com/office/word/2012/wordml" xmlns:w16se="http://schemas.microsoft.com/office/word/2015/wordml/symex" xmlns:wpg="http://schemas.microsoft.com/office/word/2010/wordprocessingGroup" xmlns:wpi="http://schemas.microsoft.com/office/word/2010/wordprocessingInk" xmlns:wne="http://schemas.microsoft.com/office/word/2006/wordml" xmlns:wps="http://schemas.microsoft.com/office/word/2010/wordprocessingShape" mc:Ignorable="w14 w15 w16se wp14">
+<w:footnotes xmlns:wpc="http://schemas.microsoft.com/office/word/2010/wordprocessingCanvas" xmlns:cx="http://schemas.microsoft.com/office/drawing/2014/chartex" xmlns:mc="http://schemas.openxmlformats.org/markup-compatibility/2006" xmlns:o="urn:schemas-microsoft-com:office:office" xmlns:r="http://schemas.openxmlformats.org/officeDocument/2006/relationships" xmlns:m="http://schemas.openxmlformats.org/officeDocument/2006/math" xmlns:v="urn:schemas-microsoft-com:vml" xmlns:wp14="http://schemas.microsoft.com/office/word/2010/wordprocessingDrawing" xmlns:wp="http://schemas.openxmlformats.org/drawingml/2006/wordprocessingDrawing" xmlns:w10="urn:schemas-microsoft-com:office:word" xmlns:w="http://schemas.openxmlformats.org/wordprocessingml/2006/main" xmlns:w14="http://schemas.microsoft.com/office/word/2010/wordml" xmlns:w15="http://schemas.microsoft.com/office/word/2012/wordml" xmlns:w16se="http://schemas.microsoft.com/office/word/2015/wordml/symex" xmlns:wpg="http://schemas.microsoft.com/office/word/2010/wordprocessingGroup" xmlns:wpi="http://schemas.microsoft.com/office/word/2010/wordprocessingInk" xmlns:wne="http://schemas.microsoft.com/office/word/2006/wordml" xmlns:wps="http://schemas.microsoft.com/office/word/2010/wordprocessingShape">
   <w:footnote w:type="separator" w:id="-1">
     <w:p>
       <w:r>
@@ -9382,7 +9382,7 @@
 </file>
 
 <file path=word/header1.xml><?xml version="1.0" encoding="utf-8"?>
-<w:hdr xmlns:wpc="http://schemas.microsoft.com/office/word/2010/wordprocessingCanvas" xmlns:cx="http://schemas.microsoft.com/office/drawing/2014/chartex" xmlns:mc="http://schemas.openxmlformats.org/markup-compatibility/2006" xmlns:o="urn:schemas-microsoft-com:office:office" xmlns:r="http://schemas.openxmlformats.org/officeDocument/2006/relationships" xmlns:m="http://schemas.openxmlformats.org/officeDocument/2006/math" xmlns:v="urn:schemas-microsoft-com:vml" xmlns:wp14="http://schemas.microsoft.com/office/word/2010/wordprocessingDrawing" xmlns:wp="http://schemas.openxmlformats.org/drawingml/2006/wordprocessingDrawing" xmlns:w10="urn:schemas-microsoft-com:office:word" xmlns:w="http://schemas.openxmlformats.org/wordprocessingml/2006/main" xmlns:w14="http://schemas.microsoft.com/office/word/2010/wordml" xmlns:w15="http://schemas.microsoft.com/office/word/2012/wordml" xmlns:w16se="http://schemas.microsoft.com/office/word/2015/wordml/symex" xmlns:wpg="http://schemas.microsoft.com/office/word/2010/wordprocessingGroup" xmlns:wpi="http://schemas.microsoft.com/office/word/2010/wordprocessingInk" xmlns:wne="http://schemas.microsoft.com/office/word/2006/wordml" xmlns:wps="http://schemas.microsoft.com/office/word/2010/wordprocessingShape" mc:Ignorable="w14 w15 w16se wp14">
+<w:hdr xmlns:wpc="http://schemas.microsoft.com/office/word/2010/wordprocessingCanvas" xmlns:cx="http://schemas.microsoft.com/office/drawing/2014/chartex" xmlns:mc="http://schemas.openxmlformats.org/markup-compatibility/2006" xmlns:o="urn:schemas-microsoft-com:office:office" xmlns:r="http://schemas.openxmlformats.org/officeDocument/2006/relationships" xmlns:m="http://schemas.openxmlformats.org/officeDocument/2006/math" xmlns:v="urn:schemas-microsoft-com:vml" xmlns:wp14="http://schemas.microsoft.com/office/word/2010/wordprocessingDrawing" xmlns:wp="http://schemas.openxmlformats.org/drawingml/2006/wordprocessingDrawing" xmlns:w10="urn:schemas-microsoft-com:office:word" xmlns:w="http://schemas.openxmlformats.org/wordprocessingml/2006/main" xmlns:w14="http://schemas.microsoft.com/office/word/2010/wordml" xmlns:w15="http://schemas.microsoft.com/office/word/2012/wordml" xmlns:w16se="http://schemas.microsoft.com/office/word/2015/wordml/symex" xmlns:wpg="http://schemas.microsoft.com/office/word/2010/wordprocessingGroup" xmlns:wpi="http://schemas.microsoft.com/office/word/2010/wordprocessingInk" xmlns:wne="http://schemas.microsoft.com/office/word/2006/wordml" xmlns:wps="http://schemas.microsoft.com/office/word/2010/wordprocessingShape">
   <w:sdt>
     <w:sdtPr>
       <w:id w:val="-478067668"/>
@@ -9435,8 +9435,8 @@
 </file>
 
 <file path=word/numbering.xml><?xml version="1.0" encoding="utf-8"?>
-<w:numbering xmlns:wpc="http://schemas.microsoft.com/office/word/2010/wordprocessingCanvas" xmlns:cx="http://schemas.microsoft.com/office/drawing/2014/chartex" xmlns:mc="http://schemas.openxmlformats.org/markup-compatibility/2006" xmlns:o="urn:schemas-microsoft-com:office:office" xmlns:r="http://schemas.openxmlformats.org/officeDocument/2006/relationships" xmlns:m="http://schemas.openxmlformats.org/officeDocument/2006/math" xmlns:v="urn:schemas-microsoft-com:vml" xmlns:wp14="http://schemas.microsoft.com/office/word/2010/wordprocessingDrawing" xmlns:wp="http://schemas.openxmlformats.org/drawingml/2006/wordprocessingDrawing" xmlns:w10="urn:schemas-microsoft-com:office:word" xmlns:w="http://schemas.openxmlformats.org/wordprocessingml/2006/main" xmlns:w14="http://schemas.microsoft.com/office/word/2010/wordml" xmlns:w15="http://schemas.microsoft.com/office/word/2012/wordml" xmlns:w16se="http://schemas.microsoft.com/office/word/2015/wordml/symex" xmlns:wpg="http://schemas.microsoft.com/office/word/2010/wordprocessingGroup" xmlns:wpi="http://schemas.microsoft.com/office/word/2010/wordprocessingInk" xmlns:wne="http://schemas.microsoft.com/office/word/2006/wordml" xmlns:wps="http://schemas.microsoft.com/office/word/2010/wordprocessingShape" mc:Ignorable="w14 w15 w16se wp14">
-  <w:abstractNum w:abstractNumId="0" w15:restartNumberingAfterBreak="0">
+<w:numbering xmlns:wpc="http://schemas.microsoft.com/office/word/2010/wordprocessingCanvas" xmlns:cx="http://schemas.microsoft.com/office/drawing/2014/chartex" xmlns:mc="http://schemas.openxmlformats.org/markup-compatibility/2006" xmlns:o="urn:schemas-microsoft-com:office:office" xmlns:r="http://schemas.openxmlformats.org/officeDocument/2006/relationships" xmlns:m="http://schemas.openxmlformats.org/officeDocument/2006/math" xmlns:v="urn:schemas-microsoft-com:vml" xmlns:wp14="http://schemas.microsoft.com/office/word/2010/wordprocessingDrawing" xmlns:wp="http://schemas.openxmlformats.org/drawingml/2006/wordprocessingDrawing" xmlns:w10="urn:schemas-microsoft-com:office:word" xmlns:w="http://schemas.openxmlformats.org/wordprocessingml/2006/main" xmlns:w14="http://schemas.microsoft.com/office/word/2010/wordml" xmlns:w15="http://schemas.microsoft.com/office/word/2012/wordml" xmlns:w16se="http://schemas.microsoft.com/office/word/2015/wordml/symex" xmlns:wpg="http://schemas.microsoft.com/office/word/2010/wordprocessingGroup" xmlns:wpi="http://schemas.microsoft.com/office/word/2010/wordprocessingInk" xmlns:wne="http://schemas.microsoft.com/office/word/2006/wordml" xmlns:wps="http://schemas.microsoft.com/office/word/2010/wordprocessingShape">
+  <w:abstractNum w:abstractNumId="0">
     <w:nsid w:val="FFFFFF7C"/>
     <w:multiLevelType w:val="singleLevel"/>
     <w:tmpl w:val="445E584E"/>
@@ -9454,7 +9454,7 @@
       </w:pPr>
     </w:lvl>
   </w:abstractNum>
-  <w:abstractNum w:abstractNumId="1" w15:restartNumberingAfterBreak="0">
+  <w:abstractNum w:abstractNumId="1">
     <w:nsid w:val="FFFFFF7D"/>
     <w:multiLevelType w:val="singleLevel"/>
     <w:tmpl w:val="E3D05FDC"/>
@@ -9472,7 +9472,7 @@
       </w:pPr>
     </w:lvl>
   </w:abstractNum>
-  <w:abstractNum w:abstractNumId="2" w15:restartNumberingAfterBreak="0">
+  <w:abstractNum w:abstractNumId="2">
     <w:nsid w:val="FFFFFF7E"/>
     <w:multiLevelType w:val="singleLevel"/>
     <w:tmpl w:val="EAC65FBC"/>
@@ -9490,7 +9490,7 @@
       </w:pPr>
     </w:lvl>
   </w:abstractNum>
-  <w:abstractNum w:abstractNumId="3" w15:restartNumberingAfterBreak="0">
+  <w:abstractNum w:abstractNumId="3">
     <w:nsid w:val="FFFFFF7F"/>
     <w:multiLevelType w:val="singleLevel"/>
     <w:tmpl w:val="1B82C61A"/>
@@ -9508,7 +9508,7 @@
       </w:pPr>
     </w:lvl>
   </w:abstractNum>
-  <w:abstractNum w:abstractNumId="4" w15:restartNumberingAfterBreak="0">
+  <w:abstractNum w:abstractNumId="4">
     <w:nsid w:val="FFFFFF80"/>
     <w:multiLevelType w:val="singleLevel"/>
     <w:tmpl w:val="5DD2C1B0"/>
@@ -9529,7 +9529,7 @@
       </w:rPr>
     </w:lvl>
   </w:abstractNum>
-  <w:abstractNum w:abstractNumId="5" w15:restartNumberingAfterBreak="0">
+  <w:abstractNum w:abstractNumId="5">
     <w:nsid w:val="FFFFFF81"/>
     <w:multiLevelType w:val="singleLevel"/>
     <w:tmpl w:val="5A5CE44E"/>
@@ -9550,7 +9550,7 @@
       </w:rPr>
     </w:lvl>
   </w:abstractNum>
-  <w:abstractNum w:abstractNumId="6" w15:restartNumberingAfterBreak="0">
+  <w:abstractNum w:abstractNumId="6">
     <w:nsid w:val="FFFFFF82"/>
     <w:multiLevelType w:val="singleLevel"/>
     <w:tmpl w:val="DADCA9C2"/>
@@ -9571,7 +9571,7 @@
       </w:rPr>
     </w:lvl>
   </w:abstractNum>
-  <w:abstractNum w:abstractNumId="7" w15:restartNumberingAfterBreak="0">
+  <w:abstractNum w:abstractNumId="7">
     <w:nsid w:val="FFFFFF83"/>
     <w:multiLevelType w:val="singleLevel"/>
     <w:tmpl w:val="3C74852C"/>
@@ -9592,7 +9592,7 @@
       </w:rPr>
     </w:lvl>
   </w:abstractNum>
-  <w:abstractNum w:abstractNumId="8" w15:restartNumberingAfterBreak="0">
+  <w:abstractNum w:abstractNumId="8">
     <w:nsid w:val="FFFFFF88"/>
     <w:multiLevelType w:val="singleLevel"/>
     <w:tmpl w:val="46103E60"/>
@@ -9610,7 +9610,7 @@
       </w:pPr>
     </w:lvl>
   </w:abstractNum>
-  <w:abstractNum w:abstractNumId="9" w15:restartNumberingAfterBreak="0">
+  <w:abstractNum w:abstractNumId="9">
     <w:nsid w:val="FFFFFF89"/>
     <w:multiLevelType w:val="singleLevel"/>
     <w:tmpl w:val="A6FCADD0"/>
@@ -9631,7 +9631,7 @@
       </w:rPr>
     </w:lvl>
   </w:abstractNum>
-  <w:abstractNum w:abstractNumId="10" w15:restartNumberingAfterBreak="0">
+  <w:abstractNum w:abstractNumId="10">
     <w:nsid w:val="025F3346"/>
     <w:multiLevelType w:val="hybridMultilevel"/>
     <w:tmpl w:val="81BC7A8E"/>
@@ -9720,7 +9720,7 @@
       </w:pPr>
     </w:lvl>
   </w:abstractNum>
-  <w:abstractNum w:abstractNumId="11" w15:restartNumberingAfterBreak="0">
+  <w:abstractNum w:abstractNumId="11">
     <w:nsid w:val="0A5A5438"/>
     <w:multiLevelType w:val="hybridMultilevel"/>
     <w:tmpl w:val="120242B8"/>
@@ -9810,7 +9810,7 @@
       </w:pPr>
     </w:lvl>
   </w:abstractNum>
-  <w:abstractNum w:abstractNumId="12" w15:restartNumberingAfterBreak="0">
+  <w:abstractNum w:abstractNumId="12">
     <w:nsid w:val="0D8273AF"/>
     <w:multiLevelType w:val="hybridMultilevel"/>
     <w:tmpl w:val="93C69FBA"/>
@@ -9899,7 +9899,7 @@
       </w:pPr>
     </w:lvl>
   </w:abstractNum>
-  <w:abstractNum w:abstractNumId="13" w15:restartNumberingAfterBreak="0">
+  <w:abstractNum w:abstractNumId="13">
     <w:nsid w:val="119650FD"/>
     <w:multiLevelType w:val="hybridMultilevel"/>
     <w:tmpl w:val="89AAA324"/>
@@ -9988,7 +9988,7 @@
       </w:pPr>
     </w:lvl>
   </w:abstractNum>
-  <w:abstractNum w:abstractNumId="14" w15:restartNumberingAfterBreak="0">
+  <w:abstractNum w:abstractNumId="14">
     <w:nsid w:val="121A1E38"/>
     <w:multiLevelType w:val="hybridMultilevel"/>
     <w:tmpl w:val="42F081C6"/>
@@ -10078,7 +10078,7 @@
       </w:pPr>
     </w:lvl>
   </w:abstractNum>
-  <w:abstractNum w:abstractNumId="15" w15:restartNumberingAfterBreak="0">
+  <w:abstractNum w:abstractNumId="15">
     <w:nsid w:val="153E1A35"/>
     <w:multiLevelType w:val="hybridMultilevel"/>
     <w:tmpl w:val="4754B0E4"/>
@@ -10167,7 +10167,7 @@
       </w:pPr>
     </w:lvl>
   </w:abstractNum>
-  <w:abstractNum w:abstractNumId="16" w15:restartNumberingAfterBreak="0">
+  <w:abstractNum w:abstractNumId="16">
     <w:nsid w:val="16D8233A"/>
     <w:multiLevelType w:val="hybridMultilevel"/>
     <w:tmpl w:val="2320EC9E"/>
@@ -10257,7 +10257,7 @@
       </w:pPr>
     </w:lvl>
   </w:abstractNum>
-  <w:abstractNum w:abstractNumId="17" w15:restartNumberingAfterBreak="0">
+  <w:abstractNum w:abstractNumId="17">
     <w:nsid w:val="1FCD21C9"/>
     <w:multiLevelType w:val="hybridMultilevel"/>
     <w:tmpl w:val="B2667862"/>
@@ -10370,7 +10370,7 @@
       </w:rPr>
     </w:lvl>
   </w:abstractNum>
-  <w:abstractNum w:abstractNumId="18" w15:restartNumberingAfterBreak="0">
+  <w:abstractNum w:abstractNumId="18">
     <w:nsid w:val="20C73CC9"/>
     <w:multiLevelType w:val="hybridMultilevel"/>
     <w:tmpl w:val="66320EE6"/>
@@ -10459,7 +10459,7 @@
       </w:pPr>
     </w:lvl>
   </w:abstractNum>
-  <w:abstractNum w:abstractNumId="19" w15:restartNumberingAfterBreak="0">
+  <w:abstractNum w:abstractNumId="19">
     <w:nsid w:val="221243A1"/>
     <w:multiLevelType w:val="hybridMultilevel"/>
     <w:tmpl w:val="621E959A"/>
@@ -10572,7 +10572,7 @@
       </w:rPr>
     </w:lvl>
   </w:abstractNum>
-  <w:abstractNum w:abstractNumId="20" w15:restartNumberingAfterBreak="0">
+  <w:abstractNum w:abstractNumId="20">
     <w:nsid w:val="228321C9"/>
     <w:multiLevelType w:val="hybridMultilevel"/>
     <w:tmpl w:val="EC4CAD2E"/>
@@ -10661,7 +10661,7 @@
       </w:pPr>
     </w:lvl>
   </w:abstractNum>
-  <w:abstractNum w:abstractNumId="21" w15:restartNumberingAfterBreak="0">
+  <w:abstractNum w:abstractNumId="21">
     <w:nsid w:val="25C646C1"/>
     <w:multiLevelType w:val="hybridMultilevel"/>
     <w:tmpl w:val="37A04AA8"/>
@@ -10750,7 +10750,7 @@
       </w:pPr>
     </w:lvl>
   </w:abstractNum>
-  <w:abstractNum w:abstractNumId="22" w15:restartNumberingAfterBreak="0">
+  <w:abstractNum w:abstractNumId="22">
     <w:nsid w:val="286A2A93"/>
     <w:multiLevelType w:val="hybridMultilevel"/>
     <w:tmpl w:val="17EC22E8"/>
@@ -10839,7 +10839,7 @@
       </w:pPr>
     </w:lvl>
   </w:abstractNum>
-  <w:abstractNum w:abstractNumId="23" w15:restartNumberingAfterBreak="0">
+  <w:abstractNum w:abstractNumId="23">
     <w:nsid w:val="297F2888"/>
     <w:multiLevelType w:val="hybridMultilevel"/>
     <w:tmpl w:val="46B4E8CA"/>
@@ -10928,7 +10928,7 @@
       </w:pPr>
     </w:lvl>
   </w:abstractNum>
-  <w:abstractNum w:abstractNumId="24" w15:restartNumberingAfterBreak="0">
+  <w:abstractNum w:abstractNumId="24">
     <w:nsid w:val="2D3D3A75"/>
     <w:multiLevelType w:val="hybridMultilevel"/>
     <w:tmpl w:val="C7407768"/>
@@ -11017,7 +11017,7 @@
       </w:pPr>
     </w:lvl>
   </w:abstractNum>
-  <w:abstractNum w:abstractNumId="25" w15:restartNumberingAfterBreak="0">
+  <w:abstractNum w:abstractNumId="25">
     <w:nsid w:val="335C1E8E"/>
     <w:multiLevelType w:val="hybridMultilevel"/>
     <w:tmpl w:val="E38CEEA2"/>
@@ -11106,7 +11106,7 @@
       </w:pPr>
     </w:lvl>
   </w:abstractNum>
-  <w:abstractNum w:abstractNumId="26" w15:restartNumberingAfterBreak="0">
+  <w:abstractNum w:abstractNumId="26">
     <w:nsid w:val="36A935EE"/>
     <w:multiLevelType w:val="hybridMultilevel"/>
     <w:tmpl w:val="61BA79F6"/>
@@ -11195,7 +11195,7 @@
       </w:pPr>
     </w:lvl>
   </w:abstractNum>
-  <w:abstractNum w:abstractNumId="27" w15:restartNumberingAfterBreak="0">
+  <w:abstractNum w:abstractNumId="27">
     <w:nsid w:val="37351DB4"/>
     <w:multiLevelType w:val="hybridMultilevel"/>
     <w:tmpl w:val="5C64C4EE"/>
@@ -11284,7 +11284,7 @@
       </w:pPr>
     </w:lvl>
   </w:abstractNum>
-  <w:abstractNum w:abstractNumId="28" w15:restartNumberingAfterBreak="0">
+  <w:abstractNum w:abstractNumId="28">
     <w:nsid w:val="3A7E323F"/>
     <w:multiLevelType w:val="hybridMultilevel"/>
     <w:tmpl w:val="AF804F22"/>
@@ -11373,7 +11373,7 @@
       </w:pPr>
     </w:lvl>
   </w:abstractNum>
-  <w:abstractNum w:abstractNumId="29" w15:restartNumberingAfterBreak="0">
+  <w:abstractNum w:abstractNumId="29">
     <w:nsid w:val="3ED10A5F"/>
     <w:multiLevelType w:val="multilevel"/>
     <w:tmpl w:val="A1C8EDB2"/>
@@ -11527,7 +11527,7 @@
       </w:rPr>
     </w:lvl>
   </w:abstractNum>
-  <w:abstractNum w:abstractNumId="30" w15:restartNumberingAfterBreak="0">
+  <w:abstractNum w:abstractNumId="30">
     <w:nsid w:val="4181236E"/>
     <w:multiLevelType w:val="hybridMultilevel"/>
     <w:tmpl w:val="D2689C50"/>
@@ -11616,7 +11616,7 @@
       </w:pPr>
     </w:lvl>
   </w:abstractNum>
-  <w:abstractNum w:abstractNumId="31" w15:restartNumberingAfterBreak="0">
+  <w:abstractNum w:abstractNumId="31">
     <w:nsid w:val="438338CD"/>
     <w:multiLevelType w:val="hybridMultilevel"/>
     <w:tmpl w:val="910E68B2"/>
@@ -11705,7 +11705,7 @@
       </w:pPr>
     </w:lvl>
   </w:abstractNum>
-  <w:abstractNum w:abstractNumId="32" w15:restartNumberingAfterBreak="0">
+  <w:abstractNum w:abstractNumId="32">
     <w:nsid w:val="4E431DA0"/>
     <w:multiLevelType w:val="hybridMultilevel"/>
     <w:tmpl w:val="DC647ECA"/>
@@ -11818,7 +11818,7 @@
       </w:rPr>
     </w:lvl>
   </w:abstractNum>
-  <w:abstractNum w:abstractNumId="33" w15:restartNumberingAfterBreak="0">
+  <w:abstractNum w:abstractNumId="33">
     <w:nsid w:val="50214B7B"/>
     <w:multiLevelType w:val="hybridMultilevel"/>
     <w:tmpl w:val="CEFE8F1A"/>
@@ -11931,7 +11931,7 @@
       </w:rPr>
     </w:lvl>
   </w:abstractNum>
-  <w:abstractNum w:abstractNumId="34" w15:restartNumberingAfterBreak="0">
+  <w:abstractNum w:abstractNumId="34">
     <w:nsid w:val="56F127AF"/>
     <w:multiLevelType w:val="hybridMultilevel"/>
     <w:tmpl w:val="48BA9A04"/>
@@ -12044,7 +12044,7 @@
       </w:rPr>
     </w:lvl>
   </w:abstractNum>
-  <w:abstractNum w:abstractNumId="35" w15:restartNumberingAfterBreak="0">
+  <w:abstractNum w:abstractNumId="35">
     <w:nsid w:val="621F7D2F"/>
     <w:multiLevelType w:val="hybridMultilevel"/>
     <w:tmpl w:val="911EB3FA"/>
@@ -12133,7 +12133,7 @@
       </w:pPr>
     </w:lvl>
   </w:abstractNum>
-  <w:abstractNum w:abstractNumId="36" w15:restartNumberingAfterBreak="0">
+  <w:abstractNum w:abstractNumId="36">
     <w:nsid w:val="62CA35F8"/>
     <w:multiLevelType w:val="hybridMultilevel"/>
     <w:tmpl w:val="706422FA"/>
@@ -12246,7 +12246,7 @@
       </w:rPr>
     </w:lvl>
   </w:abstractNum>
-  <w:abstractNum w:abstractNumId="37" w15:restartNumberingAfterBreak="0">
+  <w:abstractNum w:abstractNumId="37">
     <w:nsid w:val="6AF61CFA"/>
     <w:multiLevelType w:val="hybridMultilevel"/>
     <w:tmpl w:val="D8442D82"/>
@@ -12335,7 +12335,7 @@
       </w:pPr>
     </w:lvl>
   </w:abstractNum>
-  <w:abstractNum w:abstractNumId="38" w15:restartNumberingAfterBreak="0">
+  <w:abstractNum w:abstractNumId="38">
     <w:nsid w:val="6E550AB6"/>
     <w:multiLevelType w:val="hybridMultilevel"/>
     <w:tmpl w:val="7EB453BC"/>
@@ -12424,7 +12424,7 @@
       </w:pPr>
     </w:lvl>
   </w:abstractNum>
-  <w:abstractNum w:abstractNumId="39" w15:restartNumberingAfterBreak="0">
+  <w:abstractNum w:abstractNumId="39">
     <w:nsid w:val="70B50DB4"/>
     <w:multiLevelType w:val="hybridMultilevel"/>
     <w:tmpl w:val="B6A8DCE4"/>
@@ -12513,7 +12513,7 @@
       </w:pPr>
     </w:lvl>
   </w:abstractNum>
-  <w:abstractNum w:abstractNumId="40" w15:restartNumberingAfterBreak="0">
+  <w:abstractNum w:abstractNumId="40">
     <w:nsid w:val="74745907"/>
     <w:multiLevelType w:val="hybridMultilevel"/>
     <w:tmpl w:val="6D4A32A0"/>
@@ -12602,7 +12602,7 @@
       </w:pPr>
     </w:lvl>
   </w:abstractNum>
-  <w:abstractNum w:abstractNumId="41" w15:restartNumberingAfterBreak="0">
+  <w:abstractNum w:abstractNumId="41">
     <w:nsid w:val="74CC0301"/>
     <w:multiLevelType w:val="hybridMultilevel"/>
     <w:tmpl w:val="B3402962"/>
@@ -12691,7 +12691,7 @@
       </w:pPr>
     </w:lvl>
   </w:abstractNum>
-  <w:abstractNum w:abstractNumId="42" w15:restartNumberingAfterBreak="0">
+  <w:abstractNum w:abstractNumId="42">
     <w:nsid w:val="7A206E2B"/>
     <w:multiLevelType w:val="hybridMultilevel"/>
     <w:tmpl w:val="7EB453BC"/>
@@ -12980,7 +12980,7 @@
 </file>
 
 <file path=word/styles.xml><?xml version="1.0" encoding="utf-8"?>
-<w:styles xmlns:mc="http://schemas.openxmlformats.org/markup-compatibility/2006" xmlns:r="http://schemas.openxmlformats.org/officeDocument/2006/relationships" xmlns:w="http://schemas.openxmlformats.org/wordprocessingml/2006/main" xmlns:w14="http://schemas.microsoft.com/office/word/2010/wordml" xmlns:w15="http://schemas.microsoft.com/office/word/2012/wordml" xmlns:w16se="http://schemas.microsoft.com/office/word/2015/wordml/symex" mc:Ignorable="w14 w15 w16se">
+<w:styles xmlns:mc="http://schemas.openxmlformats.org/markup-compatibility/2006" xmlns:r="http://schemas.openxmlformats.org/officeDocument/2006/relationships" xmlns:w="http://schemas.openxmlformats.org/wordprocessingml/2006/main" xmlns:w14="http://schemas.microsoft.com/office/word/2010/wordml" xmlns:w15="http://schemas.microsoft.com/office/word/2012/wordml" xmlns:w16se="http://schemas.microsoft.com/office/word/2015/wordml/symex">
   <w:docDefaults>
     <w:rPrDefault>
       <w:rPr>

--- a/skills/phong-vattu/assets/to-trinh-khlcnt-vattu.docx
+++ b/skills/phong-vattu/assets/to-trinh-khlcnt-vattu.docx
@@ -1,5 +1,86 @@
 
-<file path=word/document.xml><?xml version="1.0" encoding="utf-8"?>
+<file path=./[Content_Types].xml><?xml version="1.0" encoding="utf-8"?>
+<Types xmlns="http://schemas.openxmlformats.org/package/2006/content-types">
+  <Default Extension="rels" ContentType="application/vnd.openxmlformats-package.relationships+xml"/>
+  <Default Extension="xml" ContentType="application/xml"/>
+  <Override PartName="/word/document.xml" ContentType="application/vnd.openxmlformats-officedocument.wordprocessingml.document.main+xml"/>
+  <Override PartName="/customXml/itemProps1.xml" ContentType="application/vnd.openxmlformats-officedocument.customXmlProperties+xml"/>
+  <Override PartName="/word/numbering.xml" ContentType="application/vnd.openxmlformats-officedocument.wordprocessingml.numbering+xml"/>
+  <Override PartName="/word/styles.xml" ContentType="application/vnd.openxmlformats-officedocument.wordprocessingml.styles+xml"/>
+  <Override PartName="/word/settings.xml" ContentType="application/vnd.openxmlformats-officedocument.wordprocessingml.settings+xml"/>
+  <Override PartName="/word/webSettings.xml" ContentType="application/vnd.openxmlformats-officedocument.wordprocessingml.webSettings+xml"/>
+  <Override PartName="/word/footnotes.xml" ContentType="application/vnd.openxmlformats-officedocument.wordprocessingml.footnotes+xml"/>
+  <Override PartName="/word/endnotes.xml" ContentType="application/vnd.openxmlformats-officedocument.wordprocessingml.endnotes+xml"/>
+  <Override PartName="/word/header1.xml" ContentType="application/vnd.openxmlformats-officedocument.wordprocessingml.header+xml"/>
+  <Override PartName="/word/footer1.xml" ContentType="application/vnd.openxmlformats-officedocument.wordprocessingml.footer+xml"/>
+  <Override PartName="/word/fontTable.xml" ContentType="application/vnd.openxmlformats-officedocument.wordprocessingml.fontTable+xml"/>
+  <Override PartName="/word/theme/theme1.xml" ContentType="application/vnd.openxmlformats-officedocument.theme+xml"/>
+  <Override PartName="/docProps/core.xml" ContentType="application/vnd.openxmlformats-package.core-properties+xml"/>
+  <Override PartName="/docProps/app.xml" ContentType="application/vnd.openxmlformats-officedocument.extended-properties+xml"/>
+</Types>
+</file>
+
+<file path=./customXml/item1.xml><?xml version="1.0" encoding="utf-8"?>
+<b:Sources xmlns:b="http://schemas.openxmlformats.org/officeDocument/2006/bibliography" xmlns="http://schemas.openxmlformats.org/officeDocument/2006/bibliography" SelectedStyle="\APA.XSL" StyleName="APA"/>
+</file>
+
+<file path=./customXml/itemProps1.xml><?xml version="1.0" encoding="utf-8"?>
+<ds:datastoreItem xmlns:ds="http://schemas.openxmlformats.org/officeDocument/2006/customXml" ds:itemID="{2C8B2EC6-6BF0-4593-A640-55D2ACB336B2}">
+  <ds:schemaRefs>
+    <ds:schemaRef ds:uri="http://schemas.openxmlformats.org/officeDocument/2006/bibliography"/>
+  </ds:schemaRefs>
+</ds:datastoreItem>
+</file>
+
+<file path=./docProps/app.xml><?xml version="1.0" encoding="utf-8"?>
+<Properties xmlns="http://schemas.openxmlformats.org/officeDocument/2006/extended-properties" xmlns:vt="http://schemas.openxmlformats.org/officeDocument/2006/docPropsVTypes">
+  <Template>Normal</Template>
+  <TotalTime>5127</TotalTime>
+  <Pages>9</Pages>
+  <Words>2226</Words>
+  <Characters>12694</Characters>
+  <Application>Microsoft Office Word</Application>
+  <DocSecurity>0</DocSecurity>
+  <Lines>105</Lines>
+  <Paragraphs>29</Paragraphs>
+  <ScaleCrop>false</ScaleCrop>
+  <HeadingPairs>
+    <vt:vector size="2" baseType="variant">
+      <vt:variant>
+        <vt:lpstr>Title</vt:lpstr>
+      </vt:variant>
+      <vt:variant>
+        <vt:i4>1</vt:i4>
+      </vt:variant>
+    </vt:vector>
+  </HeadingPairs>
+  <TitlesOfParts>
+    <vt:vector size="1" baseType="lpstr">
+      <vt:lpstr>Tæng côc hËu cÇn</vt:lpstr>
+    </vt:vector>
+  </TitlesOfParts>
+  <Company>Viettel Corporation</Company>
+  <LinksUpToDate>false</LinksUpToDate>
+  <CharactersWithSpaces>14891</CharactersWithSpaces>
+  <SharedDoc>false</SharedDoc>
+  <HyperlinksChanged>false</HyperlinksChanged>
+  <AppVersion>16.0000</AppVersion>
+</Properties>
+</file>
+
+<file path=./docProps/core.xml><?xml version="1.0" encoding="utf-8"?>
+<cp:coreProperties xmlns:cp="http://schemas.openxmlformats.org/package/2006/metadata/core-properties" xmlns:dc="http://purl.org/dc/elements/1.1/" xmlns:dcterms="http://purl.org/dc/terms/" xmlns:dcmitype="http://purl.org/dc/dcmitype/" xmlns:xsi="http://www.w3.org/2001/XMLSchema-instance">
+  <dc:title>Tæng côc hËu cÇn</dc:title>
+  <dc:creator>X</dc:creator>
+  <cp:lastModifiedBy>MY</cp:lastModifiedBy>
+  <cp:revision>564</cp:revision>
+  <cp:lastPrinted>2025-09-22T01:59:00Z</cp:lastPrinted>
+  <dcterms:created xsi:type="dcterms:W3CDTF">2022-04-29T10:18:00Z</dcterms:created>
+  <dcterms:modified xsi:type="dcterms:W3CDTF">2026-04-24T03:50:00Z</dcterms:modified>
+</cp:coreProperties>
+</file>
+
+<file path=./word/document.xml><?xml version="1.0" encoding="utf-8"?>
 <w:document xmlns:ns1="http://schemas.openxmlformats.org/markup-compatibility/2006" xmlns:ns2="http://schemas.microsoft.com/office/word/2010/wordml" xmlns:ns3="http://schemas.openxmlformats.org/drawingml/2006/wordprocessingDrawing" xmlns:ns4="http://schemas.microsoft.com/office/word/2010/wordprocessingDrawing" xmlns:ns5="http://schemas.openxmlformats.org/drawingml/2006/main" xmlns:ns6="http://schemas.microsoft.com/office/word/2010/wordprocessingShape" xmlns:ns7="urn:schemas-microsoft-com:vml" xmlns:ns8="urn:schemas-microsoft-com:office:office" xmlns:ns9="http://schemas.openxmlformats.org/officeDocument/2006/relationships" xmlns:w="http://schemas.openxmlformats.org/wordprocessingml/2006/main" xmlns:wps="http://schemas.microsoft.com/office/word/2010/wordprocessingShape">
   <w:body>
     <w:tbl>
@@ -9327,7 +9408,7 @@
 </w:document>
 </file>
 
-<file path=word/endnotes.xml><?xml version="1.0" encoding="utf-8"?>
+<file path=./word/endnotes.xml><?xml version="1.0" encoding="utf-8"?>
 <w:endnotes xmlns:wpc="http://schemas.microsoft.com/office/word/2010/wordprocessingCanvas" xmlns:cx="http://schemas.microsoft.com/office/drawing/2014/chartex" xmlns:mc="http://schemas.openxmlformats.org/markup-compatibility/2006" xmlns:o="urn:schemas-microsoft-com:office:office" xmlns:r="http://schemas.openxmlformats.org/officeDocument/2006/relationships" xmlns:m="http://schemas.openxmlformats.org/officeDocument/2006/math" xmlns:v="urn:schemas-microsoft-com:vml" xmlns:wp14="http://schemas.microsoft.com/office/word/2010/wordprocessingDrawing" xmlns:wp="http://schemas.openxmlformats.org/drawingml/2006/wordprocessingDrawing" xmlns:w10="urn:schemas-microsoft-com:office:word" xmlns:w="http://schemas.openxmlformats.org/wordprocessingml/2006/main" xmlns:w14="http://schemas.microsoft.com/office/word/2010/wordml" xmlns:w15="http://schemas.microsoft.com/office/word/2012/wordml" xmlns:w16se="http://schemas.microsoft.com/office/word/2015/wordml/symex" xmlns:wpg="http://schemas.microsoft.com/office/word/2010/wordprocessingGroup" xmlns:wpi="http://schemas.microsoft.com/office/word/2010/wordprocessingInk" xmlns:wne="http://schemas.microsoft.com/office/word/2006/wordml" xmlns:wps="http://schemas.microsoft.com/office/word/2010/wordprocessingShape">
   <w:endnote w:type="separator" w:id="-1">
     <w:p>
@@ -9346,7 +9427,184 @@
 </w:endnotes>
 </file>
 
-<file path=word/footer1.xml><?xml version="1.0" encoding="utf-8"?>
+<file path=./word/fontTable.xml><?xml version="1.0" encoding="utf-8"?>
+<w:fonts xmlns:mc="http://schemas.openxmlformats.org/markup-compatibility/2006" xmlns:r="http://schemas.openxmlformats.org/officeDocument/2006/relationships" xmlns:w="http://schemas.openxmlformats.org/wordprocessingml/2006/main" xmlns:w14="http://schemas.microsoft.com/office/word/2010/wordml" xmlns:w15="http://schemas.microsoft.com/office/word/2012/wordml" xmlns:w16se="http://schemas.microsoft.com/office/word/2015/wordml/symex">
+  <w:font w:name="Symbol">
+    <w:panose1 w:val="05050102010706020507"/>
+    <w:family w:val="roman"/>
+    <w:pitch w:val="variable"/>
+    <w:sig w:usb0="00000000" w:usb1="10000000" w:usb2="00000000" w:usb3="00000000" w:csb0="80000000" w:csb1="00000000"/>
+  </w:font>
+  <w:font w:name="Times New Roman">
+    <w:panose1 w:val="02020603050405020304"/>
+    <w:family w:val="roman"/>
+    <w:pitch w:val="variable"/>
+    <w:sig w:usb0="E0002EFF" w:usb1="C000785B" w:usb2="00000009" w:usb3="00000000" w:csb0="000001FF" w:csb1="00000000"/>
+  </w:font>
+  <w:font w:name="Calibri">
+    <w:panose1 w:val="020F0502020204030204"/>
+    <w:family w:val="swiss"/>
+    <w:pitch w:val="variable"/>
+    <w:sig w:usb0="E4002EFF" w:usb1="C200247B" w:usb2="00000009" w:usb3="00000000" w:csb0="000001FF" w:csb1="00000000"/>
+  </w:font>
+  <w:font w:name="Courier New">
+    <w:panose1 w:val="02070309020205020404"/>
+    <w:family w:val="modern"/>
+    <w:pitch w:val="fixed"/>
+    <w:sig w:usb0="E0002EFF" w:usb1="C0007843" w:usb2="00000009" w:usb3="00000000" w:csb0="000001FF" w:csb1="00000000"/>
+  </w:font>
+  <w:font w:name="Wingdings">
+    <w:panose1 w:val="05000000000000000000"/>
+    <w:family w:val="auto"/>
+    <w:pitch w:val="variable"/>
+    <w:sig w:usb0="00000000" w:usb1="10000000" w:usb2="00000000" w:usb3="00000000" w:csb0="80000000" w:csb1="00000000"/>
+  </w:font>
+  <w:font w:name=".VnTimeH">
+    <w:altName w:val="Courier New"/>
+    <w:family w:val="swiss"/>
+    <w:pitch w:val="variable"/>
+    <w:sig w:usb0="00000001" w:usb1="00000000" w:usb2="00000000" w:usb3="00000000" w:csb0="00000013" w:csb1="00000000"/>
+  </w:font>
+  <w:font w:name="Arial">
+    <w:panose1 w:val="020B0604020202020204"/>
+    <w:family w:val="swiss"/>
+    <w:pitch w:val="variable"/>
+    <w:sig w:usb0="E0002EFF" w:usb1="C000785B" w:usb2="00000009" w:usb3="00000000" w:csb0="000001FF" w:csb1="00000000"/>
+  </w:font>
+  <w:font w:name=".VnTime">
+    <w:altName w:val="Times New Roman"/>
+    <w:family w:val="swiss"/>
+    <w:pitch w:val="variable"/>
+    <w:sig w:usb0="00000003" w:usb1="00000000" w:usb2="00000000" w:usb3="00000000" w:csb0="00000001" w:csb1="00000000"/>
+  </w:font>
+  <w:font w:name="Segoe UI">
+    <w:panose1 w:val="020B0502040204020203"/>
+    <w:family w:val="swiss"/>
+    <w:pitch w:val="variable"/>
+    <w:sig w:usb0="E4002EFF" w:usb1="C000E47F" w:usb2="00000009" w:usb3="00000000" w:csb0="000001FF" w:csb1="00000000"/>
+  </w:font>
+  <w:font w:name="Verdana">
+    <w:panose1 w:val="020B0604030504040204"/>
+    <w:family w:val="swiss"/>
+    <w:pitch w:val="variable"/>
+    <w:sig w:usb0="A00006FF" w:usb1="4000205B" w:usb2="00000010" w:usb3="00000000" w:csb0="0000019F" w:csb1="00000000"/>
+  </w:font>
+  <w:font w:name="Cambria">
+    <w:panose1 w:val="02040503050406030204"/>
+    <w:family w:val="roman"/>
+    <w:pitch w:val="variable"/>
+    <w:sig w:usb0="E00006FF" w:usb1="420024FF" w:usb2="02000000" w:usb3="00000000" w:csb0="0000019F" w:csb1="00000000"/>
+  </w:font>
+  <w:font w:name="Times">
+    <w:panose1 w:val="02020603050405020304"/>
+    <w:family w:val="roman"/>
+    <w:pitch w:val="variable"/>
+    <w:sig w:usb0="E0002EFF" w:usb1="C000785B" w:usb2="00000009" w:usb3="00000000" w:csb0="000001FF" w:csb1="00000000"/>
+  </w:font>
+  <w:font w:name="Book Antiqua">
+    <w:panose1 w:val="02040602050305030304"/>
+    <w:family w:val="roman"/>
+    <w:pitch w:val="variable"/>
+    <w:sig w:usb0="00000287" w:usb1="00000000" w:usb2="00000000" w:usb3="00000000" w:csb0="0000009F" w:csb1="00000000"/>
+  </w:font>
+  <w:font w:name="Times New Roman Bold">
+    <w:altName w:val="Vni 03 LinotypeZapfino Three"/>
+    <w:panose1 w:val="02020803070505020304"/>
+    <w:family w:val="roman"/>
+    <w:notTrueType/>
+    <w:pitch w:val="default"/>
+  </w:font>
+  <w:font w:name="Tms Rmn">
+    <w:panose1 w:val="02020603040505020304"/>
+    <w:family w:val="roman"/>
+    <w:notTrueType/>
+    <w:pitch w:val="variable"/>
+    <w:sig w:usb0="00000003" w:usb1="00000000" w:usb2="00000000" w:usb3="00000000" w:csb0="00000001" w:csb1="00000000"/>
+  </w:font>
+  <w:font w:name="CG Times">
+    <w:panose1 w:val="00000000000000000000"/>
+    <w:family w:val="roman"/>
+    <w:notTrueType/>
+    <w:pitch w:val="variable"/>
+    <w:sig w:usb0="00000003" w:usb1="00000000" w:usb2="00000000" w:usb3="00000000" w:csb0="00000001" w:csb1="00000000"/>
+  </w:font>
+  <w:font w:name="Arial Unicode MS">
+    <w:panose1 w:val="020B0604020202020204"/>
+    <w:family w:val="swiss"/>
+    <w:pitch w:val="variable"/>
+    <w:sig w:usb0="F7FFAFFF" w:usb1="E9DFFFFF" w:usb2="0000003F" w:usb3="00000000" w:csb0="003F01FF" w:csb1="00000000"/>
+  </w:font>
+  <w:font w:name="Helvetica Neue">
+    <w:altName w:val="Arial"/>
+    <w:family w:val="auto"/>
+    <w:pitch w:val="variable"/>
+    <w:sig w:usb0="E50002FF" w:usb1="500079DB" w:usb2="00000010" w:usb3="00000000" w:csb0="00000001" w:csb1="00000000"/>
+  </w:font>
+  <w:font w:name="‚l‚r –¾’©">
+    <w:panose1 w:val="00000000000000000000"/>
+    <w:family w:val="roman"/>
+    <w:notTrueType/>
+    <w:pitch w:val="default"/>
+    <w:sig w:usb0="00000003" w:usb1="00000000" w:usb2="00000000" w:usb3="00000000" w:csb0="00000001" w:csb1="00000000"/>
+  </w:font>
+  <w:font w:name="Arial-BoldMT">
+    <w:altName w:val="Arial"/>
+    <w:panose1 w:val="00000000000000000000"/>
+    <w:family w:val="swiss"/>
+    <w:notTrueType/>
+    <w:pitch w:val="default"/>
+    <w:sig w:usb0="00000003" w:usb1="00000000" w:usb2="00000000" w:usb3="00000000" w:csb0="00000001" w:csb1="00000000"/>
+  </w:font>
+  <w:font w:name="Tahoma">
+    <w:panose1 w:val="020B0604030504040204"/>
+    <w:family w:val="swiss"/>
+    <w:pitch w:val="variable"/>
+    <w:sig w:usb0="E1002EFF" w:usb1="C000605B" w:usb2="00000029" w:usb3="00000000" w:csb0="000101FF" w:csb1="00000000"/>
+  </w:font>
+  <w:font w:name="Optima">
+    <w:family w:val="auto"/>
+    <w:pitch w:val="variable"/>
+    <w:sig w:usb0="80000067" w:usb1="00000000" w:usb2="00000000" w:usb3="00000000" w:csb0="00000001" w:csb1="00000000"/>
+  </w:font>
+  <w:font w:name=".VnArial">
+    <w:altName w:val="Calibri"/>
+    <w:family w:val="swiss"/>
+    <w:pitch w:val="variable"/>
+    <w:sig w:usb0="00000007" w:usb1="00000000" w:usb2="00000000" w:usb3="00000000" w:csb0="00000011" w:csb1="00000000"/>
+  </w:font>
+  <w:font w:name="Ocean Sans MT Std Light">
+    <w:altName w:val="Arial"/>
+    <w:panose1 w:val="00000000000000000000"/>
+    <w:family w:val="swiss"/>
+    <w:notTrueType/>
+    <w:pitch w:val="default"/>
+    <w:sig w:usb0="00000003" w:usb1="00000000" w:usb2="00000000" w:usb3="00000000" w:csb0="00000001" w:csb1="00000000"/>
+  </w:font>
+  <w:font w:name="PMingLiU">
+    <w:altName w:val="新細明體"/>
+    <w:panose1 w:val="02010601000101010101"/>
+    <w:family w:val="auto"/>
+    <w:notTrueType/>
+    <w:pitch w:val="variable"/>
+    <w:sig w:usb0="00000001" w:usb1="08080000" w:usb2="00000010" w:usb3="00000000" w:csb0="00100000" w:csb1="00000000"/>
+  </w:font>
+  <w:font w:name="SimSun">
+    <w:altName w:val="宋体"/>
+    <w:panose1 w:val="02010600030101010101"/>
+    <w:family w:val="auto"/>
+    <w:pitch w:val="variable"/>
+    <w:sig w:usb0="00000203" w:usb1="288F0000" w:usb2="00000016" w:usb3="00000000" w:csb0="00040001" w:csb1="00000000"/>
+  </w:font>
+  <w:font w:name="Calibri Light">
+    <w:panose1 w:val="020F0302020204030204"/>
+    <w:family w:val="swiss"/>
+    <w:pitch w:val="variable"/>
+    <w:sig w:usb0="E4002EFF" w:usb1="C200247B" w:usb2="00000009" w:usb3="00000000" w:csb0="000001FF" w:csb1="00000000"/>
+  </w:font>
+</w:fonts>
+</file>
+
+<file path=./word/footer1.xml><?xml version="1.0" encoding="utf-8"?>
 <w:ftr xmlns:wpc="http://schemas.microsoft.com/office/word/2010/wordprocessingCanvas" xmlns:cx="http://schemas.microsoft.com/office/drawing/2014/chartex" xmlns:mc="http://schemas.openxmlformats.org/markup-compatibility/2006" xmlns:o="urn:schemas-microsoft-com:office:office" xmlns:r="http://schemas.openxmlformats.org/officeDocument/2006/relationships" xmlns:m="http://schemas.openxmlformats.org/officeDocument/2006/math" xmlns:v="urn:schemas-microsoft-com:vml" xmlns:wp14="http://schemas.microsoft.com/office/word/2010/wordprocessingDrawing" xmlns:wp="http://schemas.openxmlformats.org/drawingml/2006/wordprocessingDrawing" xmlns:w10="urn:schemas-microsoft-com:office:word" xmlns:w="http://schemas.openxmlformats.org/wordprocessingml/2006/main" xmlns:w14="http://schemas.microsoft.com/office/word/2010/wordml" xmlns:w15="http://schemas.microsoft.com/office/word/2012/wordml" xmlns:w16se="http://schemas.microsoft.com/office/word/2015/wordml/symex" xmlns:wpg="http://schemas.microsoft.com/office/word/2010/wordprocessingGroup" xmlns:wpi="http://schemas.microsoft.com/office/word/2010/wordprocessingInk" xmlns:wne="http://schemas.microsoft.com/office/word/2006/wordml" xmlns:wps="http://schemas.microsoft.com/office/word/2010/wordprocessingShape">
   <w:p>
     <w:pPr>
@@ -9362,7 +9620,7 @@
 </w:ftr>
 </file>
 
-<file path=word/footnotes.xml><?xml version="1.0" encoding="utf-8"?>
+<file path=./word/footnotes.xml><?xml version="1.0" encoding="utf-8"?>
 <w:footnotes xmlns:wpc="http://schemas.microsoft.com/office/word/2010/wordprocessingCanvas" xmlns:cx="http://schemas.microsoft.com/office/drawing/2014/chartex" xmlns:mc="http://schemas.openxmlformats.org/markup-compatibility/2006" xmlns:o="urn:schemas-microsoft-com:office:office" xmlns:r="http://schemas.openxmlformats.org/officeDocument/2006/relationships" xmlns:m="http://schemas.openxmlformats.org/officeDocument/2006/math" xmlns:v="urn:schemas-microsoft-com:vml" xmlns:wp14="http://schemas.microsoft.com/office/word/2010/wordprocessingDrawing" xmlns:wp="http://schemas.openxmlformats.org/drawingml/2006/wordprocessingDrawing" xmlns:w10="urn:schemas-microsoft-com:office:word" xmlns:w="http://schemas.openxmlformats.org/wordprocessingml/2006/main" xmlns:w14="http://schemas.microsoft.com/office/word/2010/wordml" xmlns:w15="http://schemas.microsoft.com/office/word/2012/wordml" xmlns:w16se="http://schemas.microsoft.com/office/word/2015/wordml/symex" xmlns:wpg="http://schemas.microsoft.com/office/word/2010/wordprocessingGroup" xmlns:wpi="http://schemas.microsoft.com/office/word/2010/wordprocessingInk" xmlns:wne="http://schemas.microsoft.com/office/word/2006/wordml" xmlns:wps="http://schemas.microsoft.com/office/word/2010/wordprocessingShape">
   <w:footnote w:type="separator" w:id="-1">
     <w:p>
@@ -9381,7 +9639,7 @@
 </w:footnotes>
 </file>
 
-<file path=word/header1.xml><?xml version="1.0" encoding="utf-8"?>
+<file path=./word/header1.xml><?xml version="1.0" encoding="utf-8"?>
 <w:hdr xmlns:wpc="http://schemas.microsoft.com/office/word/2010/wordprocessingCanvas" xmlns:cx="http://schemas.microsoft.com/office/drawing/2014/chartex" xmlns:mc="http://schemas.openxmlformats.org/markup-compatibility/2006" xmlns:o="urn:schemas-microsoft-com:office:office" xmlns:r="http://schemas.openxmlformats.org/officeDocument/2006/relationships" xmlns:m="http://schemas.openxmlformats.org/officeDocument/2006/math" xmlns:v="urn:schemas-microsoft-com:vml" xmlns:wp14="http://schemas.microsoft.com/office/word/2010/wordprocessingDrawing" xmlns:wp="http://schemas.openxmlformats.org/drawingml/2006/wordprocessingDrawing" xmlns:w10="urn:schemas-microsoft-com:office:word" xmlns:w="http://schemas.openxmlformats.org/wordprocessingml/2006/main" xmlns:w14="http://schemas.microsoft.com/office/word/2010/wordml" xmlns:w15="http://schemas.microsoft.com/office/word/2012/wordml" xmlns:w16se="http://schemas.microsoft.com/office/word/2015/wordml/symex" xmlns:wpg="http://schemas.microsoft.com/office/word/2010/wordprocessingGroup" xmlns:wpi="http://schemas.microsoft.com/office/word/2010/wordprocessingInk" xmlns:wne="http://schemas.microsoft.com/office/word/2006/wordml" xmlns:wps="http://schemas.microsoft.com/office/word/2010/wordprocessingShape">
   <w:sdt>
     <w:sdtPr>
@@ -9434,7 +9692,7 @@
 </w:hdr>
 </file>
 
-<file path=word/numbering.xml><?xml version="1.0" encoding="utf-8"?>
+<file path=./word/numbering.xml><?xml version="1.0" encoding="utf-8"?>
 <w:numbering xmlns:wpc="http://schemas.microsoft.com/office/word/2010/wordprocessingCanvas" xmlns:cx="http://schemas.microsoft.com/office/drawing/2014/chartex" xmlns:mc="http://schemas.openxmlformats.org/markup-compatibility/2006" xmlns:o="urn:schemas-microsoft-com:office:office" xmlns:r="http://schemas.openxmlformats.org/officeDocument/2006/relationships" xmlns:m="http://schemas.openxmlformats.org/officeDocument/2006/math" xmlns:v="urn:schemas-microsoft-com:vml" xmlns:wp14="http://schemas.microsoft.com/office/word/2010/wordprocessingDrawing" xmlns:wp="http://schemas.openxmlformats.org/drawingml/2006/wordprocessingDrawing" xmlns:w10="urn:schemas-microsoft-com:office:word" xmlns:w="http://schemas.openxmlformats.org/wordprocessingml/2006/main" xmlns:w14="http://schemas.microsoft.com/office/word/2010/wordml" xmlns:w15="http://schemas.microsoft.com/office/word/2012/wordml" xmlns:w16se="http://schemas.microsoft.com/office/word/2015/wordml/symex" xmlns:wpg="http://schemas.microsoft.com/office/word/2010/wordprocessingGroup" xmlns:wpi="http://schemas.microsoft.com/office/word/2010/wordprocessingInk" xmlns:wne="http://schemas.microsoft.com/office/word/2006/wordml" xmlns:wps="http://schemas.microsoft.com/office/word/2010/wordprocessingShape">
   <w:abstractNum w:abstractNumId="0">
     <w:nsid w:val="FFFFFF7C"/>
@@ -12979,7 +13237,2031 @@
 </w:numbering>
 </file>
 
-<file path=word/styles.xml><?xml version="1.0" encoding="utf-8"?>
+<file path=./word/settings.xml><?xml version="1.0" encoding="utf-8"?>
+<w:settings xmlns:mc="http://schemas.openxmlformats.org/markup-compatibility/2006" xmlns:o="urn:schemas-microsoft-com:office:office" xmlns:r="http://schemas.openxmlformats.org/officeDocument/2006/relationships" xmlns:m="http://schemas.openxmlformats.org/officeDocument/2006/math" xmlns:v="urn:schemas-microsoft-com:vml" xmlns:w10="urn:schemas-microsoft-com:office:word" xmlns:w="http://schemas.openxmlformats.org/wordprocessingml/2006/main" xmlns:w14="http://schemas.microsoft.com/office/word/2010/wordml" xmlns:w15="http://schemas.microsoft.com/office/word/2012/wordml" xmlns:w16se="http://schemas.microsoft.com/office/word/2015/wordml/symex" xmlns:sl="http://schemas.openxmlformats.org/schemaLibrary/2006/main">
+  <w:zoom w:percent="100"/>
+  <w:hideSpellingErrors/>
+  <w:stylePaneFormatFilter w:val="3F01" w:allStyles="1" w:customStyles="0" w:latentStyles="0" w:stylesInUse="0" w:headingStyles="0" w:numberingStyles="0" w:tableStyles="0" w:directFormattingOnRuns="1" w:directFormattingOnParagraphs="1" w:directFormattingOnNumbering="1" w:directFormattingOnTables="1" w:clearFormatting="1" w:top3HeadingStyles="1" w:visibleStyles="0" w:alternateStyleNames="0"/>
+  <w:defaultTabStop w:val="720"/>
+  <w:drawingGridHorizontalSpacing w:val="187"/>
+  <w:drawingGridVerticalSpacing w:val="381"/>
+  <w:characterSpacingControl w:val="doNotCompress"/>
+  <w:hdrShapeDefaults>
+    <o:shapedefaults v:ext="edit" spidmax="2049"/>
+  </w:hdrShapeDefaults>
+  <w:compat>
+    <w:compatSetting w:name="compatibilityMode" w:uri="http://schemas.microsoft.com/office/word" w:val="14"/>
+    <w:compatSetting w:name="overrideTableStyleFontSizeAndJustification" w:uri="http://schemas.microsoft.com/office/word" w:val="1"/>
+    <w:compatSetting w:name="enableOpenTypeFeatures" w:uri="http://schemas.microsoft.com/office/word" w:val="1"/>
+    <w:compatSetting w:name="doNotFlipMirrorIndents" w:uri="http://schemas.microsoft.com/office/word" w:val="1"/>
+  </w:compat>
+  <w:rsids>
+    <w:rsidRoot w:val="00952945"/>
+    <w:rsid w:val="000031AA"/>
+    <w:rsid w:val="00004066"/>
+    <w:rsid w:val="00005F37"/>
+    <w:rsid w:val="00006272"/>
+    <w:rsid w:val="0000661F"/>
+    <w:rsid w:val="00007B71"/>
+    <w:rsid w:val="00007C6D"/>
+    <w:rsid w:val="00010069"/>
+    <w:rsid w:val="000118E7"/>
+    <w:rsid w:val="00012B48"/>
+    <w:rsid w:val="00013BEE"/>
+    <w:rsid w:val="000141DC"/>
+    <w:rsid w:val="00014A35"/>
+    <w:rsid w:val="00015B15"/>
+    <w:rsid w:val="00017B8B"/>
+    <w:rsid w:val="0002261E"/>
+    <w:rsid w:val="000233EA"/>
+    <w:rsid w:val="00023BA8"/>
+    <w:rsid w:val="00024A7C"/>
+    <w:rsid w:val="000257CE"/>
+    <w:rsid w:val="0002664E"/>
+    <w:rsid w:val="00027142"/>
+    <w:rsid w:val="00027F28"/>
+    <w:rsid w:val="00030276"/>
+    <w:rsid w:val="000303D6"/>
+    <w:rsid w:val="000307FD"/>
+    <w:rsid w:val="00031790"/>
+    <w:rsid w:val="00032D61"/>
+    <w:rsid w:val="000334C3"/>
+    <w:rsid w:val="00033D87"/>
+    <w:rsid w:val="0003473A"/>
+    <w:rsid w:val="00035E2A"/>
+    <w:rsid w:val="00036861"/>
+    <w:rsid w:val="00036FD5"/>
+    <w:rsid w:val="00040AA0"/>
+    <w:rsid w:val="00045061"/>
+    <w:rsid w:val="00045299"/>
+    <w:rsid w:val="000464B3"/>
+    <w:rsid w:val="00050AF7"/>
+    <w:rsid w:val="00050BA9"/>
+    <w:rsid w:val="00051AAA"/>
+    <w:rsid w:val="00052253"/>
+    <w:rsid w:val="00052D1F"/>
+    <w:rsid w:val="00055591"/>
+    <w:rsid w:val="00055721"/>
+    <w:rsid w:val="0005643B"/>
+    <w:rsid w:val="00060460"/>
+    <w:rsid w:val="00060F87"/>
+    <w:rsid w:val="000611C3"/>
+    <w:rsid w:val="00063E11"/>
+    <w:rsid w:val="0006420B"/>
+    <w:rsid w:val="000642A7"/>
+    <w:rsid w:val="0006525A"/>
+    <w:rsid w:val="00065AC3"/>
+    <w:rsid w:val="000661BE"/>
+    <w:rsid w:val="0006673C"/>
+    <w:rsid w:val="000679C8"/>
+    <w:rsid w:val="00073405"/>
+    <w:rsid w:val="00074C25"/>
+    <w:rsid w:val="0007527F"/>
+    <w:rsid w:val="000769C5"/>
+    <w:rsid w:val="00076F12"/>
+    <w:rsid w:val="00077E32"/>
+    <w:rsid w:val="00080F11"/>
+    <w:rsid w:val="00081A49"/>
+    <w:rsid w:val="00082A31"/>
+    <w:rsid w:val="000839C7"/>
+    <w:rsid w:val="00083BAB"/>
+    <w:rsid w:val="00083E94"/>
+    <w:rsid w:val="000847E5"/>
+    <w:rsid w:val="00084E42"/>
+    <w:rsid w:val="00086003"/>
+    <w:rsid w:val="00087338"/>
+    <w:rsid w:val="00091577"/>
+    <w:rsid w:val="00091692"/>
+    <w:rsid w:val="00091BE2"/>
+    <w:rsid w:val="00092D76"/>
+    <w:rsid w:val="00093598"/>
+    <w:rsid w:val="00094949"/>
+    <w:rsid w:val="0009594B"/>
+    <w:rsid w:val="000965EE"/>
+    <w:rsid w:val="000A21F8"/>
+    <w:rsid w:val="000A2482"/>
+    <w:rsid w:val="000A24F2"/>
+    <w:rsid w:val="000A425A"/>
+    <w:rsid w:val="000A57E1"/>
+    <w:rsid w:val="000A65A6"/>
+    <w:rsid w:val="000A67F7"/>
+    <w:rsid w:val="000A7A8C"/>
+    <w:rsid w:val="000B0D54"/>
+    <w:rsid w:val="000B0E61"/>
+    <w:rsid w:val="000B1A11"/>
+    <w:rsid w:val="000B2790"/>
+    <w:rsid w:val="000B2E5C"/>
+    <w:rsid w:val="000B3145"/>
+    <w:rsid w:val="000B3A80"/>
+    <w:rsid w:val="000B5737"/>
+    <w:rsid w:val="000B6B6B"/>
+    <w:rsid w:val="000B735F"/>
+    <w:rsid w:val="000C21D9"/>
+    <w:rsid w:val="000C2D5E"/>
+    <w:rsid w:val="000C3101"/>
+    <w:rsid w:val="000C3428"/>
+    <w:rsid w:val="000C4B3B"/>
+    <w:rsid w:val="000C5204"/>
+    <w:rsid w:val="000C7333"/>
+    <w:rsid w:val="000D06C2"/>
+    <w:rsid w:val="000D1F8F"/>
+    <w:rsid w:val="000D40DB"/>
+    <w:rsid w:val="000D4A69"/>
+    <w:rsid w:val="000D5CB8"/>
+    <w:rsid w:val="000D5DF2"/>
+    <w:rsid w:val="000D60B8"/>
+    <w:rsid w:val="000D6355"/>
+    <w:rsid w:val="000E1C81"/>
+    <w:rsid w:val="000E2623"/>
+    <w:rsid w:val="000E2FA1"/>
+    <w:rsid w:val="000E3A6A"/>
+    <w:rsid w:val="000E3DF7"/>
+    <w:rsid w:val="000E44B5"/>
+    <w:rsid w:val="000E6988"/>
+    <w:rsid w:val="000F0023"/>
+    <w:rsid w:val="000F0DB8"/>
+    <w:rsid w:val="000F15BB"/>
+    <w:rsid w:val="000F2CA1"/>
+    <w:rsid w:val="000F3350"/>
+    <w:rsid w:val="000F487A"/>
+    <w:rsid w:val="000F49F4"/>
+    <w:rsid w:val="000F6655"/>
+    <w:rsid w:val="000F73A1"/>
+    <w:rsid w:val="000F77E7"/>
+    <w:rsid w:val="000F7BB7"/>
+    <w:rsid w:val="000F7D8E"/>
+    <w:rsid w:val="001023FA"/>
+    <w:rsid w:val="00103FF5"/>
+    <w:rsid w:val="00104CF7"/>
+    <w:rsid w:val="00111A1A"/>
+    <w:rsid w:val="00111FBB"/>
+    <w:rsid w:val="00112772"/>
+    <w:rsid w:val="00113FC0"/>
+    <w:rsid w:val="00117DB3"/>
+    <w:rsid w:val="00120072"/>
+    <w:rsid w:val="001206AC"/>
+    <w:rsid w:val="001219C5"/>
+    <w:rsid w:val="001221D2"/>
+    <w:rsid w:val="00125B0B"/>
+    <w:rsid w:val="001264E3"/>
+    <w:rsid w:val="00126A6E"/>
+    <w:rsid w:val="00126B70"/>
+    <w:rsid w:val="0012781C"/>
+    <w:rsid w:val="00132421"/>
+    <w:rsid w:val="001329FA"/>
+    <w:rsid w:val="00132F8E"/>
+    <w:rsid w:val="00133581"/>
+    <w:rsid w:val="00134815"/>
+    <w:rsid w:val="00135985"/>
+    <w:rsid w:val="00135AEE"/>
+    <w:rsid w:val="00136155"/>
+    <w:rsid w:val="001372D3"/>
+    <w:rsid w:val="001377B3"/>
+    <w:rsid w:val="00137C97"/>
+    <w:rsid w:val="00140F83"/>
+    <w:rsid w:val="00141F97"/>
+    <w:rsid w:val="00142221"/>
+    <w:rsid w:val="00142B11"/>
+    <w:rsid w:val="00144624"/>
+    <w:rsid w:val="00146475"/>
+    <w:rsid w:val="0014667C"/>
+    <w:rsid w:val="001468FF"/>
+    <w:rsid w:val="00146D07"/>
+    <w:rsid w:val="0014714A"/>
+    <w:rsid w:val="00147829"/>
+    <w:rsid w:val="00151239"/>
+    <w:rsid w:val="00152395"/>
+    <w:rsid w:val="0015273B"/>
+    <w:rsid w:val="00154C65"/>
+    <w:rsid w:val="001551A0"/>
+    <w:rsid w:val="0015558C"/>
+    <w:rsid w:val="001555CA"/>
+    <w:rsid w:val="0015594B"/>
+    <w:rsid w:val="00155B4D"/>
+    <w:rsid w:val="00155FED"/>
+    <w:rsid w:val="00156B46"/>
+    <w:rsid w:val="00157443"/>
+    <w:rsid w:val="001579D5"/>
+    <w:rsid w:val="0016051D"/>
+    <w:rsid w:val="00160AFE"/>
+    <w:rsid w:val="001620B8"/>
+    <w:rsid w:val="00162A21"/>
+    <w:rsid w:val="0016301B"/>
+    <w:rsid w:val="001640E2"/>
+    <w:rsid w:val="001675B5"/>
+    <w:rsid w:val="00170A95"/>
+    <w:rsid w:val="00172B53"/>
+    <w:rsid w:val="001730CB"/>
+    <w:rsid w:val="00174BA5"/>
+    <w:rsid w:val="00175358"/>
+    <w:rsid w:val="00175BEA"/>
+    <w:rsid w:val="00176683"/>
+    <w:rsid w:val="001827AA"/>
+    <w:rsid w:val="001830C6"/>
+    <w:rsid w:val="00183E01"/>
+    <w:rsid w:val="00184310"/>
+    <w:rsid w:val="001846D6"/>
+    <w:rsid w:val="0018633B"/>
+    <w:rsid w:val="001864DE"/>
+    <w:rsid w:val="0019033D"/>
+    <w:rsid w:val="00191F6B"/>
+    <w:rsid w:val="00192420"/>
+    <w:rsid w:val="00192C02"/>
+    <w:rsid w:val="00194A01"/>
+    <w:rsid w:val="001964A5"/>
+    <w:rsid w:val="001A0A90"/>
+    <w:rsid w:val="001A0C1D"/>
+    <w:rsid w:val="001A324B"/>
+    <w:rsid w:val="001A4E5C"/>
+    <w:rsid w:val="001B1E25"/>
+    <w:rsid w:val="001B2070"/>
+    <w:rsid w:val="001B3991"/>
+    <w:rsid w:val="001B40C9"/>
+    <w:rsid w:val="001B4DE2"/>
+    <w:rsid w:val="001B5E5F"/>
+    <w:rsid w:val="001C094A"/>
+    <w:rsid w:val="001C1CE6"/>
+    <w:rsid w:val="001C289D"/>
+    <w:rsid w:val="001C4EFD"/>
+    <w:rsid w:val="001C7DF1"/>
+    <w:rsid w:val="001D0E2E"/>
+    <w:rsid w:val="001D1B40"/>
+    <w:rsid w:val="001D275E"/>
+    <w:rsid w:val="001D31A5"/>
+    <w:rsid w:val="001D439C"/>
+    <w:rsid w:val="001D6DE7"/>
+    <w:rsid w:val="001E0097"/>
+    <w:rsid w:val="001E021B"/>
+    <w:rsid w:val="001E2A35"/>
+    <w:rsid w:val="001E33FB"/>
+    <w:rsid w:val="001E4E01"/>
+    <w:rsid w:val="001E4F8C"/>
+    <w:rsid w:val="001E63C8"/>
+    <w:rsid w:val="001F0C9F"/>
+    <w:rsid w:val="001F0E2A"/>
+    <w:rsid w:val="001F13EA"/>
+    <w:rsid w:val="001F4112"/>
+    <w:rsid w:val="001F47EC"/>
+    <w:rsid w:val="001F5125"/>
+    <w:rsid w:val="001F53BC"/>
+    <w:rsid w:val="001F5C87"/>
+    <w:rsid w:val="001F62DE"/>
+    <w:rsid w:val="002026E6"/>
+    <w:rsid w:val="0020309C"/>
+    <w:rsid w:val="00203967"/>
+    <w:rsid w:val="00205C2A"/>
+    <w:rsid w:val="002077A2"/>
+    <w:rsid w:val="00211477"/>
+    <w:rsid w:val="00213F5B"/>
+    <w:rsid w:val="00214D4A"/>
+    <w:rsid w:val="00216A45"/>
+    <w:rsid w:val="00220E64"/>
+    <w:rsid w:val="00221118"/>
+    <w:rsid w:val="00221356"/>
+    <w:rsid w:val="002215B7"/>
+    <w:rsid w:val="00221D7E"/>
+    <w:rsid w:val="002229DF"/>
+    <w:rsid w:val="00222E5D"/>
+    <w:rsid w:val="00223389"/>
+    <w:rsid w:val="00223427"/>
+    <w:rsid w:val="0022351E"/>
+    <w:rsid w:val="002237F8"/>
+    <w:rsid w:val="00223A21"/>
+    <w:rsid w:val="00224C89"/>
+    <w:rsid w:val="00224F86"/>
+    <w:rsid w:val="00225265"/>
+    <w:rsid w:val="00225F01"/>
+    <w:rsid w:val="0022613D"/>
+    <w:rsid w:val="00226390"/>
+    <w:rsid w:val="00230EE3"/>
+    <w:rsid w:val="0023120C"/>
+    <w:rsid w:val="00231A90"/>
+    <w:rsid w:val="00231F37"/>
+    <w:rsid w:val="00235221"/>
+    <w:rsid w:val="0023633C"/>
+    <w:rsid w:val="002378B6"/>
+    <w:rsid w:val="00241ECC"/>
+    <w:rsid w:val="00242365"/>
+    <w:rsid w:val="00243878"/>
+    <w:rsid w:val="00243F3B"/>
+    <w:rsid w:val="00244486"/>
+    <w:rsid w:val="00244F5E"/>
+    <w:rsid w:val="00245C76"/>
+    <w:rsid w:val="00246B71"/>
+    <w:rsid w:val="00247BD7"/>
+    <w:rsid w:val="00252AAF"/>
+    <w:rsid w:val="00255580"/>
+    <w:rsid w:val="00255B8A"/>
+    <w:rsid w:val="002601AC"/>
+    <w:rsid w:val="00261078"/>
+    <w:rsid w:val="00261C09"/>
+    <w:rsid w:val="00261EA0"/>
+    <w:rsid w:val="00262957"/>
+    <w:rsid w:val="00262B29"/>
+    <w:rsid w:val="002639BF"/>
+    <w:rsid w:val="0026512E"/>
+    <w:rsid w:val="002666D6"/>
+    <w:rsid w:val="0026779C"/>
+    <w:rsid w:val="00267CFF"/>
+    <w:rsid w:val="00270734"/>
+    <w:rsid w:val="002707AD"/>
+    <w:rsid w:val="00270815"/>
+    <w:rsid w:val="00270FF8"/>
+    <w:rsid w:val="0027449A"/>
+    <w:rsid w:val="00275177"/>
+    <w:rsid w:val="00275E07"/>
+    <w:rsid w:val="002764AE"/>
+    <w:rsid w:val="00276A62"/>
+    <w:rsid w:val="00276B12"/>
+    <w:rsid w:val="00277B71"/>
+    <w:rsid w:val="00281C66"/>
+    <w:rsid w:val="00282861"/>
+    <w:rsid w:val="0028345F"/>
+    <w:rsid w:val="00284468"/>
+    <w:rsid w:val="00284976"/>
+    <w:rsid w:val="0028497E"/>
+    <w:rsid w:val="002850B2"/>
+    <w:rsid w:val="00285837"/>
+    <w:rsid w:val="00286B30"/>
+    <w:rsid w:val="0029048D"/>
+    <w:rsid w:val="002950CD"/>
+    <w:rsid w:val="002955F2"/>
+    <w:rsid w:val="00295C74"/>
+    <w:rsid w:val="00297427"/>
+    <w:rsid w:val="002A0B3A"/>
+    <w:rsid w:val="002A1D6B"/>
+    <w:rsid w:val="002A2DB7"/>
+    <w:rsid w:val="002A64EA"/>
+    <w:rsid w:val="002A6596"/>
+    <w:rsid w:val="002A7056"/>
+    <w:rsid w:val="002B0578"/>
+    <w:rsid w:val="002B18FC"/>
+    <w:rsid w:val="002B2841"/>
+    <w:rsid w:val="002B2D77"/>
+    <w:rsid w:val="002B3049"/>
+    <w:rsid w:val="002B39A8"/>
+    <w:rsid w:val="002B42AA"/>
+    <w:rsid w:val="002B476F"/>
+    <w:rsid w:val="002B562A"/>
+    <w:rsid w:val="002C0DC5"/>
+    <w:rsid w:val="002C0FE2"/>
+    <w:rsid w:val="002C1FD0"/>
+    <w:rsid w:val="002C3A67"/>
+    <w:rsid w:val="002C418B"/>
+    <w:rsid w:val="002C6B6A"/>
+    <w:rsid w:val="002D289D"/>
+    <w:rsid w:val="002D2A2A"/>
+    <w:rsid w:val="002D321D"/>
+    <w:rsid w:val="002D475D"/>
+    <w:rsid w:val="002D4D13"/>
+    <w:rsid w:val="002D5140"/>
+    <w:rsid w:val="002D5709"/>
+    <w:rsid w:val="002D6988"/>
+    <w:rsid w:val="002D6F63"/>
+    <w:rsid w:val="002E0712"/>
+    <w:rsid w:val="002E2054"/>
+    <w:rsid w:val="002E29E1"/>
+    <w:rsid w:val="002E3EB1"/>
+    <w:rsid w:val="002E4574"/>
+    <w:rsid w:val="002E51A0"/>
+    <w:rsid w:val="002E6A7A"/>
+    <w:rsid w:val="002E738F"/>
+    <w:rsid w:val="002E7D0E"/>
+    <w:rsid w:val="002F14A1"/>
+    <w:rsid w:val="002F15D8"/>
+    <w:rsid w:val="002F1D1F"/>
+    <w:rsid w:val="002F2C8E"/>
+    <w:rsid w:val="0030106D"/>
+    <w:rsid w:val="00302C9F"/>
+    <w:rsid w:val="00302E81"/>
+    <w:rsid w:val="003031EA"/>
+    <w:rsid w:val="003033CF"/>
+    <w:rsid w:val="003042B4"/>
+    <w:rsid w:val="00305FA6"/>
+    <w:rsid w:val="003117B4"/>
+    <w:rsid w:val="00314340"/>
+    <w:rsid w:val="00316CF1"/>
+    <w:rsid w:val="003176B7"/>
+    <w:rsid w:val="00317B7E"/>
+    <w:rsid w:val="00320FEA"/>
+    <w:rsid w:val="003211D3"/>
+    <w:rsid w:val="003215CA"/>
+    <w:rsid w:val="00321DA5"/>
+    <w:rsid w:val="00321E2C"/>
+    <w:rsid w:val="003220F4"/>
+    <w:rsid w:val="00322C67"/>
+    <w:rsid w:val="00322F09"/>
+    <w:rsid w:val="00323E68"/>
+    <w:rsid w:val="003269A0"/>
+    <w:rsid w:val="00327404"/>
+    <w:rsid w:val="00332713"/>
+    <w:rsid w:val="00332E54"/>
+    <w:rsid w:val="00334079"/>
+    <w:rsid w:val="00334CF9"/>
+    <w:rsid w:val="003358A1"/>
+    <w:rsid w:val="0033691E"/>
+    <w:rsid w:val="00336969"/>
+    <w:rsid w:val="00337162"/>
+    <w:rsid w:val="0034068D"/>
+    <w:rsid w:val="00340A2E"/>
+    <w:rsid w:val="00340D15"/>
+    <w:rsid w:val="003417F6"/>
+    <w:rsid w:val="00341905"/>
+    <w:rsid w:val="003423F1"/>
+    <w:rsid w:val="00343140"/>
+    <w:rsid w:val="00343B2B"/>
+    <w:rsid w:val="00344BBD"/>
+    <w:rsid w:val="00347F01"/>
+    <w:rsid w:val="0035015D"/>
+    <w:rsid w:val="003510C5"/>
+    <w:rsid w:val="003529BF"/>
+    <w:rsid w:val="00353507"/>
+    <w:rsid w:val="00353A23"/>
+    <w:rsid w:val="003545B1"/>
+    <w:rsid w:val="0035506E"/>
+    <w:rsid w:val="00355C6B"/>
+    <w:rsid w:val="003570A0"/>
+    <w:rsid w:val="00357F99"/>
+    <w:rsid w:val="00360168"/>
+    <w:rsid w:val="003612E6"/>
+    <w:rsid w:val="00362CFB"/>
+    <w:rsid w:val="00364A8A"/>
+    <w:rsid w:val="00364B38"/>
+    <w:rsid w:val="00365252"/>
+    <w:rsid w:val="00365785"/>
+    <w:rsid w:val="00366C01"/>
+    <w:rsid w:val="0036745D"/>
+    <w:rsid w:val="00371924"/>
+    <w:rsid w:val="00373AC6"/>
+    <w:rsid w:val="00375134"/>
+    <w:rsid w:val="00375C53"/>
+    <w:rsid w:val="00377B1B"/>
+    <w:rsid w:val="003800C2"/>
+    <w:rsid w:val="00380E30"/>
+    <w:rsid w:val="003817AA"/>
+    <w:rsid w:val="0038220C"/>
+    <w:rsid w:val="00382AC3"/>
+    <w:rsid w:val="00382BF8"/>
+    <w:rsid w:val="00382C52"/>
+    <w:rsid w:val="003831EB"/>
+    <w:rsid w:val="003834E8"/>
+    <w:rsid w:val="00384564"/>
+    <w:rsid w:val="00385973"/>
+    <w:rsid w:val="00386AF4"/>
+    <w:rsid w:val="00390BE7"/>
+    <w:rsid w:val="00390DA3"/>
+    <w:rsid w:val="00392E4D"/>
+    <w:rsid w:val="00394359"/>
+    <w:rsid w:val="00394536"/>
+    <w:rsid w:val="00395F2F"/>
+    <w:rsid w:val="0039641F"/>
+    <w:rsid w:val="00397187"/>
+    <w:rsid w:val="003A0719"/>
+    <w:rsid w:val="003A4EA1"/>
+    <w:rsid w:val="003A511D"/>
+    <w:rsid w:val="003A51B3"/>
+    <w:rsid w:val="003A5DE7"/>
+    <w:rsid w:val="003A6CE3"/>
+    <w:rsid w:val="003A71B7"/>
+    <w:rsid w:val="003A74CB"/>
+    <w:rsid w:val="003A7959"/>
+    <w:rsid w:val="003A7A1C"/>
+    <w:rsid w:val="003B10AD"/>
+    <w:rsid w:val="003B1362"/>
+    <w:rsid w:val="003B2FC1"/>
+    <w:rsid w:val="003B35A0"/>
+    <w:rsid w:val="003B4B42"/>
+    <w:rsid w:val="003B545B"/>
+    <w:rsid w:val="003C24C5"/>
+    <w:rsid w:val="003C4D69"/>
+    <w:rsid w:val="003C7771"/>
+    <w:rsid w:val="003D0C87"/>
+    <w:rsid w:val="003D19CD"/>
+    <w:rsid w:val="003D2826"/>
+    <w:rsid w:val="003D3D03"/>
+    <w:rsid w:val="003D40C7"/>
+    <w:rsid w:val="003D47ED"/>
+    <w:rsid w:val="003D49B1"/>
+    <w:rsid w:val="003D5B77"/>
+    <w:rsid w:val="003D6EA1"/>
+    <w:rsid w:val="003D7302"/>
+    <w:rsid w:val="003E05A8"/>
+    <w:rsid w:val="003E0701"/>
+    <w:rsid w:val="003E1F21"/>
+    <w:rsid w:val="003E4F94"/>
+    <w:rsid w:val="003E50A7"/>
+    <w:rsid w:val="003E7442"/>
+    <w:rsid w:val="003E7D59"/>
+    <w:rsid w:val="003F081F"/>
+    <w:rsid w:val="003F2762"/>
+    <w:rsid w:val="003F27CC"/>
+    <w:rsid w:val="003F3074"/>
+    <w:rsid w:val="003F3F7D"/>
+    <w:rsid w:val="003F42E2"/>
+    <w:rsid w:val="003F4985"/>
+    <w:rsid w:val="003F60C9"/>
+    <w:rsid w:val="003F689A"/>
+    <w:rsid w:val="003F7B9A"/>
+    <w:rsid w:val="004001E9"/>
+    <w:rsid w:val="00402A1C"/>
+    <w:rsid w:val="00404F5F"/>
+    <w:rsid w:val="0040525C"/>
+    <w:rsid w:val="00407930"/>
+    <w:rsid w:val="00407B32"/>
+    <w:rsid w:val="00412EED"/>
+    <w:rsid w:val="0041376E"/>
+    <w:rsid w:val="00414158"/>
+    <w:rsid w:val="00414629"/>
+    <w:rsid w:val="00414DF0"/>
+    <w:rsid w:val="00416FF7"/>
+    <w:rsid w:val="004172D4"/>
+    <w:rsid w:val="00417681"/>
+    <w:rsid w:val="00417C1F"/>
+    <w:rsid w:val="00420BFC"/>
+    <w:rsid w:val="00422B66"/>
+    <w:rsid w:val="00423970"/>
+    <w:rsid w:val="0042506C"/>
+    <w:rsid w:val="00426696"/>
+    <w:rsid w:val="0042698A"/>
+    <w:rsid w:val="0043152D"/>
+    <w:rsid w:val="00431797"/>
+    <w:rsid w:val="0043412C"/>
+    <w:rsid w:val="004354EC"/>
+    <w:rsid w:val="00435E7A"/>
+    <w:rsid w:val="004368E8"/>
+    <w:rsid w:val="00440F3E"/>
+    <w:rsid w:val="00442338"/>
+    <w:rsid w:val="00444B4E"/>
+    <w:rsid w:val="0044518E"/>
+    <w:rsid w:val="0044520B"/>
+    <w:rsid w:val="00445BCC"/>
+    <w:rsid w:val="00445C04"/>
+    <w:rsid w:val="004521FC"/>
+    <w:rsid w:val="0045275D"/>
+    <w:rsid w:val="00452C61"/>
+    <w:rsid w:val="00453BE7"/>
+    <w:rsid w:val="004542B5"/>
+    <w:rsid w:val="00454B50"/>
+    <w:rsid w:val="00454C15"/>
+    <w:rsid w:val="00454EFD"/>
+    <w:rsid w:val="00455D98"/>
+    <w:rsid w:val="00461C51"/>
+    <w:rsid w:val="00461E9C"/>
+    <w:rsid w:val="004628D9"/>
+    <w:rsid w:val="0046438F"/>
+    <w:rsid w:val="00464443"/>
+    <w:rsid w:val="00465831"/>
+    <w:rsid w:val="00465DF4"/>
+    <w:rsid w:val="00471DBD"/>
+    <w:rsid w:val="004723CA"/>
+    <w:rsid w:val="0047324E"/>
+    <w:rsid w:val="004739F7"/>
+    <w:rsid w:val="00473C65"/>
+    <w:rsid w:val="004741C7"/>
+    <w:rsid w:val="004743DC"/>
+    <w:rsid w:val="0047530E"/>
+    <w:rsid w:val="00475DF4"/>
+    <w:rsid w:val="00475F5A"/>
+    <w:rsid w:val="004765FB"/>
+    <w:rsid w:val="004803F4"/>
+    <w:rsid w:val="00480C20"/>
+    <w:rsid w:val="00480D2F"/>
+    <w:rsid w:val="00484D52"/>
+    <w:rsid w:val="00486570"/>
+    <w:rsid w:val="0048676D"/>
+    <w:rsid w:val="00486FD3"/>
+    <w:rsid w:val="00490F6A"/>
+    <w:rsid w:val="004926A6"/>
+    <w:rsid w:val="00492A3E"/>
+    <w:rsid w:val="00494815"/>
+    <w:rsid w:val="00494C3A"/>
+    <w:rsid w:val="004956F6"/>
+    <w:rsid w:val="004966D3"/>
+    <w:rsid w:val="00497CB0"/>
+    <w:rsid w:val="004A4727"/>
+    <w:rsid w:val="004A5463"/>
+    <w:rsid w:val="004A76B1"/>
+    <w:rsid w:val="004B04D2"/>
+    <w:rsid w:val="004B1422"/>
+    <w:rsid w:val="004B1EAE"/>
+    <w:rsid w:val="004B24B2"/>
+    <w:rsid w:val="004B25BD"/>
+    <w:rsid w:val="004B2EE9"/>
+    <w:rsid w:val="004B3F2F"/>
+    <w:rsid w:val="004B7B59"/>
+    <w:rsid w:val="004C003E"/>
+    <w:rsid w:val="004C0DDB"/>
+    <w:rsid w:val="004C1436"/>
+    <w:rsid w:val="004C14B4"/>
+    <w:rsid w:val="004C21ED"/>
+    <w:rsid w:val="004C2794"/>
+    <w:rsid w:val="004C3F83"/>
+    <w:rsid w:val="004C7589"/>
+    <w:rsid w:val="004C7EA1"/>
+    <w:rsid w:val="004D1330"/>
+    <w:rsid w:val="004D1CCB"/>
+    <w:rsid w:val="004D6265"/>
+    <w:rsid w:val="004D7A59"/>
+    <w:rsid w:val="004D7B95"/>
+    <w:rsid w:val="004E0337"/>
+    <w:rsid w:val="004E1676"/>
+    <w:rsid w:val="004E1F45"/>
+    <w:rsid w:val="004E2063"/>
+    <w:rsid w:val="004E24B2"/>
+    <w:rsid w:val="004E37B6"/>
+    <w:rsid w:val="004E380C"/>
+    <w:rsid w:val="004E4165"/>
+    <w:rsid w:val="004E46FB"/>
+    <w:rsid w:val="004E6EC0"/>
+    <w:rsid w:val="004F0BE6"/>
+    <w:rsid w:val="004F132D"/>
+    <w:rsid w:val="004F18C9"/>
+    <w:rsid w:val="004F19CB"/>
+    <w:rsid w:val="004F1EDF"/>
+    <w:rsid w:val="004F1F30"/>
+    <w:rsid w:val="004F2991"/>
+    <w:rsid w:val="004F709F"/>
+    <w:rsid w:val="004F76D2"/>
+    <w:rsid w:val="004F795C"/>
+    <w:rsid w:val="004F7B4D"/>
+    <w:rsid w:val="005019AD"/>
+    <w:rsid w:val="005032C8"/>
+    <w:rsid w:val="005034BC"/>
+    <w:rsid w:val="0050396D"/>
+    <w:rsid w:val="00503D63"/>
+    <w:rsid w:val="00505C5C"/>
+    <w:rsid w:val="005070CF"/>
+    <w:rsid w:val="00511979"/>
+    <w:rsid w:val="00511CE5"/>
+    <w:rsid w:val="00511D21"/>
+    <w:rsid w:val="00511D5C"/>
+    <w:rsid w:val="0051218E"/>
+    <w:rsid w:val="005122BD"/>
+    <w:rsid w:val="00514D7D"/>
+    <w:rsid w:val="00515B3B"/>
+    <w:rsid w:val="00515B74"/>
+    <w:rsid w:val="00515B92"/>
+    <w:rsid w:val="00516891"/>
+    <w:rsid w:val="00516A92"/>
+    <w:rsid w:val="00517CC3"/>
+    <w:rsid w:val="00517FA9"/>
+    <w:rsid w:val="005200E9"/>
+    <w:rsid w:val="0052102E"/>
+    <w:rsid w:val="00521192"/>
+    <w:rsid w:val="00521A4C"/>
+    <w:rsid w:val="005229CB"/>
+    <w:rsid w:val="005234E4"/>
+    <w:rsid w:val="00523DBE"/>
+    <w:rsid w:val="00525BDA"/>
+    <w:rsid w:val="00525EF4"/>
+    <w:rsid w:val="00530265"/>
+    <w:rsid w:val="00535D77"/>
+    <w:rsid w:val="00536CAF"/>
+    <w:rsid w:val="00536DC0"/>
+    <w:rsid w:val="00541580"/>
+    <w:rsid w:val="00541E87"/>
+    <w:rsid w:val="00541EED"/>
+    <w:rsid w:val="005435DA"/>
+    <w:rsid w:val="00543EBF"/>
+    <w:rsid w:val="005441A0"/>
+    <w:rsid w:val="0054495D"/>
+    <w:rsid w:val="00546398"/>
+    <w:rsid w:val="00546A3A"/>
+    <w:rsid w:val="00550C05"/>
+    <w:rsid w:val="00551B06"/>
+    <w:rsid w:val="00552D7A"/>
+    <w:rsid w:val="00553D44"/>
+    <w:rsid w:val="00554865"/>
+    <w:rsid w:val="00554E6A"/>
+    <w:rsid w:val="00555A4C"/>
+    <w:rsid w:val="0055759B"/>
+    <w:rsid w:val="00561449"/>
+    <w:rsid w:val="00562A03"/>
+    <w:rsid w:val="005637DA"/>
+    <w:rsid w:val="00563B13"/>
+    <w:rsid w:val="0056429B"/>
+    <w:rsid w:val="00565D67"/>
+    <w:rsid w:val="0056784E"/>
+    <w:rsid w:val="005707A5"/>
+    <w:rsid w:val="00573065"/>
+    <w:rsid w:val="00573664"/>
+    <w:rsid w:val="00573F22"/>
+    <w:rsid w:val="0057502B"/>
+    <w:rsid w:val="00577416"/>
+    <w:rsid w:val="00577E10"/>
+    <w:rsid w:val="00580444"/>
+    <w:rsid w:val="005822B8"/>
+    <w:rsid w:val="005829CE"/>
+    <w:rsid w:val="0058371E"/>
+    <w:rsid w:val="00593869"/>
+    <w:rsid w:val="00595473"/>
+    <w:rsid w:val="00596187"/>
+    <w:rsid w:val="00596B2C"/>
+    <w:rsid w:val="005A115B"/>
+    <w:rsid w:val="005A13E7"/>
+    <w:rsid w:val="005A25E2"/>
+    <w:rsid w:val="005A2AB1"/>
+    <w:rsid w:val="005A37E9"/>
+    <w:rsid w:val="005A38AF"/>
+    <w:rsid w:val="005A40F3"/>
+    <w:rsid w:val="005A613E"/>
+    <w:rsid w:val="005A686B"/>
+    <w:rsid w:val="005A768B"/>
+    <w:rsid w:val="005A78C9"/>
+    <w:rsid w:val="005B0AE5"/>
+    <w:rsid w:val="005B44AA"/>
+    <w:rsid w:val="005B4EBD"/>
+    <w:rsid w:val="005B56BE"/>
+    <w:rsid w:val="005B5FBC"/>
+    <w:rsid w:val="005B6C59"/>
+    <w:rsid w:val="005B7DAB"/>
+    <w:rsid w:val="005C01AF"/>
+    <w:rsid w:val="005C03F7"/>
+    <w:rsid w:val="005C08D6"/>
+    <w:rsid w:val="005C1280"/>
+    <w:rsid w:val="005C1C6F"/>
+    <w:rsid w:val="005C1C82"/>
+    <w:rsid w:val="005C2C5A"/>
+    <w:rsid w:val="005C6539"/>
+    <w:rsid w:val="005C66E8"/>
+    <w:rsid w:val="005C7F51"/>
+    <w:rsid w:val="005D010D"/>
+    <w:rsid w:val="005D09BC"/>
+    <w:rsid w:val="005D2D25"/>
+    <w:rsid w:val="005D2E09"/>
+    <w:rsid w:val="005D3040"/>
+    <w:rsid w:val="005D30F5"/>
+    <w:rsid w:val="005D3DD4"/>
+    <w:rsid w:val="005D45F1"/>
+    <w:rsid w:val="005D4B7E"/>
+    <w:rsid w:val="005D4C44"/>
+    <w:rsid w:val="005D5F88"/>
+    <w:rsid w:val="005D67CA"/>
+    <w:rsid w:val="005D6E32"/>
+    <w:rsid w:val="005D7044"/>
+    <w:rsid w:val="005D7605"/>
+    <w:rsid w:val="005D7F1D"/>
+    <w:rsid w:val="005E4D24"/>
+    <w:rsid w:val="005E6F9E"/>
+    <w:rsid w:val="005E75BB"/>
+    <w:rsid w:val="005F01E5"/>
+    <w:rsid w:val="005F062C"/>
+    <w:rsid w:val="005F093B"/>
+    <w:rsid w:val="005F1909"/>
+    <w:rsid w:val="005F2F8E"/>
+    <w:rsid w:val="005F3A9C"/>
+    <w:rsid w:val="005F43FA"/>
+    <w:rsid w:val="005F559C"/>
+    <w:rsid w:val="005F610F"/>
+    <w:rsid w:val="005F7F03"/>
+    <w:rsid w:val="005F7F12"/>
+    <w:rsid w:val="00601488"/>
+    <w:rsid w:val="006019D3"/>
+    <w:rsid w:val="00602340"/>
+    <w:rsid w:val="006033F4"/>
+    <w:rsid w:val="00604365"/>
+    <w:rsid w:val="00604CC2"/>
+    <w:rsid w:val="00605F4A"/>
+    <w:rsid w:val="0060611B"/>
+    <w:rsid w:val="006100A4"/>
+    <w:rsid w:val="00610621"/>
+    <w:rsid w:val="00610A16"/>
+    <w:rsid w:val="0061210E"/>
+    <w:rsid w:val="006122CC"/>
+    <w:rsid w:val="006128DF"/>
+    <w:rsid w:val="0061376C"/>
+    <w:rsid w:val="00613E90"/>
+    <w:rsid w:val="00615782"/>
+    <w:rsid w:val="006168DC"/>
+    <w:rsid w:val="0061763B"/>
+    <w:rsid w:val="00620F7C"/>
+    <w:rsid w:val="00623500"/>
+    <w:rsid w:val="006249DE"/>
+    <w:rsid w:val="0062527F"/>
+    <w:rsid w:val="00625C7D"/>
+    <w:rsid w:val="00626B64"/>
+    <w:rsid w:val="00631729"/>
+    <w:rsid w:val="006322C0"/>
+    <w:rsid w:val="00632A8D"/>
+    <w:rsid w:val="006339DC"/>
+    <w:rsid w:val="00633CFE"/>
+    <w:rsid w:val="006348B0"/>
+    <w:rsid w:val="006356D6"/>
+    <w:rsid w:val="0064275C"/>
+    <w:rsid w:val="00642A83"/>
+    <w:rsid w:val="0064312B"/>
+    <w:rsid w:val="006437F0"/>
+    <w:rsid w:val="00644A43"/>
+    <w:rsid w:val="00646D41"/>
+    <w:rsid w:val="00646F13"/>
+    <w:rsid w:val="0064720D"/>
+    <w:rsid w:val="00650099"/>
+    <w:rsid w:val="0065033B"/>
+    <w:rsid w:val="00650E68"/>
+    <w:rsid w:val="006512F8"/>
+    <w:rsid w:val="00652D20"/>
+    <w:rsid w:val="0065490A"/>
+    <w:rsid w:val="006559D2"/>
+    <w:rsid w:val="00655D4D"/>
+    <w:rsid w:val="006571F2"/>
+    <w:rsid w:val="00660293"/>
+    <w:rsid w:val="0066216A"/>
+    <w:rsid w:val="00664E07"/>
+    <w:rsid w:val="0066588F"/>
+    <w:rsid w:val="006668DD"/>
+    <w:rsid w:val="00666DA3"/>
+    <w:rsid w:val="00666F24"/>
+    <w:rsid w:val="0066772A"/>
+    <w:rsid w:val="0066797E"/>
+    <w:rsid w:val="0067275D"/>
+    <w:rsid w:val="006735F7"/>
+    <w:rsid w:val="006736FC"/>
+    <w:rsid w:val="00675343"/>
+    <w:rsid w:val="00675454"/>
+    <w:rsid w:val="006765C8"/>
+    <w:rsid w:val="00676CFA"/>
+    <w:rsid w:val="00680D4C"/>
+    <w:rsid w:val="00681C97"/>
+    <w:rsid w:val="00682856"/>
+    <w:rsid w:val="0068363D"/>
+    <w:rsid w:val="006850BB"/>
+    <w:rsid w:val="006903D1"/>
+    <w:rsid w:val="0069238A"/>
+    <w:rsid w:val="00692917"/>
+    <w:rsid w:val="00693BEE"/>
+    <w:rsid w:val="00693FAC"/>
+    <w:rsid w:val="00696799"/>
+    <w:rsid w:val="00696B7B"/>
+    <w:rsid w:val="00696F3A"/>
+    <w:rsid w:val="00697156"/>
+    <w:rsid w:val="00697A82"/>
+    <w:rsid w:val="00697E02"/>
+    <w:rsid w:val="006A0BFD"/>
+    <w:rsid w:val="006A1B58"/>
+    <w:rsid w:val="006A796A"/>
+    <w:rsid w:val="006B0109"/>
+    <w:rsid w:val="006B1223"/>
+    <w:rsid w:val="006B2D9F"/>
+    <w:rsid w:val="006B3B28"/>
+    <w:rsid w:val="006B3E61"/>
+    <w:rsid w:val="006B687E"/>
+    <w:rsid w:val="006B79DE"/>
+    <w:rsid w:val="006B7AC4"/>
+    <w:rsid w:val="006B7DE0"/>
+    <w:rsid w:val="006C01CB"/>
+    <w:rsid w:val="006C064F"/>
+    <w:rsid w:val="006C28CA"/>
+    <w:rsid w:val="006C3DF7"/>
+    <w:rsid w:val="006C6835"/>
+    <w:rsid w:val="006C7694"/>
+    <w:rsid w:val="006C7E54"/>
+    <w:rsid w:val="006D11B6"/>
+    <w:rsid w:val="006D13FF"/>
+    <w:rsid w:val="006D262F"/>
+    <w:rsid w:val="006D3CA9"/>
+    <w:rsid w:val="006E0323"/>
+    <w:rsid w:val="006E0D05"/>
+    <w:rsid w:val="006E3724"/>
+    <w:rsid w:val="006E3AC4"/>
+    <w:rsid w:val="006E4655"/>
+    <w:rsid w:val="006E4731"/>
+    <w:rsid w:val="006E512D"/>
+    <w:rsid w:val="006E5D2E"/>
+    <w:rsid w:val="006E6592"/>
+    <w:rsid w:val="006F100B"/>
+    <w:rsid w:val="006F116F"/>
+    <w:rsid w:val="006F29E0"/>
+    <w:rsid w:val="006F2CD9"/>
+    <w:rsid w:val="006F3901"/>
+    <w:rsid w:val="006F4237"/>
+    <w:rsid w:val="006F6125"/>
+    <w:rsid w:val="006F63B4"/>
+    <w:rsid w:val="006F713E"/>
+    <w:rsid w:val="00700C0C"/>
+    <w:rsid w:val="00700CCC"/>
+    <w:rsid w:val="00700D45"/>
+    <w:rsid w:val="00701510"/>
+    <w:rsid w:val="00703354"/>
+    <w:rsid w:val="007037CE"/>
+    <w:rsid w:val="00703C08"/>
+    <w:rsid w:val="00704BFC"/>
+    <w:rsid w:val="00706582"/>
+    <w:rsid w:val="007065D7"/>
+    <w:rsid w:val="007076C8"/>
+    <w:rsid w:val="00712693"/>
+    <w:rsid w:val="00713045"/>
+    <w:rsid w:val="00713252"/>
+    <w:rsid w:val="007144CA"/>
+    <w:rsid w:val="00714E1E"/>
+    <w:rsid w:val="00715931"/>
+    <w:rsid w:val="00715E86"/>
+    <w:rsid w:val="007165FA"/>
+    <w:rsid w:val="0071761B"/>
+    <w:rsid w:val="00717B9A"/>
+    <w:rsid w:val="00720E17"/>
+    <w:rsid w:val="00721232"/>
+    <w:rsid w:val="007214AE"/>
+    <w:rsid w:val="007219E4"/>
+    <w:rsid w:val="00722698"/>
+    <w:rsid w:val="007233D1"/>
+    <w:rsid w:val="00723586"/>
+    <w:rsid w:val="00723D06"/>
+    <w:rsid w:val="0072629A"/>
+    <w:rsid w:val="00726733"/>
+    <w:rsid w:val="00727527"/>
+    <w:rsid w:val="00731133"/>
+    <w:rsid w:val="0073321C"/>
+    <w:rsid w:val="007348B1"/>
+    <w:rsid w:val="0073504E"/>
+    <w:rsid w:val="007353B3"/>
+    <w:rsid w:val="00736AE5"/>
+    <w:rsid w:val="0073784D"/>
+    <w:rsid w:val="0074029E"/>
+    <w:rsid w:val="007403EB"/>
+    <w:rsid w:val="00741346"/>
+    <w:rsid w:val="007422E6"/>
+    <w:rsid w:val="00742E1B"/>
+    <w:rsid w:val="007435DE"/>
+    <w:rsid w:val="00743AF7"/>
+    <w:rsid w:val="00743B6C"/>
+    <w:rsid w:val="00744117"/>
+    <w:rsid w:val="00747654"/>
+    <w:rsid w:val="0074799F"/>
+    <w:rsid w:val="007519FB"/>
+    <w:rsid w:val="007543DF"/>
+    <w:rsid w:val="00755E50"/>
+    <w:rsid w:val="0075648B"/>
+    <w:rsid w:val="0075671E"/>
+    <w:rsid w:val="0075681A"/>
+    <w:rsid w:val="00757030"/>
+    <w:rsid w:val="0075792C"/>
+    <w:rsid w:val="007600C1"/>
+    <w:rsid w:val="00760912"/>
+    <w:rsid w:val="00761067"/>
+    <w:rsid w:val="007612C3"/>
+    <w:rsid w:val="007616A8"/>
+    <w:rsid w:val="0076375D"/>
+    <w:rsid w:val="00764EA4"/>
+    <w:rsid w:val="0076565B"/>
+    <w:rsid w:val="00766BFC"/>
+    <w:rsid w:val="00767FB3"/>
+    <w:rsid w:val="00771628"/>
+    <w:rsid w:val="00771AB3"/>
+    <w:rsid w:val="00771B4E"/>
+    <w:rsid w:val="00772448"/>
+    <w:rsid w:val="00772D4E"/>
+    <w:rsid w:val="00774737"/>
+    <w:rsid w:val="00775121"/>
+    <w:rsid w:val="00775199"/>
+    <w:rsid w:val="007758C0"/>
+    <w:rsid w:val="00776FB4"/>
+    <w:rsid w:val="007807F6"/>
+    <w:rsid w:val="00782AF6"/>
+    <w:rsid w:val="0078420F"/>
+    <w:rsid w:val="0078442E"/>
+    <w:rsid w:val="00785105"/>
+    <w:rsid w:val="0078661C"/>
+    <w:rsid w:val="00790862"/>
+    <w:rsid w:val="007917F2"/>
+    <w:rsid w:val="007918D7"/>
+    <w:rsid w:val="00791EF5"/>
+    <w:rsid w:val="00792234"/>
+    <w:rsid w:val="00792C1F"/>
+    <w:rsid w:val="007949FD"/>
+    <w:rsid w:val="007956E8"/>
+    <w:rsid w:val="00796B2D"/>
+    <w:rsid w:val="007A1204"/>
+    <w:rsid w:val="007A2806"/>
+    <w:rsid w:val="007A50D7"/>
+    <w:rsid w:val="007A53E3"/>
+    <w:rsid w:val="007B0A9D"/>
+    <w:rsid w:val="007B3CE2"/>
+    <w:rsid w:val="007B4917"/>
+    <w:rsid w:val="007B4A81"/>
+    <w:rsid w:val="007B6C32"/>
+    <w:rsid w:val="007B7BDC"/>
+    <w:rsid w:val="007B7FDA"/>
+    <w:rsid w:val="007C0187"/>
+    <w:rsid w:val="007C062B"/>
+    <w:rsid w:val="007C0DB8"/>
+    <w:rsid w:val="007C1268"/>
+    <w:rsid w:val="007C25BF"/>
+    <w:rsid w:val="007C2F8C"/>
+    <w:rsid w:val="007C48F4"/>
+    <w:rsid w:val="007D2984"/>
+    <w:rsid w:val="007D503C"/>
+    <w:rsid w:val="007D5FD0"/>
+    <w:rsid w:val="007D636D"/>
+    <w:rsid w:val="007D6801"/>
+    <w:rsid w:val="007D759A"/>
+    <w:rsid w:val="007E204C"/>
+    <w:rsid w:val="007E3581"/>
+    <w:rsid w:val="007E4068"/>
+    <w:rsid w:val="007E47DF"/>
+    <w:rsid w:val="007E6987"/>
+    <w:rsid w:val="007E7772"/>
+    <w:rsid w:val="007F05D1"/>
+    <w:rsid w:val="007F06FF"/>
+    <w:rsid w:val="007F1586"/>
+    <w:rsid w:val="007F2E54"/>
+    <w:rsid w:val="007F3BC7"/>
+    <w:rsid w:val="007F72C1"/>
+    <w:rsid w:val="00801371"/>
+    <w:rsid w:val="008015F5"/>
+    <w:rsid w:val="00803207"/>
+    <w:rsid w:val="0080364B"/>
+    <w:rsid w:val="00803808"/>
+    <w:rsid w:val="00803AE4"/>
+    <w:rsid w:val="0080438F"/>
+    <w:rsid w:val="00806E9D"/>
+    <w:rsid w:val="008116E0"/>
+    <w:rsid w:val="00811AD9"/>
+    <w:rsid w:val="00812558"/>
+    <w:rsid w:val="00813007"/>
+    <w:rsid w:val="0081743F"/>
+    <w:rsid w:val="00817A32"/>
+    <w:rsid w:val="0082210D"/>
+    <w:rsid w:val="00823CAD"/>
+    <w:rsid w:val="00824ECD"/>
+    <w:rsid w:val="008256DD"/>
+    <w:rsid w:val="00826D40"/>
+    <w:rsid w:val="00830DE4"/>
+    <w:rsid w:val="00833135"/>
+    <w:rsid w:val="00833771"/>
+    <w:rsid w:val="0083478D"/>
+    <w:rsid w:val="00834940"/>
+    <w:rsid w:val="00835893"/>
+    <w:rsid w:val="008374F1"/>
+    <w:rsid w:val="008377D7"/>
+    <w:rsid w:val="00837D6E"/>
+    <w:rsid w:val="0084028C"/>
+    <w:rsid w:val="00841F61"/>
+    <w:rsid w:val="00844A8D"/>
+    <w:rsid w:val="008455AA"/>
+    <w:rsid w:val="00845E1B"/>
+    <w:rsid w:val="00846582"/>
+    <w:rsid w:val="0084726B"/>
+    <w:rsid w:val="0084749A"/>
+    <w:rsid w:val="008476F8"/>
+    <w:rsid w:val="008478EA"/>
+    <w:rsid w:val="00850FA1"/>
+    <w:rsid w:val="00851794"/>
+    <w:rsid w:val="00852091"/>
+    <w:rsid w:val="00853DFA"/>
+    <w:rsid w:val="0085494B"/>
+    <w:rsid w:val="00855342"/>
+    <w:rsid w:val="0085672A"/>
+    <w:rsid w:val="0085715C"/>
+    <w:rsid w:val="00861484"/>
+    <w:rsid w:val="00862F17"/>
+    <w:rsid w:val="0086534F"/>
+    <w:rsid w:val="00866EC0"/>
+    <w:rsid w:val="0086736E"/>
+    <w:rsid w:val="0086794D"/>
+    <w:rsid w:val="00867E84"/>
+    <w:rsid w:val="00872023"/>
+    <w:rsid w:val="00873D37"/>
+    <w:rsid w:val="00875347"/>
+    <w:rsid w:val="00877C79"/>
+    <w:rsid w:val="008805D4"/>
+    <w:rsid w:val="00880CA4"/>
+    <w:rsid w:val="00883806"/>
+    <w:rsid w:val="008839F5"/>
+    <w:rsid w:val="00883AAF"/>
+    <w:rsid w:val="008859DD"/>
+    <w:rsid w:val="0088632F"/>
+    <w:rsid w:val="00886526"/>
+    <w:rsid w:val="00886F7E"/>
+    <w:rsid w:val="00890B05"/>
+    <w:rsid w:val="008919AD"/>
+    <w:rsid w:val="008924A2"/>
+    <w:rsid w:val="00892AC9"/>
+    <w:rsid w:val="00892F92"/>
+    <w:rsid w:val="00893486"/>
+    <w:rsid w:val="00894E8F"/>
+    <w:rsid w:val="00895376"/>
+    <w:rsid w:val="00895A94"/>
+    <w:rsid w:val="00896032"/>
+    <w:rsid w:val="008A0A4A"/>
+    <w:rsid w:val="008A0D7F"/>
+    <w:rsid w:val="008A1FAE"/>
+    <w:rsid w:val="008A40EE"/>
+    <w:rsid w:val="008A41E7"/>
+    <w:rsid w:val="008A4292"/>
+    <w:rsid w:val="008A5C5F"/>
+    <w:rsid w:val="008A7528"/>
+    <w:rsid w:val="008B1FBD"/>
+    <w:rsid w:val="008B344F"/>
+    <w:rsid w:val="008B398D"/>
+    <w:rsid w:val="008B4354"/>
+    <w:rsid w:val="008B620B"/>
+    <w:rsid w:val="008B7A4D"/>
+    <w:rsid w:val="008B7F90"/>
+    <w:rsid w:val="008C0474"/>
+    <w:rsid w:val="008C0700"/>
+    <w:rsid w:val="008C1950"/>
+    <w:rsid w:val="008C35EE"/>
+    <w:rsid w:val="008C39A7"/>
+    <w:rsid w:val="008C3F85"/>
+    <w:rsid w:val="008C444F"/>
+    <w:rsid w:val="008C5465"/>
+    <w:rsid w:val="008C6FA6"/>
+    <w:rsid w:val="008C700F"/>
+    <w:rsid w:val="008D0CEF"/>
+    <w:rsid w:val="008D28EA"/>
+    <w:rsid w:val="008D5736"/>
+    <w:rsid w:val="008D6885"/>
+    <w:rsid w:val="008D76E0"/>
+    <w:rsid w:val="008E16A8"/>
+    <w:rsid w:val="008E18AD"/>
+    <w:rsid w:val="008E2FFA"/>
+    <w:rsid w:val="008E40C1"/>
+    <w:rsid w:val="008E4F99"/>
+    <w:rsid w:val="008E5EE7"/>
+    <w:rsid w:val="008E7343"/>
+    <w:rsid w:val="008E780E"/>
+    <w:rsid w:val="008E7910"/>
+    <w:rsid w:val="008E7B97"/>
+    <w:rsid w:val="008E7DBC"/>
+    <w:rsid w:val="008F027A"/>
+    <w:rsid w:val="008F074B"/>
+    <w:rsid w:val="008F09E9"/>
+    <w:rsid w:val="008F0CB5"/>
+    <w:rsid w:val="008F0EF5"/>
+    <w:rsid w:val="008F0F27"/>
+    <w:rsid w:val="008F1A9E"/>
+    <w:rsid w:val="008F239A"/>
+    <w:rsid w:val="008F4D5E"/>
+    <w:rsid w:val="008F5555"/>
+    <w:rsid w:val="008F6409"/>
+    <w:rsid w:val="008F745E"/>
+    <w:rsid w:val="008F7990"/>
+    <w:rsid w:val="00902771"/>
+    <w:rsid w:val="0090284F"/>
+    <w:rsid w:val="009040D7"/>
+    <w:rsid w:val="00907236"/>
+    <w:rsid w:val="00907853"/>
+    <w:rsid w:val="00907BFD"/>
+    <w:rsid w:val="00910CFA"/>
+    <w:rsid w:val="009127DD"/>
+    <w:rsid w:val="00912A39"/>
+    <w:rsid w:val="009146A4"/>
+    <w:rsid w:val="00916362"/>
+    <w:rsid w:val="009177F7"/>
+    <w:rsid w:val="00920382"/>
+    <w:rsid w:val="009218DA"/>
+    <w:rsid w:val="00922834"/>
+    <w:rsid w:val="0092681F"/>
+    <w:rsid w:val="00927B66"/>
+    <w:rsid w:val="0093002E"/>
+    <w:rsid w:val="0093161D"/>
+    <w:rsid w:val="0093284F"/>
+    <w:rsid w:val="00932C7D"/>
+    <w:rsid w:val="00932F14"/>
+    <w:rsid w:val="00933B1D"/>
+    <w:rsid w:val="00935DEB"/>
+    <w:rsid w:val="009360F4"/>
+    <w:rsid w:val="009378D6"/>
+    <w:rsid w:val="009409CC"/>
+    <w:rsid w:val="00942283"/>
+    <w:rsid w:val="009423A3"/>
+    <w:rsid w:val="009431E3"/>
+    <w:rsid w:val="00946A24"/>
+    <w:rsid w:val="00950811"/>
+    <w:rsid w:val="00950ACC"/>
+    <w:rsid w:val="00952945"/>
+    <w:rsid w:val="00953804"/>
+    <w:rsid w:val="00954022"/>
+    <w:rsid w:val="009543EA"/>
+    <w:rsid w:val="00955649"/>
+    <w:rsid w:val="00955931"/>
+    <w:rsid w:val="00956825"/>
+    <w:rsid w:val="0096178D"/>
+    <w:rsid w:val="009618BF"/>
+    <w:rsid w:val="00962112"/>
+    <w:rsid w:val="00963709"/>
+    <w:rsid w:val="00964A15"/>
+    <w:rsid w:val="009650B0"/>
+    <w:rsid w:val="00966C3D"/>
+    <w:rsid w:val="009675EA"/>
+    <w:rsid w:val="00967710"/>
+    <w:rsid w:val="00970581"/>
+    <w:rsid w:val="009716DB"/>
+    <w:rsid w:val="00973EA3"/>
+    <w:rsid w:val="00973F2D"/>
+    <w:rsid w:val="00977AE6"/>
+    <w:rsid w:val="0098310C"/>
+    <w:rsid w:val="0098310E"/>
+    <w:rsid w:val="009850F0"/>
+    <w:rsid w:val="00985DAE"/>
+    <w:rsid w:val="0098601C"/>
+    <w:rsid w:val="009866EA"/>
+    <w:rsid w:val="009924FB"/>
+    <w:rsid w:val="009926D7"/>
+    <w:rsid w:val="00992B45"/>
+    <w:rsid w:val="00993C67"/>
+    <w:rsid w:val="0099556E"/>
+    <w:rsid w:val="0099702E"/>
+    <w:rsid w:val="009A02FC"/>
+    <w:rsid w:val="009A0D0A"/>
+    <w:rsid w:val="009A2B0D"/>
+    <w:rsid w:val="009A2B71"/>
+    <w:rsid w:val="009A3589"/>
+    <w:rsid w:val="009A4CDE"/>
+    <w:rsid w:val="009A54B8"/>
+    <w:rsid w:val="009A6428"/>
+    <w:rsid w:val="009A7185"/>
+    <w:rsid w:val="009B1146"/>
+    <w:rsid w:val="009B17EB"/>
+    <w:rsid w:val="009B29A9"/>
+    <w:rsid w:val="009B3AFB"/>
+    <w:rsid w:val="009B4D7F"/>
+    <w:rsid w:val="009B7A4A"/>
+    <w:rsid w:val="009C226A"/>
+    <w:rsid w:val="009C291F"/>
+    <w:rsid w:val="009C3B7E"/>
+    <w:rsid w:val="009C458D"/>
+    <w:rsid w:val="009C47E2"/>
+    <w:rsid w:val="009C4C68"/>
+    <w:rsid w:val="009C6446"/>
+    <w:rsid w:val="009C6733"/>
+    <w:rsid w:val="009C6C90"/>
+    <w:rsid w:val="009C73E9"/>
+    <w:rsid w:val="009D1F52"/>
+    <w:rsid w:val="009D2D5B"/>
+    <w:rsid w:val="009D3732"/>
+    <w:rsid w:val="009D4292"/>
+    <w:rsid w:val="009D5AAF"/>
+    <w:rsid w:val="009D6A3F"/>
+    <w:rsid w:val="009D6D6A"/>
+    <w:rsid w:val="009D775B"/>
+    <w:rsid w:val="009E2B01"/>
+    <w:rsid w:val="009E394D"/>
+    <w:rsid w:val="009E3C31"/>
+    <w:rsid w:val="009E41B1"/>
+    <w:rsid w:val="009E4360"/>
+    <w:rsid w:val="009E475B"/>
+    <w:rsid w:val="009E494B"/>
+    <w:rsid w:val="009E4AAB"/>
+    <w:rsid w:val="009E7C6E"/>
+    <w:rsid w:val="009F3072"/>
+    <w:rsid w:val="009F398E"/>
+    <w:rsid w:val="009F39A4"/>
+    <w:rsid w:val="009F3A57"/>
+    <w:rsid w:val="009F5AA0"/>
+    <w:rsid w:val="009F6B4C"/>
+    <w:rsid w:val="009F6D05"/>
+    <w:rsid w:val="009F7FB7"/>
+    <w:rsid w:val="00A01793"/>
+    <w:rsid w:val="00A0286A"/>
+    <w:rsid w:val="00A03F5A"/>
+    <w:rsid w:val="00A04E56"/>
+    <w:rsid w:val="00A06824"/>
+    <w:rsid w:val="00A06915"/>
+    <w:rsid w:val="00A06B77"/>
+    <w:rsid w:val="00A10CEC"/>
+    <w:rsid w:val="00A114F3"/>
+    <w:rsid w:val="00A14639"/>
+    <w:rsid w:val="00A15E2A"/>
+    <w:rsid w:val="00A160F6"/>
+    <w:rsid w:val="00A168CE"/>
+    <w:rsid w:val="00A16A43"/>
+    <w:rsid w:val="00A17170"/>
+    <w:rsid w:val="00A17AC8"/>
+    <w:rsid w:val="00A20467"/>
+    <w:rsid w:val="00A20941"/>
+    <w:rsid w:val="00A2101B"/>
+    <w:rsid w:val="00A21C12"/>
+    <w:rsid w:val="00A2294A"/>
+    <w:rsid w:val="00A22A2C"/>
+    <w:rsid w:val="00A22C92"/>
+    <w:rsid w:val="00A24352"/>
+    <w:rsid w:val="00A245B4"/>
+    <w:rsid w:val="00A249D3"/>
+    <w:rsid w:val="00A24F31"/>
+    <w:rsid w:val="00A24F8A"/>
+    <w:rsid w:val="00A252F2"/>
+    <w:rsid w:val="00A26429"/>
+    <w:rsid w:val="00A264E8"/>
+    <w:rsid w:val="00A30AC1"/>
+    <w:rsid w:val="00A30E5A"/>
+    <w:rsid w:val="00A31F2A"/>
+    <w:rsid w:val="00A32CA5"/>
+    <w:rsid w:val="00A3327A"/>
+    <w:rsid w:val="00A424E6"/>
+    <w:rsid w:val="00A43BC7"/>
+    <w:rsid w:val="00A43EF1"/>
+    <w:rsid w:val="00A4604E"/>
+    <w:rsid w:val="00A46AEA"/>
+    <w:rsid w:val="00A471EE"/>
+    <w:rsid w:val="00A47F69"/>
+    <w:rsid w:val="00A5149F"/>
+    <w:rsid w:val="00A51D41"/>
+    <w:rsid w:val="00A53854"/>
+    <w:rsid w:val="00A54C98"/>
+    <w:rsid w:val="00A5540F"/>
+    <w:rsid w:val="00A55C16"/>
+    <w:rsid w:val="00A62C3B"/>
+    <w:rsid w:val="00A6456A"/>
+    <w:rsid w:val="00A66C52"/>
+    <w:rsid w:val="00A66D89"/>
+    <w:rsid w:val="00A676F2"/>
+    <w:rsid w:val="00A67A70"/>
+    <w:rsid w:val="00A71534"/>
+    <w:rsid w:val="00A75C03"/>
+    <w:rsid w:val="00A76029"/>
+    <w:rsid w:val="00A76470"/>
+    <w:rsid w:val="00A80890"/>
+    <w:rsid w:val="00A820FD"/>
+    <w:rsid w:val="00A82C3B"/>
+    <w:rsid w:val="00A84E2E"/>
+    <w:rsid w:val="00A8530C"/>
+    <w:rsid w:val="00A858CB"/>
+    <w:rsid w:val="00A86704"/>
+    <w:rsid w:val="00A87CE0"/>
+    <w:rsid w:val="00A91A83"/>
+    <w:rsid w:val="00A92003"/>
+    <w:rsid w:val="00A921B3"/>
+    <w:rsid w:val="00A9232C"/>
+    <w:rsid w:val="00A9260F"/>
+    <w:rsid w:val="00A92ED0"/>
+    <w:rsid w:val="00A93BF9"/>
+    <w:rsid w:val="00A96280"/>
+    <w:rsid w:val="00AA0916"/>
+    <w:rsid w:val="00AA1166"/>
+    <w:rsid w:val="00AA14B8"/>
+    <w:rsid w:val="00AA1A33"/>
+    <w:rsid w:val="00AA2973"/>
+    <w:rsid w:val="00AA29A6"/>
+    <w:rsid w:val="00AA2CE7"/>
+    <w:rsid w:val="00AA6826"/>
+    <w:rsid w:val="00AB06A9"/>
+    <w:rsid w:val="00AB0DEA"/>
+    <w:rsid w:val="00AB16BF"/>
+    <w:rsid w:val="00AB1BE8"/>
+    <w:rsid w:val="00AB47A7"/>
+    <w:rsid w:val="00AB753A"/>
+    <w:rsid w:val="00AC122D"/>
+    <w:rsid w:val="00AC203B"/>
+    <w:rsid w:val="00AC572E"/>
+    <w:rsid w:val="00AC5957"/>
+    <w:rsid w:val="00AC7136"/>
+    <w:rsid w:val="00AD0720"/>
+    <w:rsid w:val="00AD07F3"/>
+    <w:rsid w:val="00AD1CF4"/>
+    <w:rsid w:val="00AD34FB"/>
+    <w:rsid w:val="00AD37C3"/>
+    <w:rsid w:val="00AD3970"/>
+    <w:rsid w:val="00AD402E"/>
+    <w:rsid w:val="00AD4112"/>
+    <w:rsid w:val="00AD470D"/>
+    <w:rsid w:val="00AD52DB"/>
+    <w:rsid w:val="00AD785C"/>
+    <w:rsid w:val="00AE01F0"/>
+    <w:rsid w:val="00AE1375"/>
+    <w:rsid w:val="00AE188B"/>
+    <w:rsid w:val="00AE19DB"/>
+    <w:rsid w:val="00AE20F8"/>
+    <w:rsid w:val="00AE6CCD"/>
+    <w:rsid w:val="00AE6E20"/>
+    <w:rsid w:val="00AE7166"/>
+    <w:rsid w:val="00AE7E6E"/>
+    <w:rsid w:val="00AF020D"/>
+    <w:rsid w:val="00AF0AEC"/>
+    <w:rsid w:val="00AF2701"/>
+    <w:rsid w:val="00AF2D5E"/>
+    <w:rsid w:val="00AF2DAE"/>
+    <w:rsid w:val="00AF3B76"/>
+    <w:rsid w:val="00AF511A"/>
+    <w:rsid w:val="00AF7FA0"/>
+    <w:rsid w:val="00B0121C"/>
+    <w:rsid w:val="00B01739"/>
+    <w:rsid w:val="00B032E7"/>
+    <w:rsid w:val="00B0553F"/>
+    <w:rsid w:val="00B05847"/>
+    <w:rsid w:val="00B073FA"/>
+    <w:rsid w:val="00B1099F"/>
+    <w:rsid w:val="00B118AD"/>
+    <w:rsid w:val="00B11EC6"/>
+    <w:rsid w:val="00B12488"/>
+    <w:rsid w:val="00B134E0"/>
+    <w:rsid w:val="00B143BB"/>
+    <w:rsid w:val="00B1723B"/>
+    <w:rsid w:val="00B17A99"/>
+    <w:rsid w:val="00B17B62"/>
+    <w:rsid w:val="00B200D7"/>
+    <w:rsid w:val="00B20A70"/>
+    <w:rsid w:val="00B21131"/>
+    <w:rsid w:val="00B21893"/>
+    <w:rsid w:val="00B21D39"/>
+    <w:rsid w:val="00B25379"/>
+    <w:rsid w:val="00B253F1"/>
+    <w:rsid w:val="00B256C5"/>
+    <w:rsid w:val="00B278CD"/>
+    <w:rsid w:val="00B30447"/>
+    <w:rsid w:val="00B32740"/>
+    <w:rsid w:val="00B3292E"/>
+    <w:rsid w:val="00B32AFA"/>
+    <w:rsid w:val="00B33B3A"/>
+    <w:rsid w:val="00B34056"/>
+    <w:rsid w:val="00B34701"/>
+    <w:rsid w:val="00B3616F"/>
+    <w:rsid w:val="00B37899"/>
+    <w:rsid w:val="00B408CA"/>
+    <w:rsid w:val="00B40C56"/>
+    <w:rsid w:val="00B41241"/>
+    <w:rsid w:val="00B41398"/>
+    <w:rsid w:val="00B42363"/>
+    <w:rsid w:val="00B427D5"/>
+    <w:rsid w:val="00B43553"/>
+    <w:rsid w:val="00B454B4"/>
+    <w:rsid w:val="00B4590C"/>
+    <w:rsid w:val="00B460E5"/>
+    <w:rsid w:val="00B463C2"/>
+    <w:rsid w:val="00B52FF6"/>
+    <w:rsid w:val="00B53033"/>
+    <w:rsid w:val="00B5676C"/>
+    <w:rsid w:val="00B56D27"/>
+    <w:rsid w:val="00B607B2"/>
+    <w:rsid w:val="00B607BF"/>
+    <w:rsid w:val="00B60AD2"/>
+    <w:rsid w:val="00B61751"/>
+    <w:rsid w:val="00B643B6"/>
+    <w:rsid w:val="00B64491"/>
+    <w:rsid w:val="00B65175"/>
+    <w:rsid w:val="00B65D58"/>
+    <w:rsid w:val="00B70F26"/>
+    <w:rsid w:val="00B71209"/>
+    <w:rsid w:val="00B71D92"/>
+    <w:rsid w:val="00B73DFE"/>
+    <w:rsid w:val="00B741FF"/>
+    <w:rsid w:val="00B74DE9"/>
+    <w:rsid w:val="00B751C0"/>
+    <w:rsid w:val="00B75F36"/>
+    <w:rsid w:val="00B763F9"/>
+    <w:rsid w:val="00B80FB6"/>
+    <w:rsid w:val="00B82B79"/>
+    <w:rsid w:val="00B847E8"/>
+    <w:rsid w:val="00B848CB"/>
+    <w:rsid w:val="00B8495B"/>
+    <w:rsid w:val="00B84A06"/>
+    <w:rsid w:val="00B84AF4"/>
+    <w:rsid w:val="00B86083"/>
+    <w:rsid w:val="00B87C44"/>
+    <w:rsid w:val="00B90DA8"/>
+    <w:rsid w:val="00B91022"/>
+    <w:rsid w:val="00B9115E"/>
+    <w:rsid w:val="00B92C07"/>
+    <w:rsid w:val="00B92E11"/>
+    <w:rsid w:val="00B92E5E"/>
+    <w:rsid w:val="00B935A5"/>
+    <w:rsid w:val="00B93C29"/>
+    <w:rsid w:val="00B93CC0"/>
+    <w:rsid w:val="00B95A7E"/>
+    <w:rsid w:val="00B95DBB"/>
+    <w:rsid w:val="00BA0684"/>
+    <w:rsid w:val="00BA10EF"/>
+    <w:rsid w:val="00BA3DEE"/>
+    <w:rsid w:val="00BA4A80"/>
+    <w:rsid w:val="00BB253B"/>
+    <w:rsid w:val="00BB4831"/>
+    <w:rsid w:val="00BB49DD"/>
+    <w:rsid w:val="00BC0425"/>
+    <w:rsid w:val="00BC054E"/>
+    <w:rsid w:val="00BC14D3"/>
+    <w:rsid w:val="00BC2B58"/>
+    <w:rsid w:val="00BC37C9"/>
+    <w:rsid w:val="00BC508D"/>
+    <w:rsid w:val="00BC5989"/>
+    <w:rsid w:val="00BC5B0D"/>
+    <w:rsid w:val="00BC7E4E"/>
+    <w:rsid w:val="00BD144D"/>
+    <w:rsid w:val="00BD1778"/>
+    <w:rsid w:val="00BD27C7"/>
+    <w:rsid w:val="00BD3272"/>
+    <w:rsid w:val="00BD36FA"/>
+    <w:rsid w:val="00BD59ED"/>
+    <w:rsid w:val="00BE0268"/>
+    <w:rsid w:val="00BE08E6"/>
+    <w:rsid w:val="00BE20D2"/>
+    <w:rsid w:val="00BE319B"/>
+    <w:rsid w:val="00BE3EBC"/>
+    <w:rsid w:val="00BE55D2"/>
+    <w:rsid w:val="00BE67E9"/>
+    <w:rsid w:val="00BE70FB"/>
+    <w:rsid w:val="00BF0AB8"/>
+    <w:rsid w:val="00BF136F"/>
+    <w:rsid w:val="00BF1F57"/>
+    <w:rsid w:val="00BF2C00"/>
+    <w:rsid w:val="00BF4FCB"/>
+    <w:rsid w:val="00BF5449"/>
+    <w:rsid w:val="00BF552E"/>
+    <w:rsid w:val="00C0281C"/>
+    <w:rsid w:val="00C05647"/>
+    <w:rsid w:val="00C06977"/>
+    <w:rsid w:val="00C06A92"/>
+    <w:rsid w:val="00C06F7C"/>
+    <w:rsid w:val="00C070C6"/>
+    <w:rsid w:val="00C07189"/>
+    <w:rsid w:val="00C113B2"/>
+    <w:rsid w:val="00C138B4"/>
+    <w:rsid w:val="00C15283"/>
+    <w:rsid w:val="00C15870"/>
+    <w:rsid w:val="00C1665A"/>
+    <w:rsid w:val="00C17499"/>
+    <w:rsid w:val="00C20525"/>
+    <w:rsid w:val="00C213E9"/>
+    <w:rsid w:val="00C221BF"/>
+    <w:rsid w:val="00C243D0"/>
+    <w:rsid w:val="00C246E1"/>
+    <w:rsid w:val="00C255C3"/>
+    <w:rsid w:val="00C25EA3"/>
+    <w:rsid w:val="00C31AA2"/>
+    <w:rsid w:val="00C3304A"/>
+    <w:rsid w:val="00C3587D"/>
+    <w:rsid w:val="00C372D1"/>
+    <w:rsid w:val="00C40D37"/>
+    <w:rsid w:val="00C43716"/>
+    <w:rsid w:val="00C456D6"/>
+    <w:rsid w:val="00C459EE"/>
+    <w:rsid w:val="00C45F4D"/>
+    <w:rsid w:val="00C504E7"/>
+    <w:rsid w:val="00C5066B"/>
+    <w:rsid w:val="00C54A95"/>
+    <w:rsid w:val="00C55A8E"/>
+    <w:rsid w:val="00C56A61"/>
+    <w:rsid w:val="00C574AC"/>
+    <w:rsid w:val="00C609C2"/>
+    <w:rsid w:val="00C61B4C"/>
+    <w:rsid w:val="00C66BF2"/>
+    <w:rsid w:val="00C674D0"/>
+    <w:rsid w:val="00C71920"/>
+    <w:rsid w:val="00C730A6"/>
+    <w:rsid w:val="00C73D92"/>
+    <w:rsid w:val="00C74610"/>
+    <w:rsid w:val="00C81C47"/>
+    <w:rsid w:val="00C854EE"/>
+    <w:rsid w:val="00C85804"/>
+    <w:rsid w:val="00C8684A"/>
+    <w:rsid w:val="00C873F0"/>
+    <w:rsid w:val="00C87F9F"/>
+    <w:rsid w:val="00C92CF7"/>
+    <w:rsid w:val="00C9355F"/>
+    <w:rsid w:val="00C95694"/>
+    <w:rsid w:val="00C95A7E"/>
+    <w:rsid w:val="00C95C98"/>
+    <w:rsid w:val="00CA052B"/>
+    <w:rsid w:val="00CA2B89"/>
+    <w:rsid w:val="00CA3407"/>
+    <w:rsid w:val="00CA3531"/>
+    <w:rsid w:val="00CA65E8"/>
+    <w:rsid w:val="00CA67A6"/>
+    <w:rsid w:val="00CA6F63"/>
+    <w:rsid w:val="00CA750B"/>
+    <w:rsid w:val="00CA7964"/>
+    <w:rsid w:val="00CB0604"/>
+    <w:rsid w:val="00CB17AD"/>
+    <w:rsid w:val="00CB4D99"/>
+    <w:rsid w:val="00CB505A"/>
+    <w:rsid w:val="00CB734B"/>
+    <w:rsid w:val="00CC031F"/>
+    <w:rsid w:val="00CC079E"/>
+    <w:rsid w:val="00CC15E8"/>
+    <w:rsid w:val="00CC205F"/>
+    <w:rsid w:val="00CC2BE9"/>
+    <w:rsid w:val="00CC2D99"/>
+    <w:rsid w:val="00CC30D1"/>
+    <w:rsid w:val="00CC35F5"/>
+    <w:rsid w:val="00CC619F"/>
+    <w:rsid w:val="00CC71A9"/>
+    <w:rsid w:val="00CC7536"/>
+    <w:rsid w:val="00CC764A"/>
+    <w:rsid w:val="00CC7921"/>
+    <w:rsid w:val="00CC7CE8"/>
+    <w:rsid w:val="00CD11FF"/>
+    <w:rsid w:val="00CD3001"/>
+    <w:rsid w:val="00CD33F3"/>
+    <w:rsid w:val="00CD3DC8"/>
+    <w:rsid w:val="00CD5681"/>
+    <w:rsid w:val="00CD584F"/>
+    <w:rsid w:val="00CD5B28"/>
+    <w:rsid w:val="00CD722F"/>
+    <w:rsid w:val="00CE02D5"/>
+    <w:rsid w:val="00CE02F4"/>
+    <w:rsid w:val="00CE28B4"/>
+    <w:rsid w:val="00CE4BDE"/>
+    <w:rsid w:val="00CE4BFF"/>
+    <w:rsid w:val="00CE5353"/>
+    <w:rsid w:val="00CF0455"/>
+    <w:rsid w:val="00CF178C"/>
+    <w:rsid w:val="00CF18E0"/>
+    <w:rsid w:val="00CF2A47"/>
+    <w:rsid w:val="00CF4DB7"/>
+    <w:rsid w:val="00CF53B9"/>
+    <w:rsid w:val="00CF6B93"/>
+    <w:rsid w:val="00CF77D6"/>
+    <w:rsid w:val="00D004CE"/>
+    <w:rsid w:val="00D01D73"/>
+    <w:rsid w:val="00D01EBF"/>
+    <w:rsid w:val="00D02CED"/>
+    <w:rsid w:val="00D035FA"/>
+    <w:rsid w:val="00D03C2D"/>
+    <w:rsid w:val="00D044A3"/>
+    <w:rsid w:val="00D04AC1"/>
+    <w:rsid w:val="00D066C4"/>
+    <w:rsid w:val="00D06839"/>
+    <w:rsid w:val="00D11E42"/>
+    <w:rsid w:val="00D129FC"/>
+    <w:rsid w:val="00D12C69"/>
+    <w:rsid w:val="00D12FC4"/>
+    <w:rsid w:val="00D13C33"/>
+    <w:rsid w:val="00D141DC"/>
+    <w:rsid w:val="00D14413"/>
+    <w:rsid w:val="00D149E7"/>
+    <w:rsid w:val="00D152D5"/>
+    <w:rsid w:val="00D16586"/>
+    <w:rsid w:val="00D1798F"/>
+    <w:rsid w:val="00D20EC7"/>
+    <w:rsid w:val="00D21947"/>
+    <w:rsid w:val="00D21ED3"/>
+    <w:rsid w:val="00D2374E"/>
+    <w:rsid w:val="00D23EDA"/>
+    <w:rsid w:val="00D30547"/>
+    <w:rsid w:val="00D309F5"/>
+    <w:rsid w:val="00D30AD6"/>
+    <w:rsid w:val="00D31AB1"/>
+    <w:rsid w:val="00D31DB2"/>
+    <w:rsid w:val="00D32598"/>
+    <w:rsid w:val="00D34E20"/>
+    <w:rsid w:val="00D36708"/>
+    <w:rsid w:val="00D369AD"/>
+    <w:rsid w:val="00D36DDE"/>
+    <w:rsid w:val="00D36F66"/>
+    <w:rsid w:val="00D37199"/>
+    <w:rsid w:val="00D37404"/>
+    <w:rsid w:val="00D376EB"/>
+    <w:rsid w:val="00D40E29"/>
+    <w:rsid w:val="00D428E8"/>
+    <w:rsid w:val="00D4340E"/>
+    <w:rsid w:val="00D46A96"/>
+    <w:rsid w:val="00D46C59"/>
+    <w:rsid w:val="00D46F04"/>
+    <w:rsid w:val="00D50325"/>
+    <w:rsid w:val="00D512BC"/>
+    <w:rsid w:val="00D5415E"/>
+    <w:rsid w:val="00D56BBC"/>
+    <w:rsid w:val="00D575CC"/>
+    <w:rsid w:val="00D61537"/>
+    <w:rsid w:val="00D61F5F"/>
+    <w:rsid w:val="00D6202A"/>
+    <w:rsid w:val="00D63B00"/>
+    <w:rsid w:val="00D63B16"/>
+    <w:rsid w:val="00D668E9"/>
+    <w:rsid w:val="00D67ADB"/>
+    <w:rsid w:val="00D67B38"/>
+    <w:rsid w:val="00D67BA3"/>
+    <w:rsid w:val="00D71BC5"/>
+    <w:rsid w:val="00D7712E"/>
+    <w:rsid w:val="00D802EC"/>
+    <w:rsid w:val="00D80A48"/>
+    <w:rsid w:val="00D812A2"/>
+    <w:rsid w:val="00D818E6"/>
+    <w:rsid w:val="00D83D0C"/>
+    <w:rsid w:val="00D8506C"/>
+    <w:rsid w:val="00D91751"/>
+    <w:rsid w:val="00D91AB2"/>
+    <w:rsid w:val="00D93AC6"/>
+    <w:rsid w:val="00D93F85"/>
+    <w:rsid w:val="00D95744"/>
+    <w:rsid w:val="00D963A8"/>
+    <w:rsid w:val="00D963F7"/>
+    <w:rsid w:val="00DA21F4"/>
+    <w:rsid w:val="00DA2C89"/>
+    <w:rsid w:val="00DA30C7"/>
+    <w:rsid w:val="00DA381A"/>
+    <w:rsid w:val="00DA4C8A"/>
+    <w:rsid w:val="00DA5711"/>
+    <w:rsid w:val="00DA738A"/>
+    <w:rsid w:val="00DA7729"/>
+    <w:rsid w:val="00DB01A7"/>
+    <w:rsid w:val="00DB0227"/>
+    <w:rsid w:val="00DB1163"/>
+    <w:rsid w:val="00DB23F8"/>
+    <w:rsid w:val="00DB44AC"/>
+    <w:rsid w:val="00DB450F"/>
+    <w:rsid w:val="00DB467E"/>
+    <w:rsid w:val="00DB7FC6"/>
+    <w:rsid w:val="00DC1816"/>
+    <w:rsid w:val="00DC1AC8"/>
+    <w:rsid w:val="00DC1DC0"/>
+    <w:rsid w:val="00DC22D9"/>
+    <w:rsid w:val="00DC245B"/>
+    <w:rsid w:val="00DC2D07"/>
+    <w:rsid w:val="00DC4107"/>
+    <w:rsid w:val="00DC4BBD"/>
+    <w:rsid w:val="00DC5AAF"/>
+    <w:rsid w:val="00DC66A5"/>
+    <w:rsid w:val="00DC7768"/>
+    <w:rsid w:val="00DC7C5D"/>
+    <w:rsid w:val="00DD0EFC"/>
+    <w:rsid w:val="00DD2BB5"/>
+    <w:rsid w:val="00DD325A"/>
+    <w:rsid w:val="00DD3E37"/>
+    <w:rsid w:val="00DD408C"/>
+    <w:rsid w:val="00DD5391"/>
+    <w:rsid w:val="00DD5934"/>
+    <w:rsid w:val="00DD642D"/>
+    <w:rsid w:val="00DD76C8"/>
+    <w:rsid w:val="00DD7821"/>
+    <w:rsid w:val="00DE0D93"/>
+    <w:rsid w:val="00DE4DC9"/>
+    <w:rsid w:val="00DE6085"/>
+    <w:rsid w:val="00DE6530"/>
+    <w:rsid w:val="00DE67C0"/>
+    <w:rsid w:val="00DE69CE"/>
+    <w:rsid w:val="00DE7E6B"/>
+    <w:rsid w:val="00DE7FDF"/>
+    <w:rsid w:val="00DF023B"/>
+    <w:rsid w:val="00DF0EB4"/>
+    <w:rsid w:val="00DF1FE7"/>
+    <w:rsid w:val="00DF26C8"/>
+    <w:rsid w:val="00DF595B"/>
+    <w:rsid w:val="00E0214E"/>
+    <w:rsid w:val="00E0665B"/>
+    <w:rsid w:val="00E06B80"/>
+    <w:rsid w:val="00E1000E"/>
+    <w:rsid w:val="00E12F0D"/>
+    <w:rsid w:val="00E140BE"/>
+    <w:rsid w:val="00E166C7"/>
+    <w:rsid w:val="00E179C8"/>
+    <w:rsid w:val="00E203B9"/>
+    <w:rsid w:val="00E208E6"/>
+    <w:rsid w:val="00E22BCF"/>
+    <w:rsid w:val="00E23A6C"/>
+    <w:rsid w:val="00E24799"/>
+    <w:rsid w:val="00E26BBA"/>
+    <w:rsid w:val="00E31483"/>
+    <w:rsid w:val="00E31649"/>
+    <w:rsid w:val="00E32D67"/>
+    <w:rsid w:val="00E337DF"/>
+    <w:rsid w:val="00E33D7C"/>
+    <w:rsid w:val="00E34287"/>
+    <w:rsid w:val="00E3505D"/>
+    <w:rsid w:val="00E35160"/>
+    <w:rsid w:val="00E378A2"/>
+    <w:rsid w:val="00E37C5D"/>
+    <w:rsid w:val="00E400F1"/>
+    <w:rsid w:val="00E40136"/>
+    <w:rsid w:val="00E4047B"/>
+    <w:rsid w:val="00E40E9C"/>
+    <w:rsid w:val="00E426F9"/>
+    <w:rsid w:val="00E430B7"/>
+    <w:rsid w:val="00E433BA"/>
+    <w:rsid w:val="00E43DAA"/>
+    <w:rsid w:val="00E45428"/>
+    <w:rsid w:val="00E468AA"/>
+    <w:rsid w:val="00E50666"/>
+    <w:rsid w:val="00E520BC"/>
+    <w:rsid w:val="00E55DFF"/>
+    <w:rsid w:val="00E55E26"/>
+    <w:rsid w:val="00E56D8F"/>
+    <w:rsid w:val="00E60391"/>
+    <w:rsid w:val="00E60537"/>
+    <w:rsid w:val="00E60A52"/>
+    <w:rsid w:val="00E6165D"/>
+    <w:rsid w:val="00E618D8"/>
+    <w:rsid w:val="00E61ADE"/>
+    <w:rsid w:val="00E62AE6"/>
+    <w:rsid w:val="00E62D4E"/>
+    <w:rsid w:val="00E6555B"/>
+    <w:rsid w:val="00E70372"/>
+    <w:rsid w:val="00E72015"/>
+    <w:rsid w:val="00E74133"/>
+    <w:rsid w:val="00E76E3D"/>
+    <w:rsid w:val="00E77430"/>
+    <w:rsid w:val="00E80ED2"/>
+    <w:rsid w:val="00E81270"/>
+    <w:rsid w:val="00E8186D"/>
+    <w:rsid w:val="00E81E8C"/>
+    <w:rsid w:val="00E825F4"/>
+    <w:rsid w:val="00E82EAA"/>
+    <w:rsid w:val="00E8535F"/>
+    <w:rsid w:val="00E86E86"/>
+    <w:rsid w:val="00E923AA"/>
+    <w:rsid w:val="00E924A5"/>
+    <w:rsid w:val="00E92E7B"/>
+    <w:rsid w:val="00E93F0D"/>
+    <w:rsid w:val="00E94122"/>
+    <w:rsid w:val="00E94936"/>
+    <w:rsid w:val="00E94C42"/>
+    <w:rsid w:val="00E96388"/>
+    <w:rsid w:val="00E96DC2"/>
+    <w:rsid w:val="00E9724A"/>
+    <w:rsid w:val="00EA17E4"/>
+    <w:rsid w:val="00EA1B40"/>
+    <w:rsid w:val="00EA1D40"/>
+    <w:rsid w:val="00EA4811"/>
+    <w:rsid w:val="00EA53A0"/>
+    <w:rsid w:val="00EA7071"/>
+    <w:rsid w:val="00EB07BF"/>
+    <w:rsid w:val="00EB1067"/>
+    <w:rsid w:val="00EB17D5"/>
+    <w:rsid w:val="00EB2ABA"/>
+    <w:rsid w:val="00EB44ED"/>
+    <w:rsid w:val="00EB589F"/>
+    <w:rsid w:val="00EB62DC"/>
+    <w:rsid w:val="00EB6AC0"/>
+    <w:rsid w:val="00EB76AA"/>
+    <w:rsid w:val="00EC10D6"/>
+    <w:rsid w:val="00EC2E34"/>
+    <w:rsid w:val="00EC33F5"/>
+    <w:rsid w:val="00EC3C5E"/>
+    <w:rsid w:val="00EC4E97"/>
+    <w:rsid w:val="00EC6215"/>
+    <w:rsid w:val="00EC66C2"/>
+    <w:rsid w:val="00EC7049"/>
+    <w:rsid w:val="00ED0E98"/>
+    <w:rsid w:val="00ED16EC"/>
+    <w:rsid w:val="00ED1919"/>
+    <w:rsid w:val="00ED23A3"/>
+    <w:rsid w:val="00ED28B8"/>
+    <w:rsid w:val="00ED302E"/>
+    <w:rsid w:val="00ED594C"/>
+    <w:rsid w:val="00ED5B3A"/>
+    <w:rsid w:val="00ED628D"/>
+    <w:rsid w:val="00ED710A"/>
+    <w:rsid w:val="00EE0CA1"/>
+    <w:rsid w:val="00EE4BD6"/>
+    <w:rsid w:val="00EE523A"/>
+    <w:rsid w:val="00EE7C49"/>
+    <w:rsid w:val="00EF0FCE"/>
+    <w:rsid w:val="00EF1D1C"/>
+    <w:rsid w:val="00EF21BB"/>
+    <w:rsid w:val="00EF33F5"/>
+    <w:rsid w:val="00EF65C9"/>
+    <w:rsid w:val="00F0030D"/>
+    <w:rsid w:val="00F00B5E"/>
+    <w:rsid w:val="00F00C72"/>
+    <w:rsid w:val="00F00D77"/>
+    <w:rsid w:val="00F01C45"/>
+    <w:rsid w:val="00F02886"/>
+    <w:rsid w:val="00F04269"/>
+    <w:rsid w:val="00F052C1"/>
+    <w:rsid w:val="00F06232"/>
+    <w:rsid w:val="00F0630D"/>
+    <w:rsid w:val="00F065D7"/>
+    <w:rsid w:val="00F06834"/>
+    <w:rsid w:val="00F06852"/>
+    <w:rsid w:val="00F06C84"/>
+    <w:rsid w:val="00F07D65"/>
+    <w:rsid w:val="00F07ED0"/>
+    <w:rsid w:val="00F1060D"/>
+    <w:rsid w:val="00F12C93"/>
+    <w:rsid w:val="00F14EAC"/>
+    <w:rsid w:val="00F15DAC"/>
+    <w:rsid w:val="00F16095"/>
+    <w:rsid w:val="00F16620"/>
+    <w:rsid w:val="00F16975"/>
+    <w:rsid w:val="00F17009"/>
+    <w:rsid w:val="00F17B82"/>
+    <w:rsid w:val="00F2044F"/>
+    <w:rsid w:val="00F20720"/>
+    <w:rsid w:val="00F210C2"/>
+    <w:rsid w:val="00F21E07"/>
+    <w:rsid w:val="00F2683F"/>
+    <w:rsid w:val="00F27790"/>
+    <w:rsid w:val="00F27A0E"/>
+    <w:rsid w:val="00F3266B"/>
+    <w:rsid w:val="00F34C4F"/>
+    <w:rsid w:val="00F35254"/>
+    <w:rsid w:val="00F36560"/>
+    <w:rsid w:val="00F401E0"/>
+    <w:rsid w:val="00F40686"/>
+    <w:rsid w:val="00F40965"/>
+    <w:rsid w:val="00F413BF"/>
+    <w:rsid w:val="00F41528"/>
+    <w:rsid w:val="00F4181A"/>
+    <w:rsid w:val="00F425EE"/>
+    <w:rsid w:val="00F42648"/>
+    <w:rsid w:val="00F42A52"/>
+    <w:rsid w:val="00F43D08"/>
+    <w:rsid w:val="00F446F1"/>
+    <w:rsid w:val="00F44F3C"/>
+    <w:rsid w:val="00F4532B"/>
+    <w:rsid w:val="00F4695C"/>
+    <w:rsid w:val="00F46F3F"/>
+    <w:rsid w:val="00F50290"/>
+    <w:rsid w:val="00F50D03"/>
+    <w:rsid w:val="00F512AE"/>
+    <w:rsid w:val="00F5256F"/>
+    <w:rsid w:val="00F52B8D"/>
+    <w:rsid w:val="00F53246"/>
+    <w:rsid w:val="00F534DF"/>
+    <w:rsid w:val="00F56C95"/>
+    <w:rsid w:val="00F619C6"/>
+    <w:rsid w:val="00F62A31"/>
+    <w:rsid w:val="00F62F20"/>
+    <w:rsid w:val="00F649BB"/>
+    <w:rsid w:val="00F64DDC"/>
+    <w:rsid w:val="00F66505"/>
+    <w:rsid w:val="00F67713"/>
+    <w:rsid w:val="00F7478E"/>
+    <w:rsid w:val="00F74A2F"/>
+    <w:rsid w:val="00F75CED"/>
+    <w:rsid w:val="00F76C26"/>
+    <w:rsid w:val="00F7719B"/>
+    <w:rsid w:val="00F77541"/>
+    <w:rsid w:val="00F77923"/>
+    <w:rsid w:val="00F815E1"/>
+    <w:rsid w:val="00F81730"/>
+    <w:rsid w:val="00F8331C"/>
+    <w:rsid w:val="00F84594"/>
+    <w:rsid w:val="00F8459F"/>
+    <w:rsid w:val="00F8494C"/>
+    <w:rsid w:val="00F85EA5"/>
+    <w:rsid w:val="00F86AF4"/>
+    <w:rsid w:val="00F86F50"/>
+    <w:rsid w:val="00F900BB"/>
+    <w:rsid w:val="00F904E0"/>
+    <w:rsid w:val="00F919C2"/>
+    <w:rsid w:val="00F92622"/>
+    <w:rsid w:val="00F9357E"/>
+    <w:rsid w:val="00F97837"/>
+    <w:rsid w:val="00FA0881"/>
+    <w:rsid w:val="00FA0A12"/>
+    <w:rsid w:val="00FA1629"/>
+    <w:rsid w:val="00FA4945"/>
+    <w:rsid w:val="00FA5048"/>
+    <w:rsid w:val="00FA6FC5"/>
+    <w:rsid w:val="00FA7246"/>
+    <w:rsid w:val="00FA7F89"/>
+    <w:rsid w:val="00FB255B"/>
+    <w:rsid w:val="00FB29A3"/>
+    <w:rsid w:val="00FB33B2"/>
+    <w:rsid w:val="00FB4665"/>
+    <w:rsid w:val="00FB5115"/>
+    <w:rsid w:val="00FB6556"/>
+    <w:rsid w:val="00FB6B0F"/>
+    <w:rsid w:val="00FC0C70"/>
+    <w:rsid w:val="00FC233E"/>
+    <w:rsid w:val="00FC2D55"/>
+    <w:rsid w:val="00FC72FA"/>
+    <w:rsid w:val="00FC73CC"/>
+    <w:rsid w:val="00FC75A6"/>
+    <w:rsid w:val="00FD0711"/>
+    <w:rsid w:val="00FD1B38"/>
+    <w:rsid w:val="00FD26AB"/>
+    <w:rsid w:val="00FD3BDF"/>
+    <w:rsid w:val="00FD418D"/>
+    <w:rsid w:val="00FD5D8E"/>
+    <w:rsid w:val="00FD70DA"/>
+    <w:rsid w:val="00FD7E1E"/>
+    <w:rsid w:val="00FE08FE"/>
+    <w:rsid w:val="00FE1468"/>
+    <w:rsid w:val="00FE1C11"/>
+    <w:rsid w:val="00FE1D82"/>
+    <w:rsid w:val="00FE3BFC"/>
+    <w:rsid w:val="00FE48AE"/>
+    <w:rsid w:val="00FE5C18"/>
+    <w:rsid w:val="00FE6903"/>
+    <w:rsid w:val="00FF070B"/>
+    <w:rsid w:val="00FF0C97"/>
+    <w:rsid w:val="00FF21D1"/>
+    <w:rsid w:val="00FF4E58"/>
+    <w:rsid w:val="00FF4F47"/>
+    <w:rsid w:val="00FF670E"/>
+    <w:rsid w:val="00FF6EF1"/>
+  </w:rsids>
+  <m:mathPr>
+    <m:mathFont m:val="Cambria Math"/>
+    <m:brkBin m:val="before"/>
+    <m:brkBinSub m:val="--"/>
+    <m:smallFrac m:val="0"/>
+    <m:dispDef/>
+    <m:lMargin m:val="0"/>
+    <m:rMargin m:val="0"/>
+    <m:defJc m:val="centerGroup"/>
+    <m:wrapIndent m:val="1440"/>
+    <m:intLim m:val="subSup"/>
+    <m:naryLim m:val="undOvr"/>
+  </m:mathPr>
+  <w:themeFontLang w:val="en-US"/>
+  <w:clrSchemeMapping w:bg1="light1" w:t1="dark1" w:bg2="light2" w:t2="dark2" w:accent1="accent1" w:accent2="accent2" w:accent3="accent3" w:accent4="accent4" w:accent5="accent5" w:accent6="accent6" w:hyperlink="hyperlink" w:followedHyperlink="followedHyperlink"/>
+  <w:doNotIncludeSubdocsInStats/>
+  <w:shapeDefaults>
+    <o:shapedefaults v:ext="edit" spidmax="2049"/>
+    <o:shapelayout v:ext="edit">
+      <o:idmap v:ext="edit" data="1"/>
+    </o:shapelayout>
+  </w:shapeDefaults>
+  <w:decimalSymbol w:val="."/>
+  <w:listSeparator w:val=","/>
+  <w14:docId w14:val="76510A56"/>
+  <w15:docId w15:val="{A0C16496-2A9A-4056-BAFD-2127C61C425A}"/>
+</w:settings>
+</file>
+
+<file path=./word/styles.xml><?xml version="1.0" encoding="utf-8"?>
 <w:styles xmlns:mc="http://schemas.openxmlformats.org/markup-compatibility/2006" xmlns:r="http://schemas.openxmlformats.org/officeDocument/2006/relationships" xmlns:w="http://schemas.openxmlformats.org/wordprocessingml/2006/main" xmlns:w14="http://schemas.microsoft.com/office/word/2010/wordml" xmlns:w15="http://schemas.microsoft.com/office/word/2012/wordml" xmlns:w16se="http://schemas.microsoft.com/office/word/2015/wordml/symex">
   <w:docDefaults>
     <w:rPrDefault>
@@ -23256,7 +25538,7 @@
 </w:styles>
 </file>
 
-<file path=word/theme/theme1.xml><?xml version="1.0" encoding="utf-8"?>
+<file path=./word/theme/theme1.xml><?xml version="1.0" encoding="utf-8"?>
 <a:theme xmlns:a="http://schemas.openxmlformats.org/drawingml/2006/main" name="Office Theme">
   <a:themeElements>
     <a:clrScheme name="Office">
@@ -23517,14 +25799,649 @@
 </a:theme>
 </file>
 
-<file path=customXml/item1.xml><?xml version="1.0" encoding="utf-8"?>
-<b:Sources xmlns:b="http://schemas.openxmlformats.org/officeDocument/2006/bibliography" xmlns="http://schemas.openxmlformats.org/officeDocument/2006/bibliography" SelectedStyle="\APA.XSL" StyleName="APA"/>
-</file>
-
-<file path=customXml/itemProps1.xml><?xml version="1.0" encoding="utf-8"?>
-<ds:datastoreItem xmlns:ds="http://schemas.openxmlformats.org/officeDocument/2006/customXml" ds:itemID="{2C8B2EC6-6BF0-4593-A640-55D2ACB336B2}">
-  <ds:schemaRefs>
-    <ds:schemaRef ds:uri="http://schemas.openxmlformats.org/officeDocument/2006/bibliography"/>
-  </ds:schemaRefs>
-</ds:datastoreItem>
+<file path=./word/webSettings.xml><?xml version="1.0" encoding="utf-8"?>
+<w:webSettings xmlns:mc="http://schemas.openxmlformats.org/markup-compatibility/2006" xmlns:r="http://schemas.openxmlformats.org/officeDocument/2006/relationships" xmlns:w="http://schemas.openxmlformats.org/wordprocessingml/2006/main" xmlns:w14="http://schemas.microsoft.com/office/word/2010/wordml" xmlns:w15="http://schemas.microsoft.com/office/word/2012/wordml" xmlns:w16se="http://schemas.microsoft.com/office/word/2015/wordml/symex">
+  <w:divs>
+    <w:div w:id="107627115">
+      <w:bodyDiv w:val="1"/>
+      <w:marLeft w:val="0"/>
+      <w:marRight w:val="0"/>
+      <w:marTop w:val="0"/>
+      <w:marBottom w:val="0"/>
+      <w:divBdr>
+        <w:top w:val="none" w:sz="0" w:space="0" w:color="auto"/>
+        <w:left w:val="none" w:sz="0" w:space="0" w:color="auto"/>
+        <w:bottom w:val="none" w:sz="0" w:space="0" w:color="auto"/>
+        <w:right w:val="none" w:sz="0" w:space="0" w:color="auto"/>
+      </w:divBdr>
+    </w:div>
+    <w:div w:id="187261691">
+      <w:bodyDiv w:val="1"/>
+      <w:marLeft w:val="0"/>
+      <w:marRight w:val="0"/>
+      <w:marTop w:val="0"/>
+      <w:marBottom w:val="0"/>
+      <w:divBdr>
+        <w:top w:val="none" w:sz="0" w:space="0" w:color="auto"/>
+        <w:left w:val="none" w:sz="0" w:space="0" w:color="auto"/>
+        <w:bottom w:val="none" w:sz="0" w:space="0" w:color="auto"/>
+        <w:right w:val="none" w:sz="0" w:space="0" w:color="auto"/>
+      </w:divBdr>
+    </w:div>
+    <w:div w:id="195433613">
+      <w:bodyDiv w:val="1"/>
+      <w:marLeft w:val="0"/>
+      <w:marRight w:val="0"/>
+      <w:marTop w:val="0"/>
+      <w:marBottom w:val="0"/>
+      <w:divBdr>
+        <w:top w:val="none" w:sz="0" w:space="0" w:color="auto"/>
+        <w:left w:val="none" w:sz="0" w:space="0" w:color="auto"/>
+        <w:bottom w:val="none" w:sz="0" w:space="0" w:color="auto"/>
+        <w:right w:val="none" w:sz="0" w:space="0" w:color="auto"/>
+      </w:divBdr>
+    </w:div>
+    <w:div w:id="262419334">
+      <w:bodyDiv w:val="1"/>
+      <w:marLeft w:val="0"/>
+      <w:marRight w:val="0"/>
+      <w:marTop w:val="0"/>
+      <w:marBottom w:val="0"/>
+      <w:divBdr>
+        <w:top w:val="none" w:sz="0" w:space="0" w:color="auto"/>
+        <w:left w:val="none" w:sz="0" w:space="0" w:color="auto"/>
+        <w:bottom w:val="none" w:sz="0" w:space="0" w:color="auto"/>
+        <w:right w:val="none" w:sz="0" w:space="0" w:color="auto"/>
+      </w:divBdr>
+    </w:div>
+    <w:div w:id="425349735">
+      <w:bodyDiv w:val="1"/>
+      <w:marLeft w:val="0"/>
+      <w:marRight w:val="0"/>
+      <w:marTop w:val="0"/>
+      <w:marBottom w:val="0"/>
+      <w:divBdr>
+        <w:top w:val="none" w:sz="0" w:space="0" w:color="auto"/>
+        <w:left w:val="none" w:sz="0" w:space="0" w:color="auto"/>
+        <w:bottom w:val="none" w:sz="0" w:space="0" w:color="auto"/>
+        <w:right w:val="none" w:sz="0" w:space="0" w:color="auto"/>
+      </w:divBdr>
+    </w:div>
+    <w:div w:id="442304619">
+      <w:bodyDiv w:val="1"/>
+      <w:marLeft w:val="0"/>
+      <w:marRight w:val="0"/>
+      <w:marTop w:val="0"/>
+      <w:marBottom w:val="0"/>
+      <w:divBdr>
+        <w:top w:val="none" w:sz="0" w:space="0" w:color="auto"/>
+        <w:left w:val="none" w:sz="0" w:space="0" w:color="auto"/>
+        <w:bottom w:val="none" w:sz="0" w:space="0" w:color="auto"/>
+        <w:right w:val="none" w:sz="0" w:space="0" w:color="auto"/>
+      </w:divBdr>
+    </w:div>
+    <w:div w:id="452287045">
+      <w:bodyDiv w:val="1"/>
+      <w:marLeft w:val="0"/>
+      <w:marRight w:val="0"/>
+      <w:marTop w:val="0"/>
+      <w:marBottom w:val="0"/>
+      <w:divBdr>
+        <w:top w:val="none" w:sz="0" w:space="0" w:color="auto"/>
+        <w:left w:val="none" w:sz="0" w:space="0" w:color="auto"/>
+        <w:bottom w:val="none" w:sz="0" w:space="0" w:color="auto"/>
+        <w:right w:val="none" w:sz="0" w:space="0" w:color="auto"/>
+      </w:divBdr>
+    </w:div>
+    <w:div w:id="489562976">
+      <w:bodyDiv w:val="1"/>
+      <w:marLeft w:val="0"/>
+      <w:marRight w:val="0"/>
+      <w:marTop w:val="0"/>
+      <w:marBottom w:val="0"/>
+      <w:divBdr>
+        <w:top w:val="none" w:sz="0" w:space="0" w:color="auto"/>
+        <w:left w:val="none" w:sz="0" w:space="0" w:color="auto"/>
+        <w:bottom w:val="none" w:sz="0" w:space="0" w:color="auto"/>
+        <w:right w:val="none" w:sz="0" w:space="0" w:color="auto"/>
+      </w:divBdr>
+    </w:div>
+    <w:div w:id="518390480">
+      <w:bodyDiv w:val="1"/>
+      <w:marLeft w:val="0"/>
+      <w:marRight w:val="0"/>
+      <w:marTop w:val="0"/>
+      <w:marBottom w:val="0"/>
+      <w:divBdr>
+        <w:top w:val="none" w:sz="0" w:space="0" w:color="auto"/>
+        <w:left w:val="none" w:sz="0" w:space="0" w:color="auto"/>
+        <w:bottom w:val="none" w:sz="0" w:space="0" w:color="auto"/>
+        <w:right w:val="none" w:sz="0" w:space="0" w:color="auto"/>
+      </w:divBdr>
+    </w:div>
+    <w:div w:id="519511006">
+      <w:bodyDiv w:val="1"/>
+      <w:marLeft w:val="0"/>
+      <w:marRight w:val="0"/>
+      <w:marTop w:val="0"/>
+      <w:marBottom w:val="0"/>
+      <w:divBdr>
+        <w:top w:val="none" w:sz="0" w:space="0" w:color="auto"/>
+        <w:left w:val="none" w:sz="0" w:space="0" w:color="auto"/>
+        <w:bottom w:val="none" w:sz="0" w:space="0" w:color="auto"/>
+        <w:right w:val="none" w:sz="0" w:space="0" w:color="auto"/>
+      </w:divBdr>
+    </w:div>
+    <w:div w:id="534543752">
+      <w:bodyDiv w:val="1"/>
+      <w:marLeft w:val="0"/>
+      <w:marRight w:val="0"/>
+      <w:marTop w:val="0"/>
+      <w:marBottom w:val="0"/>
+      <w:divBdr>
+        <w:top w:val="none" w:sz="0" w:space="0" w:color="auto"/>
+        <w:left w:val="none" w:sz="0" w:space="0" w:color="auto"/>
+        <w:bottom w:val="none" w:sz="0" w:space="0" w:color="auto"/>
+        <w:right w:val="none" w:sz="0" w:space="0" w:color="auto"/>
+      </w:divBdr>
+    </w:div>
+    <w:div w:id="703597312">
+      <w:bodyDiv w:val="1"/>
+      <w:marLeft w:val="0"/>
+      <w:marRight w:val="0"/>
+      <w:marTop w:val="0"/>
+      <w:marBottom w:val="0"/>
+      <w:divBdr>
+        <w:top w:val="none" w:sz="0" w:space="0" w:color="auto"/>
+        <w:left w:val="none" w:sz="0" w:space="0" w:color="auto"/>
+        <w:bottom w:val="none" w:sz="0" w:space="0" w:color="auto"/>
+        <w:right w:val="none" w:sz="0" w:space="0" w:color="auto"/>
+      </w:divBdr>
+    </w:div>
+    <w:div w:id="829176163">
+      <w:bodyDiv w:val="1"/>
+      <w:marLeft w:val="0"/>
+      <w:marRight w:val="0"/>
+      <w:marTop w:val="0"/>
+      <w:marBottom w:val="0"/>
+      <w:divBdr>
+        <w:top w:val="none" w:sz="0" w:space="0" w:color="auto"/>
+        <w:left w:val="none" w:sz="0" w:space="0" w:color="auto"/>
+        <w:bottom w:val="none" w:sz="0" w:space="0" w:color="auto"/>
+        <w:right w:val="none" w:sz="0" w:space="0" w:color="auto"/>
+      </w:divBdr>
+    </w:div>
+    <w:div w:id="928582656">
+      <w:bodyDiv w:val="1"/>
+      <w:marLeft w:val="0"/>
+      <w:marRight w:val="0"/>
+      <w:marTop w:val="0"/>
+      <w:marBottom w:val="0"/>
+      <w:divBdr>
+        <w:top w:val="none" w:sz="0" w:space="0" w:color="auto"/>
+        <w:left w:val="none" w:sz="0" w:space="0" w:color="auto"/>
+        <w:bottom w:val="none" w:sz="0" w:space="0" w:color="auto"/>
+        <w:right w:val="none" w:sz="0" w:space="0" w:color="auto"/>
+      </w:divBdr>
+    </w:div>
+    <w:div w:id="949507832">
+      <w:bodyDiv w:val="1"/>
+      <w:marLeft w:val="0"/>
+      <w:marRight w:val="0"/>
+      <w:marTop w:val="0"/>
+      <w:marBottom w:val="0"/>
+      <w:divBdr>
+        <w:top w:val="none" w:sz="0" w:space="0" w:color="auto"/>
+        <w:left w:val="none" w:sz="0" w:space="0" w:color="auto"/>
+        <w:bottom w:val="none" w:sz="0" w:space="0" w:color="auto"/>
+        <w:right w:val="none" w:sz="0" w:space="0" w:color="auto"/>
+      </w:divBdr>
+    </w:div>
+    <w:div w:id="960263996">
+      <w:bodyDiv w:val="1"/>
+      <w:marLeft w:val="0"/>
+      <w:marRight w:val="0"/>
+      <w:marTop w:val="0"/>
+      <w:marBottom w:val="0"/>
+      <w:divBdr>
+        <w:top w:val="none" w:sz="0" w:space="0" w:color="auto"/>
+        <w:left w:val="none" w:sz="0" w:space="0" w:color="auto"/>
+        <w:bottom w:val="none" w:sz="0" w:space="0" w:color="auto"/>
+        <w:right w:val="none" w:sz="0" w:space="0" w:color="auto"/>
+      </w:divBdr>
+    </w:div>
+    <w:div w:id="973369588">
+      <w:bodyDiv w:val="1"/>
+      <w:marLeft w:val="0"/>
+      <w:marRight w:val="0"/>
+      <w:marTop w:val="0"/>
+      <w:marBottom w:val="0"/>
+      <w:divBdr>
+        <w:top w:val="none" w:sz="0" w:space="0" w:color="auto"/>
+        <w:left w:val="none" w:sz="0" w:space="0" w:color="auto"/>
+        <w:bottom w:val="none" w:sz="0" w:space="0" w:color="auto"/>
+        <w:right w:val="none" w:sz="0" w:space="0" w:color="auto"/>
+      </w:divBdr>
+    </w:div>
+    <w:div w:id="979843560">
+      <w:bodyDiv w:val="1"/>
+      <w:marLeft w:val="0"/>
+      <w:marRight w:val="0"/>
+      <w:marTop w:val="0"/>
+      <w:marBottom w:val="0"/>
+      <w:divBdr>
+        <w:top w:val="none" w:sz="0" w:space="0" w:color="auto"/>
+        <w:left w:val="none" w:sz="0" w:space="0" w:color="auto"/>
+        <w:bottom w:val="none" w:sz="0" w:space="0" w:color="auto"/>
+        <w:right w:val="none" w:sz="0" w:space="0" w:color="auto"/>
+      </w:divBdr>
+    </w:div>
+    <w:div w:id="981422077">
+      <w:bodyDiv w:val="1"/>
+      <w:marLeft w:val="0"/>
+      <w:marRight w:val="0"/>
+      <w:marTop w:val="0"/>
+      <w:marBottom w:val="0"/>
+      <w:divBdr>
+        <w:top w:val="none" w:sz="0" w:space="0" w:color="auto"/>
+        <w:left w:val="none" w:sz="0" w:space="0" w:color="auto"/>
+        <w:bottom w:val="none" w:sz="0" w:space="0" w:color="auto"/>
+        <w:right w:val="none" w:sz="0" w:space="0" w:color="auto"/>
+      </w:divBdr>
+    </w:div>
+    <w:div w:id="994067537">
+      <w:bodyDiv w:val="1"/>
+      <w:marLeft w:val="0"/>
+      <w:marRight w:val="0"/>
+      <w:marTop w:val="0"/>
+      <w:marBottom w:val="0"/>
+      <w:divBdr>
+        <w:top w:val="none" w:sz="0" w:space="0" w:color="auto"/>
+        <w:left w:val="none" w:sz="0" w:space="0" w:color="auto"/>
+        <w:bottom w:val="none" w:sz="0" w:space="0" w:color="auto"/>
+        <w:right w:val="none" w:sz="0" w:space="0" w:color="auto"/>
+      </w:divBdr>
+    </w:div>
+    <w:div w:id="1008950113">
+      <w:bodyDiv w:val="1"/>
+      <w:marLeft w:val="0"/>
+      <w:marRight w:val="0"/>
+      <w:marTop w:val="0"/>
+      <w:marBottom w:val="0"/>
+      <w:divBdr>
+        <w:top w:val="none" w:sz="0" w:space="0" w:color="auto"/>
+        <w:left w:val="none" w:sz="0" w:space="0" w:color="auto"/>
+        <w:bottom w:val="none" w:sz="0" w:space="0" w:color="auto"/>
+        <w:right w:val="none" w:sz="0" w:space="0" w:color="auto"/>
+      </w:divBdr>
+    </w:div>
+    <w:div w:id="1011227672">
+      <w:bodyDiv w:val="1"/>
+      <w:marLeft w:val="0"/>
+      <w:marRight w:val="0"/>
+      <w:marTop w:val="0"/>
+      <w:marBottom w:val="0"/>
+      <w:divBdr>
+        <w:top w:val="none" w:sz="0" w:space="0" w:color="auto"/>
+        <w:left w:val="none" w:sz="0" w:space="0" w:color="auto"/>
+        <w:bottom w:val="none" w:sz="0" w:space="0" w:color="auto"/>
+        <w:right w:val="none" w:sz="0" w:space="0" w:color="auto"/>
+      </w:divBdr>
+    </w:div>
+    <w:div w:id="1092312460">
+      <w:bodyDiv w:val="1"/>
+      <w:marLeft w:val="0"/>
+      <w:marRight w:val="0"/>
+      <w:marTop w:val="0"/>
+      <w:marBottom w:val="0"/>
+      <w:divBdr>
+        <w:top w:val="none" w:sz="0" w:space="0" w:color="auto"/>
+        <w:left w:val="none" w:sz="0" w:space="0" w:color="auto"/>
+        <w:bottom w:val="none" w:sz="0" w:space="0" w:color="auto"/>
+        <w:right w:val="none" w:sz="0" w:space="0" w:color="auto"/>
+      </w:divBdr>
+    </w:div>
+    <w:div w:id="1182667475">
+      <w:bodyDiv w:val="1"/>
+      <w:marLeft w:val="0"/>
+      <w:marRight w:val="0"/>
+      <w:marTop w:val="0"/>
+      <w:marBottom w:val="0"/>
+      <w:divBdr>
+        <w:top w:val="none" w:sz="0" w:space="0" w:color="auto"/>
+        <w:left w:val="none" w:sz="0" w:space="0" w:color="auto"/>
+        <w:bottom w:val="none" w:sz="0" w:space="0" w:color="auto"/>
+        <w:right w:val="none" w:sz="0" w:space="0" w:color="auto"/>
+      </w:divBdr>
+    </w:div>
+    <w:div w:id="1218973752">
+      <w:bodyDiv w:val="1"/>
+      <w:marLeft w:val="0"/>
+      <w:marRight w:val="0"/>
+      <w:marTop w:val="0"/>
+      <w:marBottom w:val="0"/>
+      <w:divBdr>
+        <w:top w:val="none" w:sz="0" w:space="0" w:color="auto"/>
+        <w:left w:val="none" w:sz="0" w:space="0" w:color="auto"/>
+        <w:bottom w:val="none" w:sz="0" w:space="0" w:color="auto"/>
+        <w:right w:val="none" w:sz="0" w:space="0" w:color="auto"/>
+      </w:divBdr>
+    </w:div>
+    <w:div w:id="1219243002">
+      <w:bodyDiv w:val="1"/>
+      <w:marLeft w:val="0"/>
+      <w:marRight w:val="0"/>
+      <w:marTop w:val="0"/>
+      <w:marBottom w:val="0"/>
+      <w:divBdr>
+        <w:top w:val="none" w:sz="0" w:space="0" w:color="auto"/>
+        <w:left w:val="none" w:sz="0" w:space="0" w:color="auto"/>
+        <w:bottom w:val="none" w:sz="0" w:space="0" w:color="auto"/>
+        <w:right w:val="none" w:sz="0" w:space="0" w:color="auto"/>
+      </w:divBdr>
+    </w:div>
+    <w:div w:id="1265264121">
+      <w:bodyDiv w:val="1"/>
+      <w:marLeft w:val="0"/>
+      <w:marRight w:val="0"/>
+      <w:marTop w:val="0"/>
+      <w:marBottom w:val="0"/>
+      <w:divBdr>
+        <w:top w:val="none" w:sz="0" w:space="0" w:color="auto"/>
+        <w:left w:val="none" w:sz="0" w:space="0" w:color="auto"/>
+        <w:bottom w:val="none" w:sz="0" w:space="0" w:color="auto"/>
+        <w:right w:val="none" w:sz="0" w:space="0" w:color="auto"/>
+      </w:divBdr>
+    </w:div>
+    <w:div w:id="1275820223">
+      <w:bodyDiv w:val="1"/>
+      <w:marLeft w:val="0"/>
+      <w:marRight w:val="0"/>
+      <w:marTop w:val="0"/>
+      <w:marBottom w:val="0"/>
+      <w:divBdr>
+        <w:top w:val="none" w:sz="0" w:space="0" w:color="auto"/>
+        <w:left w:val="none" w:sz="0" w:space="0" w:color="auto"/>
+        <w:bottom w:val="none" w:sz="0" w:space="0" w:color="auto"/>
+        <w:right w:val="none" w:sz="0" w:space="0" w:color="auto"/>
+      </w:divBdr>
+    </w:div>
+    <w:div w:id="1287151945">
+      <w:bodyDiv w:val="1"/>
+      <w:marLeft w:val="0"/>
+      <w:marRight w:val="0"/>
+      <w:marTop w:val="0"/>
+      <w:marBottom w:val="0"/>
+      <w:divBdr>
+        <w:top w:val="none" w:sz="0" w:space="0" w:color="auto"/>
+        <w:left w:val="none" w:sz="0" w:space="0" w:color="auto"/>
+        <w:bottom w:val="none" w:sz="0" w:space="0" w:color="auto"/>
+        <w:right w:val="none" w:sz="0" w:space="0" w:color="auto"/>
+      </w:divBdr>
+    </w:div>
+    <w:div w:id="1312127479">
+      <w:bodyDiv w:val="1"/>
+      <w:marLeft w:val="0"/>
+      <w:marRight w:val="0"/>
+      <w:marTop w:val="0"/>
+      <w:marBottom w:val="0"/>
+      <w:divBdr>
+        <w:top w:val="none" w:sz="0" w:space="0" w:color="auto"/>
+        <w:left w:val="none" w:sz="0" w:space="0" w:color="auto"/>
+        <w:bottom w:val="none" w:sz="0" w:space="0" w:color="auto"/>
+        <w:right w:val="none" w:sz="0" w:space="0" w:color="auto"/>
+      </w:divBdr>
+    </w:div>
+    <w:div w:id="1338120292">
+      <w:bodyDiv w:val="1"/>
+      <w:marLeft w:val="0"/>
+      <w:marRight w:val="0"/>
+      <w:marTop w:val="0"/>
+      <w:marBottom w:val="0"/>
+      <w:divBdr>
+        <w:top w:val="none" w:sz="0" w:space="0" w:color="auto"/>
+        <w:left w:val="none" w:sz="0" w:space="0" w:color="auto"/>
+        <w:bottom w:val="none" w:sz="0" w:space="0" w:color="auto"/>
+        <w:right w:val="none" w:sz="0" w:space="0" w:color="auto"/>
+      </w:divBdr>
+    </w:div>
+    <w:div w:id="1348823794">
+      <w:bodyDiv w:val="1"/>
+      <w:marLeft w:val="0"/>
+      <w:marRight w:val="0"/>
+      <w:marTop w:val="0"/>
+      <w:marBottom w:val="0"/>
+      <w:divBdr>
+        <w:top w:val="none" w:sz="0" w:space="0" w:color="auto"/>
+        <w:left w:val="none" w:sz="0" w:space="0" w:color="auto"/>
+        <w:bottom w:val="none" w:sz="0" w:space="0" w:color="auto"/>
+        <w:right w:val="none" w:sz="0" w:space="0" w:color="auto"/>
+      </w:divBdr>
+    </w:div>
+    <w:div w:id="1353537089">
+      <w:bodyDiv w:val="1"/>
+      <w:marLeft w:val="0"/>
+      <w:marRight w:val="0"/>
+      <w:marTop w:val="0"/>
+      <w:marBottom w:val="0"/>
+      <w:divBdr>
+        <w:top w:val="none" w:sz="0" w:space="0" w:color="auto"/>
+        <w:left w:val="none" w:sz="0" w:space="0" w:color="auto"/>
+        <w:bottom w:val="none" w:sz="0" w:space="0" w:color="auto"/>
+        <w:right w:val="none" w:sz="0" w:space="0" w:color="auto"/>
+      </w:divBdr>
+    </w:div>
+    <w:div w:id="1376076294">
+      <w:bodyDiv w:val="1"/>
+      <w:marLeft w:val="0"/>
+      <w:marRight w:val="0"/>
+      <w:marTop w:val="0"/>
+      <w:marBottom w:val="0"/>
+      <w:divBdr>
+        <w:top w:val="none" w:sz="0" w:space="0" w:color="auto"/>
+        <w:left w:val="none" w:sz="0" w:space="0" w:color="auto"/>
+        <w:bottom w:val="none" w:sz="0" w:space="0" w:color="auto"/>
+        <w:right w:val="none" w:sz="0" w:space="0" w:color="auto"/>
+      </w:divBdr>
+    </w:div>
+    <w:div w:id="1398243059">
+      <w:bodyDiv w:val="1"/>
+      <w:marLeft w:val="0"/>
+      <w:marRight w:val="0"/>
+      <w:marTop w:val="0"/>
+      <w:marBottom w:val="0"/>
+      <w:divBdr>
+        <w:top w:val="none" w:sz="0" w:space="0" w:color="auto"/>
+        <w:left w:val="none" w:sz="0" w:space="0" w:color="auto"/>
+        <w:bottom w:val="none" w:sz="0" w:space="0" w:color="auto"/>
+        <w:right w:val="none" w:sz="0" w:space="0" w:color="auto"/>
+      </w:divBdr>
+    </w:div>
+    <w:div w:id="1405373377">
+      <w:bodyDiv w:val="1"/>
+      <w:marLeft w:val="0"/>
+      <w:marRight w:val="0"/>
+      <w:marTop w:val="0"/>
+      <w:marBottom w:val="0"/>
+      <w:divBdr>
+        <w:top w:val="none" w:sz="0" w:space="0" w:color="auto"/>
+        <w:left w:val="none" w:sz="0" w:space="0" w:color="auto"/>
+        <w:bottom w:val="none" w:sz="0" w:space="0" w:color="auto"/>
+        <w:right w:val="none" w:sz="0" w:space="0" w:color="auto"/>
+      </w:divBdr>
+    </w:div>
+    <w:div w:id="1474524359">
+      <w:bodyDiv w:val="1"/>
+      <w:marLeft w:val="0"/>
+      <w:marRight w:val="0"/>
+      <w:marTop w:val="0"/>
+      <w:marBottom w:val="0"/>
+      <w:divBdr>
+        <w:top w:val="none" w:sz="0" w:space="0" w:color="auto"/>
+        <w:left w:val="none" w:sz="0" w:space="0" w:color="auto"/>
+        <w:bottom w:val="none" w:sz="0" w:space="0" w:color="auto"/>
+        <w:right w:val="none" w:sz="0" w:space="0" w:color="auto"/>
+      </w:divBdr>
+    </w:div>
+    <w:div w:id="1563756264">
+      <w:bodyDiv w:val="1"/>
+      <w:marLeft w:val="0"/>
+      <w:marRight w:val="0"/>
+      <w:marTop w:val="0"/>
+      <w:marBottom w:val="0"/>
+      <w:divBdr>
+        <w:top w:val="none" w:sz="0" w:space="0" w:color="auto"/>
+        <w:left w:val="none" w:sz="0" w:space="0" w:color="auto"/>
+        <w:bottom w:val="none" w:sz="0" w:space="0" w:color="auto"/>
+        <w:right w:val="none" w:sz="0" w:space="0" w:color="auto"/>
+      </w:divBdr>
+    </w:div>
+    <w:div w:id="1571304709">
+      <w:bodyDiv w:val="1"/>
+      <w:marLeft w:val="0"/>
+      <w:marRight w:val="0"/>
+      <w:marTop w:val="0"/>
+      <w:marBottom w:val="0"/>
+      <w:divBdr>
+        <w:top w:val="none" w:sz="0" w:space="0" w:color="auto"/>
+        <w:left w:val="none" w:sz="0" w:space="0" w:color="auto"/>
+        <w:bottom w:val="none" w:sz="0" w:space="0" w:color="auto"/>
+        <w:right w:val="none" w:sz="0" w:space="0" w:color="auto"/>
+      </w:divBdr>
+    </w:div>
+    <w:div w:id="1724791056">
+      <w:bodyDiv w:val="1"/>
+      <w:marLeft w:val="0"/>
+      <w:marRight w:val="0"/>
+      <w:marTop w:val="0"/>
+      <w:marBottom w:val="0"/>
+      <w:divBdr>
+        <w:top w:val="none" w:sz="0" w:space="0" w:color="auto"/>
+        <w:left w:val="none" w:sz="0" w:space="0" w:color="auto"/>
+        <w:bottom w:val="none" w:sz="0" w:space="0" w:color="auto"/>
+        <w:right w:val="none" w:sz="0" w:space="0" w:color="auto"/>
+      </w:divBdr>
+    </w:div>
+    <w:div w:id="1795441628">
+      <w:bodyDiv w:val="1"/>
+      <w:marLeft w:val="0"/>
+      <w:marRight w:val="0"/>
+      <w:marTop w:val="0"/>
+      <w:marBottom w:val="0"/>
+      <w:divBdr>
+        <w:top w:val="none" w:sz="0" w:space="0" w:color="auto"/>
+        <w:left w:val="none" w:sz="0" w:space="0" w:color="auto"/>
+        <w:bottom w:val="none" w:sz="0" w:space="0" w:color="auto"/>
+        <w:right w:val="none" w:sz="0" w:space="0" w:color="auto"/>
+      </w:divBdr>
+    </w:div>
+    <w:div w:id="1803883350">
+      <w:bodyDiv w:val="1"/>
+      <w:marLeft w:val="0"/>
+      <w:marRight w:val="0"/>
+      <w:marTop w:val="0"/>
+      <w:marBottom w:val="0"/>
+      <w:divBdr>
+        <w:top w:val="none" w:sz="0" w:space="0" w:color="auto"/>
+        <w:left w:val="none" w:sz="0" w:space="0" w:color="auto"/>
+        <w:bottom w:val="none" w:sz="0" w:space="0" w:color="auto"/>
+        <w:right w:val="none" w:sz="0" w:space="0" w:color="auto"/>
+      </w:divBdr>
+    </w:div>
+    <w:div w:id="1850563827">
+      <w:bodyDiv w:val="1"/>
+      <w:marLeft w:val="0"/>
+      <w:marRight w:val="0"/>
+      <w:marTop w:val="0"/>
+      <w:marBottom w:val="0"/>
+      <w:divBdr>
+        <w:top w:val="none" w:sz="0" w:space="0" w:color="auto"/>
+        <w:left w:val="none" w:sz="0" w:space="0" w:color="auto"/>
+        <w:bottom w:val="none" w:sz="0" w:space="0" w:color="auto"/>
+        <w:right w:val="none" w:sz="0" w:space="0" w:color="auto"/>
+      </w:divBdr>
+    </w:div>
+    <w:div w:id="1924416183">
+      <w:bodyDiv w:val="1"/>
+      <w:marLeft w:val="0"/>
+      <w:marRight w:val="0"/>
+      <w:marTop w:val="0"/>
+      <w:marBottom w:val="0"/>
+      <w:divBdr>
+        <w:top w:val="none" w:sz="0" w:space="0" w:color="auto"/>
+        <w:left w:val="none" w:sz="0" w:space="0" w:color="auto"/>
+        <w:bottom w:val="none" w:sz="0" w:space="0" w:color="auto"/>
+        <w:right w:val="none" w:sz="0" w:space="0" w:color="auto"/>
+      </w:divBdr>
+    </w:div>
+    <w:div w:id="1983653235">
+      <w:bodyDiv w:val="1"/>
+      <w:marLeft w:val="0"/>
+      <w:marRight w:val="0"/>
+      <w:marTop w:val="0"/>
+      <w:marBottom w:val="0"/>
+      <w:divBdr>
+        <w:top w:val="none" w:sz="0" w:space="0" w:color="auto"/>
+        <w:left w:val="none" w:sz="0" w:space="0" w:color="auto"/>
+        <w:bottom w:val="none" w:sz="0" w:space="0" w:color="auto"/>
+        <w:right w:val="none" w:sz="0" w:space="0" w:color="auto"/>
+      </w:divBdr>
+    </w:div>
+    <w:div w:id="2094235122">
+      <w:bodyDiv w:val="1"/>
+      <w:marLeft w:val="0"/>
+      <w:marRight w:val="0"/>
+      <w:marTop w:val="0"/>
+      <w:marBottom w:val="0"/>
+      <w:divBdr>
+        <w:top w:val="none" w:sz="0" w:space="0" w:color="auto"/>
+        <w:left w:val="none" w:sz="0" w:space="0" w:color="auto"/>
+        <w:bottom w:val="none" w:sz="0" w:space="0" w:color="auto"/>
+        <w:right w:val="none" w:sz="0" w:space="0" w:color="auto"/>
+      </w:divBdr>
+    </w:div>
+    <w:div w:id="2094625308">
+      <w:bodyDiv w:val="1"/>
+      <w:marLeft w:val="0"/>
+      <w:marRight w:val="0"/>
+      <w:marTop w:val="0"/>
+      <w:marBottom w:val="0"/>
+      <w:divBdr>
+        <w:top w:val="none" w:sz="0" w:space="0" w:color="auto"/>
+        <w:left w:val="none" w:sz="0" w:space="0" w:color="auto"/>
+        <w:bottom w:val="none" w:sz="0" w:space="0" w:color="auto"/>
+        <w:right w:val="none" w:sz="0" w:space="0" w:color="auto"/>
+      </w:divBdr>
+    </w:div>
+    <w:div w:id="2117870840">
+      <w:bodyDiv w:val="1"/>
+      <w:marLeft w:val="0"/>
+      <w:marRight w:val="0"/>
+      <w:marTop w:val="0"/>
+      <w:marBottom w:val="0"/>
+      <w:divBdr>
+        <w:top w:val="none" w:sz="0" w:space="0" w:color="auto"/>
+        <w:left w:val="none" w:sz="0" w:space="0" w:color="auto"/>
+        <w:bottom w:val="none" w:sz="0" w:space="0" w:color="auto"/>
+        <w:right w:val="none" w:sz="0" w:space="0" w:color="auto"/>
+      </w:divBdr>
+    </w:div>
+    <w:div w:id="2128885702">
+      <w:bodyDiv w:val="1"/>
+      <w:marLeft w:val="0"/>
+      <w:marRight w:val="0"/>
+      <w:marTop w:val="0"/>
+      <w:marBottom w:val="0"/>
+      <w:divBdr>
+        <w:top w:val="none" w:sz="0" w:space="0" w:color="auto"/>
+        <w:left w:val="none" w:sz="0" w:space="0" w:color="auto"/>
+        <w:bottom w:val="none" w:sz="0" w:space="0" w:color="auto"/>
+        <w:right w:val="none" w:sz="0" w:space="0" w:color="auto"/>
+      </w:divBdr>
+    </w:div>
+  </w:divs>
+  <w:optimizeForBrowser/>
+  <w:relyOnVML/>
+  <w:allowPNG/>
+</w:webSettings>
 </file>
--- a/skills/phong-vattu/assets/to-trinh-khlcnt-vattu.docx
+++ b/skills/phong-vattu/assets/to-trinh-khlcnt-vattu.docx
@@ -1,87 +1,6 @@
 
-<file path=./[Content_Types].xml><?xml version="1.0" encoding="utf-8"?>
-<Types xmlns="http://schemas.openxmlformats.org/package/2006/content-types">
-  <Default Extension="rels" ContentType="application/vnd.openxmlformats-package.relationships+xml"/>
-  <Default Extension="xml" ContentType="application/xml"/>
-  <Override PartName="/word/document.xml" ContentType="application/vnd.openxmlformats-officedocument.wordprocessingml.document.main+xml"/>
-  <Override PartName="/customXml/itemProps1.xml" ContentType="application/vnd.openxmlformats-officedocument.customXmlProperties+xml"/>
-  <Override PartName="/word/numbering.xml" ContentType="application/vnd.openxmlformats-officedocument.wordprocessingml.numbering+xml"/>
-  <Override PartName="/word/styles.xml" ContentType="application/vnd.openxmlformats-officedocument.wordprocessingml.styles+xml"/>
-  <Override PartName="/word/settings.xml" ContentType="application/vnd.openxmlformats-officedocument.wordprocessingml.settings+xml"/>
-  <Override PartName="/word/webSettings.xml" ContentType="application/vnd.openxmlformats-officedocument.wordprocessingml.webSettings+xml"/>
-  <Override PartName="/word/footnotes.xml" ContentType="application/vnd.openxmlformats-officedocument.wordprocessingml.footnotes+xml"/>
-  <Override PartName="/word/endnotes.xml" ContentType="application/vnd.openxmlformats-officedocument.wordprocessingml.endnotes+xml"/>
-  <Override PartName="/word/header1.xml" ContentType="application/vnd.openxmlformats-officedocument.wordprocessingml.header+xml"/>
-  <Override PartName="/word/footer1.xml" ContentType="application/vnd.openxmlformats-officedocument.wordprocessingml.footer+xml"/>
-  <Override PartName="/word/fontTable.xml" ContentType="application/vnd.openxmlformats-officedocument.wordprocessingml.fontTable+xml"/>
-  <Override PartName="/word/theme/theme1.xml" ContentType="application/vnd.openxmlformats-officedocument.theme+xml"/>
-  <Override PartName="/docProps/core.xml" ContentType="application/vnd.openxmlformats-package.core-properties+xml"/>
-  <Override PartName="/docProps/app.xml" ContentType="application/vnd.openxmlformats-officedocument.extended-properties+xml"/>
-</Types>
-</file>
-
-<file path=./customXml/item1.xml><?xml version="1.0" encoding="utf-8"?>
-<b:Sources xmlns:b="http://schemas.openxmlformats.org/officeDocument/2006/bibliography" xmlns="http://schemas.openxmlformats.org/officeDocument/2006/bibliography" SelectedStyle="\APA.XSL" StyleName="APA"/>
-</file>
-
-<file path=./customXml/itemProps1.xml><?xml version="1.0" encoding="utf-8"?>
-<ds:datastoreItem xmlns:ds="http://schemas.openxmlformats.org/officeDocument/2006/customXml" ds:itemID="{2C8B2EC6-6BF0-4593-A640-55D2ACB336B2}">
-  <ds:schemaRefs>
-    <ds:schemaRef ds:uri="http://schemas.openxmlformats.org/officeDocument/2006/bibliography"/>
-  </ds:schemaRefs>
-</ds:datastoreItem>
-</file>
-
-<file path=./docProps/app.xml><?xml version="1.0" encoding="utf-8"?>
-<Properties xmlns="http://schemas.openxmlformats.org/officeDocument/2006/extended-properties" xmlns:vt="http://schemas.openxmlformats.org/officeDocument/2006/docPropsVTypes">
-  <Template>Normal</Template>
-  <TotalTime>5127</TotalTime>
-  <Pages>9</Pages>
-  <Words>2226</Words>
-  <Characters>12694</Characters>
-  <Application>Microsoft Office Word</Application>
-  <DocSecurity>0</DocSecurity>
-  <Lines>105</Lines>
-  <Paragraphs>29</Paragraphs>
-  <ScaleCrop>false</ScaleCrop>
-  <HeadingPairs>
-    <vt:vector size="2" baseType="variant">
-      <vt:variant>
-        <vt:lpstr>Title</vt:lpstr>
-      </vt:variant>
-      <vt:variant>
-        <vt:i4>1</vt:i4>
-      </vt:variant>
-    </vt:vector>
-  </HeadingPairs>
-  <TitlesOfParts>
-    <vt:vector size="1" baseType="lpstr">
-      <vt:lpstr>Tæng côc hËu cÇn</vt:lpstr>
-    </vt:vector>
-  </TitlesOfParts>
-  <Company>Viettel Corporation</Company>
-  <LinksUpToDate>false</LinksUpToDate>
-  <CharactersWithSpaces>14891</CharactersWithSpaces>
-  <SharedDoc>false</SharedDoc>
-  <HyperlinksChanged>false</HyperlinksChanged>
-  <AppVersion>16.0000</AppVersion>
-</Properties>
-</file>
-
-<file path=./docProps/core.xml><?xml version="1.0" encoding="utf-8"?>
-<cp:coreProperties xmlns:cp="http://schemas.openxmlformats.org/package/2006/metadata/core-properties" xmlns:dc="http://purl.org/dc/elements/1.1/" xmlns:dcterms="http://purl.org/dc/terms/" xmlns:dcmitype="http://purl.org/dc/dcmitype/" xmlns:xsi="http://www.w3.org/2001/XMLSchema-instance">
-  <dc:title>Tæng côc hËu cÇn</dc:title>
-  <dc:creator>X</dc:creator>
-  <cp:lastModifiedBy>MY</cp:lastModifiedBy>
-  <cp:revision>564</cp:revision>
-  <cp:lastPrinted>2025-09-22T01:59:00Z</cp:lastPrinted>
-  <dcterms:created xsi:type="dcterms:W3CDTF">2022-04-29T10:18:00Z</dcterms:created>
-  <dcterms:modified xsi:type="dcterms:W3CDTF">2026-04-24T03:50:00Z</dcterms:modified>
-</cp:coreProperties>
-</file>
-
-<file path=./word/document.xml><?xml version="1.0" encoding="utf-8"?>
-<w:document xmlns:ns1="http://schemas.openxmlformats.org/markup-compatibility/2006" xmlns:ns2="http://schemas.microsoft.com/office/word/2010/wordml" xmlns:ns3="http://schemas.openxmlformats.org/drawingml/2006/wordprocessingDrawing" xmlns:ns4="http://schemas.microsoft.com/office/word/2010/wordprocessingDrawing" xmlns:ns5="http://schemas.openxmlformats.org/drawingml/2006/main" xmlns:ns6="http://schemas.microsoft.com/office/word/2010/wordprocessingShape" xmlns:ns7="urn:schemas-microsoft-com:vml" xmlns:ns8="urn:schemas-microsoft-com:office:office" xmlns:ns9="http://schemas.openxmlformats.org/officeDocument/2006/relationships" xmlns:w="http://schemas.openxmlformats.org/wordprocessingml/2006/main" xmlns:wps="http://schemas.microsoft.com/office/word/2010/wordprocessingShape">
+<file path=word/document.xml><?xml version="1.0" encoding="utf-8"?>
+<w:document xmlns:wpc="http://schemas.microsoft.com/office/word/2010/wordprocessingCanvas" xmlns:cx="http://schemas.microsoft.com/office/drawing/2014/chartex" xmlns:mc="http://schemas.openxmlformats.org/markup-compatibility/2006" xmlns:o="urn:schemas-microsoft-com:office:office" xmlns:r="http://schemas.openxmlformats.org/officeDocument/2006/relationships" xmlns:m="http://schemas.openxmlformats.org/officeDocument/2006/math" xmlns:v="urn:schemas-microsoft-com:vml" xmlns:wp14="http://schemas.microsoft.com/office/word/2010/wordprocessingDrawing" xmlns:wp="http://schemas.openxmlformats.org/drawingml/2006/wordprocessingDrawing" xmlns:w10="urn:schemas-microsoft-com:office:word" xmlns:w="http://schemas.openxmlformats.org/wordprocessingml/2006/main" xmlns:w14="http://schemas.microsoft.com/office/word/2010/wordml" xmlns:w15="http://schemas.microsoft.com/office/word/2012/wordml" xmlns:w16se="http://schemas.microsoft.com/office/word/2015/wordml/symex" xmlns:wpg="http://schemas.microsoft.com/office/word/2010/wordprocessingGroup" xmlns:wpi="http://schemas.microsoft.com/office/word/2010/wordprocessingInk" xmlns:wne="http://schemas.microsoft.com/office/word/2006/wordml" xmlns:wps="http://schemas.microsoft.com/office/word/2010/wordprocessingShape">
   <w:body>
     <w:tbl>
       <w:tblPr>
@@ -94,7 +13,7 @@
         <w:gridCol w:w="4537"/>
         <w:gridCol w:w="5670"/>
       </w:tblGrid>
-      <w:tr ns2:paraId="003C9C4B" ns2:textId="77777777">
+      <w:tr>
         <w:trPr>
           <w:trHeight w:val="824"/>
         </w:trPr>
@@ -103,7 +22,7 @@
             <w:tcW w:w="4537" w:type="dxa"/>
             <w:vAlign w:val="center"/>
           </w:tcPr>
-          <w:p ns2:paraId="55D2C212" ns2:textId="77777777">
+          <w:p>
             <w:pPr>
               <w:jc w:val="center"/>
               <w:rPr>
@@ -117,7 +36,7 @@
               <w:t>BỆNH VIỆN ĐK TỈNH PHÚ THỌ</w:t>
             </w:r>
           </w:p>
-          <w:p ns2:paraId="116C2148" ns2:textId="77777777">
+          <w:p>
             <w:pPr>
               <w:jc w:val="center"/>
               <w:rPr>
@@ -131,70 +50,70 @@
                 <w:noProof/>
                 <w:szCs w:val="26"/>
               </w:rPr>
-              <ns1:AlternateContent>
-                <ns1:Choice Requires="wps">
+              <mc:AlternateContent>
+                <mc:Choice Requires="wps">
                   <w:drawing>
-                    <ns3:anchor distT="0" distB="0" distL="114300" distR="114300" simplePos="0" relativeHeight="251655168" behindDoc="0" locked="0" layoutInCell="1" allowOverlap="1" ns4:editId="5E2B4BDB">
-                      <ns3:simplePos x="0" y="0"/>
-                      <ns3:positionH relativeFrom="column">
-                        <ns3:posOffset>1017905</ns3:posOffset>
-                      </ns3:positionH>
-                      <ns3:positionV relativeFrom="paragraph">
-                        <ns3:posOffset>205105</ns3:posOffset>
-                      </ns3:positionV>
-                      <ns3:extent cx="810260" cy="0"/>
-                      <ns3:effectExtent l="0" t="0" r="27940" b="19050"/>
-                      <ns3:wrapNone/>
-                      <ns3:docPr id="1" name="Straight Connector 1"/>
-                      <ns3:cNvGraphicFramePr/>
-                      <ns5:graphic>
-                        <ns5:graphicData uri="http://schemas.microsoft.com/office/word/2010/wordprocessingShape">
-                          <ns6:wsp>
-                            <ns6:cNvCnPr/>
-                            <ns6:spPr>
-                              <ns5:xfrm>
-                                <ns5:off x="0" y="0"/>
-                                <ns5:ext cx="810260" cy="0"/>
-                              </ns5:xfrm>
-                              <ns5:prstGeom prst="line">
-                                <ns5:avLst/>
-                              </ns5:prstGeom>
-                            </ns6:spPr>
-                            <ns6:style>
-                              <ns5:lnRef idx="1">
-                                <ns5:schemeClr val="dk1"/>
-                              </ns5:lnRef>
-                              <ns5:fillRef idx="0">
-                                <ns5:schemeClr val="dk1"/>
-                              </ns5:fillRef>
-                              <ns5:effectRef idx="0">
-                                <ns5:schemeClr val="dk1"/>
-                              </ns5:effectRef>
-                              <ns5:fontRef idx="minor">
-                                <ns5:schemeClr val="tx1"/>
-                              </ns5:fontRef>
-                            </ns6:style>
-                            <ns6:bodyPr/>
-                          </ns6:wsp>
-                        </ns5:graphicData>
-                      </ns5:graphic>
-                      <ns4:sizeRelH relativeFrom="margin">
-                        <ns4:pctWidth>0</ns4:pctWidth>
-                      </ns4:sizeRelH>
-                      <ns4:sizeRelV relativeFrom="margin">
-                        <ns4:pctHeight>0</ns4:pctHeight>
-                      </ns4:sizeRelV>
-                    </ns3:anchor>
+                    <wp:anchor distT="0" distB="0" distL="114300" distR="114300" simplePos="0" relativeHeight="251655168" behindDoc="0" locked="0" layoutInCell="1" allowOverlap="1" wp14:editId="5E2B4BDB">
+                      <wp:simplePos x="0" y="0"/>
+                      <wp:positionH relativeFrom="column">
+                        <wp:posOffset>1017905</wp:posOffset>
+                      </wp:positionH>
+                      <wp:positionV relativeFrom="paragraph">
+                        <wp:posOffset>205105</wp:posOffset>
+                      </wp:positionV>
+                      <wp:extent cx="810260" cy="0"/>
+                      <wp:effectExtent l="0" t="0" r="27940" b="19050"/>
+                      <wp:wrapNone/>
+                      <wp:docPr id="1" name="Straight Connector 1"/>
+                      <wp:cNvGraphicFramePr/>
+                      <a:graphic xmlns:a="http://schemas.openxmlformats.org/drawingml/2006/main">
+                        <a:graphicData uri="http://schemas.microsoft.com/office/word/2010/wordprocessingShape">
+                          <wps:wsp>
+                            <wps:cNvCnPr/>
+                            <wps:spPr>
+                              <a:xfrm>
+                                <a:off x="0" y="0"/>
+                                <a:ext cx="810260" cy="0"/>
+                              </a:xfrm>
+                              <a:prstGeom prst="line">
+                                <a:avLst/>
+                              </a:prstGeom>
+                            </wps:spPr>
+                            <wps:style>
+                              <a:lnRef idx="1">
+                                <a:schemeClr val="dk1"/>
+                              </a:lnRef>
+                              <a:fillRef idx="0">
+                                <a:schemeClr val="dk1"/>
+                              </a:fillRef>
+                              <a:effectRef idx="0">
+                                <a:schemeClr val="dk1"/>
+                              </a:effectRef>
+                              <a:fontRef idx="minor">
+                                <a:schemeClr val="tx1"/>
+                              </a:fontRef>
+                            </wps:style>
+                            <wps:bodyPr/>
+                          </wps:wsp>
+                        </a:graphicData>
+                      </a:graphic>
+                      <wp14:sizeRelH relativeFrom="margin">
+                        <wp14:pctWidth>0</wp14:pctWidth>
+                      </wp14:sizeRelH>
+                      <wp14:sizeRelV relativeFrom="margin">
+                        <wp14:pctHeight>0</wp14:pctHeight>
+                      </wp14:sizeRelV>
+                    </wp:anchor>
                   </w:drawing>
-                </ns1:Choice>
-                <ns1:Fallback>
+                </mc:Choice>
+                <mc:Fallback>
                   <w:pict>
-                    <ns7:line id="Straight Connector 1" ns8:spid="_x0000_s1026" style="position:absolute;z-index:251655168;visibility:visible;mso-wrap-style:square;mso-width-percent:0;mso-height-percent:0;mso-wrap-distance-left:9pt;mso-wrap-distance-top:0;mso-wrap-distance-right:9pt;mso-wrap-distance-bottom:0;mso-position-horizontal:absolute;mso-position-horizontal-relative:text;mso-position-vertical:absolute;mso-position-vertical-relative:text;mso-width-percent:0;mso-height-percent:0;mso-width-relative:margin;mso-height-relative:margin" from="80.15pt,16.15pt" to="143.95pt,16.15pt" ns8:gfxdata="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" strokecolor="black [3200]" strokeweight=".5pt">
-                      <ns7:stroke joinstyle="miter"/>
-                    </ns7:line>
+                    <v:line id="Straight Connector 1" o:spid="_x0000_s1026" style="position:absolute;z-index:251655168;visibility:visible;mso-wrap-style:square;mso-width-percent:0;mso-height-percent:0;mso-wrap-distance-left:9pt;mso-wrap-distance-top:0;mso-wrap-distance-right:9pt;mso-wrap-distance-bottom:0;mso-position-horizontal:absolute;mso-position-horizontal-relative:text;mso-position-vertical:absolute;mso-position-vertical-relative:text;mso-width-percent:0;mso-height-percent:0;mso-width-relative:margin;mso-height-relative:margin" from="80.15pt,16.15pt" to="143.95pt,16.15pt" o:gfxdata="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" strokecolor="black [3200]" strokeweight=".5pt">
+                      <v:stroke joinstyle="miter"/>
+                    </v:line>
                   </w:pict>
-                </ns1:Fallback>
-              </ns1:AlternateContent>
+                </mc:Fallback>
+              </mc:AlternateContent>
             </w:r>
             <w:r>
               <w:rPr>
@@ -210,7 +129,7 @@
             <w:tcW w:w="5670" w:type="dxa"/>
             <w:vAlign w:val="center"/>
           </w:tcPr>
-          <w:p ns2:paraId="7C457A7B" ns2:textId="77777777">
+          <w:p>
             <w:pPr>
               <w:spacing w:line="216" w:lineRule="auto"/>
               <w:jc w:val="center"/>
@@ -227,7 +146,7 @@
               <w:t>CỘNG HÒA XÃ HỘI CHỦ NGHĨA VIỆT NAM</w:t>
             </w:r>
           </w:p>
-          <w:p ns2:paraId="1078AAC9" ns2:textId="77777777">
+          <w:p>
             <w:pPr>
               <w:spacing w:line="216" w:lineRule="auto"/>
               <w:jc w:val="center"/>
@@ -244,70 +163,70 @@
                 <w:sz w:val="28"/>
                 <w:szCs w:val="28"/>
               </w:rPr>
-              <ns1:AlternateContent>
-                <ns1:Choice Requires="wps">
+              <mc:AlternateContent>
+                <mc:Choice Requires="wps">
                   <w:drawing>
-                    <ns3:anchor distT="0" distB="0" distL="114300" distR="114300" simplePos="0" relativeHeight="251656192" behindDoc="0" locked="0" layoutInCell="1" allowOverlap="1" ns4:editId="1E3B53AD">
-                      <ns3:simplePos x="0" y="0"/>
-                      <ns3:positionH relativeFrom="column">
-                        <ns3:posOffset>648335</ns3:posOffset>
-                      </ns3:positionH>
-                      <ns3:positionV relativeFrom="paragraph">
-                        <ns3:posOffset>221615</ns3:posOffset>
-                      </ns3:positionV>
-                      <ns3:extent cx="2207895" cy="0"/>
-                      <ns3:effectExtent l="0" t="0" r="20955" b="19050"/>
-                      <ns3:wrapNone/>
-                      <ns3:docPr id="6" name="Straight Connector 6"/>
-                      <ns3:cNvGraphicFramePr/>
-                      <ns5:graphic>
-                        <ns5:graphicData uri="http://schemas.microsoft.com/office/word/2010/wordprocessingShape">
-                          <ns6:wsp>
-                            <ns6:cNvCnPr/>
-                            <ns6:spPr>
-                              <ns5:xfrm>
-                                <ns5:off x="0" y="0"/>
-                                <ns5:ext cx="2207895" cy="0"/>
-                              </ns5:xfrm>
-                              <ns5:prstGeom prst="line">
-                                <ns5:avLst/>
-                              </ns5:prstGeom>
-                            </ns6:spPr>
-                            <ns6:style>
-                              <ns5:lnRef idx="1">
-                                <ns5:schemeClr val="dk1"/>
-                              </ns5:lnRef>
-                              <ns5:fillRef idx="0">
-                                <ns5:schemeClr val="dk1"/>
-                              </ns5:fillRef>
-                              <ns5:effectRef idx="0">
-                                <ns5:schemeClr val="dk1"/>
-                              </ns5:effectRef>
-                              <ns5:fontRef idx="minor">
-                                <ns5:schemeClr val="tx1"/>
-                              </ns5:fontRef>
-                            </ns6:style>
-                            <ns6:bodyPr/>
-                          </ns6:wsp>
-                        </ns5:graphicData>
-                      </ns5:graphic>
-                      <ns4:sizeRelH relativeFrom="margin">
-                        <ns4:pctWidth>0</ns4:pctWidth>
-                      </ns4:sizeRelH>
-                      <ns4:sizeRelV relativeFrom="margin">
-                        <ns4:pctHeight>0</ns4:pctHeight>
-                      </ns4:sizeRelV>
-                    </ns3:anchor>
+                    <wp:anchor distT="0" distB="0" distL="114300" distR="114300" simplePos="0" relativeHeight="251656192" behindDoc="0" locked="0" layoutInCell="1" allowOverlap="1" wp14:editId="1E3B53AD">
+                      <wp:simplePos x="0" y="0"/>
+                      <wp:positionH relativeFrom="column">
+                        <wp:posOffset>648335</wp:posOffset>
+                      </wp:positionH>
+                      <wp:positionV relativeFrom="paragraph">
+                        <wp:posOffset>221615</wp:posOffset>
+                      </wp:positionV>
+                      <wp:extent cx="2207895" cy="0"/>
+                      <wp:effectExtent l="0" t="0" r="20955" b="19050"/>
+                      <wp:wrapNone/>
+                      <wp:docPr id="6" name="Straight Connector 6"/>
+                      <wp:cNvGraphicFramePr/>
+                      <a:graphic xmlns:a="http://schemas.openxmlformats.org/drawingml/2006/main">
+                        <a:graphicData uri="http://schemas.microsoft.com/office/word/2010/wordprocessingShape">
+                          <wps:wsp>
+                            <wps:cNvCnPr/>
+                            <wps:spPr>
+                              <a:xfrm>
+                                <a:off x="0" y="0"/>
+                                <a:ext cx="2207895" cy="0"/>
+                              </a:xfrm>
+                              <a:prstGeom prst="line">
+                                <a:avLst/>
+                              </a:prstGeom>
+                            </wps:spPr>
+                            <wps:style>
+                              <a:lnRef idx="1">
+                                <a:schemeClr val="dk1"/>
+                              </a:lnRef>
+                              <a:fillRef idx="0">
+                                <a:schemeClr val="dk1"/>
+                              </a:fillRef>
+                              <a:effectRef idx="0">
+                                <a:schemeClr val="dk1"/>
+                              </a:effectRef>
+                              <a:fontRef idx="minor">
+                                <a:schemeClr val="tx1"/>
+                              </a:fontRef>
+                            </wps:style>
+                            <wps:bodyPr/>
+                          </wps:wsp>
+                        </a:graphicData>
+                      </a:graphic>
+                      <wp14:sizeRelH relativeFrom="margin">
+                        <wp14:pctWidth>0</wp14:pctWidth>
+                      </wp14:sizeRelH>
+                      <wp14:sizeRelV relativeFrom="margin">
+                        <wp14:pctHeight>0</wp14:pctHeight>
+                      </wp14:sizeRelV>
+                    </wp:anchor>
                   </w:drawing>
-                </ns1:Choice>
-                <ns1:Fallback>
+                </mc:Choice>
+                <mc:Fallback>
                   <w:pict>
-                    <ns7:line id="Straight Connector 6" ns8:spid="_x0000_s1026" style="position:absolute;z-index:251656192;visibility:visible;mso-wrap-style:square;mso-width-percent:0;mso-height-percent:0;mso-wrap-distance-left:9pt;mso-wrap-distance-top:0;mso-wrap-distance-right:9pt;mso-wrap-distance-bottom:0;mso-position-horizontal:absolute;mso-position-horizontal-relative:text;mso-position-vertical:absolute;mso-position-vertical-relative:text;mso-width-percent:0;mso-height-percent:0;mso-width-relative:margin;mso-height-relative:margin" from="51.05pt,17.45pt" to="224.9pt,17.45pt" ns8:gfxdata="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" strokecolor="black [3200]" strokeweight=".5pt">
-                      <ns7:stroke joinstyle="miter"/>
-                    </ns7:line>
+                    <v:line id="Straight Connector 6" o:spid="_x0000_s1026" style="position:absolute;z-index:251656192;visibility:visible;mso-wrap-style:square;mso-width-percent:0;mso-height-percent:0;mso-wrap-distance-left:9pt;mso-wrap-distance-top:0;mso-wrap-distance-right:9pt;mso-wrap-distance-bottom:0;mso-position-horizontal:absolute;mso-position-horizontal-relative:text;mso-position-vertical:absolute;mso-position-vertical-relative:text;mso-width-percent:0;mso-height-percent:0;mso-width-relative:margin;mso-height-relative:margin" from="51.05pt,17.45pt" to="224.9pt,17.45pt" o:gfxdata="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" strokecolor="black [3200]" strokeweight=".5pt">
+                      <v:stroke joinstyle="miter"/>
+                    </v:line>
                   </w:pict>
-                </ns1:Fallback>
-              </ns1:AlternateContent>
+                </mc:Fallback>
+              </mc:AlternateContent>
             </w:r>
             <w:r>
               <w:rPr>
@@ -320,7 +239,7 @@
           </w:p>
         </w:tc>
       </w:tr>
-      <w:tr ns2:paraId="5B0CFD8E" ns2:textId="77777777">
+      <w:tr>
         <w:trPr>
           <w:trHeight w:val="423"/>
         </w:trPr>
@@ -329,7 +248,7 @@
             <w:tcW w:w="4537" w:type="dxa"/>
             <w:vAlign w:val="center"/>
           </w:tcPr>
-          <w:p ns2:paraId="3044905C" ns2:textId="6E0631B2">
+          <w:p>
             <w:pPr>
               <w:spacing w:line="216" w:lineRule="auto"/>
               <w:jc w:val="center"/>
@@ -344,21 +263,21 @@
                 <w:bCs/>
                 <w:szCs w:val="26"/>
               </w:rPr>
-              <w:t xml:space="preserve">Số: {{SO_TTR_KHLCNT}}/TTr-TCG</w:t>
+              <w:t>Số:</w:t>
             </w:r>
             <w:r>
               <w:rPr>
                 <w:bCs/>
                 <w:szCs w:val="26"/>
               </w:rPr>
-              <w:t xml:space="preserve"/>
+              <w:t xml:space="preserve"> 24.4</w:t>
             </w:r>
             <w:r>
               <w:rPr>
                 <w:bCs/>
                 <w:szCs w:val="26"/>
               </w:rPr>
-              <w:t/>
+              <w:t>/TTr-TCG</w:t>
             </w:r>
           </w:p>
         </w:tc>
@@ -367,7 +286,7 @@
             <w:tcW w:w="5670" w:type="dxa"/>
             <w:vAlign w:val="center"/>
           </w:tcPr>
-          <w:p ns2:paraId="5162EC38" ns2:textId="1E562F85">
+          <w:p>
             <w:pPr>
               <w:spacing w:line="216" w:lineRule="auto"/>
               <w:jc w:val="center"/>
@@ -385,7 +304,7 @@
                 <w:szCs w:val="28"/>
                 <w:lang w:val="vi-VN"/>
               </w:rPr>
-              <w:t xml:space="preserve">Phú Thọ, ngày {{NGAY_KY}} tháng {{THANG_KY}} năm {{NAM_KY}}</w:t>
+              <w:t>Phú Thọ, ngày 24 tháng 04</w:t>
             </w:r>
             <w:r>
               <w:rPr>
@@ -394,7 +313,7 @@
                 <w:szCs w:val="28"/>
                 <w:lang w:val="vi-VN"/>
               </w:rPr>
-              <w:t xml:space="preserve"/>
+              <w:t xml:space="preserve"> năm 202</w:t>
             </w:r>
             <w:r>
               <w:rPr>
@@ -403,14 +322,14 @@
                 <w:szCs w:val="28"/>
                 <w:lang w:val="vi-VN"/>
               </w:rPr>
-              <w:t/>
+              <w:t>6</w:t>
             </w:r>
           </w:p>
         </w:tc>
       </w:tr>
     </w:tbl>
-    <w:p ns2:paraId="5D47D214" ns2:textId="77777777"/>
-    <w:p ns2:paraId="75A06AB4" ns2:textId="10822058">
+    <w:p/>
+    <w:p>
       <w:pPr>
         <w:spacing w:before="240" w:after="60"/>
         <w:jc w:val="center"/>
@@ -429,7 +348,7 @@
         <w:t>TỜ TRÌNH</w:t>
       </w:r>
     </w:p>
-    <w:p ns2:paraId="26FE9A61" ns2:textId="6E3E5466">
+    <w:p>
       <w:pPr>
         <w:jc w:val="center"/>
         <w:rPr>
@@ -470,7 +389,7 @@
         <w:t xml:space="preserve"> </w:t>
       </w:r>
     </w:p>
-    <w:p ns2:paraId="54B6F672" ns2:textId="048AB158">
+    <w:p>
       <w:pPr>
         <w:jc w:val="center"/>
         <w:rPr>
@@ -533,7 +452,7 @@
         <w:t xml:space="preserve">phục vụ công tác chuyên môn tại Bệnh viện đa khoa tỉnh </w:t>
       </w:r>
     </w:p>
-    <w:p ns2:paraId="21C73F42" ns2:textId="629DA45A">
+    <w:p>
       <w:pPr>
         <w:jc w:val="center"/>
         <w:rPr>
@@ -553,7 +472,7 @@
         <w:t>Phú Thọ</w:t>
       </w:r>
     </w:p>
-    <w:p ns2:paraId="65ACF497" ns2:textId="29E528F6">
+    <w:p>
       <w:pPr>
         <w:spacing w:before="240" w:after="240"/>
         <w:ind w:firstLine="567"/>
@@ -576,7 +495,7 @@
       </w:r>
     </w:p>
     <w:bookmarkEnd w:id="0"/>
-    <w:p ns2:paraId="50D0E968" ns2:textId="129DB51B">
+    <w:p>
       <w:pPr>
         <w:spacing w:line="288" w:lineRule="auto"/>
         <w:ind w:firstLine="567"/>
@@ -626,7 +545,7 @@
         <w:t>trên cơ sở những nội dung dưới đây:</w:t>
       </w:r>
     </w:p>
-    <w:p ns2:paraId="53DC300A" ns2:textId="6264BE45">
+    <w:p>
       <w:pPr>
         <w:spacing w:line="288" w:lineRule="auto"/>
         <w:ind w:firstLine="567"/>
@@ -667,7 +586,7 @@
         <w:t>toán mua sắm</w:t>
       </w:r>
     </w:p>
-    <w:p ns2:paraId="20E1A9C9" ns2:textId="48CD7EA6">
+    <w:p>
       <w:pPr>
         <w:spacing w:before="60" w:after="60" w:line="288" w:lineRule="auto"/>
         <w:ind w:firstLine="567"/>
@@ -680,69 +599,69 @@
         <w:rPr>
           <w:szCs w:val="26"/>
         </w:rPr>
-        <w:t xml:space="preserve">Dự kiến nguồn tài chính hợp pháp trong năm tài chính: Nguồn tài chính sử dụng cho dự toán mua sắm được phê duyệt tại Quyết định số {{SO_QD_NHIEM_VU_DU_TOAN}}/QĐ-BV ngày {{NGAY_QD_NHIEM_VU_DU_TOAN}} của Giám đốc Bệnh viện đa khoa tỉnh Phú Thọ. </w:t>
-      </w:r>
-      <w:r>
-        <w:rPr>
-          <w:szCs w:val="26"/>
-        </w:rPr>
-        <w:t xml:space="preserve"/>
-      </w:r>
-      <w:r>
-        <w:rPr>
-          <w:szCs w:val="26"/>
-        </w:rPr>
-        <w:t/>
-      </w:r>
-      <w:r>
-        <w:rPr>
-          <w:szCs w:val="26"/>
-        </w:rPr>
-        <w:t/>
+        <w:t>Dự kiến nguồn tài chính hợp pháp trong năm tài chính: Nguồn tài chính sử dụng cho dự toán mua sắm được phê duyệt tại Quyết định số</w:t>
+      </w:r>
+      <w:r>
+        <w:rPr>
+          <w:szCs w:val="26"/>
+        </w:rPr>
+        <w:t xml:space="preserve"> </w:t>
+      </w:r>
+      <w:r>
+        <w:rPr>
+          <w:szCs w:val="26"/>
+        </w:rPr>
+        <w:t>2143</w:t>
+      </w:r>
+      <w:r>
+        <w:rPr>
+          <w:szCs w:val="26"/>
+        </w:rPr>
+        <w:t>/QĐ-B</w:t>
       </w:r>
       <w:r>
         <w:rPr>
           <w:color w:val="000000" w:themeColor="text1"/>
           <w:szCs w:val="26"/>
         </w:rPr>
-        <w:t xml:space="preserve"/>
+        <w:t xml:space="preserve">V ngày </w:t>
       </w:r>
       <w:r>
         <w:rPr>
           <w:color w:val="000000" w:themeColor="text1"/>
           <w:szCs w:val="26"/>
         </w:rPr>
-        <w:t/>
+        <w:t>23</w:t>
       </w:r>
       <w:r>
         <w:rPr>
           <w:color w:val="000000" w:themeColor="text1"/>
           <w:szCs w:val="26"/>
         </w:rPr>
-        <w:t/>
+        <w:t>/</w:t>
       </w:r>
       <w:r>
         <w:rPr>
           <w:color w:val="000000" w:themeColor="text1"/>
           <w:szCs w:val="26"/>
         </w:rPr>
-        <w:t/>
+        <w:t>04/2026</w:t>
       </w:r>
       <w:r>
         <w:rPr>
           <w:color w:val="000000" w:themeColor="text1"/>
           <w:szCs w:val="26"/>
         </w:rPr>
-        <w:t xml:space="preserve"/>
-      </w:r>
-      <w:r>
-        <w:rPr>
-          <w:szCs w:val="26"/>
-        </w:rPr>
-        <w:t xml:space="preserve"/>
+        <w:t xml:space="preserve"> </w:t>
+      </w:r>
+      <w:r>
+        <w:rPr>
+          <w:szCs w:val="26"/>
+        </w:rPr>
+        <w:t xml:space="preserve">của Giám đốc Bệnh viện đa khoa tỉnh Phú Thọ. </w:t>
       </w:r>
     </w:p>
-    <w:p ns2:paraId="3D87A3DB" ns2:textId="1B5688F5">
+    <w:p>
       <w:pPr>
         <w:tabs>
           <w:tab w:val="left" w:pos="540"/>
@@ -814,7 +733,7 @@
         <w:t>.</w:t>
       </w:r>
     </w:p>
-    <w:p ns2:paraId="4F92E4C3" ns2:textId="40F09D8E">
+    <w:p>
       <w:pPr>
         <w:spacing w:line="288" w:lineRule="auto"/>
         <w:ind w:firstLine="567"/>
@@ -881,7 +800,7 @@
         <w:t xml:space="preserve"> </w:t>
       </w:r>
     </w:p>
-    <w:p ns2:paraId="75ABE0D4" ns2:textId="141C58DC">
+    <w:p>
       <w:pPr>
         <w:spacing w:line="288" w:lineRule="auto"/>
         <w:ind w:firstLine="567"/>
@@ -912,7 +831,7 @@
           <w:szCs w:val="26"/>
           <w:lang w:val="es-ES"/>
         </w:rPr>
-        <w:t>{{TONG_MUC_DU_TOAN}}</w:t>
+        <w:t>1.999.950.000</w:t>
       </w:r>
       <w:r>
         <w:rPr>
@@ -956,7 +875,7 @@
           <w:color w:val="000000"/>
           <w:szCs w:val="26"/>
         </w:rPr>
-        <w:t>{{TONG_MUC_DU_TOAN_CHU}}</w:t>
+        <w:t>Một tỷ chín trăm chín mươi chín triệu chín trăm năm mươi nghìn đồng</w:t>
       </w:r>
       <w:r>
         <w:rPr>
@@ -985,7 +904,7 @@
         <w:t xml:space="preserve"> </w:t>
       </w:r>
     </w:p>
-    <w:p ns2:paraId="23EDE64B" ns2:textId="5DDD23DF">
+    <w:p>
       <w:pPr>
         <w:spacing w:line="288" w:lineRule="auto"/>
         <w:ind w:firstLine="567"/>
@@ -1003,7 +922,7 @@
         <w:t>- Chủ đầu tư: Bệnh viện đa khoa tỉnh Phú Thọ</w:t>
       </w:r>
     </w:p>
-    <w:p ns2:paraId="1DDD3B56" ns2:textId="72115C82">
+    <w:p>
       <w:pPr>
         <w:spacing w:before="100" w:after="60" w:line="288" w:lineRule="auto"/>
         <w:ind w:firstLine="567"/>
@@ -1045,7 +964,7 @@
         <w:t>.</w:t>
       </w:r>
     </w:p>
-    <w:p ns2:paraId="1D014F9B" ns2:textId="1394B232">
+    <w:p>
       <w:pPr>
         <w:spacing w:before="100" w:after="60" w:line="288" w:lineRule="auto"/>
         <w:ind w:firstLine="567"/>
@@ -1061,7 +980,7 @@
           <w:sz w:val="26"/>
           <w:szCs w:val="26"/>
         </w:rPr>
-        <w:t xml:space="preserve">- Thời gian thực hiện: {{THOI_GIAN_THUC_HIEN}} ngày</w:t>
+        <w:t xml:space="preserve">- Thời gian thực hiện: </w:t>
       </w:r>
       <w:r>
         <w:rPr>
@@ -1069,7 +988,7 @@
           <w:sz w:val="26"/>
           <w:szCs w:val="26"/>
         </w:rPr>
-        <w:t/>
+        <w:t>1</w:t>
       </w:r>
       <w:r>
         <w:rPr>
@@ -1078,7 +997,7 @@
           <w:szCs w:val="26"/>
           <w:lang w:val="vi-VN"/>
         </w:rPr>
-        <w:t/>
+        <w:t>2</w:t>
       </w:r>
       <w:r>
         <w:rPr>
@@ -1086,7 +1005,7 @@
           <w:sz w:val="26"/>
           <w:szCs w:val="26"/>
         </w:rPr>
-        <w:t/>
+        <w:t>0</w:t>
       </w:r>
       <w:r>
         <w:rPr>
@@ -1094,7 +1013,7 @@
           <w:sz w:val="26"/>
           <w:szCs w:val="26"/>
         </w:rPr>
-        <w:t xml:space="preserve"/>
+        <w:t xml:space="preserve"> </w:t>
       </w:r>
       <w:r>
         <w:rPr>
@@ -1102,10 +1021,10 @@
           <w:sz w:val="26"/>
           <w:szCs w:val="26"/>
         </w:rPr>
-        <w:t/>
+        <w:t>ngày</w:t>
       </w:r>
     </w:p>
-    <w:p ns2:paraId="4E9DD2B0" ns2:textId="29800060">
+    <w:p>
       <w:pPr>
         <w:spacing w:before="100" w:after="60" w:line="288" w:lineRule="auto"/>
         <w:ind w:firstLine="567"/>
@@ -1131,7 +1050,7 @@
         <w:t>Bệnh viện đa khoa tỉnh Phú Thọ</w:t>
       </w:r>
     </w:p>
-    <w:p ns2:paraId="61B22C96" ns2:textId="1E14F2E5">
+    <w:p>
       <w:pPr>
         <w:spacing w:line="288" w:lineRule="auto"/>
         <w:ind w:firstLine="567"/>
@@ -1230,7 +1149,7 @@
           <w:color w:val="000000" w:themeColor="text1"/>
           <w:szCs w:val="26"/>
         </w:rPr>
-        <w:t xml:space="preserve">đáp ứng kịp thời nhu cầu người bệnh đến khám và điều trị tại Bệnh viện </w:t>
+        <w:t xml:space="preserve">đáp ứng kịp thời nhu cầu người bệnh đến khám và điều trị tại Bệnh viện </w:t>
       </w:r>
       <w:r>
         <w:rPr>
@@ -1251,7 +1170,7 @@
         <w:t>.</w:t>
       </w:r>
     </w:p>
-    <w:p ns2:paraId="203C88EE" ns2:textId="6ACB406E">
+    <w:p>
       <w:pPr>
         <w:spacing w:line="288" w:lineRule="auto"/>
         <w:ind w:firstLine="567"/>
@@ -1309,7 +1228,7 @@
         <w:t>.</w:t>
       </w:r>
     </w:p>
-    <w:p ns2:paraId="6953E2A7" ns2:textId="1F13F58A">
+    <w:p>
       <w:pPr>
         <w:spacing w:line="288" w:lineRule="auto"/>
         <w:ind w:firstLine="567"/>
@@ -1382,7 +1301,7 @@
         <w:t>.</w:t>
       </w:r>
     </w:p>
-    <w:p ns2:paraId="614F5585" ns2:textId="7E8FAFB0">
+    <w:p>
       <w:pPr>
         <w:spacing w:before="120" w:line="288" w:lineRule="auto"/>
         <w:ind w:firstLine="567"/>
@@ -1410,7 +1329,7 @@
         <w:t>Căn cứ pháp lý</w:t>
       </w:r>
     </w:p>
-    <w:p ns2:paraId="0BE2730F" ns2:textId="5FF27A73">
+    <w:p>
       <w:pPr>
         <w:spacing w:before="60" w:after="60" w:line="288" w:lineRule="auto"/>
         <w:ind w:firstLine="567"/>
@@ -1441,7 +1360,7 @@
         <w:t xml:space="preserve"> </w:t>
       </w:r>
     </w:p>
-    <w:p ns2:paraId="0964C744" ns2:textId="758A6D08">
+    <w:p>
       <w:pPr>
         <w:spacing w:before="60" w:after="60" w:line="288" w:lineRule="auto"/>
         <w:ind w:firstLine="567"/>
@@ -1464,7 +1383,7 @@
         <w:t>hám bệnh, chữa bệnh ngày 09/01/2023;</w:t>
       </w:r>
     </w:p>
-    <w:p ns2:paraId="7A3D33BF" ns2:textId="5A85B34E">
+    <w:p>
       <w:pPr>
         <w:spacing w:before="60" w:after="60" w:line="288" w:lineRule="auto"/>
         <w:ind w:firstLine="567"/>
@@ -1486,7 +1405,7 @@
         <w:t>uản lý, sử dụng tài sản công ngày 21/6/2017;</w:t>
       </w:r>
     </w:p>
-    <w:p ns2:paraId="4B799D96" ns2:textId="77777777">
+    <w:p>
       <w:pPr>
         <w:spacing w:line="288" w:lineRule="auto"/>
         <w:ind w:firstLine="562"/>
@@ -1505,7 +1424,7 @@
         <w:t>Căn cứ Nghị định số 214/2025/NĐ-CP ngày 04/8/2025 của Chính phủ quy định chi tiết một số điều và biện pháp thi hành Luật Đấu thầu về lựa chọn nhà thầu;</w:t>
       </w:r>
     </w:p>
-    <w:p ns2:paraId="5A5713BD" ns2:textId="0B5545C5">
+    <w:p>
       <w:pPr>
         <w:tabs>
           <w:tab w:val="left" w:pos="540"/>
@@ -1527,7 +1446,7 @@
       </w:r>
     </w:p>
     <w:bookmarkEnd w:id="2"/>
-    <w:p ns2:paraId="2AC0F8AA" ns2:textId="77777777">
+    <w:p>
       <w:pPr>
         <w:pStyle w:val="BodyText"/>
         <w:spacing w:line="312" w:lineRule="auto"/>
@@ -1549,7 +1468,7 @@
         <w:t>Căn cứ Nghị định số 98/2021/NĐ-CP ngày 08/11/2021 của Chính phủ về quản lý trang thiết bị y tế; Thông tư số 05/2022/TT-BYT ngày 01/8/2022 của Bộ Y tế quy định chi tiết thi hành một số điều của Nghị định số 98/2021/NĐ-CP ngày 08/11/2021 của Chính phủ về quản lý trang thiết bị y tế; Nghị định số 07/2023/NĐ-CP ngày 03/03/2023 của Chính phủ sửa đổi, bổ sung một số điều của Nghị định 98/2021/NĐ-CP ngày 08/11/2021 của Chính phủ về Quản lý trang thiết bị y tế;</w:t>
       </w:r>
     </w:p>
-    <w:p ns2:paraId="481053FF" ns2:textId="77777777">
+    <w:p>
       <w:pPr>
         <w:pStyle w:val="BodyText"/>
         <w:spacing w:line="312" w:lineRule="auto"/>
@@ -1729,7 +1648,7 @@
         <w:t>;</w:t>
       </w:r>
     </w:p>
-    <w:p ns2:paraId="357326FE" ns2:textId="77777777">
+    <w:p>
       <w:pPr>
         <w:spacing w:line="312" w:lineRule="auto"/>
         <w:ind w:firstLine="562"/>
@@ -1745,7 +1664,7 @@
         <w:t>Căn cứ Thông tư số 79/2025/TT-BTC ngày 04/08/2025 của Bộ Tài Chính hướng dẫn việc cung cấp, đăng tải thông tin về đấu thầu và mẫu hồ sơ đấu thầu trên Hệ thống mạng đấu thầu quốc gia;</w:t>
       </w:r>
     </w:p>
-    <w:p ns2:paraId="1DABB172" ns2:textId="77777777">
+    <w:p>
       <w:pPr>
         <w:spacing w:line="312" w:lineRule="auto"/>
         <w:ind w:firstLine="567"/>
@@ -1761,7 +1680,7 @@
         <w:t>Căn cứ Nghị quyết số 17/2025/NQ-HĐND ngày 17/9/2025 của Hội đồng nhân dân tỉnh Phú Thọ quy định thẩm quyền quyết định phê duyệt nhiệm vụ và dự toán kinh phí thực hiện chi thường xuyên ngân sách nhà nước để mua sắm, sửa chữa, cải tạo, nâng cấp tài sản, trang thiết bị; chi thuê hàng hóa, dịch vụ; sửa chữa cải tạo, nâng cấp, mở rộng, xây dựng mới hạng mục công trình trong các dự án đã đầu tư xây dựng thuộc phạm vi quản lý của tỉnh Phú Thọ;</w:t>
       </w:r>
     </w:p>
-    <w:p ns2:paraId="5EC32DB7" ns2:textId="77777777">
+    <w:p>
       <w:pPr>
         <w:spacing w:line="312" w:lineRule="auto"/>
         <w:ind w:firstLine="567"/>
@@ -1779,7 +1698,7 @@
         <w:t>Quyết định số 42/2025/QĐ-CTUBND ngày 20/9/2025 của Chủ tịch UBND tỉnh Phú Thọ phân cấp thẩm quyền quyết định quản lý tài sản công tại các cơ quan, tổ chức, đơn vị thuộc phạm vi quản lý của tỉnh Phú Thọ;</w:t>
       </w:r>
     </w:p>
-    <w:p ns2:paraId="5ABA982C" ns2:textId="00BDB461">
+    <w:p>
       <w:pPr>
         <w:spacing w:before="60" w:after="60" w:line="288" w:lineRule="auto"/>
         <w:ind w:firstLine="567"/>
@@ -1793,7 +1712,7 @@
           <w:szCs w:val="26"/>
           <w:lang w:val="nl-NL"/>
         </w:rPr>
-        <w:t xml:space="preserve">Quyết định số 47/2025/QĐ-CTUBND ngày {{NGAY_QD_KQLCNT_THAM_CHIEU}} của Chủ tịch UBND tỉnh Phú Thọ </w:t>
+        <w:t xml:space="preserve">Quyết định số 47/2025/QĐ-CTUBND ngày 25/9/2025 của Chủ tịch UBND tỉnh Phú Thọ </w:t>
       </w:r>
       <w:bookmarkStart w:id="3" w:name="loai_1_name"/>
       <w:r>
@@ -1811,7 +1730,7 @@
         <w:t>;</w:t>
       </w:r>
     </w:p>
-    <w:p ns2:paraId="13CD6961" ns2:textId="77777777">
+    <w:p>
       <w:pPr>
         <w:pStyle w:val="BodyText"/>
         <w:spacing w:before="60" w:afterLines="60" w:after="144" w:line="276" w:lineRule="auto"/>
@@ -1840,7 +1759,7 @@
         <w:t>;</w:t>
       </w:r>
     </w:p>
-    <w:p ns2:paraId="317434FD" ns2:textId="77777777">
+    <w:p>
       <w:pPr>
         <w:spacing w:before="60" w:afterLines="60" w:after="144" w:line="276" w:lineRule="auto"/>
         <w:ind w:firstLine="567"/>
@@ -1857,7 +1776,7 @@
         <w:t>Căn cứ Quyết định số 466/QĐ-UBND ngày 13/02/2026 của Uỷ ban Nhân Dân tỉnh Phú Thọ về việc quy định vị trí, chức năng, nhiệm vụ, quyền hạn và cơ cấu tổ chức của Bệnh viện đa khoa tỉnh Phú Thọ thuộc Sở Y tế tỉnh Phú Thọ</w:t>
       </w:r>
     </w:p>
-    <w:p ns2:paraId="6282267A" ns2:textId="3C58B067">
+    <w:p>
       <w:pPr>
         <w:spacing w:before="60" w:after="60" w:line="288" w:lineRule="auto"/>
         <w:ind w:firstLine="567"/>
@@ -1880,7 +1799,7 @@
         <w:t>;</w:t>
       </w:r>
     </w:p>
-    <w:p ns2:paraId="25C31F1E" ns2:textId="4C3ACA36">
+    <w:p>
       <w:pPr>
         <w:spacing w:line="288" w:lineRule="auto"/>
         <w:ind w:firstLine="540"/>
@@ -1894,54 +1813,54 @@
         <w:rPr>
           <w:szCs w:val="26"/>
         </w:rPr>
-        <w:t xml:space="preserve">Căn cứ Quyết định số {{SO_QD_KIEN_TOAN_TCG}}/QĐ-BV ngày {{NGAY_QD_KIEN_TOAN_TCG}} của Giám đốc Bệnh viện đa khoa tỉnh Phú Thọ về việc kiện toàn Tổ chuyên gia đấu thầu các gói thầu Mua sắm thiết bị y tế, vật tư tiêu hao, hóa chất xét nghiệm phục vụ công tác khám chữa bệnh tại Bệnh viện đa khoa tỉnh Phú Thọ;</w:t>
-      </w:r>
-      <w:r>
-        <w:rPr>
-          <w:szCs w:val="26"/>
-        </w:rPr>
-        <w:t xml:space="preserve"/>
+        <w:t>Căn cứ</w:t>
+      </w:r>
+      <w:r>
+        <w:rPr>
+          <w:szCs w:val="26"/>
+        </w:rPr>
+        <w:t xml:space="preserve"> Quyết định số </w:t>
       </w:r>
       <w:r>
         <w:rPr>
           <w:szCs w:val="26"/>
           <w:lang w:val="vi-VN"/>
         </w:rPr>
-        <w:t/>
-      </w:r>
-      <w:r>
-        <w:rPr>
-          <w:szCs w:val="26"/>
-        </w:rPr>
-        <w:t/>
-      </w:r>
-      <w:r>
-        <w:rPr>
-          <w:szCs w:val="26"/>
-        </w:rPr>
-        <w:t/>
-      </w:r>
-      <w:r>
-        <w:rPr>
-          <w:szCs w:val="26"/>
-        </w:rPr>
-        <w:t/>
-      </w:r>
-      <w:r>
-        <w:rPr>
-          <w:szCs w:val="26"/>
-        </w:rPr>
-        <w:t xml:space="preserve"/>
+        <w:t>2054</w:t>
+      </w:r>
+      <w:r>
+        <w:rPr>
+          <w:szCs w:val="26"/>
+        </w:rPr>
+        <w:t>/QĐ-BV ngày 20/04</w:t>
+      </w:r>
+      <w:r>
+        <w:rPr>
+          <w:szCs w:val="26"/>
+        </w:rPr>
+        <w:t>/20</w:t>
+      </w:r>
+      <w:r>
+        <w:rPr>
+          <w:szCs w:val="26"/>
+        </w:rPr>
+        <w:t>26</w:t>
+      </w:r>
+      <w:r>
+        <w:rPr>
+          <w:szCs w:val="26"/>
+        </w:rPr>
+        <w:t xml:space="preserve"> của Giám đốc Bệnh viện </w:t>
       </w:r>
       <w:r>
         <w:rPr>
           <w:rFonts w:eastAsia="Calibri"/>
           <w:szCs w:val="26"/>
         </w:rPr>
-        <w:t/>
+        <w:t>đa khoa tỉnh Phú Thọ về việc kiện toàn Tổ chuyên gia đấu thầu các gói thầu Mua sắm thiết bị y tế, vật tư tiêu hao, hóa chất xét nghiệm phục vụ công tác khám chữa bệnh tại Bệnh viện đa khoa tỉnh Phú Thọ;</w:t>
       </w:r>
     </w:p>
-    <w:p ns2:paraId="498D94FE" ns2:textId="50DC2BCD">
+    <w:p>
       <w:pPr>
         <w:spacing w:line="288" w:lineRule="auto"/>
         <w:ind w:firstLine="567"/>
@@ -1972,7 +1891,7 @@
           <w:bCs/>
           <w:szCs w:val="26"/>
         </w:rPr>
-        <w:t>Quyết định số {{SO_QD_CHU_TRUONG}}/QĐ-BV ngày {{NGAY_QD_CHU_TRUONG}}</w:t>
+        <w:t>Quyết định số 1191/QĐ-BV ngày 16/03/2026</w:t>
       </w:r>
       <w:r>
         <w:rPr>
@@ -2016,7 +1935,7 @@
         <w:t>;</w:t>
       </w:r>
     </w:p>
-    <w:p ns2:paraId="4EE349D2" ns2:textId="69A09C4D">
+    <w:p>
       <w:pPr>
         <w:spacing w:line="288" w:lineRule="auto"/>
         <w:ind w:firstLine="630"/>
@@ -2037,7 +1956,7 @@
         <w:rPr>
           <w:szCs w:val="26"/>
         </w:rPr>
-        <w:t xml:space="preserve"> Biên bản họp ngày {{NGAY_BB_HDKH}}</w:t>
+        <w:t xml:space="preserve"> Biên bản họp ngày 24/03/2026</w:t>
       </w:r>
       <w:r>
         <w:rPr>
@@ -2097,7 +2016,7 @@
         <w:t xml:space="preserve"> </w:t>
       </w:r>
     </w:p>
-    <w:p ns2:paraId="0093DBDA" ns2:textId="28710F31">
+    <w:p>
       <w:pPr>
         <w:spacing w:line="288" w:lineRule="auto"/>
         <w:ind w:firstLine="567"/>
@@ -2114,14 +2033,14 @@
           <w:bCs/>
           <w:szCs w:val="26"/>
         </w:rPr>
-        <w:t xml:space="preserve">Căn cứ Quyết định số {{SO_QD_DANH_MUC_TCKT}}/QĐ-BV ngày {{NGAY_QD_DANH_MUC_TCKT}} của Giám đốc Bệnh viện đa khoa tỉnh Phú Thọ về việc phê duyệt danh mục, số lượng, tiêu chí kỹ thuật của hạng mục: Mua sắm băng ghim và dụng cụ cắt khâu nối dùng trong phẫu thuật phục vụ công tác chuyên môn tại Bệnh viện đa khoa tỉnh Phú Thọ; </w:t>
+        <w:t>Căn c</w:t>
       </w:r>
       <w:r>
         <w:rPr>
           <w:bCs/>
           <w:szCs w:val="26"/>
         </w:rPr>
-        <w:t xml:space="preserve"/>
+        <w:t xml:space="preserve">ứ Quyết định số </w:t>
       </w:r>
       <w:r>
         <w:rPr>
@@ -2129,21 +2048,21 @@
           <w:szCs w:val="26"/>
           <w:lang w:val="vi-VN"/>
         </w:rPr>
-        <w:t/>
+        <w:t>1467</w:t>
       </w:r>
       <w:r>
         <w:rPr>
           <w:bCs/>
           <w:szCs w:val="26"/>
         </w:rPr>
-        <w:t/>
+        <w:t>/QĐ-BV ngày 25/03/2026</w:t>
       </w:r>
       <w:r>
         <w:rPr>
           <w:bCs/>
           <w:szCs w:val="26"/>
         </w:rPr>
-        <w:t xml:space="preserve"/>
+        <w:t xml:space="preserve"> của Giám đốc Bệnh viện đa khoa tỉnh Phú Thọ về việc phê duyệt danh mục, số lượng, tiêu chí kỹ thuật của hạng mục: </w:t>
       </w:r>
       <w:r>
         <w:rPr>
@@ -2153,7 +2072,7 @@
           <w:kern w:val="2"/>
           <w:szCs w:val="26"/>
         </w:rPr>
-        <w:t/>
+        <w:t>M</w:t>
       </w:r>
       <w:r>
         <w:rPr>
@@ -2163,14 +2082,14 @@
           <w:kern w:val="2"/>
           <w:szCs w:val="26"/>
         </w:rPr>
-        <w:t xml:space="preserve"/>
+        <w:t xml:space="preserve">ua sắm </w:t>
       </w:r>
       <w:r>
         <w:rPr>
           <w:bCs/>
           <w:szCs w:val="26"/>
         </w:rPr>
-        <w:t/>
+        <w:t>băng ghim và dụng cụ cắt khâu nối dùng trong phẫu thuật</w:t>
       </w:r>
       <w:r>
         <w:rPr>
@@ -2178,7 +2097,7 @@
           <w:szCs w:val="26"/>
           <w:lang w:val="vi-VN"/>
         </w:rPr>
-        <w:t xml:space="preserve"/>
+        <w:t xml:space="preserve"> phục vụ công tác chuyên môn tại Bệnh viện đa khoa tỉnh Phú Thọ</w:t>
       </w:r>
       <w:r>
         <w:rPr>
@@ -2187,7 +2106,7 @@
           <w:szCs w:val="26"/>
           <w:lang w:val="sv-SE"/>
         </w:rPr>
-        <w:t/>
+        <w:t>;</w:t>
       </w:r>
       <w:r>
         <w:rPr>
@@ -2196,10 +2115,10 @@
           <w:szCs w:val="26"/>
           <w:lang w:val="sv-SE"/>
         </w:rPr>
-        <w:t xml:space="preserve"/>
+        <w:t xml:space="preserve"> </w:t>
       </w:r>
     </w:p>
-    <w:p ns2:paraId="4365F683" ns2:textId="32CA0E2F">
+    <w:p>
       <w:pPr>
         <w:spacing w:line="288" w:lineRule="auto"/>
         <w:ind w:firstLine="567"/>
@@ -2217,7 +2136,7 @@
           <w:szCs w:val="26"/>
           <w:lang w:val="pt-BR"/>
         </w:rPr>
-        <w:t xml:space="preserve">Căn cứ Biên bản họp ngày {{NGAY_BB_TCG_DU_TOAN_KHLCNT}} của Tổ chuyên gia đấu thầu về việc thống nhất các nội dung liên quan đến kế hoạch lựa chọn nhà thầu dự toán mua sắm: Mua sắm băng ghim và dụng cụ cắt khâu nối dùng trong phẫu thuật phục vụ công tác chuyên môn tại Bệnh viện đa khoa tỉnh Phú Thọ; </w:t>
+        <w:t>Căn cứ Biên</w:t>
       </w:r>
       <w:r>
         <w:rPr>
@@ -2225,7 +2144,7 @@
           <w:szCs w:val="26"/>
           <w:lang w:val="pt-BR"/>
         </w:rPr>
-        <w:t xml:space="preserve"/>
+        <w:t xml:space="preserve"> bản họp ngày 14/04</w:t>
       </w:r>
       <w:r>
         <w:rPr>
@@ -2233,7 +2152,7 @@
           <w:szCs w:val="26"/>
           <w:lang w:val="pt-BR"/>
         </w:rPr>
-        <w:t/>
+        <w:t>/2026</w:t>
       </w:r>
       <w:r>
         <w:rPr>
@@ -2241,14 +2160,14 @@
           <w:szCs w:val="26"/>
           <w:lang w:val="pt-BR"/>
         </w:rPr>
-        <w:t xml:space="preserve"/>
+        <w:t xml:space="preserve"> của Tổ chuyên gia đấu thầu về việc </w:t>
       </w:r>
       <w:r>
         <w:rPr>
           <w:color w:val="000000"/>
           <w:szCs w:val="26"/>
         </w:rPr>
-        <w:t xml:space="preserve"/>
+        <w:t xml:space="preserve">thống nhất các nội dung liên quan đến kế hoạch lựa chọn nhà thầu dự toán mua sắm: </w:t>
       </w:r>
       <w:r>
         <w:rPr>
@@ -2258,7 +2177,7 @@
           <w:kern w:val="2"/>
           <w:szCs w:val="26"/>
         </w:rPr>
-        <w:t/>
+        <w:t>M</w:t>
       </w:r>
       <w:r>
         <w:rPr>
@@ -2268,14 +2187,14 @@
           <w:kern w:val="2"/>
           <w:szCs w:val="26"/>
         </w:rPr>
-        <w:t xml:space="preserve"/>
+        <w:t xml:space="preserve">ua sắm </w:t>
       </w:r>
       <w:r>
         <w:rPr>
           <w:bCs/>
           <w:szCs w:val="26"/>
         </w:rPr>
-        <w:t/>
+        <w:t>băng ghim và dụng cụ cắt khâu nối dùng trong phẫu thuật</w:t>
       </w:r>
       <w:r>
         <w:rPr>
@@ -2283,7 +2202,7 @@
           <w:szCs w:val="26"/>
           <w:lang w:val="vi-VN"/>
         </w:rPr>
-        <w:t xml:space="preserve"/>
+        <w:t xml:space="preserve"> phục vụ công tác chuyên môn tại Bệnh viện đa khoa tỉnh Phú Thọ</w:t>
       </w:r>
       <w:r>
         <w:rPr>
@@ -2292,7 +2211,7 @@
           <w:szCs w:val="26"/>
           <w:lang w:val="sv-SE"/>
         </w:rPr>
-        <w:t/>
+        <w:t>;</w:t>
       </w:r>
       <w:r>
         <w:rPr>
@@ -2301,10 +2220,10 @@
           <w:szCs w:val="26"/>
           <w:lang w:val="sv-SE"/>
         </w:rPr>
-        <w:t xml:space="preserve"/>
+        <w:t xml:space="preserve"> </w:t>
       </w:r>
     </w:p>
-    <w:p ns2:paraId="503E9392" ns2:textId="0F0BF425">
+    <w:p>
       <w:pPr>
         <w:spacing w:line="288" w:lineRule="auto"/>
         <w:ind w:firstLine="567"/>
@@ -2322,7 +2241,7 @@
           <w:szCs w:val="26"/>
           <w:lang w:val="pt-BR"/>
         </w:rPr>
-        <w:t xml:space="preserve">Căn cứ Quyết định số {{SO_QD_NHIEM_VU_DU_TOAN}}/QĐ-BV ngày {{NGAY_QD_NHIEM_VU_DU_TOAN}} của Giám đốc Bệnh viện đa khoa tỉnh Phú Thọ về việc phê duyệt nhiệm vụ và dự toán kinh phí mua sắm băng ghim và dụng cụ cắt khâu nối dùng trong phẫu thuật phục vụ công tác chuyên môn tại Bệnh viện đa khoa tỉnh Phú Thọ.</w:t>
+        <w:t xml:space="preserve">Căn cứ </w:t>
       </w:r>
       <w:r>
         <w:rPr>
@@ -2331,7 +2250,7 @@
           <w:szCs w:val="26"/>
           <w:lang w:val="pt-BR"/>
         </w:rPr>
-        <w:t/>
+        <w:t>Quyết định số</w:t>
       </w:r>
       <w:r>
         <w:rPr>
@@ -2340,7 +2259,7 @@
           <w:szCs w:val="26"/>
           <w:lang w:val="pt-BR"/>
         </w:rPr>
-        <w:t xml:space="preserve"/>
+        <w:t xml:space="preserve"> </w:t>
       </w:r>
       <w:r>
         <w:rPr>
@@ -2348,7 +2267,7 @@
           <w:szCs w:val="26"/>
           <w:lang w:val="pt-BR"/>
         </w:rPr>
-        <w:t/>
+        <w:t>2143</w:t>
       </w:r>
       <w:r>
         <w:rPr>
@@ -2356,13 +2275,13 @@
           <w:szCs w:val="26"/>
           <w:lang w:val="pt-BR"/>
         </w:rPr>
-        <w:t xml:space="preserve"/>
-      </w:r>
-      <w:r>
-        <w:rPr>
-          <w:szCs w:val="26"/>
-        </w:rPr>
-        <w:t xml:space="preserve"/>
+        <w:t xml:space="preserve">/QĐ-BV </w:t>
+      </w:r>
+      <w:r>
+        <w:rPr>
+          <w:szCs w:val="26"/>
+        </w:rPr>
+        <w:t xml:space="preserve">ngày </w:t>
       </w:r>
       <w:r>
         <w:rPr>
@@ -2370,7 +2289,7 @@
           <w:szCs w:val="26"/>
           <w:lang w:val="pt-BR"/>
         </w:rPr>
-        <w:t/>
+        <w:t>23</w:t>
       </w:r>
       <w:r>
         <w:rPr>
@@ -2378,7 +2297,7 @@
           <w:szCs w:val="26"/>
           <w:lang w:val="pt-BR"/>
         </w:rPr>
-        <w:t/>
+        <w:t>/</w:t>
       </w:r>
       <w:r>
         <w:rPr>
@@ -2386,7 +2305,7 @@
           <w:szCs w:val="26"/>
           <w:lang w:val="pt-BR"/>
         </w:rPr>
-        <w:t/>
+        <w:t>0</w:t>
       </w:r>
       <w:r>
         <w:rPr>
@@ -2394,7 +2313,7 @@
           <w:szCs w:val="26"/>
           <w:lang w:val="pt-BR"/>
         </w:rPr>
-        <w:t/>
+        <w:t>4/2026</w:t>
       </w:r>
       <w:r>
         <w:rPr>
@@ -2402,20 +2321,20 @@
           <w:szCs w:val="26"/>
           <w:lang w:val="pt-BR"/>
         </w:rPr>
-        <w:t xml:space="preserve"/>
-      </w:r>
-      <w:r>
-        <w:rPr>
-          <w:szCs w:val="26"/>
-        </w:rPr>
-        <w:t xml:space="preserve"/>
+        <w:t xml:space="preserve"> </w:t>
+      </w:r>
+      <w:r>
+        <w:rPr>
+          <w:szCs w:val="26"/>
+        </w:rPr>
+        <w:t xml:space="preserve">của Giám đốc Bệnh viện đa khoa tỉnh Phú Thọ về việc </w:t>
       </w:r>
       <w:r>
         <w:rPr>
           <w:bCs/>
           <w:szCs w:val="26"/>
         </w:rPr>
-        <w:t xml:space="preserve"/>
+        <w:t xml:space="preserve">phê duyệt nhiệm vụ và dự toán kinh phí </w:t>
       </w:r>
       <w:r>
         <w:rPr>
@@ -2425,14 +2344,14 @@
           <w:kern w:val="2"/>
           <w:szCs w:val="26"/>
         </w:rPr>
-        <w:t xml:space="preserve"/>
+        <w:t xml:space="preserve">mua sắm </w:t>
       </w:r>
       <w:r>
         <w:rPr>
           <w:bCs/>
           <w:szCs w:val="26"/>
         </w:rPr>
-        <w:t/>
+        <w:t>băng ghim và dụng cụ cắt khâu nối dùng trong phẫu thuật</w:t>
       </w:r>
       <w:r>
         <w:rPr>
@@ -2440,17 +2359,17 @@
           <w:szCs w:val="26"/>
           <w:lang w:val="vi-VN"/>
         </w:rPr>
-        <w:t xml:space="preserve"/>
+        <w:t xml:space="preserve"> phục vụ công tác chuyên môn tại Bệnh viện đa khoa tỉnh Phú Thọ</w:t>
       </w:r>
       <w:r>
         <w:rPr>
           <w:bCs/>
           <w:szCs w:val="26"/>
         </w:rPr>
-        <w:t/>
+        <w:t>.</w:t>
       </w:r>
     </w:p>
-    <w:p ns2:paraId="11773AF3" ns2:textId="31060D72">
+    <w:p>
       <w:pPr>
         <w:spacing w:after="120" w:line="288" w:lineRule="auto"/>
         <w:jc w:val="both"/>
@@ -2520,7 +2439,7 @@
         <w:t>.</w:t>
       </w:r>
     </w:p>
-    <w:p ns2:paraId="6ACF215B" ns2:textId="52EC2E20">
+    <w:p>
       <w:pPr>
         <w:tabs>
           <w:tab w:val="left" w:pos="540"/>
@@ -2574,7 +2493,7 @@
         <w:t>.</w:t>
       </w:r>
     </w:p>
-    <w:p ns2:paraId="2CFE2708" ns2:textId="4AF73346">
+    <w:p>
       <w:pPr>
         <w:tabs>
           <w:tab w:val="left" w:pos="540"/>
@@ -2588,8 +2507,8 @@
           <w:szCs w:val="26"/>
         </w:rPr>
         <w:sectPr>
-          <w:headerReference w:type="default" ns9:id="rId8"/>
-          <w:footerReference w:type="default" ns9:id="rId9"/>
+          <w:headerReference w:type="default" r:id="rId8"/>
+          <w:footerReference w:type="default" r:id="rId9"/>
           <w:pgSz w:w="11907" w:h="16840" w:code="9"/>
           <w:pgMar w:top="1134" w:right="1134" w:bottom="1134" w:left="1701" w:header="720" w:footer="720" w:gutter="0"/>
           <w:cols w:space="720"/>
@@ -2628,7 +2547,7 @@
         <w:tab/>
       </w:r>
     </w:p>
-    <w:p ns2:paraId="03A24D7A" ns2:textId="5492BF38">
+    <w:p>
       <w:pPr>
         <w:tabs>
           <w:tab w:val="left" w:pos="630"/>
@@ -2687,7 +2606,7 @@
         <w:t xml:space="preserve">Bảng tổng hợp phần công việc thuộc kế hoạch lựa chọn nhà thầu: </w:t>
       </w:r>
     </w:p>
-    <w:p ns2:paraId="21518A0C" ns2:textId="67883344">
+    <w:p>
       <w:pPr>
         <w:spacing w:before="20" w:after="20" w:line="312" w:lineRule="auto"/>
         <w:ind w:left="720"/>
@@ -2755,7 +2674,7 @@
         <w:gridCol w:w="990"/>
         <w:gridCol w:w="1170"/>
       </w:tblGrid>
-      <w:tr ns2:paraId="2DB2BD28" ns2:textId="075C08AE">
+      <w:tr>
         <w:trPr>
           <w:trHeight w:val="1089"/>
           <w:tblHeader/>
@@ -2766,7 +2685,7 @@
             <w:vMerge w:val="restart"/>
             <w:vAlign w:val="center"/>
           </w:tcPr>
-          <w:p ns2:paraId="606B2D33" ns2:textId="53697760">
+          <w:p>
             <w:pPr>
               <w:spacing w:line="264" w:lineRule="auto"/>
               <w:jc w:val="center"/>
@@ -2791,7 +2710,7 @@
             <w:vMerge w:val="restart"/>
             <w:vAlign w:val="center"/>
           </w:tcPr>
-          <w:p ns2:paraId="19462B9D" ns2:textId="64926CF7">
+          <w:p>
             <w:pPr>
               <w:spacing w:line="264" w:lineRule="auto"/>
               <w:jc w:val="center"/>
@@ -2802,7 +2721,7 @@
               </w:rPr>
             </w:pPr>
           </w:p>
-          <w:p ns2:paraId="7F495220" ns2:textId="3F333C0F">
+          <w:p>
             <w:pPr>
               <w:spacing w:line="264" w:lineRule="auto"/>
               <w:jc w:val="center"/>
@@ -2835,7 +2754,7 @@
             </w:tcMar>
             <w:vAlign w:val="center"/>
           </w:tcPr>
-          <w:p ns2:paraId="62C9FAA2" ns2:textId="62B2C556">
+          <w:p>
             <w:pPr>
               <w:spacing w:line="264" w:lineRule="auto"/>
               <w:jc w:val="center"/>
@@ -2866,7 +2785,7 @@
             </w:tcMar>
             <w:vAlign w:val="center"/>
           </w:tcPr>
-          <w:p ns2:paraId="79A0F5FC" ns2:textId="77777777">
+          <w:p>
             <w:pPr>
               <w:spacing w:line="264" w:lineRule="auto"/>
               <w:jc w:val="center"/>
@@ -2883,7 +2802,7 @@
               <w:t xml:space="preserve">Giá gói thầu </w:t>
             </w:r>
           </w:p>
-          <w:p ns2:paraId="2F09BC49" ns2:textId="60B014C6">
+          <w:p>
             <w:pPr>
               <w:spacing w:line="264" w:lineRule="auto"/>
               <w:jc w:val="center"/>
@@ -2914,7 +2833,7 @@
             </w:tcMar>
             <w:vAlign w:val="center"/>
           </w:tcPr>
-          <w:p ns2:paraId="2388FA30" ns2:textId="77777777">
+          <w:p>
             <w:pPr>
               <w:spacing w:line="264" w:lineRule="auto"/>
               <w:jc w:val="center"/>
@@ -2945,7 +2864,7 @@
             </w:tcMar>
             <w:vAlign w:val="center"/>
           </w:tcPr>
-          <w:p ns2:paraId="58F2C9B8" ns2:textId="77777777">
+          <w:p>
             <w:pPr>
               <w:spacing w:line="264" w:lineRule="auto"/>
               <w:jc w:val="center"/>
@@ -2976,7 +2895,7 @@
             </w:tcMar>
             <w:vAlign w:val="center"/>
           </w:tcPr>
-          <w:p ns2:paraId="75318037" ns2:textId="77777777">
+          <w:p>
             <w:pPr>
               <w:spacing w:line="264" w:lineRule="auto"/>
               <w:jc w:val="center"/>
@@ -3000,7 +2919,7 @@
             <w:vMerge w:val="restart"/>
             <w:vAlign w:val="center"/>
           </w:tcPr>
-          <w:p ns2:paraId="2FE1DEA7" ns2:textId="5CC6847F">
+          <w:p>
             <w:pPr>
               <w:spacing w:line="264" w:lineRule="auto"/>
               <w:jc w:val="center"/>
@@ -3031,7 +2950,7 @@
             </w:tcMar>
             <w:vAlign w:val="center"/>
           </w:tcPr>
-          <w:p ns2:paraId="0710BF29" ns2:textId="45FA56D4">
+          <w:p>
             <w:pPr>
               <w:spacing w:line="264" w:lineRule="auto"/>
               <w:jc w:val="center"/>
@@ -3062,7 +2981,7 @@
             </w:tcMar>
             <w:vAlign w:val="center"/>
           </w:tcPr>
-          <w:p ns2:paraId="28824111" ns2:textId="77777777">
+          <w:p>
             <w:pPr>
               <w:spacing w:line="264" w:lineRule="auto"/>
               <w:jc w:val="center"/>
@@ -3093,7 +3012,7 @@
             </w:tcMar>
             <w:vAlign w:val="center"/>
           </w:tcPr>
-          <w:p ns2:paraId="2806F35B" ns2:textId="2697F335">
+          <w:p>
             <w:pPr>
               <w:spacing w:line="264" w:lineRule="auto"/>
               <w:jc w:val="center"/>
@@ -3126,7 +3045,7 @@
             <w:vMerge w:val="restart"/>
             <w:vAlign w:val="center"/>
           </w:tcPr>
-          <w:p ns2:paraId="5BB4351A" ns2:textId="2238E699">
+          <w:p>
             <w:pPr>
               <w:spacing w:line="264" w:lineRule="auto"/>
               <w:jc w:val="center"/>
@@ -3146,7 +3065,7 @@
           </w:p>
         </w:tc>
       </w:tr>
-      <w:tr ns2:paraId="2C6C66DC" ns2:textId="6C3B570E">
+      <w:tr>
         <w:trPr>
           <w:trHeight w:val="1761"/>
           <w:tblHeader/>
@@ -3156,7 +3075,7 @@
             <w:tcW w:w="810" w:type="dxa"/>
             <w:vMerge/>
           </w:tcPr>
-          <w:p ns2:paraId="65CAC9DC" ns2:textId="77777777">
+          <w:p>
             <w:pPr>
               <w:spacing w:line="264" w:lineRule="auto"/>
               <w:jc w:val="center"/>
@@ -3174,7 +3093,7 @@
             <w:vMerge/>
             <w:vAlign w:val="center"/>
           </w:tcPr>
-          <w:p ns2:paraId="525BB5A3" ns2:textId="0AB1E5D5">
+          <w:p>
             <w:pPr>
               <w:spacing w:line="264" w:lineRule="auto"/>
               <w:jc w:val="center"/>
@@ -3198,7 +3117,7 @@
             </w:tcMar>
             <w:vAlign w:val="center"/>
           </w:tcPr>
-          <w:p ns2:paraId="489147F2" ns2:textId="70F8D4BB">
+          <w:p>
             <w:pPr>
               <w:spacing w:line="264" w:lineRule="auto"/>
               <w:jc w:val="center"/>
@@ -3222,7 +3141,7 @@
             <w:shd w:val="clear" w:color="auto" w:fill="auto"/>
             <w:vAlign w:val="center"/>
           </w:tcPr>
-          <w:p ns2:paraId="23541338" ns2:textId="22E25C7F">
+          <w:p>
             <w:pPr>
               <w:spacing w:line="264" w:lineRule="auto"/>
               <w:jc w:val="center"/>
@@ -3253,7 +3172,7 @@
             </w:tcMar>
             <w:vAlign w:val="center"/>
           </w:tcPr>
-          <w:p ns2:paraId="6B721F7C" ns2:textId="77777777">
+          <w:p>
             <w:pPr>
               <w:spacing w:line="264" w:lineRule="auto"/>
               <w:jc w:val="center"/>
@@ -3277,7 +3196,7 @@
             </w:tcMar>
             <w:vAlign w:val="center"/>
           </w:tcPr>
-          <w:p ns2:paraId="142ED794" ns2:textId="77777777">
+          <w:p>
             <w:pPr>
               <w:spacing w:line="264" w:lineRule="auto"/>
               <w:jc w:val="center"/>
@@ -3301,7 +3220,7 @@
             </w:tcMar>
             <w:vAlign w:val="center"/>
           </w:tcPr>
-          <w:p ns2:paraId="6411023C" ns2:textId="77777777">
+          <w:p>
             <w:pPr>
               <w:spacing w:line="264" w:lineRule="auto"/>
               <w:jc w:val="center"/>
@@ -3325,7 +3244,7 @@
             </w:tcMar>
             <w:vAlign w:val="center"/>
           </w:tcPr>
-          <w:p ns2:paraId="7B8F9DD9" ns2:textId="77777777">
+          <w:p>
             <w:pPr>
               <w:spacing w:line="264" w:lineRule="auto"/>
               <w:jc w:val="center"/>
@@ -3342,7 +3261,7 @@
             <w:vMerge/>
             <w:vAlign w:val="center"/>
           </w:tcPr>
-          <w:p ns2:paraId="4FA776CE" ns2:textId="77777777">
+          <w:p>
             <w:pPr>
               <w:spacing w:line="264" w:lineRule="auto"/>
               <w:jc w:val="center"/>
@@ -3366,7 +3285,7 @@
             </w:tcMar>
             <w:vAlign w:val="center"/>
           </w:tcPr>
-          <w:p ns2:paraId="6685A91B" ns2:textId="77777777">
+          <w:p>
             <w:pPr>
               <w:spacing w:line="264" w:lineRule="auto"/>
               <w:jc w:val="center"/>
@@ -3390,7 +3309,7 @@
             </w:tcMar>
             <w:vAlign w:val="center"/>
           </w:tcPr>
-          <w:p ns2:paraId="30B55CB5" ns2:textId="77777777">
+          <w:p>
             <w:pPr>
               <w:spacing w:line="264" w:lineRule="auto"/>
               <w:jc w:val="center"/>
@@ -3414,7 +3333,7 @@
             </w:tcMar>
             <w:vAlign w:val="center"/>
           </w:tcPr>
-          <w:p ns2:paraId="38B254CF" ns2:textId="77777777">
+          <w:p>
             <w:pPr>
               <w:spacing w:line="264" w:lineRule="auto"/>
               <w:jc w:val="center"/>
@@ -3431,7 +3350,7 @@
             <w:vMerge/>
             <w:vAlign w:val="center"/>
           </w:tcPr>
-          <w:p ns2:paraId="0325C232" ns2:textId="77777777">
+          <w:p>
             <w:pPr>
               <w:spacing w:line="264" w:lineRule="auto"/>
               <w:jc w:val="center"/>
@@ -3443,7 +3362,7 @@
           </w:p>
         </w:tc>
       </w:tr>
-      <w:tr ns2:paraId="05D1EE88" ns2:textId="5BC0FECF">
+      <w:tr>
         <w:trPr>
           <w:trHeight w:val="4380"/>
         </w:trPr>
@@ -3452,7 +3371,7 @@
             <w:tcW w:w="810" w:type="dxa"/>
             <w:vAlign w:val="center"/>
           </w:tcPr>
-          <w:p ns2:paraId="62EA5791" ns2:textId="10159085">
+          <w:p>
             <w:pPr>
               <w:spacing w:line="264" w:lineRule="auto"/>
               <w:jc w:val="center"/>
@@ -3475,7 +3394,7 @@
             <w:tcW w:w="810" w:type="dxa"/>
             <w:vAlign w:val="center"/>
           </w:tcPr>
-          <w:p ns2:paraId="528DB275" ns2:textId="2FAEE094">
+          <w:p>
             <w:pPr>
               <w:spacing w:line="264" w:lineRule="auto"/>
               <w:jc w:val="center"/>
@@ -3504,7 +3423,7 @@
             </w:tcMar>
             <w:vAlign w:val="center"/>
           </w:tcPr>
-          <w:p ns2:paraId="737CE88A" ns2:textId="00BDBC27">
+          <w:p>
             <w:pPr>
               <w:spacing w:line="264" w:lineRule="auto"/>
               <w:jc w:val="center"/>
@@ -3557,7 +3476,7 @@
             <w:shd w:val="clear" w:color="auto" w:fill="auto"/>
             <w:vAlign w:val="center"/>
           </w:tcPr>
-          <w:p ns2:paraId="13A9F04E" ns2:textId="32C34F56">
+          <w:p>
             <w:pPr>
               <w:spacing w:line="264" w:lineRule="auto"/>
               <w:ind w:left="83" w:right="40"/>
@@ -3616,7 +3535,7 @@
             </w:tcMar>
             <w:vAlign w:val="center"/>
           </w:tcPr>
-          <w:p ns2:paraId="79748CD7" ns2:textId="7B3CBB02">
+          <w:p>
             <w:pPr>
               <w:spacing w:line="264" w:lineRule="auto"/>
               <w:jc w:val="center"/>
@@ -3630,7 +3549,7 @@
                 <w:bCs/>
                 <w:szCs w:val="26"/>
               </w:rPr>
-              <w:t>{{TONG_MUC_DU_TOAN}}</w:t>
+              <w:t>1.999.950.000</w:t>
             </w:r>
           </w:p>
         </w:tc>
@@ -3646,7 +3565,7 @@
             </w:tcMar>
             <w:vAlign w:val="center"/>
           </w:tcPr>
-          <w:p ns2:paraId="074C1044" ns2:textId="426865BF">
+          <w:p>
             <w:pPr>
               <w:spacing w:line="264" w:lineRule="auto"/>
               <w:jc w:val="center"/>
@@ -3686,7 +3605,7 @@
             </w:tcMar>
             <w:vAlign w:val="center"/>
           </w:tcPr>
-          <w:p ns2:paraId="0C18B36F" ns2:textId="1BBCD4F1">
+          <w:p>
             <w:pPr>
               <w:spacing w:line="264" w:lineRule="auto"/>
               <w:jc w:val="center"/>
@@ -3718,7 +3637,7 @@
             </w:tcMar>
             <w:vAlign w:val="center"/>
           </w:tcPr>
-          <w:p ns2:paraId="2AA85BAD" ns2:textId="2A3428D6">
+          <w:p>
             <w:pPr>
               <w:spacing w:line="264" w:lineRule="auto"/>
               <w:jc w:val="center"/>
@@ -3755,7 +3674,7 @@
             <w:tcW w:w="887" w:type="dxa"/>
             <w:vAlign w:val="center"/>
           </w:tcPr>
-          <w:p ns2:paraId="13379134" ns2:textId="485D8110">
+          <w:p>
             <w:pPr>
               <w:spacing w:line="264" w:lineRule="auto"/>
               <w:jc w:val="center"/>
@@ -3769,7 +3688,7 @@
                 <w:szCs w:val="26"/>
                 <w:lang w:val="sv-SE"/>
               </w:rPr>
-              <w:t>{{THOI_GIAN_TO_CHUC_LCNT}} ngày</w:t>
+              <w:t>30 ngày</w:t>
             </w:r>
           </w:p>
         </w:tc>
@@ -3785,7 +3704,7 @@
             </w:tcMar>
             <w:vAlign w:val="center"/>
           </w:tcPr>
-          <w:p ns2:paraId="17D1D816" ns2:textId="0379D0ED">
+          <w:p>
             <w:pPr>
               <w:spacing w:line="264" w:lineRule="auto"/>
               <w:jc w:val="center"/>
@@ -3799,21 +3718,21 @@
                 <w:szCs w:val="26"/>
                 <w:lang w:val="sv-SE"/>
               </w:rPr>
-              <w:t xml:space="preserve">{{QUY_BAT_DAU_LCNT}}</w:t>
+              <w:t>Quý II</w:t>
             </w:r>
             <w:r>
               <w:rPr>
                 <w:szCs w:val="26"/>
                 <w:lang w:val="sv-SE"/>
               </w:rPr>
-              <w:t/>
+              <w:t>/ 202</w:t>
             </w:r>
             <w:r>
               <w:rPr>
                 <w:szCs w:val="26"/>
                 <w:lang w:val="sv-SE"/>
               </w:rPr>
-              <w:t/>
+              <w:t>6</w:t>
             </w:r>
           </w:p>
         </w:tc>
@@ -3829,7 +3748,7 @@
             </w:tcMar>
             <w:vAlign w:val="center"/>
           </w:tcPr>
-          <w:p ns2:paraId="685B8E78" ns2:textId="04B0F4E8">
+          <w:p>
             <w:pPr>
               <w:spacing w:line="264" w:lineRule="auto"/>
               <w:jc w:val="center"/>
@@ -3859,7 +3778,7 @@
             </w:tcMar>
             <w:vAlign w:val="center"/>
           </w:tcPr>
-          <w:p ns2:paraId="65A0A063" ns2:textId="34D5407E">
+          <w:p>
             <w:pPr>
               <w:spacing w:line="264" w:lineRule="auto"/>
               <w:jc w:val="center"/>
@@ -3883,7 +3802,7 @@
               <w:t>0</w:t>
             </w:r>
           </w:p>
-          <w:p ns2:paraId="1B758091" ns2:textId="77251B98">
+          <w:p>
             <w:pPr>
               <w:spacing w:line="264" w:lineRule="auto"/>
               <w:jc w:val="center"/>
@@ -3906,7 +3825,7 @@
             <w:tcW w:w="1170" w:type="dxa"/>
             <w:vAlign w:val="center"/>
           </w:tcPr>
-          <w:p ns2:paraId="078F4508" ns2:textId="06D7C53A">
+          <w:p>
             <w:pPr>
               <w:spacing w:line="264" w:lineRule="auto"/>
               <w:jc w:val="center"/>
@@ -3925,7 +3844,7 @@
           </w:p>
         </w:tc>
       </w:tr>
-      <w:tr ns2:paraId="142365CE" ns2:textId="77777777">
+      <w:tr>
         <w:trPr>
           <w:trHeight w:val="1194"/>
         </w:trPr>
@@ -3935,7 +3854,7 @@
             <w:gridSpan w:val="13"/>
             <w:vAlign w:val="center"/>
           </w:tcPr>
-          <w:p ns2:paraId="2B8A11B2" ns2:textId="67D5BE1E">
+          <w:p>
             <w:pPr>
               <w:spacing w:line="264" w:lineRule="auto"/>
               <w:jc w:val="center"/>
@@ -3967,7 +3886,7 @@
                 <w:bCs/>
                 <w:szCs w:val="26"/>
               </w:rPr>
-              <w:t>{{TONG_MUC_DU_TOAN}}</w:t>
+              <w:t>1.999.950.000</w:t>
             </w:r>
             <w:r>
               <w:rPr>
@@ -3986,7 +3905,7 @@
               <w:t>đồng</w:t>
             </w:r>
           </w:p>
-          <w:p ns2:paraId="48A59A75" ns2:textId="135CB0B9">
+          <w:p>
             <w:pPr>
               <w:spacing w:line="264" w:lineRule="auto"/>
               <w:jc w:val="center"/>
@@ -4001,34 +3920,34 @@
                 <w:szCs w:val="26"/>
                 <w:lang w:val="vi-VN"/>
               </w:rPr>
-              <w:t xml:space="preserve">(Bằng chữ: {{TONG_MUC_DU_TOAN_CHU}}./.)</w:t>
+              <w:t xml:space="preserve">(Bằng chữ: </w:t>
             </w:r>
             <w:r>
               <w:rPr>
                 <w:b/>
                 <w:szCs w:val="26"/>
               </w:rPr>
-              <w:t xml:space="preserve"/>
+              <w:t xml:space="preserve">Một tỷ chín trăm </w:t>
             </w:r>
             <w:r>
               <w:rPr>
                 <w:b/>
                 <w:szCs w:val="26"/>
               </w:rPr>
-              <w:t/>
+              <w:t>chín mươi chín triệu chín trăm năm mươi nghìn đồng</w:t>
             </w:r>
             <w:r>
               <w:rPr>
                 <w:b/>
                 <w:szCs w:val="26"/>
               </w:rPr>
-              <w:t/>
+              <w:t>./.)</w:t>
             </w:r>
           </w:p>
         </w:tc>
       </w:tr>
     </w:tbl>
-    <w:p ns2:paraId="72CF69BE" ns2:textId="77777777">
+    <w:p>
       <w:pPr>
         <w:spacing w:before="20" w:after="20" w:line="312" w:lineRule="auto"/>
         <w:jc w:val="both"/>
@@ -4045,7 +3964,7 @@
         </w:sectPr>
       </w:pPr>
     </w:p>
-    <w:p ns2:paraId="70EB657E" ns2:textId="6E53DD91">
+    <w:p>
       <w:pPr>
         <w:tabs>
           <w:tab w:val="left" w:pos="720"/>
@@ -4096,7 +4015,7 @@
         <w:t xml:space="preserve"> trình nội dung kế hoạch lựa chọn nhà thầu: </w:t>
       </w:r>
     </w:p>
-    <w:p ns2:paraId="426570A3" ns2:textId="1FC88B8F">
+    <w:p>
       <w:pPr>
         <w:spacing w:before="40" w:after="40" w:line="24" w:lineRule="atLeast"/>
         <w:ind w:firstLine="900"/>
@@ -4194,7 +4113,7 @@
         <w:t>, tiến hành triển khai thành 01 gói thầu nhằm đảm bảo tính thống nhất và thuận lợi trong công tác lập hồ sơ mời thầu và triển khai thực hiện.</w:t>
       </w:r>
     </w:p>
-    <w:p ns2:paraId="784A52EC" ns2:textId="489EF5B4">
+    <w:p>
       <w:pPr>
         <w:spacing w:before="40" w:after="40" w:line="24" w:lineRule="atLeast"/>
         <w:ind w:firstLine="567"/>
@@ -4246,7 +4165,7 @@
         <w:t>.</w:t>
       </w:r>
     </w:p>
-    <w:p ns2:paraId="4BD9043D" ns2:textId="11BAD4E6">
+    <w:p>
       <w:pPr>
         <w:tabs>
           <w:tab w:val="left" w:pos="540"/>
@@ -4352,7 +4271,7 @@
         <w:tab/>
       </w:r>
     </w:p>
-    <w:p ns2:paraId="7AE96EDD" ns2:textId="138294AE">
+    <w:p>
       <w:pPr>
         <w:tabs>
           <w:tab w:val="left" w:pos="900"/>
@@ -4413,7 +4332,7 @@
           <w:bCs/>
           <w:szCs w:val="24"/>
         </w:rPr>
-        <w:t>{{TONG_MUC_DU_TOAN}}</w:t>
+        <w:t>1.999.950.000</w:t>
       </w:r>
       <w:r>
         <w:rPr>
@@ -4473,7 +4392,7 @@
         <w:rPr>
           <w:szCs w:val="26"/>
         </w:rPr>
-        <w:t>{{TONG_MUC_DU_TOAN_CHU}}</w:t>
+        <w:t>Một tỷ chín trăm chín mươi chín triệu chín trăm năm mươi nghìn đồng</w:t>
       </w:r>
       <w:r>
         <w:rPr>
@@ -4502,7 +4421,7 @@
       </w:r>
       <w:bookmarkStart w:id="6" w:name="_Hlk201673896"/>
     </w:p>
-    <w:p ns2:paraId="1D579846" ns2:textId="4660FB60">
+    <w:p>
       <w:pPr>
         <w:widowControl/>
         <w:jc w:val="both"/>
@@ -4566,7 +4485,7 @@
         <w:rPr>
           <w:szCs w:val="26"/>
         </w:rPr>
-        <w:t>{{SO_QD_KQLCNT_THAM_CHIEU}} ngày {{NGAY_QD_KQLCNT_THAM_CHIEU}}</w:t>
+        <w:t>4045/QĐ-BVE ngày 25/09/2025</w:t>
       </w:r>
       <w:r>
         <w:rPr>
@@ -4578,7 +4497,7 @@
         <w:rPr>
           <w:szCs w:val="26"/>
         </w:rPr>
-        <w:t>{{TEN_DVI_THAM_CHIEU}}</w:t>
+        <w:t>Bệnh viện E</w:t>
       </w:r>
       <w:r>
         <w:rPr>
@@ -4615,7 +4534,7 @@
           <w:color w:val="000000"/>
           <w:szCs w:val="26"/>
         </w:rPr>
-        <w:t>{{VT_1_TEN}}</w:t>
+        <w:t>Băng ghim dùng trong mổ mở cỡ 80mm</w:t>
       </w:r>
       <w:r>
         <w:rPr>
@@ -4629,7 +4548,7 @@
           <w:color w:val="000000"/>
           <w:szCs w:val="26"/>
         </w:rPr>
-        <w:t>{{VT_2_TEN}}</w:t>
+        <w:t>Dụng cụ khâu nối tròn ba hàng ghim</w:t>
       </w:r>
       <w:r>
         <w:rPr>
@@ -4643,7 +4562,7 @@
           <w:color w:val="000000"/>
           <w:szCs w:val="26"/>
         </w:rPr>
-        <w:t>{{VT_3_TEN}}</w:t>
+        <w:t>Dụng cụ khâu cắt nội soi</w:t>
       </w:r>
       <w:r>
         <w:rPr>
@@ -4657,7 +4576,7 @@
           <w:color w:val="000000"/>
           <w:szCs w:val="26"/>
         </w:rPr>
-        <w:t>{{VT_4_TEN}}</w:t>
+        <w:t>Băng ghim cắt khâu nối nội soi các cỡ</w:t>
       </w:r>
       <w:r>
         <w:rPr>
@@ -4682,7 +4601,7 @@
       </w:r>
     </w:p>
     <w:bookmarkEnd w:id="4"/>
-    <w:p ns2:paraId="01193F7A" ns2:textId="585B284D">
+    <w:p>
       <w:pPr>
         <w:tabs>
           <w:tab w:val="left" w:pos="540"/>
@@ -4723,7 +4642,7 @@
         <w:t xml:space="preserve"> phí.</w:t>
       </w:r>
     </w:p>
-    <w:p ns2:paraId="12B3A581" ns2:textId="77777777">
+    <w:p>
       <w:pPr>
         <w:spacing w:before="40" w:after="40" w:line="24" w:lineRule="atLeast"/>
         <w:ind w:firstLine="540"/>
@@ -4761,7 +4680,7 @@
         <w:t>.</w:t>
       </w:r>
     </w:p>
-    <w:p ns2:paraId="078310C2" ns2:textId="5446596D">
+    <w:p>
       <w:pPr>
         <w:tabs>
           <w:tab w:val="left" w:pos="540"/>
@@ -4809,7 +4728,7 @@
         <w:t xml:space="preserve">lựa chọn nhà thầu: </w:t>
       </w:r>
     </w:p>
-    <w:p ns2:paraId="363151F2" ns2:textId="11D23711">
+    <w:p>
       <w:pPr>
         <w:tabs>
           <w:tab w:val="left" w:pos="540"/>
@@ -4894,7 +4813,7 @@
       </w:r>
     </w:p>
     <w:bookmarkEnd w:id="9"/>
-    <w:p ns2:paraId="344BEC81" ns2:textId="1BBD0C54">
+    <w:p>
       <w:pPr>
         <w:spacing w:before="40" w:after="40" w:line="24" w:lineRule="atLeast"/>
         <w:ind w:firstLine="567"/>
@@ -5014,7 +4933,7 @@
         <w:t>).</w:t>
       </w:r>
     </w:p>
-    <w:p ns2:paraId="66DFE4A9" ns2:textId="07A1620E">
+    <w:p>
       <w:pPr>
         <w:spacing w:before="40" w:after="40" w:line="24" w:lineRule="atLeast"/>
         <w:ind w:firstLine="567"/>
@@ -5055,7 +4974,7 @@
           <w:szCs w:val="26"/>
           <w:lang w:val="it-IT"/>
         </w:rPr>
-        <w:t xml:space="preserve">Trong vòng {{THOI_GIAN_TO_CHUC_LCNT}} ngày để đảm bảo phù hợp với tính chất công việc và yêu cầu tiến độ thực hiện kế hoạch </w:t>
+        <w:t xml:space="preserve">Trong vòng 30 ngày để đảm bảo phù hợp với tính chất công việc và yêu cầu tiến độ thực hiện kế hoạch </w:t>
       </w:r>
       <w:r>
         <w:rPr>
@@ -5100,7 +5019,7 @@
         <w:t>.</w:t>
       </w:r>
     </w:p>
-    <w:p ns2:paraId="05002A2A" ns2:textId="7C5914F5">
+    <w:p>
       <w:pPr>
         <w:spacing w:before="40" w:after="40" w:line="24" w:lineRule="atLeast"/>
         <w:ind w:firstLine="567"/>
@@ -5116,7 +5035,7 @@
           <w:szCs w:val="26"/>
           <w:lang w:val="vi-VN"/>
         </w:rPr>
-        <w:t xml:space="preserve">e, Thời gian bắt đầu tổ chức lựa chọn nhà thầu: {{QUY_BAT_DAU_LCNT}} để đảm bảo phù hợp với tính chất công việc và yêu cầu tiến độ thực hiện kế hoạch mua sắm vật tư y tế.</w:t>
+        <w:t>e,</w:t>
       </w:r>
       <w:r>
         <w:rPr>
@@ -5124,7 +5043,7 @@
           <w:szCs w:val="26"/>
           <w:lang w:val="nl-NL"/>
         </w:rPr>
-        <w:t xml:space="preserve"/>
+        <w:t xml:space="preserve"> Thời gian bắt đầu tổ chức lựa chọn nhà thầu: </w:t>
       </w:r>
       <w:r>
         <w:rPr>
@@ -5132,7 +5051,7 @@
           <w:szCs w:val="26"/>
           <w:lang w:val="sv-SE"/>
         </w:rPr>
-        <w:t xml:space="preserve"/>
+        <w:t xml:space="preserve">Quý </w:t>
       </w:r>
       <w:r>
         <w:rPr>
@@ -5140,7 +5059,7 @@
           <w:szCs w:val="26"/>
           <w:lang w:val="sv-SE"/>
         </w:rPr>
-        <w:t/>
+        <w:t>I</w:t>
       </w:r>
       <w:r>
         <w:rPr>
@@ -5148,7 +5067,7 @@
           <w:szCs w:val="26"/>
           <w:lang w:val="sv-SE"/>
         </w:rPr>
-        <w:t/>
+        <w:t>I</w:t>
       </w:r>
       <w:r>
         <w:rPr>
@@ -5156,7 +5075,7 @@
           <w:szCs w:val="26"/>
           <w:lang w:val="sv-SE"/>
         </w:rPr>
-        <w:t/>
+        <w:t>/202</w:t>
       </w:r>
       <w:r>
         <w:rPr>
@@ -5164,7 +5083,7 @@
           <w:szCs w:val="26"/>
           <w:lang w:val="sv-SE"/>
         </w:rPr>
-        <w:t/>
+        <w:t>6</w:t>
       </w:r>
       <w:r>
         <w:rPr>
@@ -5172,7 +5091,7 @@
           <w:szCs w:val="26"/>
           <w:lang w:val="sv-SE"/>
         </w:rPr>
-        <w:t xml:space="preserve"/>
+        <w:t xml:space="preserve"> đ</w:t>
       </w:r>
       <w:r>
         <w:rPr>
@@ -5181,7 +5100,7 @@
           <w:szCs w:val="26"/>
           <w:lang w:val="it-IT"/>
         </w:rPr>
-        <w:t xml:space="preserve"/>
+        <w:t xml:space="preserve">ể đảm bảo phù hợp với tính chất công việc và yêu cầu tiến độ thực hiện kế hoạch </w:t>
       </w:r>
       <w:r>
         <w:rPr>
@@ -5190,7 +5109,7 @@
           <w:szCs w:val="26"/>
           <w:lang w:val="it-IT"/>
         </w:rPr>
-        <w:t/>
+        <w:t>mua sắm</w:t>
       </w:r>
       <w:r>
         <w:rPr>
@@ -5199,7 +5118,7 @@
           <w:szCs w:val="26"/>
           <w:lang w:val="vi-VN"/>
         </w:rPr>
-        <w:t xml:space="preserve"/>
+        <w:t xml:space="preserve"> vật tư</w:t>
       </w:r>
       <w:r>
         <w:rPr>
@@ -5207,7 +5126,7 @@
           <w:color w:val="000000" w:themeColor="text1"/>
           <w:szCs w:val="26"/>
         </w:rPr>
-        <w:t xml:space="preserve"/>
+        <w:t xml:space="preserve"> </w:t>
       </w:r>
       <w:r>
         <w:rPr>
@@ -5216,7 +5135,7 @@
           <w:szCs w:val="26"/>
           <w:lang w:val="vi-VN"/>
         </w:rPr>
-        <w:t/>
+        <w:t>y tế</w:t>
       </w:r>
       <w:r>
         <w:rPr>
@@ -5224,10 +5143,10 @@
           <w:color w:val="000000" w:themeColor="text1"/>
           <w:szCs w:val="26"/>
         </w:rPr>
-        <w:t/>
+        <w:t>.</w:t>
       </w:r>
     </w:p>
-    <w:p ns2:paraId="4EE49192" ns2:textId="6258D56A">
+    <w:p>
       <w:pPr>
         <w:spacing w:before="40" w:after="40" w:line="24" w:lineRule="atLeast"/>
         <w:ind w:firstLine="567"/>
@@ -5348,7 +5267,7 @@
       </w:r>
     </w:p>
     <w:bookmarkEnd w:id="10"/>
-    <w:p ns2:paraId="351E8C52" ns2:textId="038A9231">
+    <w:p>
       <w:pPr>
         <w:spacing w:before="40" w:after="40" w:line="24" w:lineRule="atLeast"/>
         <w:ind w:firstLine="567"/>
@@ -5364,56 +5283,56 @@
           <w:szCs w:val="26"/>
           <w:lang w:val="vi-VN"/>
         </w:rPr>
-        <w:t xml:space="preserve">h, Thời gian thực hiện gói thầu: {{THOI_GIAN_THUC_HIEN}} ngày để đảm bảo phù hợp với tính chất công việc và yêu cầu tiến độ thực hiện kế hoạch mua sắm vật tư y tế.</w:t>
+        <w:t xml:space="preserve">h, </w:t>
       </w:r>
       <w:r>
         <w:rPr>
           <w:szCs w:val="26"/>
           <w:lang w:val="nl-NL"/>
         </w:rPr>
-        <w:t xml:space="preserve"/>
+        <w:t xml:space="preserve">Thời gian thực hiện </w:t>
       </w:r>
       <w:r>
         <w:rPr>
           <w:szCs w:val="26"/>
           <w:lang w:val="vi-VN"/>
         </w:rPr>
-        <w:t/>
+        <w:t>gói thầu</w:t>
       </w:r>
       <w:r>
         <w:rPr>
           <w:szCs w:val="26"/>
           <w:lang w:val="nl-NL"/>
         </w:rPr>
-        <w:t xml:space="preserve"/>
+        <w:t xml:space="preserve">: </w:t>
       </w:r>
       <w:r>
         <w:rPr>
           <w:szCs w:val="26"/>
           <w:lang w:val="nl-NL"/>
         </w:rPr>
-        <w:t/>
+        <w:t>12</w:t>
       </w:r>
       <w:r>
         <w:rPr>
           <w:szCs w:val="26"/>
           <w:lang w:val="nl-NL"/>
         </w:rPr>
-        <w:t/>
+        <w:t>0</w:t>
       </w:r>
       <w:r>
         <w:rPr>
           <w:szCs w:val="26"/>
           <w:lang w:val="nl-NL"/>
         </w:rPr>
-        <w:t xml:space="preserve"/>
+        <w:t xml:space="preserve"> ngày</w:t>
       </w:r>
       <w:r>
         <w:rPr>
           <w:szCs w:val="26"/>
           <w:lang w:val="nl-NL"/>
         </w:rPr>
-        <w:t xml:space="preserve"/>
+        <w:t xml:space="preserve"> đ</w:t>
       </w:r>
       <w:r>
         <w:rPr>
@@ -5421,7 +5340,7 @@
           <w:szCs w:val="26"/>
           <w:lang w:val="it-IT"/>
         </w:rPr>
-        <w:t xml:space="preserve"/>
+        <w:t xml:space="preserve">ể đảm bảo phù hợp với tính chất công việc và yêu cầu tiến độ thực hiện kế hoạch </w:t>
       </w:r>
       <w:r>
         <w:rPr>
@@ -5429,7 +5348,7 @@
           <w:szCs w:val="26"/>
           <w:lang w:val="it-IT"/>
         </w:rPr>
-        <w:t/>
+        <w:t>mua sắm</w:t>
       </w:r>
       <w:r>
         <w:rPr>
@@ -5437,7 +5356,7 @@
           <w:szCs w:val="26"/>
           <w:lang w:val="it-IT"/>
         </w:rPr>
-        <w:t xml:space="preserve"/>
+        <w:t xml:space="preserve"> vật tư </w:t>
       </w:r>
       <w:r>
         <w:rPr>
@@ -5445,7 +5364,7 @@
           <w:szCs w:val="26"/>
           <w:lang w:val="vi-VN"/>
         </w:rPr>
-        <w:t/>
+        <w:t>y tế</w:t>
       </w:r>
       <w:r>
         <w:rPr>
@@ -5453,10 +5372,10 @@
           <w:szCs w:val="26"/>
           <w:lang w:val="it-IT"/>
         </w:rPr>
-        <w:t/>
+        <w:t>.</w:t>
       </w:r>
     </w:p>
-    <w:p ns2:paraId="6E858F7C" ns2:textId="77777777">
+    <w:p>
       <w:pPr>
         <w:spacing w:before="40" w:after="40" w:line="24" w:lineRule="atLeast"/>
         <w:ind w:firstLine="567"/>
@@ -5476,7 +5395,7 @@
         <w:t>i) Tùy chọn mua thêm (nếu có): Không áp dụng.</w:t>
       </w:r>
     </w:p>
-    <w:p ns2:paraId="074AF514" ns2:textId="6FF9EB9F">
+    <w:p>
       <w:pPr>
         <w:spacing w:line="24" w:lineRule="atLeast"/>
         <w:ind w:firstLine="567"/>
@@ -5522,7 +5441,7 @@
         <w:t>Không có</w:t>
       </w:r>
     </w:p>
-    <w:p ns2:paraId="61A8B40A" ns2:textId="2AF6BD9C">
+    <w:p>
       <w:pPr>
         <w:spacing w:line="24" w:lineRule="atLeast"/>
         <w:ind w:firstLine="567"/>
@@ -5569,7 +5488,7 @@
         <w:t>Tổng giá trị các phần công việc:</w:t>
       </w:r>
     </w:p>
-    <w:p ns2:paraId="649F0FB8" ns2:textId="0C6ECCF9">
+    <w:p>
       <w:pPr>
         <w:spacing w:after="60" w:line="26" w:lineRule="atLeast"/>
         <w:jc w:val="right"/>
@@ -5612,7 +5531,7 @@
         <w:gridCol w:w="5907"/>
         <w:gridCol w:w="2560"/>
       </w:tblGrid>
-      <w:tr ns2:paraId="3546EF88" ns2:textId="77777777">
+      <w:tr>
         <w:trPr>
           <w:trHeight w:val="612"/>
           <w:tblHeader/>
@@ -5623,7 +5542,7 @@
             <w:shd w:val="clear" w:color="auto" w:fill="auto"/>
             <w:vAlign w:val="center"/>
           </w:tcPr>
-          <w:p ns2:paraId="200FD12E" ns2:textId="77777777">
+          <w:p>
             <w:pPr>
               <w:spacing w:line="276" w:lineRule="auto"/>
               <w:jc w:val="center"/>
@@ -5647,7 +5566,7 @@
             <w:shd w:val="clear" w:color="auto" w:fill="auto"/>
             <w:vAlign w:val="center"/>
           </w:tcPr>
-          <w:p ns2:paraId="19D89A9E" ns2:textId="77777777">
+          <w:p>
             <w:pPr>
               <w:spacing w:line="276" w:lineRule="auto"/>
               <w:jc w:val="center"/>
@@ -5671,7 +5590,7 @@
             <w:shd w:val="clear" w:color="auto" w:fill="auto"/>
             <w:vAlign w:val="center"/>
           </w:tcPr>
-          <w:p ns2:paraId="7CA3DC4A" ns2:textId="26DAE2ED">
+          <w:p>
             <w:pPr>
               <w:spacing w:line="276" w:lineRule="auto"/>
               <w:jc w:val="center"/>
@@ -5714,7 +5633,7 @@
           </w:p>
         </w:tc>
       </w:tr>
-      <w:tr ns2:paraId="73EE7A7F" ns2:textId="77777777">
+      <w:tr>
         <w:trPr>
           <w:trHeight w:val="803"/>
         </w:trPr>
@@ -5724,7 +5643,7 @@
             <w:shd w:val="clear" w:color="auto" w:fill="auto"/>
             <w:vAlign w:val="center"/>
           </w:tcPr>
-          <w:p ns2:paraId="7D5FF691" ns2:textId="77777777">
+          <w:p>
             <w:pPr>
               <w:spacing w:line="276" w:lineRule="auto"/>
               <w:jc w:val="center"/>
@@ -5746,7 +5665,7 @@
             <w:shd w:val="clear" w:color="auto" w:fill="auto"/>
             <w:vAlign w:val="center"/>
           </w:tcPr>
-          <w:p ns2:paraId="6583016C" ns2:textId="77777777">
+          <w:p>
             <w:pPr>
               <w:spacing w:line="276" w:lineRule="auto"/>
               <w:rPr>
@@ -5767,7 +5686,7 @@
             <w:shd w:val="clear" w:color="auto" w:fill="auto"/>
             <w:vAlign w:val="center"/>
           </w:tcPr>
-          <w:p ns2:paraId="6DDA8A09" ns2:textId="3B11D168">
+          <w:p>
             <w:pPr>
               <w:spacing w:line="276" w:lineRule="auto"/>
               <w:jc w:val="right"/>
@@ -5784,7 +5703,7 @@
           </w:p>
         </w:tc>
       </w:tr>
-      <w:tr ns2:paraId="7F8EF02A" ns2:textId="77777777">
+      <w:tr>
         <w:trPr>
           <w:trHeight w:val="920"/>
         </w:trPr>
@@ -5794,7 +5713,7 @@
             <w:shd w:val="clear" w:color="auto" w:fill="auto"/>
             <w:vAlign w:val="center"/>
           </w:tcPr>
-          <w:p ns2:paraId="52CF8752" ns2:textId="29A07FBC">
+          <w:p>
             <w:pPr>
               <w:spacing w:line="276" w:lineRule="auto"/>
               <w:jc w:val="center"/>
@@ -5817,7 +5736,7 @@
             <w:shd w:val="clear" w:color="auto" w:fill="auto"/>
             <w:vAlign w:val="center"/>
           </w:tcPr>
-          <w:p ns2:paraId="7E87476D" ns2:textId="4094AEC9">
+          <w:p>
             <w:pPr>
               <w:spacing w:line="276" w:lineRule="auto"/>
               <w:rPr>
@@ -5839,7 +5758,7 @@
             <w:shd w:val="clear" w:color="auto" w:fill="auto"/>
             <w:vAlign w:val="center"/>
           </w:tcPr>
-          <w:p ns2:paraId="26CC1D5B" ns2:textId="23022977">
+          <w:p>
             <w:pPr>
               <w:spacing w:line="276" w:lineRule="auto"/>
               <w:jc w:val="right"/>
@@ -5856,7 +5775,7 @@
           </w:p>
         </w:tc>
       </w:tr>
-      <w:tr ns2:paraId="77C1F226" ns2:textId="77777777">
+      <w:tr>
         <w:trPr>
           <w:trHeight w:val="649"/>
         </w:trPr>
@@ -5866,7 +5785,7 @@
             <w:shd w:val="clear" w:color="auto" w:fill="auto"/>
             <w:vAlign w:val="center"/>
           </w:tcPr>
-          <w:p ns2:paraId="5C6BB92E" ns2:textId="78B32E49">
+          <w:p>
             <w:pPr>
               <w:spacing w:line="276" w:lineRule="auto"/>
               <w:jc w:val="center"/>
@@ -5888,7 +5807,7 @@
             <w:shd w:val="clear" w:color="auto" w:fill="auto"/>
             <w:vAlign w:val="center"/>
           </w:tcPr>
-          <w:p ns2:paraId="2BAC023D" ns2:textId="77777777">
+          <w:p>
             <w:pPr>
               <w:spacing w:line="276" w:lineRule="auto"/>
               <w:rPr>
@@ -5909,7 +5828,7 @@
             <w:shd w:val="clear" w:color="auto" w:fill="auto"/>
             <w:vAlign w:val="center"/>
           </w:tcPr>
-          <w:p ns2:paraId="00DEA08D" ns2:textId="3CD9BFA2">
+          <w:p>
             <w:pPr>
               <w:spacing w:line="276" w:lineRule="auto"/>
               <w:jc w:val="right"/>
@@ -5924,12 +5843,12 @@
                 <w:b/>
                 <w:szCs w:val="24"/>
               </w:rPr>
-              <w:t>{{TONG_MUC_DU_TOAN}}</w:t>
+              <w:t>1.999.950.000</w:t>
             </w:r>
           </w:p>
         </w:tc>
       </w:tr>
-      <w:tr ns2:paraId="0D0EB83A" ns2:textId="77777777">
+      <w:tr>
         <w:trPr>
           <w:trHeight w:val="800"/>
         </w:trPr>
@@ -5939,7 +5858,7 @@
             <w:shd w:val="clear" w:color="auto" w:fill="auto"/>
             <w:vAlign w:val="center"/>
           </w:tcPr>
-          <w:p ns2:paraId="525BFDE7" ns2:textId="08BE4611">
+          <w:p>
             <w:pPr>
               <w:spacing w:line="276" w:lineRule="auto"/>
               <w:jc w:val="center"/>
@@ -5961,7 +5880,7 @@
             <w:shd w:val="clear" w:color="auto" w:fill="auto"/>
             <w:vAlign w:val="center"/>
           </w:tcPr>
-          <w:p ns2:paraId="2E285D50" ns2:textId="75E4E985">
+          <w:p>
             <w:pPr>
               <w:spacing w:line="276" w:lineRule="auto"/>
               <w:rPr>
@@ -5982,7 +5901,7 @@
             <w:shd w:val="clear" w:color="auto" w:fill="auto"/>
             <w:vAlign w:val="center"/>
           </w:tcPr>
-          <w:p ns2:paraId="5D908A19" ns2:textId="2BA00589">
+          <w:p>
             <w:pPr>
               <w:spacing w:line="276" w:lineRule="auto"/>
               <w:jc w:val="right"/>
@@ -6003,7 +5922,7 @@
           </w:p>
         </w:tc>
       </w:tr>
-      <w:tr ns2:paraId="5943E049" ns2:textId="77777777">
+      <w:tr>
         <w:trPr>
           <w:trHeight w:val="713"/>
         </w:trPr>
@@ -6014,7 +5933,7 @@
             <w:shd w:val="clear" w:color="auto" w:fill="auto"/>
             <w:vAlign w:val="center"/>
           </w:tcPr>
-          <w:p ns2:paraId="66738D18" ns2:textId="77777777">
+          <w:p>
             <w:pPr>
               <w:spacing w:line="276" w:lineRule="auto"/>
               <w:jc w:val="center"/>
@@ -6038,7 +5957,7 @@
             <w:shd w:val="clear" w:color="auto" w:fill="auto"/>
             <w:vAlign w:val="center"/>
           </w:tcPr>
-          <w:p ns2:paraId="79F8CFAC" ns2:textId="1713709B">
+          <w:p>
             <w:pPr>
               <w:spacing w:line="276" w:lineRule="auto"/>
               <w:jc w:val="right"/>
@@ -6053,12 +5972,12 @@
                 <w:b/>
                 <w:szCs w:val="24"/>
               </w:rPr>
-              <w:t>{{TONG_MUC_DU_TOAN}}</w:t>
+              <w:t>1.999.950.000</w:t>
             </w:r>
           </w:p>
         </w:tc>
       </w:tr>
-      <w:tr ns2:paraId="13AA95B0" ns2:textId="77777777">
+      <w:tr>
         <w:trPr>
           <w:trHeight w:val="695"/>
         </w:trPr>
@@ -6069,7 +5988,7 @@
             <w:shd w:val="clear" w:color="auto" w:fill="auto"/>
             <w:vAlign w:val="center"/>
           </w:tcPr>
-          <w:p ns2:paraId="23CE1C04" ns2:textId="0B9C59AF">
+          <w:p>
             <w:pPr>
               <w:spacing w:line="276" w:lineRule="auto"/>
               <w:jc w:val="center"/>
@@ -6093,7 +6012,7 @@
             <w:shd w:val="clear" w:color="auto" w:fill="auto"/>
             <w:vAlign w:val="center"/>
           </w:tcPr>
-          <w:p ns2:paraId="35157808" ns2:textId="55530E70">
+          <w:p>
             <w:pPr>
               <w:spacing w:line="276" w:lineRule="auto"/>
               <w:jc w:val="right"/>
@@ -6108,13 +6027,13 @@
                 <w:b/>
                 <w:szCs w:val="24"/>
               </w:rPr>
-              <w:t>{{TONG_MUC_DU_TOAN}}</w:t>
+              <w:t>1.999.950.000</w:t>
             </w:r>
           </w:p>
         </w:tc>
       </w:tr>
     </w:tbl>
-    <w:p ns2:paraId="026D9283" ns2:textId="77777777">
+    <w:p>
       <w:pPr>
         <w:spacing w:before="240" w:line="276" w:lineRule="auto"/>
         <w:ind w:firstLine="567"/>
@@ -6161,7 +6080,7 @@
         <w:t>. Kiến nghị:</w:t>
       </w:r>
     </w:p>
-    <w:p ns2:paraId="29FE5C17" ns2:textId="105CDBDA">
+    <w:p>
       <w:pPr>
         <w:tabs>
           <w:tab w:val="left" w:pos="540"/>
@@ -6336,7 +6255,7 @@
         <w:t>.</w:t>
       </w:r>
     </w:p>
-    <w:p ns2:paraId="67322E79" ns2:textId="27872701">
+    <w:p>
       <w:pPr>
         <w:spacing w:before="120" w:after="360" w:line="276" w:lineRule="auto"/>
         <w:ind w:firstLine="567"/>
@@ -6407,7 +6326,7 @@
         <w:gridCol w:w="4641"/>
         <w:gridCol w:w="4641"/>
       </w:tblGrid>
-      <w:tr ns2:paraId="2F24858A" ns2:textId="77777777">
+      <w:tr>
         <w:trPr>
           <w:trHeight w:val="2739"/>
         </w:trPr>
@@ -6415,7 +6334,7 @@
           <w:tcPr>
             <w:tcW w:w="4641" w:type="dxa"/>
           </w:tcPr>
-          <w:p ns2:paraId="366B1B59" ns2:textId="491EC728">
+          <w:p>
             <w:pPr>
               <w:keepNext/>
               <w:tabs>
@@ -6452,7 +6371,7 @@
               <w:t>nhận:</w:t>
             </w:r>
           </w:p>
-          <w:p ns2:paraId="43137766" ns2:textId="77777777">
+          <w:p>
             <w:pPr>
               <w:keepNext/>
               <w:tabs>
@@ -6491,7 +6410,7 @@
               <w:t>;</w:t>
             </w:r>
           </w:p>
-          <w:p ns2:paraId="1585AA40" ns2:textId="782677EC">
+          <w:p>
             <w:pPr>
               <w:keepNext/>
               <w:tabs>
@@ -6518,7 +6437,7 @@
           <w:tcPr>
             <w:tcW w:w="4641" w:type="dxa"/>
           </w:tcPr>
-          <w:p ns2:paraId="4B1A2049" ns2:textId="31FB0738">
+          <w:p>
             <w:pPr>
               <w:spacing w:line="276" w:lineRule="auto"/>
               <w:jc w:val="center"/>
@@ -6545,7 +6464,7 @@
               <w:t xml:space="preserve"> TỔ CHUYÊN GIA</w:t>
             </w:r>
           </w:p>
-          <w:p ns2:paraId="0650C810" ns2:textId="6417C3AF">
+          <w:p>
             <w:pPr>
               <w:spacing w:line="276" w:lineRule="auto"/>
               <w:jc w:val="center"/>
@@ -6564,7 +6483,7 @@
               <w:t>TỔ TRƯỞNG</w:t>
             </w:r>
           </w:p>
-          <w:p ns2:paraId="223743A4" ns2:textId="22B5BC4C">
+          <w:p>
             <w:pPr>
               <w:spacing w:line="276" w:lineRule="auto"/>
               <w:rPr>
@@ -6574,7 +6493,7 @@
               </w:rPr>
             </w:pPr>
           </w:p>
-          <w:p ns2:paraId="31056BA1" ns2:textId="0605FA96">
+          <w:p>
             <w:pPr>
               <w:spacing w:line="276" w:lineRule="auto"/>
               <w:rPr>
@@ -6584,7 +6503,7 @@
               </w:rPr>
             </w:pPr>
           </w:p>
-          <w:p ns2:paraId="2E6B1360" ns2:textId="77777777">
+          <w:p>
             <w:pPr>
               <w:spacing w:line="276" w:lineRule="auto"/>
               <w:rPr>
@@ -6594,7 +6513,7 @@
               </w:rPr>
             </w:pPr>
           </w:p>
-          <w:p ns2:paraId="43FBBEAF" ns2:textId="2BCF1226">
+          <w:p>
             <w:pPr>
               <w:spacing w:line="276" w:lineRule="auto"/>
               <w:rPr>
@@ -6604,7 +6523,7 @@
               </w:rPr>
             </w:pPr>
           </w:p>
-          <w:p ns2:paraId="41F7F5B9" ns2:textId="77777777">
+          <w:p>
             <w:pPr>
               <w:spacing w:line="276" w:lineRule="auto"/>
               <w:rPr>
@@ -6615,7 +6534,7 @@
               </w:rPr>
             </w:pPr>
           </w:p>
-          <w:p ns2:paraId="6D973784" ns2:textId="04C13DCC">
+          <w:p>
             <w:pPr>
               <w:spacing w:line="276" w:lineRule="auto"/>
               <w:jc w:val="center"/>
@@ -6631,7 +6550,7 @@
                 <w:szCs w:val="26"/>
                 <w:lang w:val="nl-NL"/>
               </w:rPr>
-              <w:t xml:space="preserve">{{TO_TRUONG_TCG_KY}}</w:t>
+              <w:t xml:space="preserve">Lê </w:t>
             </w:r>
             <w:r>
               <w:rPr>
@@ -6639,10 +6558,10 @@
                 <w:szCs w:val="26"/>
                 <w:lang w:val="nl-NL"/>
               </w:rPr>
-              <w:t/>
+              <w:t>Na</w:t>
             </w:r>
           </w:p>
-          <w:p ns2:paraId="43E123BB" ns2:textId="654FC0F6">
+          <w:p>
             <w:pPr>
               <w:spacing w:line="276" w:lineRule="auto"/>
               <w:rPr>
@@ -6655,7 +6574,7 @@
         </w:tc>
       </w:tr>
     </w:tbl>
-    <w:p ns2:paraId="19E490AD" ns2:textId="5231EC81">
+    <w:p>
       <w:pPr>
         <w:widowControl/>
         <w:rPr>
@@ -6665,7 +6584,7 @@
         </w:rPr>
       </w:pPr>
     </w:p>
-    <w:p ns2:paraId="1E2BF31B" ns2:textId="77777777">
+    <w:p>
       <w:pPr>
         <w:widowControl/>
         <w:jc w:val="center"/>
@@ -6677,7 +6596,7 @@
         </w:rPr>
       </w:pPr>
     </w:p>
-    <w:p ns2:paraId="5E66F98F" ns2:textId="77777777">
+    <w:p>
       <w:pPr>
         <w:widowControl/>
         <w:jc w:val="center"/>
@@ -6689,7 +6608,7 @@
         </w:rPr>
       </w:pPr>
     </w:p>
-    <w:p ns2:paraId="79EE3682" ns2:textId="77777777">
+    <w:p>
       <w:pPr>
         <w:widowControl/>
         <w:jc w:val="center"/>
@@ -6701,7 +6620,7 @@
         </w:rPr>
       </w:pPr>
     </w:p>
-    <w:p ns2:paraId="29971F5E" ns2:textId="77777777">
+    <w:p>
       <w:pPr>
         <w:widowControl/>
         <w:jc w:val="center"/>
@@ -6713,7 +6632,7 @@
         </w:rPr>
       </w:pPr>
     </w:p>
-    <w:p ns2:paraId="48C741B8" ns2:textId="77777777">
+    <w:p>
       <w:pPr>
         <w:widowControl/>
         <w:jc w:val="center"/>
@@ -6725,7 +6644,7 @@
         </w:rPr>
       </w:pPr>
     </w:p>
-    <w:p ns2:paraId="36F43442" ns2:textId="77777777">
+    <w:p>
       <w:pPr>
         <w:widowControl/>
         <w:jc w:val="center"/>
@@ -6737,7 +6656,7 @@
         </w:rPr>
       </w:pPr>
     </w:p>
-    <w:p ns2:paraId="0AB26DBC" ns2:textId="77777777">
+    <w:p>
       <w:pPr>
         <w:widowControl/>
         <w:jc w:val="center"/>
@@ -6749,7 +6668,7 @@
         </w:rPr>
       </w:pPr>
     </w:p>
-    <w:p ns2:paraId="006E55EC" ns2:textId="77777777">
+    <w:p>
       <w:pPr>
         <w:widowControl/>
         <w:jc w:val="center"/>
@@ -6761,7 +6680,7 @@
         </w:rPr>
       </w:pPr>
     </w:p>
-    <w:p ns2:paraId="528FE904" ns2:textId="3FAA8452">
+    <w:p>
       <w:pPr>
         <w:widowControl/>
         <w:jc w:val="center"/>
@@ -6773,7 +6692,7 @@
         </w:rPr>
       </w:pPr>
     </w:p>
-    <w:p ns2:paraId="0BA3074C" ns2:textId="77777777">
+    <w:p>
       <w:pPr>
         <w:widowControl/>
         <w:jc w:val="center"/>
@@ -6785,7 +6704,7 @@
         </w:rPr>
       </w:pPr>
     </w:p>
-    <w:p ns2:paraId="58FCC0C6" ns2:textId="77777777">
+    <w:p>
       <w:pPr>
         <w:widowControl/>
         <w:jc w:val="center"/>
@@ -6797,7 +6716,7 @@
         </w:rPr>
       </w:pPr>
     </w:p>
-    <w:p ns2:paraId="05533CCA" ns2:textId="77777777">
+    <w:p>
       <w:pPr>
         <w:widowControl/>
         <w:jc w:val="center"/>
@@ -6809,7 +6728,7 @@
         </w:rPr>
       </w:pPr>
     </w:p>
-    <w:p ns2:paraId="376956D7" ns2:textId="737C5EF1">
+    <w:p>
       <w:pPr>
         <w:widowControl/>
         <w:jc w:val="center"/>
@@ -6831,7 +6750,7 @@
         <w:t>DANH MỤC TÀI LIỆU</w:t>
       </w:r>
     </w:p>
-    <w:p ns2:paraId="5F35447B" ns2:textId="733D533A">
+    <w:p>
       <w:pPr>
         <w:spacing w:line="276" w:lineRule="auto"/>
         <w:jc w:val="center"/>
@@ -6872,7 +6791,7 @@
         <w:t>)</w:t>
       </w:r>
     </w:p>
-    <w:p ns2:paraId="72D2214D" ns2:textId="77777777">
+    <w:p>
       <w:pPr>
         <w:spacing w:line="276" w:lineRule="auto"/>
         <w:jc w:val="center"/>
@@ -6906,7 +6825,7 @@
         <w:gridCol w:w="7938"/>
         <w:gridCol w:w="1272"/>
       </w:tblGrid>
-      <w:tr ns2:paraId="7F2439CF" ns2:textId="0AA2EB0B">
+      <w:tr>
         <w:trPr>
           <w:trHeight w:val="446"/>
           <w:tblHeader/>
@@ -6916,7 +6835,7 @@
             <w:tcW w:w="709" w:type="dxa"/>
             <w:vAlign w:val="center"/>
           </w:tcPr>
-          <w:p ns2:paraId="2800E8D0" ns2:textId="5D6930F7">
+          <w:p>
             <w:pPr>
               <w:spacing w:line="320" w:lineRule="exact"/>
               <w:jc w:val="center"/>
@@ -6950,7 +6869,7 @@
             </w:tcMar>
             <w:vAlign w:val="center"/>
           </w:tcPr>
-          <w:p ns2:paraId="1C86EC4E" ns2:textId="28CEFE5C">
+          <w:p>
             <w:pPr>
               <w:spacing w:line="320" w:lineRule="exact"/>
               <w:jc w:val="center"/>
@@ -6976,7 +6895,7 @@
             <w:tcW w:w="1272" w:type="dxa"/>
             <w:vAlign w:val="center"/>
           </w:tcPr>
-          <w:p ns2:paraId="271FCCA1" ns2:textId="6892C943">
+          <w:p>
             <w:pPr>
               <w:spacing w:line="320" w:lineRule="exact"/>
               <w:jc w:val="center"/>
@@ -6999,7 +6918,7 @@
           </w:p>
         </w:tc>
       </w:tr>
-      <w:tr ns2:paraId="1363B8EC" ns2:textId="77777777">
+      <w:tr>
         <w:trPr>
           <w:trHeight w:val="1658"/>
         </w:trPr>
@@ -7008,7 +6927,7 @@
             <w:tcW w:w="709" w:type="dxa"/>
             <w:vAlign w:val="center"/>
           </w:tcPr>
-          <w:p ns2:paraId="1264AC16" ns2:textId="377E1BAF">
+          <w:p>
             <w:pPr>
               <w:spacing w:before="60" w:after="60" w:line="312" w:lineRule="auto"/>
               <w:jc w:val="center"/>
@@ -7036,7 +6955,7 @@
             </w:tcMar>
             <w:vAlign w:val="center"/>
           </w:tcPr>
-          <w:p ns2:paraId="3B2A94F2" ns2:textId="044A4F39">
+          <w:p>
             <w:pPr>
               <w:spacing w:line="276" w:lineRule="auto"/>
               <w:jc w:val="both"/>
@@ -7049,7 +6968,7 @@
               <w:rPr>
                 <w:szCs w:val="26"/>
               </w:rPr>
-              <w:t>Căn cứ Quyết định số {{SO_QD_KIEN_TOAN_TCG}}/QĐ-BV ngày {{NGAY_QD_KIEN_TOAN_TCG}}</w:t>
+              <w:t>Căn cứ Quyết định số 2054/QĐ-BV ngày 14/04/2026</w:t>
             </w:r>
             <w:r>
               <w:rPr>
@@ -7071,7 +6990,7 @@
             <w:tcW w:w="1272" w:type="dxa"/>
             <w:vAlign w:val="center"/>
           </w:tcPr>
-          <w:p ns2:paraId="6BA0D04B" ns2:textId="321FD73B">
+          <w:p>
             <w:pPr>
               <w:spacing w:before="60" w:after="60" w:line="312" w:lineRule="auto"/>
               <w:jc w:val="center"/>
@@ -7090,7 +7009,7 @@
           </w:p>
         </w:tc>
       </w:tr>
-      <w:tr ns2:paraId="214E0BF3" ns2:textId="77777777">
+      <w:tr>
         <w:trPr>
           <w:trHeight w:val="1640"/>
         </w:trPr>
@@ -7099,7 +7018,7 @@
             <w:tcW w:w="709" w:type="dxa"/>
             <w:vAlign w:val="center"/>
           </w:tcPr>
-          <w:p ns2:paraId="0FD3946E" ns2:textId="319BA29C">
+          <w:p>
             <w:pPr>
               <w:spacing w:before="60" w:after="60" w:line="312" w:lineRule="auto"/>
               <w:jc w:val="center"/>
@@ -7127,7 +7046,7 @@
             </w:tcMar>
             <w:vAlign w:val="center"/>
           </w:tcPr>
-          <w:p ns2:paraId="42F20C03" ns2:textId="5BEB5FD3">
+          <w:p>
             <w:pPr>
               <w:spacing w:line="276" w:lineRule="auto"/>
               <w:jc w:val="both"/>
@@ -7143,7 +7062,7 @@
                 <w:bCs/>
                 <w:szCs w:val="26"/>
               </w:rPr>
-              <w:t xml:space="preserve">Căn cứ Quyết định số {{SO_QD_CHU_TRUONG}}/QĐ-BV ngày {{NGAY_QD_CHU_TRUONG}} của Giám đốc Bệnh viện đa khoa tỉnh Phú Thọ về việc phê duyệt chủ trương đầu tư mua sắm băng ghim và dụng cụ cắt khâu nối dùng trong phẫu thuật phục vụ công tác chuyên môn tại Bệnh viện đa khoa tỉnh Phú Thọ;</w:t>
+              <w:t xml:space="preserve">Căn cứ Quyết định số </w:t>
             </w:r>
             <w:r>
               <w:rPr>
@@ -7151,21 +7070,21 @@
                 <w:szCs w:val="26"/>
                 <w:lang w:val="vi-VN"/>
               </w:rPr>
-              <w:t/>
+              <w:t>1191</w:t>
             </w:r>
             <w:r>
               <w:rPr>
                 <w:bCs/>
                 <w:szCs w:val="26"/>
               </w:rPr>
-              <w:t/>
+              <w:t>/QĐ-BV ngày 16/03/2026</w:t>
             </w:r>
             <w:r>
               <w:rPr>
                 <w:bCs/>
                 <w:szCs w:val="26"/>
               </w:rPr>
-              <w:t xml:space="preserve"/>
+              <w:t xml:space="preserve"> của Giám đốc Bệnh viện đa khoa tỉnh Phú Thọ về việc phê duyệt chủ trương đầu tư </w:t>
             </w:r>
             <w:r>
               <w:rPr>
@@ -7174,7 +7093,7 @@
                 <w:kern w:val="2"/>
                 <w:szCs w:val="26"/>
               </w:rPr>
-              <w:t/>
+              <w:t>m</w:t>
             </w:r>
             <w:r>
               <w:rPr>
@@ -7183,21 +7102,21 @@
                 <w:kern w:val="2"/>
                 <w:szCs w:val="26"/>
               </w:rPr>
-              <w:t xml:space="preserve"/>
+              <w:t xml:space="preserve">ua sắm </w:t>
             </w:r>
             <w:r>
               <w:rPr>
                 <w:bCs/>
                 <w:szCs w:val="26"/>
               </w:rPr>
-              <w:t/>
+              <w:t>băng ghim và dụng cụ cắt khâu nối dùng trong phẫu thuật</w:t>
             </w:r>
             <w:r>
               <w:rPr>
                 <w:bCs/>
                 <w:szCs w:val="26"/>
               </w:rPr>
-              <w:t xml:space="preserve"/>
+              <w:t xml:space="preserve"> phục vụ công tác chuyên môn tại </w:t>
             </w:r>
             <w:r>
               <w:rPr>
@@ -7205,7 +7124,7 @@
                 <w:szCs w:val="26"/>
                 <w:lang w:val="vi-VN"/>
               </w:rPr>
-              <w:t/>
+              <w:t>Bệnh viện đa khoa tỉnh Phú Thọ</w:t>
             </w:r>
             <w:r>
               <w:rPr>
@@ -7214,7 +7133,7 @@
                 <w:szCs w:val="26"/>
                 <w:lang w:val="sv-SE"/>
               </w:rPr>
-              <w:t/>
+              <w:t>;</w:t>
             </w:r>
           </w:p>
         </w:tc>
@@ -7223,7 +7142,7 @@
             <w:tcW w:w="1272" w:type="dxa"/>
             <w:vAlign w:val="center"/>
           </w:tcPr>
-          <w:p ns2:paraId="5AC3B6F0" ns2:textId="7762A5D8">
+          <w:p>
             <w:pPr>
               <w:spacing w:before="60" w:after="60" w:line="312" w:lineRule="auto"/>
               <w:jc w:val="center"/>
@@ -7242,7 +7161,7 @@
           </w:p>
         </w:tc>
       </w:tr>
-      <w:tr ns2:paraId="151E0574" ns2:textId="77777777">
+      <w:tr>
         <w:trPr>
           <w:trHeight w:val="1613"/>
         </w:trPr>
@@ -7251,7 +7170,7 @@
             <w:tcW w:w="709" w:type="dxa"/>
             <w:vAlign w:val="center"/>
           </w:tcPr>
-          <w:p ns2:paraId="62A61A5E" ns2:textId="3ABA1436">
+          <w:p>
             <w:pPr>
               <w:spacing w:before="60" w:after="60" w:line="312" w:lineRule="auto"/>
               <w:jc w:val="center"/>
@@ -7279,7 +7198,7 @@
             </w:tcMar>
             <w:vAlign w:val="center"/>
           </w:tcPr>
-          <w:p ns2:paraId="194E7698" ns2:textId="43F1C0F5">
+          <w:p>
             <w:pPr>
               <w:spacing w:line="276" w:lineRule="auto"/>
               <w:jc w:val="both"/>
@@ -7293,7 +7212,7 @@
               <w:rPr>
                 <w:szCs w:val="26"/>
               </w:rPr>
-              <w:t>Căn cứ Biên bản họp ngày {{NGAY_BB_HDKH}}</w:t>
+              <w:t>Căn cứ Biên bản họp ngày 24/03/2026</w:t>
             </w:r>
             <w:r>
               <w:rPr>
@@ -7349,7 +7268,7 @@
             <w:tcW w:w="1272" w:type="dxa"/>
             <w:vAlign w:val="center"/>
           </w:tcPr>
-          <w:p ns2:paraId="72287504" ns2:textId="7727169E">
+          <w:p>
             <w:pPr>
               <w:spacing w:before="60" w:after="60" w:line="312" w:lineRule="auto"/>
               <w:jc w:val="center"/>
@@ -7368,7 +7287,7 @@
           </w:p>
         </w:tc>
       </w:tr>
-      <w:tr ns2:paraId="03EB7681" ns2:textId="77777777">
+      <w:tr>
         <w:trPr>
           <w:trHeight w:val="1703"/>
         </w:trPr>
@@ -7377,7 +7296,7 @@
             <w:tcW w:w="709" w:type="dxa"/>
             <w:vAlign w:val="center"/>
           </w:tcPr>
-          <w:p ns2:paraId="4ABE873B" ns2:textId="76B6B72A">
+          <w:p>
             <w:pPr>
               <w:spacing w:before="60" w:after="60" w:line="312" w:lineRule="auto"/>
               <w:jc w:val="center"/>
@@ -7405,7 +7324,7 @@
             </w:tcMar>
             <w:vAlign w:val="center"/>
           </w:tcPr>
-          <w:p ns2:paraId="0A56CF02" ns2:textId="48FF4DB0">
+          <w:p>
             <w:pPr>
               <w:spacing w:line="276" w:lineRule="auto"/>
               <w:jc w:val="both"/>
@@ -7421,7 +7340,7 @@
                 <w:bCs/>
                 <w:szCs w:val="26"/>
               </w:rPr>
-              <w:t>Căn cứ Quyết định số {{SO_QD_DANH_MUC_TCKT}}/QĐ-BV ngày {{NGAY_QD_DANH_MUC_TCKT}}</w:t>
+              <w:t>Căn cứ Quyết định số 1467/QĐ-BV ngày 25/03/2026</w:t>
             </w:r>
             <w:r>
               <w:rPr>
@@ -7479,7 +7398,7 @@
             <w:tcW w:w="1272" w:type="dxa"/>
             <w:vAlign w:val="center"/>
           </w:tcPr>
-          <w:p ns2:paraId="3F503AC5" ns2:textId="10F5DD73">
+          <w:p>
             <w:pPr>
               <w:spacing w:before="60" w:after="60" w:line="312" w:lineRule="auto"/>
               <w:jc w:val="center"/>
@@ -7498,7 +7417,7 @@
           </w:p>
         </w:tc>
       </w:tr>
-      <w:tr ns2:paraId="27BFDE8D" ns2:textId="62A32429">
+      <w:tr>
         <w:trPr>
           <w:trHeight w:val="1775"/>
         </w:trPr>
@@ -7507,7 +7426,7 @@
             <w:tcW w:w="709" w:type="dxa"/>
             <w:vAlign w:val="center"/>
           </w:tcPr>
-          <w:p ns2:paraId="2B6B52FE" ns2:textId="3555445A">
+          <w:p>
             <w:pPr>
               <w:spacing w:after="120"/>
               <w:jc w:val="center"/>
@@ -7535,7 +7454,7 @@
             </w:tcMar>
             <w:vAlign w:val="center"/>
           </w:tcPr>
-          <w:p ns2:paraId="7037CCFC" ns2:textId="0A246663">
+          <w:p>
             <w:pPr>
               <w:spacing w:line="276" w:lineRule="auto"/>
               <w:jc w:val="both"/>
@@ -7560,7 +7479,7 @@
                 <w:szCs w:val="26"/>
                 <w:lang w:val="pt-BR"/>
               </w:rPr>
-              <w:t xml:space="preserve"> cứ Biên bản họp ngày {{NGAY_BB_TCG_DU_TOAN_KHLCNT}}</w:t>
+              <w:t xml:space="preserve"> cứ Biên bản họp ngày 14/04/2026</w:t>
             </w:r>
             <w:r>
               <w:rPr>
@@ -7626,7 +7545,7 @@
             <w:tcW w:w="1272" w:type="dxa"/>
             <w:vAlign w:val="center"/>
           </w:tcPr>
-          <w:p ns2:paraId="27AF246B" ns2:textId="6B79BA8B">
+          <w:p>
             <w:pPr>
               <w:spacing w:before="60" w:after="60"/>
               <w:jc w:val="center"/>
@@ -7645,7 +7564,7 @@
           </w:p>
         </w:tc>
       </w:tr>
-      <w:tr ns2:paraId="4CB2E1C2" ns2:textId="77777777">
+      <w:tr>
         <w:trPr>
           <w:trHeight w:val="1613"/>
         </w:trPr>
@@ -7654,7 +7573,7 @@
             <w:tcW w:w="709" w:type="dxa"/>
             <w:vAlign w:val="center"/>
           </w:tcPr>
-          <w:p ns2:paraId="39C3D5FE" ns2:textId="232C1267">
+          <w:p>
             <w:pPr>
               <w:spacing w:after="120"/>
               <w:jc w:val="center"/>
@@ -7682,7 +7601,7 @@
             </w:tcMar>
             <w:vAlign w:val="center"/>
           </w:tcPr>
-          <w:p ns2:paraId="28F533BD" ns2:textId="253D6FC4">
+          <w:p>
             <w:pPr>
               <w:spacing w:before="120" w:line="276" w:lineRule="auto"/>
               <w:rPr>
@@ -7697,7 +7616,7 @@
                 <w:szCs w:val="26"/>
                 <w:lang w:val="pt-BR"/>
               </w:rPr>
-              <w:t xml:space="preserve">Quyết định số {{SO_QD_NHIEM_VU_DU_TOAN}}/QĐ-BV ngày {{NGAY_QD_NHIEM_VU_DU_TOAN}} của Giám đốc Bệnh viện đa khoa tỉnh Phú Thọ về việc phê duyệt nhiệm vụ và dự toán kinh phí: Mua sắm băng ghim và dụng cụ cắt khâu nối dùng trong phẫu thuật phục vụ công tác chuyên môn tại Bệnh viện đa khoa tỉnh Phú Thọ.</w:t>
+              <w:t>Quyết định số</w:t>
             </w:r>
             <w:r>
               <w:rPr>
@@ -7705,7 +7624,7 @@
                 <w:szCs w:val="26"/>
                 <w:lang w:val="pt-BR"/>
               </w:rPr>
-              <w:t xml:space="preserve"/>
+              <w:t xml:space="preserve"> </w:t>
             </w:r>
             <w:r>
               <w:rPr>
@@ -7713,7 +7632,7 @@
                 <w:szCs w:val="26"/>
                 <w:lang w:val="pt-BR"/>
               </w:rPr>
-              <w:t/>
+              <w:t>2143</w:t>
             </w:r>
             <w:r>
               <w:rPr>
@@ -7722,7 +7641,7 @@
                 <w:szCs w:val="26"/>
                 <w:lang w:val="pt-BR"/>
               </w:rPr>
-              <w:t/>
+              <w:t>/</w:t>
             </w:r>
             <w:r>
               <w:rPr>
@@ -7731,19 +7650,19 @@
                 <w:szCs w:val="26"/>
                 <w:lang w:val="pt-BR"/>
               </w:rPr>
-              <w:t xml:space="preserve"/>
+              <w:t xml:space="preserve">QĐ-BV </w:t>
             </w:r>
             <w:r>
               <w:rPr>
                 <w:szCs w:val="26"/>
               </w:rPr>
-              <w:t xml:space="preserve"/>
+              <w:t xml:space="preserve">ngày </w:t>
             </w:r>
             <w:r>
               <w:rPr>
                 <w:szCs w:val="26"/>
               </w:rPr>
-              <w:t/>
+              <w:t>23</w:t>
             </w:r>
             <w:r>
               <w:rPr>
@@ -7751,7 +7670,7 @@
                 <w:szCs w:val="26"/>
                 <w:lang w:val="pt-BR"/>
               </w:rPr>
-              <w:t/>
+              <w:t>/0</w:t>
             </w:r>
             <w:r>
               <w:rPr>
@@ -7759,7 +7678,7 @@
                 <w:szCs w:val="26"/>
                 <w:lang w:val="pt-BR"/>
               </w:rPr>
-              <w:t/>
+              <w:t>4/2026</w:t>
             </w:r>
             <w:r>
               <w:rPr>
@@ -7767,27 +7686,27 @@
                 <w:szCs w:val="26"/>
                 <w:lang w:val="pt-BR"/>
               </w:rPr>
-              <w:t xml:space="preserve"/>
+              <w:t xml:space="preserve"> </w:t>
             </w:r>
             <w:r>
               <w:rPr>
                 <w:szCs w:val="26"/>
               </w:rPr>
-              <w:t xml:space="preserve"/>
+              <w:t xml:space="preserve">của Giám đốc Bệnh viện đa khoa tỉnh Phú Thọ về việc </w:t>
             </w:r>
             <w:r>
               <w:rPr>
                 <w:bCs/>
                 <w:szCs w:val="26"/>
               </w:rPr>
-              <w:t/>
+              <w:t>phê duyệt nhiệm vụ và dự toán kinh phí</w:t>
             </w:r>
             <w:r>
               <w:rPr>
                 <w:bCs/>
                 <w:szCs w:val="26"/>
               </w:rPr>
-              <w:t xml:space="preserve"/>
+              <w:t xml:space="preserve">: </w:t>
             </w:r>
             <w:r>
               <w:rPr>
@@ -7796,7 +7715,7 @@
                 <w:kern w:val="2"/>
                 <w:szCs w:val="26"/>
               </w:rPr>
-              <w:t/>
+              <w:t>M</w:t>
             </w:r>
             <w:r>
               <w:rPr>
@@ -7805,14 +7724,14 @@
                 <w:kern w:val="2"/>
                 <w:szCs w:val="26"/>
               </w:rPr>
-              <w:t xml:space="preserve"/>
+              <w:t xml:space="preserve">ua sắm </w:t>
             </w:r>
             <w:r>
               <w:rPr>
                 <w:bCs/>
                 <w:szCs w:val="26"/>
               </w:rPr>
-              <w:t xml:space="preserve"/>
+              <w:t xml:space="preserve">băng ghim và dụng cụ cắt khâu nối dùng trong phẫu thuật phục vụ công tác chuyên môn tại </w:t>
             </w:r>
             <w:r>
               <w:rPr>
@@ -7820,7 +7739,7 @@
                 <w:szCs w:val="26"/>
                 <w:lang w:val="vi-VN"/>
               </w:rPr>
-              <w:t/>
+              <w:t>Bệnh viện đa khoa tỉnh Phú Thọ</w:t>
             </w:r>
             <w:r>
               <w:rPr>
@@ -7829,7 +7748,7 @@
                 <w:szCs w:val="26"/>
                 <w:lang w:val="sv-SE"/>
               </w:rPr>
-              <w:t/>
+              <w:t>.</w:t>
             </w:r>
           </w:p>
         </w:tc>
@@ -7838,7 +7757,7 @@
             <w:tcW w:w="1272" w:type="dxa"/>
             <w:vAlign w:val="center"/>
           </w:tcPr>
-          <w:p ns2:paraId="61CE918E" ns2:textId="5B74BF86">
+          <w:p>
             <w:pPr>
               <w:spacing w:before="60" w:after="60"/>
               <w:jc w:val="center"/>
@@ -7858,7 +7777,7 @@
         </w:tc>
       </w:tr>
     </w:tbl>
-    <w:p ns2:paraId="4E0210B6" ns2:textId="28E45A5D">
+    <w:p>
       <w:pPr>
         <w:widowControl/>
         <w:rPr>
@@ -7872,7 +7791,7 @@
         </w:sectPr>
       </w:pPr>
     </w:p>
-    <w:p ns2:paraId="72BA5DA4" ns2:textId="77777777">
+    <w:p>
       <w:pPr>
         <w:tabs>
           <w:tab w:val="left" w:pos="1056"/>
@@ -7893,7 +7812,7 @@
         <w:t>PHỤ LỤC</w:t>
       </w:r>
     </w:p>
-    <w:p ns2:paraId="72A74C85" ns2:textId="332B0876">
+    <w:p>
       <w:pPr>
         <w:tabs>
           <w:tab w:val="left" w:pos="1056"/>
@@ -7951,7 +7870,7 @@
         <w:t>mua sắm</w:t>
       </w:r>
     </w:p>
-    <w:p ns2:paraId="7873BD42" ns2:textId="0A7B8F4F">
+    <w:p>
       <w:pPr>
         <w:spacing w:line="26" w:lineRule="atLeast"/>
         <w:ind w:firstLine="720"/>
@@ -7966,129 +7885,129 @@
           <w:i/>
           <w:szCs w:val="28"/>
         </w:rPr>
-        <w:t xml:space="preserve"> (Kèm theo Tờ trình số {{SO_TTR_KHLCNT}}/TTr-TCG ngày {{NGAY_TTR_KHLCNT}} của Tổ chuyên gia)</w:t>
+        <w:t xml:space="preserve"> </w:t>
       </w:r>
       <w:r>
         <w:rPr>
           <w:i/>
           <w:szCs w:val="28"/>
         </w:rPr>
-        <w:t xml:space="preserve"/>
+        <w:t xml:space="preserve">(Kèm theo Tờ trình </w:t>
       </w:r>
       <w:r>
         <w:rPr>
           <w:i/>
           <w:szCs w:val="28"/>
         </w:rPr>
-        <w:t/>
+        <w:t>số</w:t>
       </w:r>
       <w:r>
         <w:rPr>
           <w:i/>
           <w:szCs w:val="28"/>
         </w:rPr>
-        <w:t xml:space="preserve"/>
+        <w:t xml:space="preserve"> </w:t>
       </w:r>
       <w:r>
         <w:rPr>
           <w:bCs/>
           <w:szCs w:val="28"/>
         </w:rPr>
-        <w:t/>
+        <w:t>24.4</w:t>
       </w:r>
       <w:r>
         <w:rPr>
           <w:bCs/>
           <w:szCs w:val="28"/>
         </w:rPr>
-        <w:t/>
+        <w:t>/TTr-TCG</w:t>
       </w:r>
       <w:r>
         <w:rPr>
           <w:i/>
           <w:szCs w:val="28"/>
         </w:rPr>
-        <w:t xml:space="preserve"/>
+        <w:t xml:space="preserve"> </w:t>
       </w:r>
       <w:r>
         <w:rPr>
           <w:i/>
           <w:szCs w:val="28"/>
         </w:rPr>
-        <w:t/>
+        <w:t>ngày</w:t>
       </w:r>
       <w:r>
         <w:rPr>
           <w:i/>
           <w:szCs w:val="28"/>
         </w:rPr>
-        <w:t xml:space="preserve"/>
+        <w:t xml:space="preserve"> </w:t>
       </w:r>
       <w:r>
         <w:rPr>
           <w:i/>
           <w:szCs w:val="28"/>
         </w:rPr>
-        <w:t/>
+        <w:t>24</w:t>
       </w:r>
       <w:r>
         <w:rPr>
           <w:i/>
           <w:szCs w:val="28"/>
         </w:rPr>
-        <w:t/>
+        <w:t>/</w:t>
       </w:r>
       <w:r>
         <w:rPr>
           <w:i/>
           <w:szCs w:val="28"/>
         </w:rPr>
-        <w:t/>
+        <w:t>0</w:t>
       </w:r>
       <w:r>
         <w:rPr>
           <w:i/>
           <w:szCs w:val="28"/>
         </w:rPr>
-        <w:t/>
+        <w:t>4</w:t>
       </w:r>
       <w:r>
         <w:rPr>
           <w:i/>
           <w:szCs w:val="28"/>
         </w:rPr>
-        <w:t/>
+        <w:t>/202</w:t>
       </w:r>
       <w:r>
         <w:rPr>
           <w:i/>
           <w:szCs w:val="28"/>
         </w:rPr>
-        <w:t/>
+        <w:t>6</w:t>
       </w:r>
       <w:r>
         <w:rPr>
           <w:i/>
           <w:szCs w:val="28"/>
         </w:rPr>
-        <w:t xml:space="preserve"/>
+        <w:t xml:space="preserve"> của </w:t>
       </w:r>
       <w:r>
         <w:rPr>
           <w:i/>
           <w:szCs w:val="28"/>
         </w:rPr>
-        <w:t/>
+        <w:t>Tổ chuyên gia</w:t>
       </w:r>
       <w:r>
         <w:rPr>
           <w:i/>
           <w:szCs w:val="28"/>
         </w:rPr>
-        <w:t/>
+        <w:t>)</w:t>
       </w:r>
     </w:p>
-    <w:p ns2:paraId="0B307F19" ns2:textId="77777777">
+    <w:p>
       <w:pPr>
         <w:autoSpaceDE w:val="0"/>
         <w:autoSpaceDN w:val="0"/>
@@ -8126,7 +8045,7 @@
         <w:gridCol w:w="1418"/>
         <w:gridCol w:w="1843"/>
       </w:tblGrid>
-      <w:tr ns2:paraId="716EF556" ns2:textId="77777777">
+      <w:tr>
         <w:trPr>
           <w:trHeight w:val="908"/>
           <w:tblHeader/>
@@ -8142,7 +8061,7 @@
             </w:tcBorders>
             <w:vAlign w:val="center"/>
           </w:tcPr>
-          <w:p ns2:paraId="6FE1611B" ns2:textId="77777777">
+          <w:p>
             <w:pPr>
               <w:spacing w:line="264" w:lineRule="auto"/>
               <w:jc w:val="center"/>
@@ -8171,7 +8090,7 @@
             </w:tcBorders>
             <w:vAlign w:val="center"/>
           </w:tcPr>
-          <w:p ns2:paraId="34573BD3" ns2:textId="77777777">
+          <w:p>
             <w:pPr>
               <w:spacing w:line="264" w:lineRule="auto"/>
               <w:jc w:val="center"/>
@@ -8200,7 +8119,7 @@
             </w:tcBorders>
             <w:vAlign w:val="center"/>
           </w:tcPr>
-          <w:p ns2:paraId="119EE09A" ns2:textId="77777777">
+          <w:p>
             <w:pPr>
               <w:spacing w:line="264" w:lineRule="auto"/>
               <w:jc w:val="center"/>
@@ -8229,7 +8148,7 @@
             </w:tcBorders>
             <w:vAlign w:val="center"/>
           </w:tcPr>
-          <w:p ns2:paraId="171B2A59" ns2:textId="77777777">
+          <w:p>
             <w:pPr>
               <w:spacing w:line="264" w:lineRule="auto"/>
               <w:jc w:val="center"/>
@@ -8258,7 +8177,7 @@
             </w:tcBorders>
             <w:vAlign w:val="center"/>
           </w:tcPr>
-          <w:p ns2:paraId="083446DE" ns2:textId="77777777">
+          <w:p>
             <w:pPr>
               <w:spacing w:line="264" w:lineRule="auto"/>
               <w:jc w:val="center"/>
@@ -8287,7 +8206,7 @@
             </w:tcBorders>
             <w:vAlign w:val="center"/>
           </w:tcPr>
-          <w:p ns2:paraId="588F5E68" ns2:textId="77777777">
+          <w:p>
             <w:pPr>
               <w:spacing w:line="264" w:lineRule="auto"/>
               <w:jc w:val="center"/>
@@ -8316,7 +8235,7 @@
             </w:tcBorders>
             <w:vAlign w:val="center"/>
           </w:tcPr>
-          <w:p ns2:paraId="0F25989F" ns2:textId="77777777">
+          <w:p>
             <w:pPr>
               <w:spacing w:line="264" w:lineRule="auto"/>
               <w:jc w:val="center"/>
@@ -8347,7 +8266,7 @@
             </w:tcBorders>
             <w:vAlign w:val="center"/>
           </w:tcPr>
-          <w:p ns2:paraId="305CC143" ns2:textId="77777777">
+          <w:p>
             <w:pPr>
               <w:spacing w:line="264" w:lineRule="auto"/>
               <w:jc w:val="center"/>
@@ -8368,7 +8287,7 @@
           </w:p>
         </w:tc>
       </w:tr>
-      <w:tr ns2:paraId="05D70507" ns2:textId="77777777">
+      <w:tr>
         <w:trPr>
           <w:trHeight w:val="2557"/>
           <w:tblHeader/>
@@ -8384,7 +8303,7 @@
             </w:tcBorders>
             <w:vAlign w:val="center"/>
           </w:tcPr>
-          <w:p ns2:paraId="48C6E7D1" ns2:textId="10D62EC0">
+          <w:p>
             <w:pPr>
               <w:spacing w:line="276" w:lineRule="auto"/>
               <w:jc w:val="center"/>
@@ -8412,7 +8331,7 @@
             </w:tcBorders>
             <w:vAlign w:val="center"/>
           </w:tcPr>
-          <w:p ns2:paraId="11B81545" ns2:textId="03CC2E41">
+          <w:p>
             <w:pPr>
               <w:spacing w:line="276" w:lineRule="auto"/>
               <w:jc w:val="center"/>
@@ -8426,7 +8345,7 @@
                 <w:rFonts w:eastAsia="Calibri"/>
                 <w:szCs w:val="26"/>
               </w:rPr>
-              <w:t>{{VT_1_TEN}}</w:t>
+              <w:t>Băng ghim dùng trong mổ mở</w:t>
             </w:r>
           </w:p>
         </w:tc>
@@ -8441,7 +8360,7 @@
             </w:tcBorders>
             <w:vAlign w:val="center"/>
           </w:tcPr>
-          <w:p ns2:paraId="5E14B176" ns2:textId="4B17376C">
+          <w:p>
             <w:pPr>
               <w:widowControl/>
               <w:spacing w:line="276" w:lineRule="auto"/>
@@ -8454,7 +8373,7 @@
               <w:rPr>
                 <w:szCs w:val="26"/>
               </w:rPr>
-              <w:t>{{VT_1_TCKT}}</w:t>
+              <w:t>Băng (đạn) ghim khâu máy cắt nối tự động thẳng dùng trong mổ mở công nghệ Tri-staple, cỡ 80mm. Có 3 hàng ghim chiều cao khác nhau mỗi bên, chiều cao ghim trước dập từ trong ra ngoài là: 3.0mm; 3.5mm; 4.0mm, sau khi dập là 1.5 - 2.25mm, ghim bằng Titan. Cung cấp lưỡi dao mới trong mỗi băng đạn. Ghim đóng tạo hình chữ B chuẩn</w:t>
             </w:r>
           </w:p>
         </w:tc>
@@ -8469,7 +8388,7 @@
             </w:tcBorders>
             <w:vAlign w:val="center"/>
           </w:tcPr>
-          <w:p ns2:paraId="5AE8DAF3" ns2:textId="54B612D5">
+          <w:p>
             <w:pPr>
               <w:spacing w:line="276" w:lineRule="auto"/>
               <w:jc w:val="center"/>
@@ -8482,7 +8401,7 @@
                 <w:color w:val="000000"/>
                 <w:szCs w:val="26"/>
               </w:rPr>
-              <w:t>{{VT_1_QUY_CACH}}</w:t>
+              <w:t>6 cái/ hộp</w:t>
             </w:r>
           </w:p>
         </w:tc>
@@ -8497,7 +8416,7 @@
             </w:tcBorders>
             <w:vAlign w:val="center"/>
           </w:tcPr>
-          <w:p ns2:paraId="32248960" ns2:textId="67FD6518">
+          <w:p>
             <w:pPr>
               <w:spacing w:line="276" w:lineRule="auto"/>
               <w:jc w:val="center"/>
@@ -8524,7 +8443,7 @@
             </w:tcBorders>
             <w:vAlign w:val="center"/>
           </w:tcPr>
-          <w:p ns2:paraId="3EB6ED55" ns2:textId="7F1C4340">
+          <w:p>
             <w:pPr>
               <w:spacing w:line="276" w:lineRule="auto"/>
               <w:jc w:val="center"/>
@@ -8551,7 +8470,7 @@
             </w:tcBorders>
             <w:vAlign w:val="center"/>
           </w:tcPr>
-          <w:p ns2:paraId="0ABBBE55" ns2:textId="7A4CDFEA">
+          <w:p>
             <w:pPr>
               <w:widowControl/>
               <w:spacing w:line="276" w:lineRule="auto"/>
@@ -8566,7 +8485,7 @@
                 <w:color w:val="000000"/>
                 <w:szCs w:val="26"/>
               </w:rPr>
-              <w:t>{{VT_1_DON_GIA}}</w:t>
+              <w:t>2.100.000</w:t>
             </w:r>
           </w:p>
         </w:tc>
@@ -8581,7 +8500,7 @@
             </w:tcBorders>
             <w:vAlign w:val="center"/>
           </w:tcPr>
-          <w:p ns2:paraId="5F817E4C" ns2:textId="723702F9">
+          <w:p>
             <w:pPr>
               <w:spacing w:line="276" w:lineRule="auto"/>
               <w:jc w:val="center"/>
@@ -8594,12 +8513,12 @@
               <w:rPr>
                 <w:szCs w:val="26"/>
               </w:rPr>
-              <w:t>{{VT_1_THANH_TIEN}}</w:t>
+              <w:t>231.000.000</w:t>
             </w:r>
           </w:p>
         </w:tc>
       </w:tr>
-      <w:tr ns2:paraId="10DA80AB" ns2:textId="77777777">
+      <w:tr>
         <w:trPr>
           <w:trHeight w:val="846"/>
           <w:tblHeader/>
@@ -8615,7 +8534,7 @@
             </w:tcBorders>
             <w:vAlign w:val="center"/>
           </w:tcPr>
-          <w:p ns2:paraId="42BFE0DE" ns2:textId="437A0B1C">
+          <w:p>
             <w:pPr>
               <w:spacing w:line="276" w:lineRule="auto"/>
               <w:jc w:val="center"/>
@@ -8643,7 +8562,7 @@
             </w:tcBorders>
             <w:vAlign w:val="center"/>
           </w:tcPr>
-          <w:p ns2:paraId="56228A2D" ns2:textId="3C09065E">
+          <w:p>
             <w:pPr>
               <w:spacing w:line="276" w:lineRule="auto"/>
               <w:jc w:val="center"/>
@@ -8657,7 +8576,7 @@
                 <w:rFonts w:eastAsia="Calibri"/>
                 <w:szCs w:val="26"/>
               </w:rPr>
-              <w:t xml:space="preserve">{{VT_2_TEN}}</w:t>
+              <w:t xml:space="preserve">Dụng cụ khâu nối </w:t>
             </w:r>
             <w:bookmarkStart w:id="11" w:name="_GoBack"/>
             <w:bookmarkEnd w:id="11"/>
@@ -8666,7 +8585,7 @@
                 <w:rFonts w:eastAsia="Calibri"/>
                 <w:szCs w:val="26"/>
               </w:rPr>
-              <w:t/>
+              <w:t>tròn ba hàng ghim</w:t>
             </w:r>
           </w:p>
         </w:tc>
@@ -8681,7 +8600,7 @@
             </w:tcBorders>
             <w:vAlign w:val="center"/>
           </w:tcPr>
-          <w:p ns2:paraId="061BBEE9" ns2:textId="41460BC8">
+          <w:p>
             <w:pPr>
               <w:widowControl/>
               <w:spacing w:line="276" w:lineRule="auto"/>
@@ -8694,7 +8613,7 @@
               <w:rPr>
                 <w:szCs w:val="26"/>
               </w:rPr>
-              <w:t>{{VT_2_TCKT}}</w:t>
+              <w:t>Dụng cụ (máy) cắt khâu nối ống tiêu hóa tròn 3 hàng ghim các cỡ đường kính 28mm, 31mm. Chiều cao ghim trước dập cao dần từ trong ra ngoài là 3.0 mm, 3.5 mm, 4.0 mm. Ghim bằng Titanium. Ghim đóng tạo hình chữ B chuẩn</w:t>
             </w:r>
           </w:p>
         </w:tc>
@@ -8709,7 +8628,7 @@
             </w:tcBorders>
             <w:vAlign w:val="center"/>
           </w:tcPr>
-          <w:p ns2:paraId="7177ACF6" ns2:textId="373EC402">
+          <w:p>
             <w:pPr>
               <w:spacing w:line="276" w:lineRule="auto"/>
               <w:jc w:val="center"/>
@@ -8722,7 +8641,7 @@
                 <w:color w:val="000000"/>
                 <w:szCs w:val="26"/>
               </w:rPr>
-              <w:t>{{VT_2_QUY_CACH}}</w:t>
+              <w:t>3 cái/ hộp</w:t>
             </w:r>
           </w:p>
         </w:tc>
@@ -8737,7 +8656,7 @@
             </w:tcBorders>
             <w:vAlign w:val="center"/>
           </w:tcPr>
-          <w:p ns2:paraId="17333BAD" ns2:textId="7DF25E15">
+          <w:p>
             <w:pPr>
               <w:spacing w:line="276" w:lineRule="auto"/>
               <w:jc w:val="center"/>
@@ -8764,7 +8683,7 @@
             </w:tcBorders>
             <w:vAlign w:val="center"/>
           </w:tcPr>
-          <w:p ns2:paraId="23851B50" ns2:textId="56105845">
+          <w:p>
             <w:pPr>
               <w:spacing w:line="276" w:lineRule="auto"/>
               <w:jc w:val="center"/>
@@ -8791,7 +8710,7 @@
             </w:tcBorders>
             <w:vAlign w:val="center"/>
           </w:tcPr>
-          <w:p ns2:paraId="4475A022" ns2:textId="4C1726A8">
+          <w:p>
             <w:pPr>
               <w:widowControl/>
               <w:spacing w:line="276" w:lineRule="auto"/>
@@ -8806,7 +8725,7 @@
                 <w:color w:val="000000"/>
                 <w:szCs w:val="26"/>
               </w:rPr>
-              <w:t>{{VT_2_DON_GIA}}</w:t>
+              <w:t>14.900.000</w:t>
             </w:r>
           </w:p>
         </w:tc>
@@ -8821,7 +8740,7 @@
             </w:tcBorders>
             <w:vAlign w:val="center"/>
           </w:tcPr>
-          <w:p ns2:paraId="6F8D0A8C" ns2:textId="2F32E1D6">
+          <w:p>
             <w:pPr>
               <w:spacing w:line="276" w:lineRule="auto"/>
               <w:jc w:val="center"/>
@@ -8834,12 +8753,12 @@
               <w:rPr>
                 <w:szCs w:val="26"/>
               </w:rPr>
-              <w:t>{{VT_2_THANH_TIEN}}</w:t>
+              <w:t>298.000.000</w:t>
             </w:r>
           </w:p>
         </w:tc>
       </w:tr>
-      <w:tr ns2:paraId="5D983589" ns2:textId="77777777">
+      <w:tr>
         <w:trPr>
           <w:trHeight w:val="2352"/>
           <w:tblHeader/>
@@ -8855,7 +8774,7 @@
             </w:tcBorders>
             <w:vAlign w:val="center"/>
           </w:tcPr>
-          <w:p ns2:paraId="0FA86BE1" ns2:textId="4E0E8A4F">
+          <w:p>
             <w:pPr>
               <w:spacing w:line="276" w:lineRule="auto"/>
               <w:jc w:val="center"/>
@@ -8883,7 +8802,7 @@
             </w:tcBorders>
             <w:vAlign w:val="center"/>
           </w:tcPr>
-          <w:p ns2:paraId="4B3F554E" ns2:textId="1EDCE20D">
+          <w:p>
             <w:pPr>
               <w:spacing w:line="276" w:lineRule="auto"/>
               <w:jc w:val="center"/>
@@ -8897,7 +8816,7 @@
                 <w:rFonts w:eastAsia="Calibri"/>
                 <w:szCs w:val="26"/>
               </w:rPr>
-              <w:t>{{VT_3_TEN}}</w:t>
+              <w:t>Dụng cụ khâu cắt nội soi</w:t>
             </w:r>
           </w:p>
         </w:tc>
@@ -8912,7 +8831,7 @@
             </w:tcBorders>
             <w:vAlign w:val="center"/>
           </w:tcPr>
-          <w:p ns2:paraId="57B85E83" ns2:textId="1AD8CF09">
+          <w:p>
             <w:pPr>
               <w:widowControl/>
               <w:spacing w:line="276" w:lineRule="auto"/>
@@ -8925,7 +8844,7 @@
               <w:rPr>
                 <w:szCs w:val="26"/>
               </w:rPr>
-              <w:t>{{VT_3_TCKT}}</w:t>
+              <w:t>Dụng cụ cắt nối tự động dùng trong mổ nội soi tương thích với tất cả băng ghim khâu cắt nội soi. Dụng cụ khi gắn vào băng ghim tương thích có thể bẻ góc 45 độ mỗi bên với 11 điểm gập góc (5 điểm mỗi bên và điểm ở giữa). Nút điều chỉnh gập góc trên thân. Các cỡ độ dài trục nối tương ứng 6cm, 16cm và 26cm.</w:t>
             </w:r>
           </w:p>
         </w:tc>
@@ -8940,7 +8859,7 @@
             </w:tcBorders>
             <w:vAlign w:val="center"/>
           </w:tcPr>
-          <w:p ns2:paraId="570EA4E0" ns2:textId="0A8B5C99">
+          <w:p>
             <w:pPr>
               <w:spacing w:line="276" w:lineRule="auto"/>
               <w:jc w:val="center"/>
@@ -8953,7 +8872,7 @@
                 <w:color w:val="000000"/>
                 <w:szCs w:val="26"/>
               </w:rPr>
-              <w:t>{{VT_2_QUY_CACH}}</w:t>
+              <w:t>3 cái/ hộp</w:t>
             </w:r>
           </w:p>
         </w:tc>
@@ -8968,7 +8887,7 @@
             </w:tcBorders>
             <w:vAlign w:val="center"/>
           </w:tcPr>
-          <w:p ns2:paraId="67D804AF" ns2:textId="1F6C0245">
+          <w:p>
             <w:pPr>
               <w:spacing w:line="276" w:lineRule="auto"/>
               <w:jc w:val="center"/>
@@ -8995,7 +8914,7 @@
             </w:tcBorders>
             <w:vAlign w:val="center"/>
           </w:tcPr>
-          <w:p ns2:paraId="65388936" ns2:textId="0D9FDCBF">
+          <w:p>
             <w:pPr>
               <w:spacing w:line="276" w:lineRule="auto"/>
               <w:jc w:val="center"/>
@@ -9022,7 +8941,7 @@
             </w:tcBorders>
             <w:vAlign w:val="center"/>
           </w:tcPr>
-          <w:p ns2:paraId="44F4BC13" ns2:textId="48E45065">
+          <w:p>
             <w:pPr>
               <w:widowControl/>
               <w:spacing w:line="276" w:lineRule="auto"/>
@@ -9037,7 +8956,7 @@
                 <w:color w:val="000000"/>
                 <w:szCs w:val="26"/>
               </w:rPr>
-              <w:t>{{VT_3_DON_GIA}}</w:t>
+              <w:t>5.990.000</w:t>
             </w:r>
           </w:p>
         </w:tc>
@@ -9052,7 +8971,7 @@
             </w:tcBorders>
             <w:vAlign w:val="center"/>
           </w:tcPr>
-          <w:p ns2:paraId="7BE00E79" ns2:textId="79ED17B1">
+          <w:p>
             <w:pPr>
               <w:spacing w:line="276" w:lineRule="auto"/>
               <w:jc w:val="center"/>
@@ -9065,12 +8984,12 @@
               <w:rPr>
                 <w:szCs w:val="26"/>
               </w:rPr>
-              <w:t>{{VT_3_THANH_TIEN}}</w:t>
+              <w:t>29.950.000</w:t>
             </w:r>
           </w:p>
         </w:tc>
       </w:tr>
-      <w:tr ns2:paraId="094A63F0" ns2:textId="77777777">
+      <w:tr>
         <w:trPr>
           <w:trHeight w:val="3203"/>
           <w:tblHeader/>
@@ -9086,7 +9005,7 @@
             </w:tcBorders>
             <w:vAlign w:val="center"/>
           </w:tcPr>
-          <w:p ns2:paraId="488E8009" ns2:textId="17B2DBD0">
+          <w:p>
             <w:pPr>
               <w:spacing w:line="276" w:lineRule="auto"/>
               <w:jc w:val="center"/>
@@ -9115,7 +9034,7 @@
             </w:tcBorders>
             <w:vAlign w:val="center"/>
           </w:tcPr>
-          <w:p ns2:paraId="1DD2B7C2" ns2:textId="43A76D70">
+          <w:p>
             <w:pPr>
               <w:spacing w:line="276" w:lineRule="auto"/>
               <w:jc w:val="center"/>
@@ -9129,7 +9048,7 @@
                 <w:rFonts w:eastAsia="Calibri"/>
                 <w:szCs w:val="26"/>
               </w:rPr>
-              <w:t>{{VT_4_TEN}}</w:t>
+              <w:t>Băng ghim cắt khâu nối nội soi các cỡ</w:t>
             </w:r>
           </w:p>
         </w:tc>
@@ -9144,7 +9063,7 @@
             </w:tcBorders>
             <w:vAlign w:val="center"/>
           </w:tcPr>
-          <w:p ns2:paraId="37E042D4" ns2:textId="091E4858">
+          <w:p>
             <w:pPr>
               <w:widowControl/>
               <w:spacing w:line="276" w:lineRule="auto"/>
@@ -9157,7 +9076,7 @@
               <w:rPr>
                 <w:szCs w:val="26"/>
               </w:rPr>
-              <w:t>{{VT_4_TCKT}}</w:t>
+              <w:t>Băng (đạn) ghim khâu máy cắt nối tự động nội soi công nghệ Tri-staple. Các cỡ băng ghim dài 30mm, 45mm, 60mm, 3 hàng ghim chiều cao khác nhau mỗi bên, chiều cao ghim trước dập từ trong ra ngoài là: 2.0mm; 2.5mm; 3.0mm hoặc 3.0mm; 3.5mm; 4.0mm, sau khi dập là 0.88 - 1.5mm hoặc 1.5 - 2.25mm, ghim bằng Titan. Cung cấp lưỡi dao mới trong mỗi băng đạn. Có 4 ghim ở đầu xa băng đạn.</w:t>
             </w:r>
           </w:p>
         </w:tc>
@@ -9172,7 +9091,7 @@
             </w:tcBorders>
             <w:vAlign w:val="center"/>
           </w:tcPr>
-          <w:p ns2:paraId="31707F15" ns2:textId="69CA0599">
+          <w:p>
             <w:pPr>
               <w:spacing w:line="276" w:lineRule="auto"/>
               <w:jc w:val="center"/>
@@ -9185,7 +9104,7 @@
                 <w:color w:val="000000"/>
                 <w:szCs w:val="26"/>
               </w:rPr>
-              <w:t>{{VT_1_QUY_CACH}}</w:t>
+              <w:t>6 cái/ hộp</w:t>
             </w:r>
           </w:p>
         </w:tc>
@@ -9200,7 +9119,7 @@
             </w:tcBorders>
             <w:vAlign w:val="center"/>
           </w:tcPr>
-          <w:p ns2:paraId="43C807B8" ns2:textId="0645B02D">
+          <w:p>
             <w:pPr>
               <w:spacing w:line="276" w:lineRule="auto"/>
               <w:jc w:val="center"/>
@@ -9227,7 +9146,7 @@
             </w:tcBorders>
             <w:vAlign w:val="center"/>
           </w:tcPr>
-          <w:p ns2:paraId="6BDCF56F" ns2:textId="3A846FE9">
+          <w:p>
             <w:pPr>
               <w:spacing w:line="276" w:lineRule="auto"/>
               <w:jc w:val="center"/>
@@ -9254,7 +9173,7 @@
             </w:tcBorders>
             <w:vAlign w:val="center"/>
           </w:tcPr>
-          <w:p ns2:paraId="16C08A21" ns2:textId="05C61504">
+          <w:p>
             <w:pPr>
               <w:widowControl/>
               <w:spacing w:line="276" w:lineRule="auto"/>
@@ -9269,7 +9188,7 @@
                 <w:color w:val="000000"/>
                 <w:szCs w:val="26"/>
               </w:rPr>
-              <w:t>{{VT_4_DON_GIA}}</w:t>
+              <w:t>5.500.000</w:t>
             </w:r>
           </w:p>
         </w:tc>
@@ -9284,7 +9203,7 @@
             </w:tcBorders>
             <w:vAlign w:val="center"/>
           </w:tcPr>
-          <w:p ns2:paraId="737FCF8E" ns2:textId="1B20E5FD">
+          <w:p>
             <w:pPr>
               <w:spacing w:line="276" w:lineRule="auto"/>
               <w:jc w:val="center"/>
@@ -9297,12 +9216,12 @@
               <w:rPr>
                 <w:szCs w:val="26"/>
               </w:rPr>
-              <w:t>{{VT_4_THANH_TIEN}}</w:t>
+              <w:t>1.441.000.000</w:t>
             </w:r>
           </w:p>
         </w:tc>
       </w:tr>
-      <w:tr ns2:paraId="21ECAED3" ns2:textId="77777777">
+      <w:tr>
         <w:trPr>
           <w:trHeight w:val="907"/>
           <w:tblHeader/>
@@ -9319,7 +9238,7 @@
             </w:tcBorders>
             <w:vAlign w:val="center"/>
           </w:tcPr>
-          <w:p ns2:paraId="73C23A54" ns2:textId="77777777">
+          <w:p>
             <w:pPr>
               <w:spacing w:line="276" w:lineRule="auto"/>
               <w:jc w:val="center"/>
@@ -9338,7 +9257,7 @@
               <w:t>Tổng cộng:</w:t>
             </w:r>
           </w:p>
-          <w:p ns2:paraId="3CD4B4FE" ns2:textId="7D449BC0">
+          <w:p>
             <w:pPr>
               <w:spacing w:line="276" w:lineRule="auto"/>
               <w:jc w:val="center"/>
@@ -9354,7 +9273,7 @@
                 <w:color w:val="000000"/>
                 <w:szCs w:val="26"/>
               </w:rPr>
-              <w:t>(Bằng chữ: {{TONG_MUC_DU_TOAN_CHU}}./.)</w:t>
+              <w:t>(Bằng chữ: Một tỷ chín trăm chín mươi chín triệu chín trăm năm mươi nghìn đồng./.)</w:t>
             </w:r>
           </w:p>
         </w:tc>
@@ -9369,7 +9288,7 @@
             </w:tcBorders>
             <w:vAlign w:val="center"/>
           </w:tcPr>
-          <w:p ns2:paraId="473045A5" ns2:textId="55050E13">
+          <w:p>
             <w:pPr>
               <w:spacing w:line="276" w:lineRule="auto"/>
               <w:jc w:val="center"/>
@@ -9385,13 +9304,13 @@
                 <w:color w:val="000000"/>
                 <w:szCs w:val="26"/>
               </w:rPr>
-              <w:t>{{TONG_MUC_DU_TOAN}}</w:t>
+              <w:t>1.999.950.000</w:t>
             </w:r>
           </w:p>
         </w:tc>
       </w:tr>
     </w:tbl>
-    <w:p ns2:paraId="47953037" ns2:textId="77777777">
+    <w:p>
       <w:pPr>
         <w:rPr>
           <w:szCs w:val="26"/>
@@ -9408,7 +9327,7 @@
 </w:document>
 </file>
 
-<file path=./word/endnotes.xml><?xml version="1.0" encoding="utf-8"?>
+<file path=word/endnotes.xml><?xml version="1.0" encoding="utf-8"?>
 <w:endnotes xmlns:wpc="http://schemas.microsoft.com/office/word/2010/wordprocessingCanvas" xmlns:cx="http://schemas.microsoft.com/office/drawing/2014/chartex" xmlns:mc="http://schemas.openxmlformats.org/markup-compatibility/2006" xmlns:o="urn:schemas-microsoft-com:office:office" xmlns:r="http://schemas.openxmlformats.org/officeDocument/2006/relationships" xmlns:m="http://schemas.openxmlformats.org/officeDocument/2006/math" xmlns:v="urn:schemas-microsoft-com:vml" xmlns:wp14="http://schemas.microsoft.com/office/word/2010/wordprocessingDrawing" xmlns:wp="http://schemas.openxmlformats.org/drawingml/2006/wordprocessingDrawing" xmlns:w10="urn:schemas-microsoft-com:office:word" xmlns:w="http://schemas.openxmlformats.org/wordprocessingml/2006/main" xmlns:w14="http://schemas.microsoft.com/office/word/2010/wordml" xmlns:w15="http://schemas.microsoft.com/office/word/2012/wordml" xmlns:w16se="http://schemas.microsoft.com/office/word/2015/wordml/symex" xmlns:wpg="http://schemas.microsoft.com/office/word/2010/wordprocessingGroup" xmlns:wpi="http://schemas.microsoft.com/office/word/2010/wordprocessingInk" xmlns:wne="http://schemas.microsoft.com/office/word/2006/wordml" xmlns:wps="http://schemas.microsoft.com/office/word/2010/wordprocessingShape">
   <w:endnote w:type="separator" w:id="-1">
     <w:p>
@@ -9427,184 +9346,7 @@
 </w:endnotes>
 </file>
 
-<file path=./word/fontTable.xml><?xml version="1.0" encoding="utf-8"?>
-<w:fonts xmlns:mc="http://schemas.openxmlformats.org/markup-compatibility/2006" xmlns:r="http://schemas.openxmlformats.org/officeDocument/2006/relationships" xmlns:w="http://schemas.openxmlformats.org/wordprocessingml/2006/main" xmlns:w14="http://schemas.microsoft.com/office/word/2010/wordml" xmlns:w15="http://schemas.microsoft.com/office/word/2012/wordml" xmlns:w16se="http://schemas.microsoft.com/office/word/2015/wordml/symex">
-  <w:font w:name="Symbol">
-    <w:panose1 w:val="05050102010706020507"/>
-    <w:family w:val="roman"/>
-    <w:pitch w:val="variable"/>
-    <w:sig w:usb0="00000000" w:usb1="10000000" w:usb2="00000000" w:usb3="00000000" w:csb0="80000000" w:csb1="00000000"/>
-  </w:font>
-  <w:font w:name="Times New Roman">
-    <w:panose1 w:val="02020603050405020304"/>
-    <w:family w:val="roman"/>
-    <w:pitch w:val="variable"/>
-    <w:sig w:usb0="E0002EFF" w:usb1="C000785B" w:usb2="00000009" w:usb3="00000000" w:csb0="000001FF" w:csb1="00000000"/>
-  </w:font>
-  <w:font w:name="Calibri">
-    <w:panose1 w:val="020F0502020204030204"/>
-    <w:family w:val="swiss"/>
-    <w:pitch w:val="variable"/>
-    <w:sig w:usb0="E4002EFF" w:usb1="C200247B" w:usb2="00000009" w:usb3="00000000" w:csb0="000001FF" w:csb1="00000000"/>
-  </w:font>
-  <w:font w:name="Courier New">
-    <w:panose1 w:val="02070309020205020404"/>
-    <w:family w:val="modern"/>
-    <w:pitch w:val="fixed"/>
-    <w:sig w:usb0="E0002EFF" w:usb1="C0007843" w:usb2="00000009" w:usb3="00000000" w:csb0="000001FF" w:csb1="00000000"/>
-  </w:font>
-  <w:font w:name="Wingdings">
-    <w:panose1 w:val="05000000000000000000"/>
-    <w:family w:val="auto"/>
-    <w:pitch w:val="variable"/>
-    <w:sig w:usb0="00000000" w:usb1="10000000" w:usb2="00000000" w:usb3="00000000" w:csb0="80000000" w:csb1="00000000"/>
-  </w:font>
-  <w:font w:name=".VnTimeH">
-    <w:altName w:val="Courier New"/>
-    <w:family w:val="swiss"/>
-    <w:pitch w:val="variable"/>
-    <w:sig w:usb0="00000001" w:usb1="00000000" w:usb2="00000000" w:usb3="00000000" w:csb0="00000013" w:csb1="00000000"/>
-  </w:font>
-  <w:font w:name="Arial">
-    <w:panose1 w:val="020B0604020202020204"/>
-    <w:family w:val="swiss"/>
-    <w:pitch w:val="variable"/>
-    <w:sig w:usb0="E0002EFF" w:usb1="C000785B" w:usb2="00000009" w:usb3="00000000" w:csb0="000001FF" w:csb1="00000000"/>
-  </w:font>
-  <w:font w:name=".VnTime">
-    <w:altName w:val="Times New Roman"/>
-    <w:family w:val="swiss"/>
-    <w:pitch w:val="variable"/>
-    <w:sig w:usb0="00000003" w:usb1="00000000" w:usb2="00000000" w:usb3="00000000" w:csb0="00000001" w:csb1="00000000"/>
-  </w:font>
-  <w:font w:name="Segoe UI">
-    <w:panose1 w:val="020B0502040204020203"/>
-    <w:family w:val="swiss"/>
-    <w:pitch w:val="variable"/>
-    <w:sig w:usb0="E4002EFF" w:usb1="C000E47F" w:usb2="00000009" w:usb3="00000000" w:csb0="000001FF" w:csb1="00000000"/>
-  </w:font>
-  <w:font w:name="Verdana">
-    <w:panose1 w:val="020B0604030504040204"/>
-    <w:family w:val="swiss"/>
-    <w:pitch w:val="variable"/>
-    <w:sig w:usb0="A00006FF" w:usb1="4000205B" w:usb2="00000010" w:usb3="00000000" w:csb0="0000019F" w:csb1="00000000"/>
-  </w:font>
-  <w:font w:name="Cambria">
-    <w:panose1 w:val="02040503050406030204"/>
-    <w:family w:val="roman"/>
-    <w:pitch w:val="variable"/>
-    <w:sig w:usb0="E00006FF" w:usb1="420024FF" w:usb2="02000000" w:usb3="00000000" w:csb0="0000019F" w:csb1="00000000"/>
-  </w:font>
-  <w:font w:name="Times">
-    <w:panose1 w:val="02020603050405020304"/>
-    <w:family w:val="roman"/>
-    <w:pitch w:val="variable"/>
-    <w:sig w:usb0="E0002EFF" w:usb1="C000785B" w:usb2="00000009" w:usb3="00000000" w:csb0="000001FF" w:csb1="00000000"/>
-  </w:font>
-  <w:font w:name="Book Antiqua">
-    <w:panose1 w:val="02040602050305030304"/>
-    <w:family w:val="roman"/>
-    <w:pitch w:val="variable"/>
-    <w:sig w:usb0="00000287" w:usb1="00000000" w:usb2="00000000" w:usb3="00000000" w:csb0="0000009F" w:csb1="00000000"/>
-  </w:font>
-  <w:font w:name="Times New Roman Bold">
-    <w:altName w:val="Vni 03 LinotypeZapfino Three"/>
-    <w:panose1 w:val="02020803070505020304"/>
-    <w:family w:val="roman"/>
-    <w:notTrueType/>
-    <w:pitch w:val="default"/>
-  </w:font>
-  <w:font w:name="Tms Rmn">
-    <w:panose1 w:val="02020603040505020304"/>
-    <w:family w:val="roman"/>
-    <w:notTrueType/>
-    <w:pitch w:val="variable"/>
-    <w:sig w:usb0="00000003" w:usb1="00000000" w:usb2="00000000" w:usb3="00000000" w:csb0="00000001" w:csb1="00000000"/>
-  </w:font>
-  <w:font w:name="CG Times">
-    <w:panose1 w:val="00000000000000000000"/>
-    <w:family w:val="roman"/>
-    <w:notTrueType/>
-    <w:pitch w:val="variable"/>
-    <w:sig w:usb0="00000003" w:usb1="00000000" w:usb2="00000000" w:usb3="00000000" w:csb0="00000001" w:csb1="00000000"/>
-  </w:font>
-  <w:font w:name="Arial Unicode MS">
-    <w:panose1 w:val="020B0604020202020204"/>
-    <w:family w:val="swiss"/>
-    <w:pitch w:val="variable"/>
-    <w:sig w:usb0="F7FFAFFF" w:usb1="E9DFFFFF" w:usb2="0000003F" w:usb3="00000000" w:csb0="003F01FF" w:csb1="00000000"/>
-  </w:font>
-  <w:font w:name="Helvetica Neue">
-    <w:altName w:val="Arial"/>
-    <w:family w:val="auto"/>
-    <w:pitch w:val="variable"/>
-    <w:sig w:usb0="E50002FF" w:usb1="500079DB" w:usb2="00000010" w:usb3="00000000" w:csb0="00000001" w:csb1="00000000"/>
-  </w:font>
-  <w:font w:name="‚l‚r –¾’©">
-    <w:panose1 w:val="00000000000000000000"/>
-    <w:family w:val="roman"/>
-    <w:notTrueType/>
-    <w:pitch w:val="default"/>
-    <w:sig w:usb0="00000003" w:usb1="00000000" w:usb2="00000000" w:usb3="00000000" w:csb0="00000001" w:csb1="00000000"/>
-  </w:font>
-  <w:font w:name="Arial-BoldMT">
-    <w:altName w:val="Arial"/>
-    <w:panose1 w:val="00000000000000000000"/>
-    <w:family w:val="swiss"/>
-    <w:notTrueType/>
-    <w:pitch w:val="default"/>
-    <w:sig w:usb0="00000003" w:usb1="00000000" w:usb2="00000000" w:usb3="00000000" w:csb0="00000001" w:csb1="00000000"/>
-  </w:font>
-  <w:font w:name="Tahoma">
-    <w:panose1 w:val="020B0604030504040204"/>
-    <w:family w:val="swiss"/>
-    <w:pitch w:val="variable"/>
-    <w:sig w:usb0="E1002EFF" w:usb1="C000605B" w:usb2="00000029" w:usb3="00000000" w:csb0="000101FF" w:csb1="00000000"/>
-  </w:font>
-  <w:font w:name="Optima">
-    <w:family w:val="auto"/>
-    <w:pitch w:val="variable"/>
-    <w:sig w:usb0="80000067" w:usb1="00000000" w:usb2="00000000" w:usb3="00000000" w:csb0="00000001" w:csb1="00000000"/>
-  </w:font>
-  <w:font w:name=".VnArial">
-    <w:altName w:val="Calibri"/>
-    <w:family w:val="swiss"/>
-    <w:pitch w:val="variable"/>
-    <w:sig w:usb0="00000007" w:usb1="00000000" w:usb2="00000000" w:usb3="00000000" w:csb0="00000011" w:csb1="00000000"/>
-  </w:font>
-  <w:font w:name="Ocean Sans MT Std Light">
-    <w:altName w:val="Arial"/>
-    <w:panose1 w:val="00000000000000000000"/>
-    <w:family w:val="swiss"/>
-    <w:notTrueType/>
-    <w:pitch w:val="default"/>
-    <w:sig w:usb0="00000003" w:usb1="00000000" w:usb2="00000000" w:usb3="00000000" w:csb0="00000001" w:csb1="00000000"/>
-  </w:font>
-  <w:font w:name="PMingLiU">
-    <w:altName w:val="新細明體"/>
-    <w:panose1 w:val="02010601000101010101"/>
-    <w:family w:val="auto"/>
-    <w:notTrueType/>
-    <w:pitch w:val="variable"/>
-    <w:sig w:usb0="00000001" w:usb1="08080000" w:usb2="00000010" w:usb3="00000000" w:csb0="00100000" w:csb1="00000000"/>
-  </w:font>
-  <w:font w:name="SimSun">
-    <w:altName w:val="宋体"/>
-    <w:panose1 w:val="02010600030101010101"/>
-    <w:family w:val="auto"/>
-    <w:pitch w:val="variable"/>
-    <w:sig w:usb0="00000203" w:usb1="288F0000" w:usb2="00000016" w:usb3="00000000" w:csb0="00040001" w:csb1="00000000"/>
-  </w:font>
-  <w:font w:name="Calibri Light">
-    <w:panose1 w:val="020F0302020204030204"/>
-    <w:family w:val="swiss"/>
-    <w:pitch w:val="variable"/>
-    <w:sig w:usb0="E4002EFF" w:usb1="C200247B" w:usb2="00000009" w:usb3="00000000" w:csb0="000001FF" w:csb1="00000000"/>
-  </w:font>
-</w:fonts>
-</file>
-
-<file path=./word/footer1.xml><?xml version="1.0" encoding="utf-8"?>
+<file path=word/footer1.xml><?xml version="1.0" encoding="utf-8"?>
 <w:ftr xmlns:wpc="http://schemas.microsoft.com/office/word/2010/wordprocessingCanvas" xmlns:cx="http://schemas.microsoft.com/office/drawing/2014/chartex" xmlns:mc="http://schemas.openxmlformats.org/markup-compatibility/2006" xmlns:o="urn:schemas-microsoft-com:office:office" xmlns:r="http://schemas.openxmlformats.org/officeDocument/2006/relationships" xmlns:m="http://schemas.openxmlformats.org/officeDocument/2006/math" xmlns:v="urn:schemas-microsoft-com:vml" xmlns:wp14="http://schemas.microsoft.com/office/word/2010/wordprocessingDrawing" xmlns:wp="http://schemas.openxmlformats.org/drawingml/2006/wordprocessingDrawing" xmlns:w10="urn:schemas-microsoft-com:office:word" xmlns:w="http://schemas.openxmlformats.org/wordprocessingml/2006/main" xmlns:w14="http://schemas.microsoft.com/office/word/2010/wordml" xmlns:w15="http://schemas.microsoft.com/office/word/2012/wordml" xmlns:w16se="http://schemas.microsoft.com/office/word/2015/wordml/symex" xmlns:wpg="http://schemas.microsoft.com/office/word/2010/wordprocessingGroup" xmlns:wpi="http://schemas.microsoft.com/office/word/2010/wordprocessingInk" xmlns:wne="http://schemas.microsoft.com/office/word/2006/wordml" xmlns:wps="http://schemas.microsoft.com/office/word/2010/wordprocessingShape">
   <w:p>
     <w:pPr>
@@ -9620,7 +9362,7 @@
 </w:ftr>
 </file>
 
-<file path=./word/footnotes.xml><?xml version="1.0" encoding="utf-8"?>
+<file path=word/footnotes.xml><?xml version="1.0" encoding="utf-8"?>
 <w:footnotes xmlns:wpc="http://schemas.microsoft.com/office/word/2010/wordprocessingCanvas" xmlns:cx="http://schemas.microsoft.com/office/drawing/2014/chartex" xmlns:mc="http://schemas.openxmlformats.org/markup-compatibility/2006" xmlns:o="urn:schemas-microsoft-com:office:office" xmlns:r="http://schemas.openxmlformats.org/officeDocument/2006/relationships" xmlns:m="http://schemas.openxmlformats.org/officeDocument/2006/math" xmlns:v="urn:schemas-microsoft-com:vml" xmlns:wp14="http://schemas.microsoft.com/office/word/2010/wordprocessingDrawing" xmlns:wp="http://schemas.openxmlformats.org/drawingml/2006/wordprocessingDrawing" xmlns:w10="urn:schemas-microsoft-com:office:word" xmlns:w="http://schemas.openxmlformats.org/wordprocessingml/2006/main" xmlns:w14="http://schemas.microsoft.com/office/word/2010/wordml" xmlns:w15="http://schemas.microsoft.com/office/word/2012/wordml" xmlns:w16se="http://schemas.microsoft.com/office/word/2015/wordml/symex" xmlns:wpg="http://schemas.microsoft.com/office/word/2010/wordprocessingGroup" xmlns:wpi="http://schemas.microsoft.com/office/word/2010/wordprocessingInk" xmlns:wne="http://schemas.microsoft.com/office/word/2006/wordml" xmlns:wps="http://schemas.microsoft.com/office/word/2010/wordprocessingShape">
   <w:footnote w:type="separator" w:id="-1">
     <w:p>
@@ -9639,7 +9381,7 @@
 </w:footnotes>
 </file>
 
-<file path=./word/header1.xml><?xml version="1.0" encoding="utf-8"?>
+<file path=word/header1.xml><?xml version="1.0" encoding="utf-8"?>
 <w:hdr xmlns:wpc="http://schemas.microsoft.com/office/word/2010/wordprocessingCanvas" xmlns:cx="http://schemas.microsoft.com/office/drawing/2014/chartex" xmlns:mc="http://schemas.openxmlformats.org/markup-compatibility/2006" xmlns:o="urn:schemas-microsoft-com:office:office" xmlns:r="http://schemas.openxmlformats.org/officeDocument/2006/relationships" xmlns:m="http://schemas.openxmlformats.org/officeDocument/2006/math" xmlns:v="urn:schemas-microsoft-com:vml" xmlns:wp14="http://schemas.microsoft.com/office/word/2010/wordprocessingDrawing" xmlns:wp="http://schemas.openxmlformats.org/drawingml/2006/wordprocessingDrawing" xmlns:w10="urn:schemas-microsoft-com:office:word" xmlns:w="http://schemas.openxmlformats.org/wordprocessingml/2006/main" xmlns:w14="http://schemas.microsoft.com/office/word/2010/wordml" xmlns:w15="http://schemas.microsoft.com/office/word/2012/wordml" xmlns:w16se="http://schemas.microsoft.com/office/word/2015/wordml/symex" xmlns:wpg="http://schemas.microsoft.com/office/word/2010/wordprocessingGroup" xmlns:wpi="http://schemas.microsoft.com/office/word/2010/wordprocessingInk" xmlns:wne="http://schemas.microsoft.com/office/word/2006/wordml" xmlns:wps="http://schemas.microsoft.com/office/word/2010/wordprocessingShape">
   <w:sdt>
     <w:sdtPr>
@@ -9692,7 +9434,7 @@
 </w:hdr>
 </file>
 
-<file path=./word/numbering.xml><?xml version="1.0" encoding="utf-8"?>
+<file path=word/numbering.xml><?xml version="1.0" encoding="utf-8"?>
 <w:numbering xmlns:wpc="http://schemas.microsoft.com/office/word/2010/wordprocessingCanvas" xmlns:cx="http://schemas.microsoft.com/office/drawing/2014/chartex" xmlns:mc="http://schemas.openxmlformats.org/markup-compatibility/2006" xmlns:o="urn:schemas-microsoft-com:office:office" xmlns:r="http://schemas.openxmlformats.org/officeDocument/2006/relationships" xmlns:m="http://schemas.openxmlformats.org/officeDocument/2006/math" xmlns:v="urn:schemas-microsoft-com:vml" xmlns:wp14="http://schemas.microsoft.com/office/word/2010/wordprocessingDrawing" xmlns:wp="http://schemas.openxmlformats.org/drawingml/2006/wordprocessingDrawing" xmlns:w10="urn:schemas-microsoft-com:office:word" xmlns:w="http://schemas.openxmlformats.org/wordprocessingml/2006/main" xmlns:w14="http://schemas.microsoft.com/office/word/2010/wordml" xmlns:w15="http://schemas.microsoft.com/office/word/2012/wordml" xmlns:w16se="http://schemas.microsoft.com/office/word/2015/wordml/symex" xmlns:wpg="http://schemas.microsoft.com/office/word/2010/wordprocessingGroup" xmlns:wpi="http://schemas.microsoft.com/office/word/2010/wordprocessingInk" xmlns:wne="http://schemas.microsoft.com/office/word/2006/wordml" xmlns:wps="http://schemas.microsoft.com/office/word/2010/wordprocessingShape">
   <w:abstractNum w:abstractNumId="0">
     <w:nsid w:val="FFFFFF7C"/>
@@ -13237,2031 +12979,7 @@
 </w:numbering>
 </file>
 
-<file path=./word/settings.xml><?xml version="1.0" encoding="utf-8"?>
-<w:settings xmlns:mc="http://schemas.openxmlformats.org/markup-compatibility/2006" xmlns:o="urn:schemas-microsoft-com:office:office" xmlns:r="http://schemas.openxmlformats.org/officeDocument/2006/relationships" xmlns:m="http://schemas.openxmlformats.org/officeDocument/2006/math" xmlns:v="urn:schemas-microsoft-com:vml" xmlns:w10="urn:schemas-microsoft-com:office:word" xmlns:w="http://schemas.openxmlformats.org/wordprocessingml/2006/main" xmlns:w14="http://schemas.microsoft.com/office/word/2010/wordml" xmlns:w15="http://schemas.microsoft.com/office/word/2012/wordml" xmlns:w16se="http://schemas.microsoft.com/office/word/2015/wordml/symex" xmlns:sl="http://schemas.openxmlformats.org/schemaLibrary/2006/main">
-  <w:zoom w:percent="100"/>
-  <w:hideSpellingErrors/>
-  <w:stylePaneFormatFilter w:val="3F01" w:allStyles="1" w:customStyles="0" w:latentStyles="0" w:stylesInUse="0" w:headingStyles="0" w:numberingStyles="0" w:tableStyles="0" w:directFormattingOnRuns="1" w:directFormattingOnParagraphs="1" w:directFormattingOnNumbering="1" w:directFormattingOnTables="1" w:clearFormatting="1" w:top3HeadingStyles="1" w:visibleStyles="0" w:alternateStyleNames="0"/>
-  <w:defaultTabStop w:val="720"/>
-  <w:drawingGridHorizontalSpacing w:val="187"/>
-  <w:drawingGridVerticalSpacing w:val="381"/>
-  <w:characterSpacingControl w:val="doNotCompress"/>
-  <w:hdrShapeDefaults>
-    <o:shapedefaults v:ext="edit" spidmax="2049"/>
-  </w:hdrShapeDefaults>
-  <w:compat>
-    <w:compatSetting w:name="compatibilityMode" w:uri="http://schemas.microsoft.com/office/word" w:val="14"/>
-    <w:compatSetting w:name="overrideTableStyleFontSizeAndJustification" w:uri="http://schemas.microsoft.com/office/word" w:val="1"/>
-    <w:compatSetting w:name="enableOpenTypeFeatures" w:uri="http://schemas.microsoft.com/office/word" w:val="1"/>
-    <w:compatSetting w:name="doNotFlipMirrorIndents" w:uri="http://schemas.microsoft.com/office/word" w:val="1"/>
-  </w:compat>
-  <w:rsids>
-    <w:rsidRoot w:val="00952945"/>
-    <w:rsid w:val="000031AA"/>
-    <w:rsid w:val="00004066"/>
-    <w:rsid w:val="00005F37"/>
-    <w:rsid w:val="00006272"/>
-    <w:rsid w:val="0000661F"/>
-    <w:rsid w:val="00007B71"/>
-    <w:rsid w:val="00007C6D"/>
-    <w:rsid w:val="00010069"/>
-    <w:rsid w:val="000118E7"/>
-    <w:rsid w:val="00012B48"/>
-    <w:rsid w:val="00013BEE"/>
-    <w:rsid w:val="000141DC"/>
-    <w:rsid w:val="00014A35"/>
-    <w:rsid w:val="00015B15"/>
-    <w:rsid w:val="00017B8B"/>
-    <w:rsid w:val="0002261E"/>
-    <w:rsid w:val="000233EA"/>
-    <w:rsid w:val="00023BA8"/>
-    <w:rsid w:val="00024A7C"/>
-    <w:rsid w:val="000257CE"/>
-    <w:rsid w:val="0002664E"/>
-    <w:rsid w:val="00027142"/>
-    <w:rsid w:val="00027F28"/>
-    <w:rsid w:val="00030276"/>
-    <w:rsid w:val="000303D6"/>
-    <w:rsid w:val="000307FD"/>
-    <w:rsid w:val="00031790"/>
-    <w:rsid w:val="00032D61"/>
-    <w:rsid w:val="000334C3"/>
-    <w:rsid w:val="00033D87"/>
-    <w:rsid w:val="0003473A"/>
-    <w:rsid w:val="00035E2A"/>
-    <w:rsid w:val="00036861"/>
-    <w:rsid w:val="00036FD5"/>
-    <w:rsid w:val="00040AA0"/>
-    <w:rsid w:val="00045061"/>
-    <w:rsid w:val="00045299"/>
-    <w:rsid w:val="000464B3"/>
-    <w:rsid w:val="00050AF7"/>
-    <w:rsid w:val="00050BA9"/>
-    <w:rsid w:val="00051AAA"/>
-    <w:rsid w:val="00052253"/>
-    <w:rsid w:val="00052D1F"/>
-    <w:rsid w:val="00055591"/>
-    <w:rsid w:val="00055721"/>
-    <w:rsid w:val="0005643B"/>
-    <w:rsid w:val="00060460"/>
-    <w:rsid w:val="00060F87"/>
-    <w:rsid w:val="000611C3"/>
-    <w:rsid w:val="00063E11"/>
-    <w:rsid w:val="0006420B"/>
-    <w:rsid w:val="000642A7"/>
-    <w:rsid w:val="0006525A"/>
-    <w:rsid w:val="00065AC3"/>
-    <w:rsid w:val="000661BE"/>
-    <w:rsid w:val="0006673C"/>
-    <w:rsid w:val="000679C8"/>
-    <w:rsid w:val="00073405"/>
-    <w:rsid w:val="00074C25"/>
-    <w:rsid w:val="0007527F"/>
-    <w:rsid w:val="000769C5"/>
-    <w:rsid w:val="00076F12"/>
-    <w:rsid w:val="00077E32"/>
-    <w:rsid w:val="00080F11"/>
-    <w:rsid w:val="00081A49"/>
-    <w:rsid w:val="00082A31"/>
-    <w:rsid w:val="000839C7"/>
-    <w:rsid w:val="00083BAB"/>
-    <w:rsid w:val="00083E94"/>
-    <w:rsid w:val="000847E5"/>
-    <w:rsid w:val="00084E42"/>
-    <w:rsid w:val="00086003"/>
-    <w:rsid w:val="00087338"/>
-    <w:rsid w:val="00091577"/>
-    <w:rsid w:val="00091692"/>
-    <w:rsid w:val="00091BE2"/>
-    <w:rsid w:val="00092D76"/>
-    <w:rsid w:val="00093598"/>
-    <w:rsid w:val="00094949"/>
-    <w:rsid w:val="0009594B"/>
-    <w:rsid w:val="000965EE"/>
-    <w:rsid w:val="000A21F8"/>
-    <w:rsid w:val="000A2482"/>
-    <w:rsid w:val="000A24F2"/>
-    <w:rsid w:val="000A425A"/>
-    <w:rsid w:val="000A57E1"/>
-    <w:rsid w:val="000A65A6"/>
-    <w:rsid w:val="000A67F7"/>
-    <w:rsid w:val="000A7A8C"/>
-    <w:rsid w:val="000B0D54"/>
-    <w:rsid w:val="000B0E61"/>
-    <w:rsid w:val="000B1A11"/>
-    <w:rsid w:val="000B2790"/>
-    <w:rsid w:val="000B2E5C"/>
-    <w:rsid w:val="000B3145"/>
-    <w:rsid w:val="000B3A80"/>
-    <w:rsid w:val="000B5737"/>
-    <w:rsid w:val="000B6B6B"/>
-    <w:rsid w:val="000B735F"/>
-    <w:rsid w:val="000C21D9"/>
-    <w:rsid w:val="000C2D5E"/>
-    <w:rsid w:val="000C3101"/>
-    <w:rsid w:val="000C3428"/>
-    <w:rsid w:val="000C4B3B"/>
-    <w:rsid w:val="000C5204"/>
-    <w:rsid w:val="000C7333"/>
-    <w:rsid w:val="000D06C2"/>
-    <w:rsid w:val="000D1F8F"/>
-    <w:rsid w:val="000D40DB"/>
-    <w:rsid w:val="000D4A69"/>
-    <w:rsid w:val="000D5CB8"/>
-    <w:rsid w:val="000D5DF2"/>
-    <w:rsid w:val="000D60B8"/>
-    <w:rsid w:val="000D6355"/>
-    <w:rsid w:val="000E1C81"/>
-    <w:rsid w:val="000E2623"/>
-    <w:rsid w:val="000E2FA1"/>
-    <w:rsid w:val="000E3A6A"/>
-    <w:rsid w:val="000E3DF7"/>
-    <w:rsid w:val="000E44B5"/>
-    <w:rsid w:val="000E6988"/>
-    <w:rsid w:val="000F0023"/>
-    <w:rsid w:val="000F0DB8"/>
-    <w:rsid w:val="000F15BB"/>
-    <w:rsid w:val="000F2CA1"/>
-    <w:rsid w:val="000F3350"/>
-    <w:rsid w:val="000F487A"/>
-    <w:rsid w:val="000F49F4"/>
-    <w:rsid w:val="000F6655"/>
-    <w:rsid w:val="000F73A1"/>
-    <w:rsid w:val="000F77E7"/>
-    <w:rsid w:val="000F7BB7"/>
-    <w:rsid w:val="000F7D8E"/>
-    <w:rsid w:val="001023FA"/>
-    <w:rsid w:val="00103FF5"/>
-    <w:rsid w:val="00104CF7"/>
-    <w:rsid w:val="00111A1A"/>
-    <w:rsid w:val="00111FBB"/>
-    <w:rsid w:val="00112772"/>
-    <w:rsid w:val="00113FC0"/>
-    <w:rsid w:val="00117DB3"/>
-    <w:rsid w:val="00120072"/>
-    <w:rsid w:val="001206AC"/>
-    <w:rsid w:val="001219C5"/>
-    <w:rsid w:val="001221D2"/>
-    <w:rsid w:val="00125B0B"/>
-    <w:rsid w:val="001264E3"/>
-    <w:rsid w:val="00126A6E"/>
-    <w:rsid w:val="00126B70"/>
-    <w:rsid w:val="0012781C"/>
-    <w:rsid w:val="00132421"/>
-    <w:rsid w:val="001329FA"/>
-    <w:rsid w:val="00132F8E"/>
-    <w:rsid w:val="00133581"/>
-    <w:rsid w:val="00134815"/>
-    <w:rsid w:val="00135985"/>
-    <w:rsid w:val="00135AEE"/>
-    <w:rsid w:val="00136155"/>
-    <w:rsid w:val="001372D3"/>
-    <w:rsid w:val="001377B3"/>
-    <w:rsid w:val="00137C97"/>
-    <w:rsid w:val="00140F83"/>
-    <w:rsid w:val="00141F97"/>
-    <w:rsid w:val="00142221"/>
-    <w:rsid w:val="00142B11"/>
-    <w:rsid w:val="00144624"/>
-    <w:rsid w:val="00146475"/>
-    <w:rsid w:val="0014667C"/>
-    <w:rsid w:val="001468FF"/>
-    <w:rsid w:val="00146D07"/>
-    <w:rsid w:val="0014714A"/>
-    <w:rsid w:val="00147829"/>
-    <w:rsid w:val="00151239"/>
-    <w:rsid w:val="00152395"/>
-    <w:rsid w:val="0015273B"/>
-    <w:rsid w:val="00154C65"/>
-    <w:rsid w:val="001551A0"/>
-    <w:rsid w:val="0015558C"/>
-    <w:rsid w:val="001555CA"/>
-    <w:rsid w:val="0015594B"/>
-    <w:rsid w:val="00155B4D"/>
-    <w:rsid w:val="00155FED"/>
-    <w:rsid w:val="00156B46"/>
-    <w:rsid w:val="00157443"/>
-    <w:rsid w:val="001579D5"/>
-    <w:rsid w:val="0016051D"/>
-    <w:rsid w:val="00160AFE"/>
-    <w:rsid w:val="001620B8"/>
-    <w:rsid w:val="00162A21"/>
-    <w:rsid w:val="0016301B"/>
-    <w:rsid w:val="001640E2"/>
-    <w:rsid w:val="001675B5"/>
-    <w:rsid w:val="00170A95"/>
-    <w:rsid w:val="00172B53"/>
-    <w:rsid w:val="001730CB"/>
-    <w:rsid w:val="00174BA5"/>
-    <w:rsid w:val="00175358"/>
-    <w:rsid w:val="00175BEA"/>
-    <w:rsid w:val="00176683"/>
-    <w:rsid w:val="001827AA"/>
-    <w:rsid w:val="001830C6"/>
-    <w:rsid w:val="00183E01"/>
-    <w:rsid w:val="00184310"/>
-    <w:rsid w:val="001846D6"/>
-    <w:rsid w:val="0018633B"/>
-    <w:rsid w:val="001864DE"/>
-    <w:rsid w:val="0019033D"/>
-    <w:rsid w:val="00191F6B"/>
-    <w:rsid w:val="00192420"/>
-    <w:rsid w:val="00192C02"/>
-    <w:rsid w:val="00194A01"/>
-    <w:rsid w:val="001964A5"/>
-    <w:rsid w:val="001A0A90"/>
-    <w:rsid w:val="001A0C1D"/>
-    <w:rsid w:val="001A324B"/>
-    <w:rsid w:val="001A4E5C"/>
-    <w:rsid w:val="001B1E25"/>
-    <w:rsid w:val="001B2070"/>
-    <w:rsid w:val="001B3991"/>
-    <w:rsid w:val="001B40C9"/>
-    <w:rsid w:val="001B4DE2"/>
-    <w:rsid w:val="001B5E5F"/>
-    <w:rsid w:val="001C094A"/>
-    <w:rsid w:val="001C1CE6"/>
-    <w:rsid w:val="001C289D"/>
-    <w:rsid w:val="001C4EFD"/>
-    <w:rsid w:val="001C7DF1"/>
-    <w:rsid w:val="001D0E2E"/>
-    <w:rsid w:val="001D1B40"/>
-    <w:rsid w:val="001D275E"/>
-    <w:rsid w:val="001D31A5"/>
-    <w:rsid w:val="001D439C"/>
-    <w:rsid w:val="001D6DE7"/>
-    <w:rsid w:val="001E0097"/>
-    <w:rsid w:val="001E021B"/>
-    <w:rsid w:val="001E2A35"/>
-    <w:rsid w:val="001E33FB"/>
-    <w:rsid w:val="001E4E01"/>
-    <w:rsid w:val="001E4F8C"/>
-    <w:rsid w:val="001E63C8"/>
-    <w:rsid w:val="001F0C9F"/>
-    <w:rsid w:val="001F0E2A"/>
-    <w:rsid w:val="001F13EA"/>
-    <w:rsid w:val="001F4112"/>
-    <w:rsid w:val="001F47EC"/>
-    <w:rsid w:val="001F5125"/>
-    <w:rsid w:val="001F53BC"/>
-    <w:rsid w:val="001F5C87"/>
-    <w:rsid w:val="001F62DE"/>
-    <w:rsid w:val="002026E6"/>
-    <w:rsid w:val="0020309C"/>
-    <w:rsid w:val="00203967"/>
-    <w:rsid w:val="00205C2A"/>
-    <w:rsid w:val="002077A2"/>
-    <w:rsid w:val="00211477"/>
-    <w:rsid w:val="00213F5B"/>
-    <w:rsid w:val="00214D4A"/>
-    <w:rsid w:val="00216A45"/>
-    <w:rsid w:val="00220E64"/>
-    <w:rsid w:val="00221118"/>
-    <w:rsid w:val="00221356"/>
-    <w:rsid w:val="002215B7"/>
-    <w:rsid w:val="00221D7E"/>
-    <w:rsid w:val="002229DF"/>
-    <w:rsid w:val="00222E5D"/>
-    <w:rsid w:val="00223389"/>
-    <w:rsid w:val="00223427"/>
-    <w:rsid w:val="0022351E"/>
-    <w:rsid w:val="002237F8"/>
-    <w:rsid w:val="00223A21"/>
-    <w:rsid w:val="00224C89"/>
-    <w:rsid w:val="00224F86"/>
-    <w:rsid w:val="00225265"/>
-    <w:rsid w:val="00225F01"/>
-    <w:rsid w:val="0022613D"/>
-    <w:rsid w:val="00226390"/>
-    <w:rsid w:val="00230EE3"/>
-    <w:rsid w:val="0023120C"/>
-    <w:rsid w:val="00231A90"/>
-    <w:rsid w:val="00231F37"/>
-    <w:rsid w:val="00235221"/>
-    <w:rsid w:val="0023633C"/>
-    <w:rsid w:val="002378B6"/>
-    <w:rsid w:val="00241ECC"/>
-    <w:rsid w:val="00242365"/>
-    <w:rsid w:val="00243878"/>
-    <w:rsid w:val="00243F3B"/>
-    <w:rsid w:val="00244486"/>
-    <w:rsid w:val="00244F5E"/>
-    <w:rsid w:val="00245C76"/>
-    <w:rsid w:val="00246B71"/>
-    <w:rsid w:val="00247BD7"/>
-    <w:rsid w:val="00252AAF"/>
-    <w:rsid w:val="00255580"/>
-    <w:rsid w:val="00255B8A"/>
-    <w:rsid w:val="002601AC"/>
-    <w:rsid w:val="00261078"/>
-    <w:rsid w:val="00261C09"/>
-    <w:rsid w:val="00261EA0"/>
-    <w:rsid w:val="00262957"/>
-    <w:rsid w:val="00262B29"/>
-    <w:rsid w:val="002639BF"/>
-    <w:rsid w:val="0026512E"/>
-    <w:rsid w:val="002666D6"/>
-    <w:rsid w:val="0026779C"/>
-    <w:rsid w:val="00267CFF"/>
-    <w:rsid w:val="00270734"/>
-    <w:rsid w:val="002707AD"/>
-    <w:rsid w:val="00270815"/>
-    <w:rsid w:val="00270FF8"/>
-    <w:rsid w:val="0027449A"/>
-    <w:rsid w:val="00275177"/>
-    <w:rsid w:val="00275E07"/>
-    <w:rsid w:val="002764AE"/>
-    <w:rsid w:val="00276A62"/>
-    <w:rsid w:val="00276B12"/>
-    <w:rsid w:val="00277B71"/>
-    <w:rsid w:val="00281C66"/>
-    <w:rsid w:val="00282861"/>
-    <w:rsid w:val="0028345F"/>
-    <w:rsid w:val="00284468"/>
-    <w:rsid w:val="00284976"/>
-    <w:rsid w:val="0028497E"/>
-    <w:rsid w:val="002850B2"/>
-    <w:rsid w:val="00285837"/>
-    <w:rsid w:val="00286B30"/>
-    <w:rsid w:val="0029048D"/>
-    <w:rsid w:val="002950CD"/>
-    <w:rsid w:val="002955F2"/>
-    <w:rsid w:val="00295C74"/>
-    <w:rsid w:val="00297427"/>
-    <w:rsid w:val="002A0B3A"/>
-    <w:rsid w:val="002A1D6B"/>
-    <w:rsid w:val="002A2DB7"/>
-    <w:rsid w:val="002A64EA"/>
-    <w:rsid w:val="002A6596"/>
-    <w:rsid w:val="002A7056"/>
-    <w:rsid w:val="002B0578"/>
-    <w:rsid w:val="002B18FC"/>
-    <w:rsid w:val="002B2841"/>
-    <w:rsid w:val="002B2D77"/>
-    <w:rsid w:val="002B3049"/>
-    <w:rsid w:val="002B39A8"/>
-    <w:rsid w:val="002B42AA"/>
-    <w:rsid w:val="002B476F"/>
-    <w:rsid w:val="002B562A"/>
-    <w:rsid w:val="002C0DC5"/>
-    <w:rsid w:val="002C0FE2"/>
-    <w:rsid w:val="002C1FD0"/>
-    <w:rsid w:val="002C3A67"/>
-    <w:rsid w:val="002C418B"/>
-    <w:rsid w:val="002C6B6A"/>
-    <w:rsid w:val="002D289D"/>
-    <w:rsid w:val="002D2A2A"/>
-    <w:rsid w:val="002D321D"/>
-    <w:rsid w:val="002D475D"/>
-    <w:rsid w:val="002D4D13"/>
-    <w:rsid w:val="002D5140"/>
-    <w:rsid w:val="002D5709"/>
-    <w:rsid w:val="002D6988"/>
-    <w:rsid w:val="002D6F63"/>
-    <w:rsid w:val="002E0712"/>
-    <w:rsid w:val="002E2054"/>
-    <w:rsid w:val="002E29E1"/>
-    <w:rsid w:val="002E3EB1"/>
-    <w:rsid w:val="002E4574"/>
-    <w:rsid w:val="002E51A0"/>
-    <w:rsid w:val="002E6A7A"/>
-    <w:rsid w:val="002E738F"/>
-    <w:rsid w:val="002E7D0E"/>
-    <w:rsid w:val="002F14A1"/>
-    <w:rsid w:val="002F15D8"/>
-    <w:rsid w:val="002F1D1F"/>
-    <w:rsid w:val="002F2C8E"/>
-    <w:rsid w:val="0030106D"/>
-    <w:rsid w:val="00302C9F"/>
-    <w:rsid w:val="00302E81"/>
-    <w:rsid w:val="003031EA"/>
-    <w:rsid w:val="003033CF"/>
-    <w:rsid w:val="003042B4"/>
-    <w:rsid w:val="00305FA6"/>
-    <w:rsid w:val="003117B4"/>
-    <w:rsid w:val="00314340"/>
-    <w:rsid w:val="00316CF1"/>
-    <w:rsid w:val="003176B7"/>
-    <w:rsid w:val="00317B7E"/>
-    <w:rsid w:val="00320FEA"/>
-    <w:rsid w:val="003211D3"/>
-    <w:rsid w:val="003215CA"/>
-    <w:rsid w:val="00321DA5"/>
-    <w:rsid w:val="00321E2C"/>
-    <w:rsid w:val="003220F4"/>
-    <w:rsid w:val="00322C67"/>
-    <w:rsid w:val="00322F09"/>
-    <w:rsid w:val="00323E68"/>
-    <w:rsid w:val="003269A0"/>
-    <w:rsid w:val="00327404"/>
-    <w:rsid w:val="00332713"/>
-    <w:rsid w:val="00332E54"/>
-    <w:rsid w:val="00334079"/>
-    <w:rsid w:val="00334CF9"/>
-    <w:rsid w:val="003358A1"/>
-    <w:rsid w:val="0033691E"/>
-    <w:rsid w:val="00336969"/>
-    <w:rsid w:val="00337162"/>
-    <w:rsid w:val="0034068D"/>
-    <w:rsid w:val="00340A2E"/>
-    <w:rsid w:val="00340D15"/>
-    <w:rsid w:val="003417F6"/>
-    <w:rsid w:val="00341905"/>
-    <w:rsid w:val="003423F1"/>
-    <w:rsid w:val="00343140"/>
-    <w:rsid w:val="00343B2B"/>
-    <w:rsid w:val="00344BBD"/>
-    <w:rsid w:val="00347F01"/>
-    <w:rsid w:val="0035015D"/>
-    <w:rsid w:val="003510C5"/>
-    <w:rsid w:val="003529BF"/>
-    <w:rsid w:val="00353507"/>
-    <w:rsid w:val="00353A23"/>
-    <w:rsid w:val="003545B1"/>
-    <w:rsid w:val="0035506E"/>
-    <w:rsid w:val="00355C6B"/>
-    <w:rsid w:val="003570A0"/>
-    <w:rsid w:val="00357F99"/>
-    <w:rsid w:val="00360168"/>
-    <w:rsid w:val="003612E6"/>
-    <w:rsid w:val="00362CFB"/>
-    <w:rsid w:val="00364A8A"/>
-    <w:rsid w:val="00364B38"/>
-    <w:rsid w:val="00365252"/>
-    <w:rsid w:val="00365785"/>
-    <w:rsid w:val="00366C01"/>
-    <w:rsid w:val="0036745D"/>
-    <w:rsid w:val="00371924"/>
-    <w:rsid w:val="00373AC6"/>
-    <w:rsid w:val="00375134"/>
-    <w:rsid w:val="00375C53"/>
-    <w:rsid w:val="00377B1B"/>
-    <w:rsid w:val="003800C2"/>
-    <w:rsid w:val="00380E30"/>
-    <w:rsid w:val="003817AA"/>
-    <w:rsid w:val="0038220C"/>
-    <w:rsid w:val="00382AC3"/>
-    <w:rsid w:val="00382BF8"/>
-    <w:rsid w:val="00382C52"/>
-    <w:rsid w:val="003831EB"/>
-    <w:rsid w:val="003834E8"/>
-    <w:rsid w:val="00384564"/>
-    <w:rsid w:val="00385973"/>
-    <w:rsid w:val="00386AF4"/>
-    <w:rsid w:val="00390BE7"/>
-    <w:rsid w:val="00390DA3"/>
-    <w:rsid w:val="00392E4D"/>
-    <w:rsid w:val="00394359"/>
-    <w:rsid w:val="00394536"/>
-    <w:rsid w:val="00395F2F"/>
-    <w:rsid w:val="0039641F"/>
-    <w:rsid w:val="00397187"/>
-    <w:rsid w:val="003A0719"/>
-    <w:rsid w:val="003A4EA1"/>
-    <w:rsid w:val="003A511D"/>
-    <w:rsid w:val="003A51B3"/>
-    <w:rsid w:val="003A5DE7"/>
-    <w:rsid w:val="003A6CE3"/>
-    <w:rsid w:val="003A71B7"/>
-    <w:rsid w:val="003A74CB"/>
-    <w:rsid w:val="003A7959"/>
-    <w:rsid w:val="003A7A1C"/>
-    <w:rsid w:val="003B10AD"/>
-    <w:rsid w:val="003B1362"/>
-    <w:rsid w:val="003B2FC1"/>
-    <w:rsid w:val="003B35A0"/>
-    <w:rsid w:val="003B4B42"/>
-    <w:rsid w:val="003B545B"/>
-    <w:rsid w:val="003C24C5"/>
-    <w:rsid w:val="003C4D69"/>
-    <w:rsid w:val="003C7771"/>
-    <w:rsid w:val="003D0C87"/>
-    <w:rsid w:val="003D19CD"/>
-    <w:rsid w:val="003D2826"/>
-    <w:rsid w:val="003D3D03"/>
-    <w:rsid w:val="003D40C7"/>
-    <w:rsid w:val="003D47ED"/>
-    <w:rsid w:val="003D49B1"/>
-    <w:rsid w:val="003D5B77"/>
-    <w:rsid w:val="003D6EA1"/>
-    <w:rsid w:val="003D7302"/>
-    <w:rsid w:val="003E05A8"/>
-    <w:rsid w:val="003E0701"/>
-    <w:rsid w:val="003E1F21"/>
-    <w:rsid w:val="003E4F94"/>
-    <w:rsid w:val="003E50A7"/>
-    <w:rsid w:val="003E7442"/>
-    <w:rsid w:val="003E7D59"/>
-    <w:rsid w:val="003F081F"/>
-    <w:rsid w:val="003F2762"/>
-    <w:rsid w:val="003F27CC"/>
-    <w:rsid w:val="003F3074"/>
-    <w:rsid w:val="003F3F7D"/>
-    <w:rsid w:val="003F42E2"/>
-    <w:rsid w:val="003F4985"/>
-    <w:rsid w:val="003F60C9"/>
-    <w:rsid w:val="003F689A"/>
-    <w:rsid w:val="003F7B9A"/>
-    <w:rsid w:val="004001E9"/>
-    <w:rsid w:val="00402A1C"/>
-    <w:rsid w:val="00404F5F"/>
-    <w:rsid w:val="0040525C"/>
-    <w:rsid w:val="00407930"/>
-    <w:rsid w:val="00407B32"/>
-    <w:rsid w:val="00412EED"/>
-    <w:rsid w:val="0041376E"/>
-    <w:rsid w:val="00414158"/>
-    <w:rsid w:val="00414629"/>
-    <w:rsid w:val="00414DF0"/>
-    <w:rsid w:val="00416FF7"/>
-    <w:rsid w:val="004172D4"/>
-    <w:rsid w:val="00417681"/>
-    <w:rsid w:val="00417C1F"/>
-    <w:rsid w:val="00420BFC"/>
-    <w:rsid w:val="00422B66"/>
-    <w:rsid w:val="00423970"/>
-    <w:rsid w:val="0042506C"/>
-    <w:rsid w:val="00426696"/>
-    <w:rsid w:val="0042698A"/>
-    <w:rsid w:val="0043152D"/>
-    <w:rsid w:val="00431797"/>
-    <w:rsid w:val="0043412C"/>
-    <w:rsid w:val="004354EC"/>
-    <w:rsid w:val="00435E7A"/>
-    <w:rsid w:val="004368E8"/>
-    <w:rsid w:val="00440F3E"/>
-    <w:rsid w:val="00442338"/>
-    <w:rsid w:val="00444B4E"/>
-    <w:rsid w:val="0044518E"/>
-    <w:rsid w:val="0044520B"/>
-    <w:rsid w:val="00445BCC"/>
-    <w:rsid w:val="00445C04"/>
-    <w:rsid w:val="004521FC"/>
-    <w:rsid w:val="0045275D"/>
-    <w:rsid w:val="00452C61"/>
-    <w:rsid w:val="00453BE7"/>
-    <w:rsid w:val="004542B5"/>
-    <w:rsid w:val="00454B50"/>
-    <w:rsid w:val="00454C15"/>
-    <w:rsid w:val="00454EFD"/>
-    <w:rsid w:val="00455D98"/>
-    <w:rsid w:val="00461C51"/>
-    <w:rsid w:val="00461E9C"/>
-    <w:rsid w:val="004628D9"/>
-    <w:rsid w:val="0046438F"/>
-    <w:rsid w:val="00464443"/>
-    <w:rsid w:val="00465831"/>
-    <w:rsid w:val="00465DF4"/>
-    <w:rsid w:val="00471DBD"/>
-    <w:rsid w:val="004723CA"/>
-    <w:rsid w:val="0047324E"/>
-    <w:rsid w:val="004739F7"/>
-    <w:rsid w:val="00473C65"/>
-    <w:rsid w:val="004741C7"/>
-    <w:rsid w:val="004743DC"/>
-    <w:rsid w:val="0047530E"/>
-    <w:rsid w:val="00475DF4"/>
-    <w:rsid w:val="00475F5A"/>
-    <w:rsid w:val="004765FB"/>
-    <w:rsid w:val="004803F4"/>
-    <w:rsid w:val="00480C20"/>
-    <w:rsid w:val="00480D2F"/>
-    <w:rsid w:val="00484D52"/>
-    <w:rsid w:val="00486570"/>
-    <w:rsid w:val="0048676D"/>
-    <w:rsid w:val="00486FD3"/>
-    <w:rsid w:val="00490F6A"/>
-    <w:rsid w:val="004926A6"/>
-    <w:rsid w:val="00492A3E"/>
-    <w:rsid w:val="00494815"/>
-    <w:rsid w:val="00494C3A"/>
-    <w:rsid w:val="004956F6"/>
-    <w:rsid w:val="004966D3"/>
-    <w:rsid w:val="00497CB0"/>
-    <w:rsid w:val="004A4727"/>
-    <w:rsid w:val="004A5463"/>
-    <w:rsid w:val="004A76B1"/>
-    <w:rsid w:val="004B04D2"/>
-    <w:rsid w:val="004B1422"/>
-    <w:rsid w:val="004B1EAE"/>
-    <w:rsid w:val="004B24B2"/>
-    <w:rsid w:val="004B25BD"/>
-    <w:rsid w:val="004B2EE9"/>
-    <w:rsid w:val="004B3F2F"/>
-    <w:rsid w:val="004B7B59"/>
-    <w:rsid w:val="004C003E"/>
-    <w:rsid w:val="004C0DDB"/>
-    <w:rsid w:val="004C1436"/>
-    <w:rsid w:val="004C14B4"/>
-    <w:rsid w:val="004C21ED"/>
-    <w:rsid w:val="004C2794"/>
-    <w:rsid w:val="004C3F83"/>
-    <w:rsid w:val="004C7589"/>
-    <w:rsid w:val="004C7EA1"/>
-    <w:rsid w:val="004D1330"/>
-    <w:rsid w:val="004D1CCB"/>
-    <w:rsid w:val="004D6265"/>
-    <w:rsid w:val="004D7A59"/>
-    <w:rsid w:val="004D7B95"/>
-    <w:rsid w:val="004E0337"/>
-    <w:rsid w:val="004E1676"/>
-    <w:rsid w:val="004E1F45"/>
-    <w:rsid w:val="004E2063"/>
-    <w:rsid w:val="004E24B2"/>
-    <w:rsid w:val="004E37B6"/>
-    <w:rsid w:val="004E380C"/>
-    <w:rsid w:val="004E4165"/>
-    <w:rsid w:val="004E46FB"/>
-    <w:rsid w:val="004E6EC0"/>
-    <w:rsid w:val="004F0BE6"/>
-    <w:rsid w:val="004F132D"/>
-    <w:rsid w:val="004F18C9"/>
-    <w:rsid w:val="004F19CB"/>
-    <w:rsid w:val="004F1EDF"/>
-    <w:rsid w:val="004F1F30"/>
-    <w:rsid w:val="004F2991"/>
-    <w:rsid w:val="004F709F"/>
-    <w:rsid w:val="004F76D2"/>
-    <w:rsid w:val="004F795C"/>
-    <w:rsid w:val="004F7B4D"/>
-    <w:rsid w:val="005019AD"/>
-    <w:rsid w:val="005032C8"/>
-    <w:rsid w:val="005034BC"/>
-    <w:rsid w:val="0050396D"/>
-    <w:rsid w:val="00503D63"/>
-    <w:rsid w:val="00505C5C"/>
-    <w:rsid w:val="005070CF"/>
-    <w:rsid w:val="00511979"/>
-    <w:rsid w:val="00511CE5"/>
-    <w:rsid w:val="00511D21"/>
-    <w:rsid w:val="00511D5C"/>
-    <w:rsid w:val="0051218E"/>
-    <w:rsid w:val="005122BD"/>
-    <w:rsid w:val="00514D7D"/>
-    <w:rsid w:val="00515B3B"/>
-    <w:rsid w:val="00515B74"/>
-    <w:rsid w:val="00515B92"/>
-    <w:rsid w:val="00516891"/>
-    <w:rsid w:val="00516A92"/>
-    <w:rsid w:val="00517CC3"/>
-    <w:rsid w:val="00517FA9"/>
-    <w:rsid w:val="005200E9"/>
-    <w:rsid w:val="0052102E"/>
-    <w:rsid w:val="00521192"/>
-    <w:rsid w:val="00521A4C"/>
-    <w:rsid w:val="005229CB"/>
-    <w:rsid w:val="005234E4"/>
-    <w:rsid w:val="00523DBE"/>
-    <w:rsid w:val="00525BDA"/>
-    <w:rsid w:val="00525EF4"/>
-    <w:rsid w:val="00530265"/>
-    <w:rsid w:val="00535D77"/>
-    <w:rsid w:val="00536CAF"/>
-    <w:rsid w:val="00536DC0"/>
-    <w:rsid w:val="00541580"/>
-    <w:rsid w:val="00541E87"/>
-    <w:rsid w:val="00541EED"/>
-    <w:rsid w:val="005435DA"/>
-    <w:rsid w:val="00543EBF"/>
-    <w:rsid w:val="005441A0"/>
-    <w:rsid w:val="0054495D"/>
-    <w:rsid w:val="00546398"/>
-    <w:rsid w:val="00546A3A"/>
-    <w:rsid w:val="00550C05"/>
-    <w:rsid w:val="00551B06"/>
-    <w:rsid w:val="00552D7A"/>
-    <w:rsid w:val="00553D44"/>
-    <w:rsid w:val="00554865"/>
-    <w:rsid w:val="00554E6A"/>
-    <w:rsid w:val="00555A4C"/>
-    <w:rsid w:val="0055759B"/>
-    <w:rsid w:val="00561449"/>
-    <w:rsid w:val="00562A03"/>
-    <w:rsid w:val="005637DA"/>
-    <w:rsid w:val="00563B13"/>
-    <w:rsid w:val="0056429B"/>
-    <w:rsid w:val="00565D67"/>
-    <w:rsid w:val="0056784E"/>
-    <w:rsid w:val="005707A5"/>
-    <w:rsid w:val="00573065"/>
-    <w:rsid w:val="00573664"/>
-    <w:rsid w:val="00573F22"/>
-    <w:rsid w:val="0057502B"/>
-    <w:rsid w:val="00577416"/>
-    <w:rsid w:val="00577E10"/>
-    <w:rsid w:val="00580444"/>
-    <w:rsid w:val="005822B8"/>
-    <w:rsid w:val="005829CE"/>
-    <w:rsid w:val="0058371E"/>
-    <w:rsid w:val="00593869"/>
-    <w:rsid w:val="00595473"/>
-    <w:rsid w:val="00596187"/>
-    <w:rsid w:val="00596B2C"/>
-    <w:rsid w:val="005A115B"/>
-    <w:rsid w:val="005A13E7"/>
-    <w:rsid w:val="005A25E2"/>
-    <w:rsid w:val="005A2AB1"/>
-    <w:rsid w:val="005A37E9"/>
-    <w:rsid w:val="005A38AF"/>
-    <w:rsid w:val="005A40F3"/>
-    <w:rsid w:val="005A613E"/>
-    <w:rsid w:val="005A686B"/>
-    <w:rsid w:val="005A768B"/>
-    <w:rsid w:val="005A78C9"/>
-    <w:rsid w:val="005B0AE5"/>
-    <w:rsid w:val="005B44AA"/>
-    <w:rsid w:val="005B4EBD"/>
-    <w:rsid w:val="005B56BE"/>
-    <w:rsid w:val="005B5FBC"/>
-    <w:rsid w:val="005B6C59"/>
-    <w:rsid w:val="005B7DAB"/>
-    <w:rsid w:val="005C01AF"/>
-    <w:rsid w:val="005C03F7"/>
-    <w:rsid w:val="005C08D6"/>
-    <w:rsid w:val="005C1280"/>
-    <w:rsid w:val="005C1C6F"/>
-    <w:rsid w:val="005C1C82"/>
-    <w:rsid w:val="005C2C5A"/>
-    <w:rsid w:val="005C6539"/>
-    <w:rsid w:val="005C66E8"/>
-    <w:rsid w:val="005C7F51"/>
-    <w:rsid w:val="005D010D"/>
-    <w:rsid w:val="005D09BC"/>
-    <w:rsid w:val="005D2D25"/>
-    <w:rsid w:val="005D2E09"/>
-    <w:rsid w:val="005D3040"/>
-    <w:rsid w:val="005D30F5"/>
-    <w:rsid w:val="005D3DD4"/>
-    <w:rsid w:val="005D45F1"/>
-    <w:rsid w:val="005D4B7E"/>
-    <w:rsid w:val="005D4C44"/>
-    <w:rsid w:val="005D5F88"/>
-    <w:rsid w:val="005D67CA"/>
-    <w:rsid w:val="005D6E32"/>
-    <w:rsid w:val="005D7044"/>
-    <w:rsid w:val="005D7605"/>
-    <w:rsid w:val="005D7F1D"/>
-    <w:rsid w:val="005E4D24"/>
-    <w:rsid w:val="005E6F9E"/>
-    <w:rsid w:val="005E75BB"/>
-    <w:rsid w:val="005F01E5"/>
-    <w:rsid w:val="005F062C"/>
-    <w:rsid w:val="005F093B"/>
-    <w:rsid w:val="005F1909"/>
-    <w:rsid w:val="005F2F8E"/>
-    <w:rsid w:val="005F3A9C"/>
-    <w:rsid w:val="005F43FA"/>
-    <w:rsid w:val="005F559C"/>
-    <w:rsid w:val="005F610F"/>
-    <w:rsid w:val="005F7F03"/>
-    <w:rsid w:val="005F7F12"/>
-    <w:rsid w:val="00601488"/>
-    <w:rsid w:val="006019D3"/>
-    <w:rsid w:val="00602340"/>
-    <w:rsid w:val="006033F4"/>
-    <w:rsid w:val="00604365"/>
-    <w:rsid w:val="00604CC2"/>
-    <w:rsid w:val="00605F4A"/>
-    <w:rsid w:val="0060611B"/>
-    <w:rsid w:val="006100A4"/>
-    <w:rsid w:val="00610621"/>
-    <w:rsid w:val="00610A16"/>
-    <w:rsid w:val="0061210E"/>
-    <w:rsid w:val="006122CC"/>
-    <w:rsid w:val="006128DF"/>
-    <w:rsid w:val="0061376C"/>
-    <w:rsid w:val="00613E90"/>
-    <w:rsid w:val="00615782"/>
-    <w:rsid w:val="006168DC"/>
-    <w:rsid w:val="0061763B"/>
-    <w:rsid w:val="00620F7C"/>
-    <w:rsid w:val="00623500"/>
-    <w:rsid w:val="006249DE"/>
-    <w:rsid w:val="0062527F"/>
-    <w:rsid w:val="00625C7D"/>
-    <w:rsid w:val="00626B64"/>
-    <w:rsid w:val="00631729"/>
-    <w:rsid w:val="006322C0"/>
-    <w:rsid w:val="00632A8D"/>
-    <w:rsid w:val="006339DC"/>
-    <w:rsid w:val="00633CFE"/>
-    <w:rsid w:val="006348B0"/>
-    <w:rsid w:val="006356D6"/>
-    <w:rsid w:val="0064275C"/>
-    <w:rsid w:val="00642A83"/>
-    <w:rsid w:val="0064312B"/>
-    <w:rsid w:val="006437F0"/>
-    <w:rsid w:val="00644A43"/>
-    <w:rsid w:val="00646D41"/>
-    <w:rsid w:val="00646F13"/>
-    <w:rsid w:val="0064720D"/>
-    <w:rsid w:val="00650099"/>
-    <w:rsid w:val="0065033B"/>
-    <w:rsid w:val="00650E68"/>
-    <w:rsid w:val="006512F8"/>
-    <w:rsid w:val="00652D20"/>
-    <w:rsid w:val="0065490A"/>
-    <w:rsid w:val="006559D2"/>
-    <w:rsid w:val="00655D4D"/>
-    <w:rsid w:val="006571F2"/>
-    <w:rsid w:val="00660293"/>
-    <w:rsid w:val="0066216A"/>
-    <w:rsid w:val="00664E07"/>
-    <w:rsid w:val="0066588F"/>
-    <w:rsid w:val="006668DD"/>
-    <w:rsid w:val="00666DA3"/>
-    <w:rsid w:val="00666F24"/>
-    <w:rsid w:val="0066772A"/>
-    <w:rsid w:val="0066797E"/>
-    <w:rsid w:val="0067275D"/>
-    <w:rsid w:val="006735F7"/>
-    <w:rsid w:val="006736FC"/>
-    <w:rsid w:val="00675343"/>
-    <w:rsid w:val="00675454"/>
-    <w:rsid w:val="006765C8"/>
-    <w:rsid w:val="00676CFA"/>
-    <w:rsid w:val="00680D4C"/>
-    <w:rsid w:val="00681C97"/>
-    <w:rsid w:val="00682856"/>
-    <w:rsid w:val="0068363D"/>
-    <w:rsid w:val="006850BB"/>
-    <w:rsid w:val="006903D1"/>
-    <w:rsid w:val="0069238A"/>
-    <w:rsid w:val="00692917"/>
-    <w:rsid w:val="00693BEE"/>
-    <w:rsid w:val="00693FAC"/>
-    <w:rsid w:val="00696799"/>
-    <w:rsid w:val="00696B7B"/>
-    <w:rsid w:val="00696F3A"/>
-    <w:rsid w:val="00697156"/>
-    <w:rsid w:val="00697A82"/>
-    <w:rsid w:val="00697E02"/>
-    <w:rsid w:val="006A0BFD"/>
-    <w:rsid w:val="006A1B58"/>
-    <w:rsid w:val="006A796A"/>
-    <w:rsid w:val="006B0109"/>
-    <w:rsid w:val="006B1223"/>
-    <w:rsid w:val="006B2D9F"/>
-    <w:rsid w:val="006B3B28"/>
-    <w:rsid w:val="006B3E61"/>
-    <w:rsid w:val="006B687E"/>
-    <w:rsid w:val="006B79DE"/>
-    <w:rsid w:val="006B7AC4"/>
-    <w:rsid w:val="006B7DE0"/>
-    <w:rsid w:val="006C01CB"/>
-    <w:rsid w:val="006C064F"/>
-    <w:rsid w:val="006C28CA"/>
-    <w:rsid w:val="006C3DF7"/>
-    <w:rsid w:val="006C6835"/>
-    <w:rsid w:val="006C7694"/>
-    <w:rsid w:val="006C7E54"/>
-    <w:rsid w:val="006D11B6"/>
-    <w:rsid w:val="006D13FF"/>
-    <w:rsid w:val="006D262F"/>
-    <w:rsid w:val="006D3CA9"/>
-    <w:rsid w:val="006E0323"/>
-    <w:rsid w:val="006E0D05"/>
-    <w:rsid w:val="006E3724"/>
-    <w:rsid w:val="006E3AC4"/>
-    <w:rsid w:val="006E4655"/>
-    <w:rsid w:val="006E4731"/>
-    <w:rsid w:val="006E512D"/>
-    <w:rsid w:val="006E5D2E"/>
-    <w:rsid w:val="006E6592"/>
-    <w:rsid w:val="006F100B"/>
-    <w:rsid w:val="006F116F"/>
-    <w:rsid w:val="006F29E0"/>
-    <w:rsid w:val="006F2CD9"/>
-    <w:rsid w:val="006F3901"/>
-    <w:rsid w:val="006F4237"/>
-    <w:rsid w:val="006F6125"/>
-    <w:rsid w:val="006F63B4"/>
-    <w:rsid w:val="006F713E"/>
-    <w:rsid w:val="00700C0C"/>
-    <w:rsid w:val="00700CCC"/>
-    <w:rsid w:val="00700D45"/>
-    <w:rsid w:val="00701510"/>
-    <w:rsid w:val="00703354"/>
-    <w:rsid w:val="007037CE"/>
-    <w:rsid w:val="00703C08"/>
-    <w:rsid w:val="00704BFC"/>
-    <w:rsid w:val="00706582"/>
-    <w:rsid w:val="007065D7"/>
-    <w:rsid w:val="007076C8"/>
-    <w:rsid w:val="00712693"/>
-    <w:rsid w:val="00713045"/>
-    <w:rsid w:val="00713252"/>
-    <w:rsid w:val="007144CA"/>
-    <w:rsid w:val="00714E1E"/>
-    <w:rsid w:val="00715931"/>
-    <w:rsid w:val="00715E86"/>
-    <w:rsid w:val="007165FA"/>
-    <w:rsid w:val="0071761B"/>
-    <w:rsid w:val="00717B9A"/>
-    <w:rsid w:val="00720E17"/>
-    <w:rsid w:val="00721232"/>
-    <w:rsid w:val="007214AE"/>
-    <w:rsid w:val="007219E4"/>
-    <w:rsid w:val="00722698"/>
-    <w:rsid w:val="007233D1"/>
-    <w:rsid w:val="00723586"/>
-    <w:rsid w:val="00723D06"/>
-    <w:rsid w:val="0072629A"/>
-    <w:rsid w:val="00726733"/>
-    <w:rsid w:val="00727527"/>
-    <w:rsid w:val="00731133"/>
-    <w:rsid w:val="0073321C"/>
-    <w:rsid w:val="007348B1"/>
-    <w:rsid w:val="0073504E"/>
-    <w:rsid w:val="007353B3"/>
-    <w:rsid w:val="00736AE5"/>
-    <w:rsid w:val="0073784D"/>
-    <w:rsid w:val="0074029E"/>
-    <w:rsid w:val="007403EB"/>
-    <w:rsid w:val="00741346"/>
-    <w:rsid w:val="007422E6"/>
-    <w:rsid w:val="00742E1B"/>
-    <w:rsid w:val="007435DE"/>
-    <w:rsid w:val="00743AF7"/>
-    <w:rsid w:val="00743B6C"/>
-    <w:rsid w:val="00744117"/>
-    <w:rsid w:val="00747654"/>
-    <w:rsid w:val="0074799F"/>
-    <w:rsid w:val="007519FB"/>
-    <w:rsid w:val="007543DF"/>
-    <w:rsid w:val="00755E50"/>
-    <w:rsid w:val="0075648B"/>
-    <w:rsid w:val="0075671E"/>
-    <w:rsid w:val="0075681A"/>
-    <w:rsid w:val="00757030"/>
-    <w:rsid w:val="0075792C"/>
-    <w:rsid w:val="007600C1"/>
-    <w:rsid w:val="00760912"/>
-    <w:rsid w:val="00761067"/>
-    <w:rsid w:val="007612C3"/>
-    <w:rsid w:val="007616A8"/>
-    <w:rsid w:val="0076375D"/>
-    <w:rsid w:val="00764EA4"/>
-    <w:rsid w:val="0076565B"/>
-    <w:rsid w:val="00766BFC"/>
-    <w:rsid w:val="00767FB3"/>
-    <w:rsid w:val="00771628"/>
-    <w:rsid w:val="00771AB3"/>
-    <w:rsid w:val="00771B4E"/>
-    <w:rsid w:val="00772448"/>
-    <w:rsid w:val="00772D4E"/>
-    <w:rsid w:val="00774737"/>
-    <w:rsid w:val="00775121"/>
-    <w:rsid w:val="00775199"/>
-    <w:rsid w:val="007758C0"/>
-    <w:rsid w:val="00776FB4"/>
-    <w:rsid w:val="007807F6"/>
-    <w:rsid w:val="00782AF6"/>
-    <w:rsid w:val="0078420F"/>
-    <w:rsid w:val="0078442E"/>
-    <w:rsid w:val="00785105"/>
-    <w:rsid w:val="0078661C"/>
-    <w:rsid w:val="00790862"/>
-    <w:rsid w:val="007917F2"/>
-    <w:rsid w:val="007918D7"/>
-    <w:rsid w:val="00791EF5"/>
-    <w:rsid w:val="00792234"/>
-    <w:rsid w:val="00792C1F"/>
-    <w:rsid w:val="007949FD"/>
-    <w:rsid w:val="007956E8"/>
-    <w:rsid w:val="00796B2D"/>
-    <w:rsid w:val="007A1204"/>
-    <w:rsid w:val="007A2806"/>
-    <w:rsid w:val="007A50D7"/>
-    <w:rsid w:val="007A53E3"/>
-    <w:rsid w:val="007B0A9D"/>
-    <w:rsid w:val="007B3CE2"/>
-    <w:rsid w:val="007B4917"/>
-    <w:rsid w:val="007B4A81"/>
-    <w:rsid w:val="007B6C32"/>
-    <w:rsid w:val="007B7BDC"/>
-    <w:rsid w:val="007B7FDA"/>
-    <w:rsid w:val="007C0187"/>
-    <w:rsid w:val="007C062B"/>
-    <w:rsid w:val="007C0DB8"/>
-    <w:rsid w:val="007C1268"/>
-    <w:rsid w:val="007C25BF"/>
-    <w:rsid w:val="007C2F8C"/>
-    <w:rsid w:val="007C48F4"/>
-    <w:rsid w:val="007D2984"/>
-    <w:rsid w:val="007D503C"/>
-    <w:rsid w:val="007D5FD0"/>
-    <w:rsid w:val="007D636D"/>
-    <w:rsid w:val="007D6801"/>
-    <w:rsid w:val="007D759A"/>
-    <w:rsid w:val="007E204C"/>
-    <w:rsid w:val="007E3581"/>
-    <w:rsid w:val="007E4068"/>
-    <w:rsid w:val="007E47DF"/>
-    <w:rsid w:val="007E6987"/>
-    <w:rsid w:val="007E7772"/>
-    <w:rsid w:val="007F05D1"/>
-    <w:rsid w:val="007F06FF"/>
-    <w:rsid w:val="007F1586"/>
-    <w:rsid w:val="007F2E54"/>
-    <w:rsid w:val="007F3BC7"/>
-    <w:rsid w:val="007F72C1"/>
-    <w:rsid w:val="00801371"/>
-    <w:rsid w:val="008015F5"/>
-    <w:rsid w:val="00803207"/>
-    <w:rsid w:val="0080364B"/>
-    <w:rsid w:val="00803808"/>
-    <w:rsid w:val="00803AE4"/>
-    <w:rsid w:val="0080438F"/>
-    <w:rsid w:val="00806E9D"/>
-    <w:rsid w:val="008116E0"/>
-    <w:rsid w:val="00811AD9"/>
-    <w:rsid w:val="00812558"/>
-    <w:rsid w:val="00813007"/>
-    <w:rsid w:val="0081743F"/>
-    <w:rsid w:val="00817A32"/>
-    <w:rsid w:val="0082210D"/>
-    <w:rsid w:val="00823CAD"/>
-    <w:rsid w:val="00824ECD"/>
-    <w:rsid w:val="008256DD"/>
-    <w:rsid w:val="00826D40"/>
-    <w:rsid w:val="00830DE4"/>
-    <w:rsid w:val="00833135"/>
-    <w:rsid w:val="00833771"/>
-    <w:rsid w:val="0083478D"/>
-    <w:rsid w:val="00834940"/>
-    <w:rsid w:val="00835893"/>
-    <w:rsid w:val="008374F1"/>
-    <w:rsid w:val="008377D7"/>
-    <w:rsid w:val="00837D6E"/>
-    <w:rsid w:val="0084028C"/>
-    <w:rsid w:val="00841F61"/>
-    <w:rsid w:val="00844A8D"/>
-    <w:rsid w:val="008455AA"/>
-    <w:rsid w:val="00845E1B"/>
-    <w:rsid w:val="00846582"/>
-    <w:rsid w:val="0084726B"/>
-    <w:rsid w:val="0084749A"/>
-    <w:rsid w:val="008476F8"/>
-    <w:rsid w:val="008478EA"/>
-    <w:rsid w:val="00850FA1"/>
-    <w:rsid w:val="00851794"/>
-    <w:rsid w:val="00852091"/>
-    <w:rsid w:val="00853DFA"/>
-    <w:rsid w:val="0085494B"/>
-    <w:rsid w:val="00855342"/>
-    <w:rsid w:val="0085672A"/>
-    <w:rsid w:val="0085715C"/>
-    <w:rsid w:val="00861484"/>
-    <w:rsid w:val="00862F17"/>
-    <w:rsid w:val="0086534F"/>
-    <w:rsid w:val="00866EC0"/>
-    <w:rsid w:val="0086736E"/>
-    <w:rsid w:val="0086794D"/>
-    <w:rsid w:val="00867E84"/>
-    <w:rsid w:val="00872023"/>
-    <w:rsid w:val="00873D37"/>
-    <w:rsid w:val="00875347"/>
-    <w:rsid w:val="00877C79"/>
-    <w:rsid w:val="008805D4"/>
-    <w:rsid w:val="00880CA4"/>
-    <w:rsid w:val="00883806"/>
-    <w:rsid w:val="008839F5"/>
-    <w:rsid w:val="00883AAF"/>
-    <w:rsid w:val="008859DD"/>
-    <w:rsid w:val="0088632F"/>
-    <w:rsid w:val="00886526"/>
-    <w:rsid w:val="00886F7E"/>
-    <w:rsid w:val="00890B05"/>
-    <w:rsid w:val="008919AD"/>
-    <w:rsid w:val="008924A2"/>
-    <w:rsid w:val="00892AC9"/>
-    <w:rsid w:val="00892F92"/>
-    <w:rsid w:val="00893486"/>
-    <w:rsid w:val="00894E8F"/>
-    <w:rsid w:val="00895376"/>
-    <w:rsid w:val="00895A94"/>
-    <w:rsid w:val="00896032"/>
-    <w:rsid w:val="008A0A4A"/>
-    <w:rsid w:val="008A0D7F"/>
-    <w:rsid w:val="008A1FAE"/>
-    <w:rsid w:val="008A40EE"/>
-    <w:rsid w:val="008A41E7"/>
-    <w:rsid w:val="008A4292"/>
-    <w:rsid w:val="008A5C5F"/>
-    <w:rsid w:val="008A7528"/>
-    <w:rsid w:val="008B1FBD"/>
-    <w:rsid w:val="008B344F"/>
-    <w:rsid w:val="008B398D"/>
-    <w:rsid w:val="008B4354"/>
-    <w:rsid w:val="008B620B"/>
-    <w:rsid w:val="008B7A4D"/>
-    <w:rsid w:val="008B7F90"/>
-    <w:rsid w:val="008C0474"/>
-    <w:rsid w:val="008C0700"/>
-    <w:rsid w:val="008C1950"/>
-    <w:rsid w:val="008C35EE"/>
-    <w:rsid w:val="008C39A7"/>
-    <w:rsid w:val="008C3F85"/>
-    <w:rsid w:val="008C444F"/>
-    <w:rsid w:val="008C5465"/>
-    <w:rsid w:val="008C6FA6"/>
-    <w:rsid w:val="008C700F"/>
-    <w:rsid w:val="008D0CEF"/>
-    <w:rsid w:val="008D28EA"/>
-    <w:rsid w:val="008D5736"/>
-    <w:rsid w:val="008D6885"/>
-    <w:rsid w:val="008D76E0"/>
-    <w:rsid w:val="008E16A8"/>
-    <w:rsid w:val="008E18AD"/>
-    <w:rsid w:val="008E2FFA"/>
-    <w:rsid w:val="008E40C1"/>
-    <w:rsid w:val="008E4F99"/>
-    <w:rsid w:val="008E5EE7"/>
-    <w:rsid w:val="008E7343"/>
-    <w:rsid w:val="008E780E"/>
-    <w:rsid w:val="008E7910"/>
-    <w:rsid w:val="008E7B97"/>
-    <w:rsid w:val="008E7DBC"/>
-    <w:rsid w:val="008F027A"/>
-    <w:rsid w:val="008F074B"/>
-    <w:rsid w:val="008F09E9"/>
-    <w:rsid w:val="008F0CB5"/>
-    <w:rsid w:val="008F0EF5"/>
-    <w:rsid w:val="008F0F27"/>
-    <w:rsid w:val="008F1A9E"/>
-    <w:rsid w:val="008F239A"/>
-    <w:rsid w:val="008F4D5E"/>
-    <w:rsid w:val="008F5555"/>
-    <w:rsid w:val="008F6409"/>
-    <w:rsid w:val="008F745E"/>
-    <w:rsid w:val="008F7990"/>
-    <w:rsid w:val="00902771"/>
-    <w:rsid w:val="0090284F"/>
-    <w:rsid w:val="009040D7"/>
-    <w:rsid w:val="00907236"/>
-    <w:rsid w:val="00907853"/>
-    <w:rsid w:val="00907BFD"/>
-    <w:rsid w:val="00910CFA"/>
-    <w:rsid w:val="009127DD"/>
-    <w:rsid w:val="00912A39"/>
-    <w:rsid w:val="009146A4"/>
-    <w:rsid w:val="00916362"/>
-    <w:rsid w:val="009177F7"/>
-    <w:rsid w:val="00920382"/>
-    <w:rsid w:val="009218DA"/>
-    <w:rsid w:val="00922834"/>
-    <w:rsid w:val="0092681F"/>
-    <w:rsid w:val="00927B66"/>
-    <w:rsid w:val="0093002E"/>
-    <w:rsid w:val="0093161D"/>
-    <w:rsid w:val="0093284F"/>
-    <w:rsid w:val="00932C7D"/>
-    <w:rsid w:val="00932F14"/>
-    <w:rsid w:val="00933B1D"/>
-    <w:rsid w:val="00935DEB"/>
-    <w:rsid w:val="009360F4"/>
-    <w:rsid w:val="009378D6"/>
-    <w:rsid w:val="009409CC"/>
-    <w:rsid w:val="00942283"/>
-    <w:rsid w:val="009423A3"/>
-    <w:rsid w:val="009431E3"/>
-    <w:rsid w:val="00946A24"/>
-    <w:rsid w:val="00950811"/>
-    <w:rsid w:val="00950ACC"/>
-    <w:rsid w:val="00952945"/>
-    <w:rsid w:val="00953804"/>
-    <w:rsid w:val="00954022"/>
-    <w:rsid w:val="009543EA"/>
-    <w:rsid w:val="00955649"/>
-    <w:rsid w:val="00955931"/>
-    <w:rsid w:val="00956825"/>
-    <w:rsid w:val="0096178D"/>
-    <w:rsid w:val="009618BF"/>
-    <w:rsid w:val="00962112"/>
-    <w:rsid w:val="00963709"/>
-    <w:rsid w:val="00964A15"/>
-    <w:rsid w:val="009650B0"/>
-    <w:rsid w:val="00966C3D"/>
-    <w:rsid w:val="009675EA"/>
-    <w:rsid w:val="00967710"/>
-    <w:rsid w:val="00970581"/>
-    <w:rsid w:val="009716DB"/>
-    <w:rsid w:val="00973EA3"/>
-    <w:rsid w:val="00973F2D"/>
-    <w:rsid w:val="00977AE6"/>
-    <w:rsid w:val="0098310C"/>
-    <w:rsid w:val="0098310E"/>
-    <w:rsid w:val="009850F0"/>
-    <w:rsid w:val="00985DAE"/>
-    <w:rsid w:val="0098601C"/>
-    <w:rsid w:val="009866EA"/>
-    <w:rsid w:val="009924FB"/>
-    <w:rsid w:val="009926D7"/>
-    <w:rsid w:val="00992B45"/>
-    <w:rsid w:val="00993C67"/>
-    <w:rsid w:val="0099556E"/>
-    <w:rsid w:val="0099702E"/>
-    <w:rsid w:val="009A02FC"/>
-    <w:rsid w:val="009A0D0A"/>
-    <w:rsid w:val="009A2B0D"/>
-    <w:rsid w:val="009A2B71"/>
-    <w:rsid w:val="009A3589"/>
-    <w:rsid w:val="009A4CDE"/>
-    <w:rsid w:val="009A54B8"/>
-    <w:rsid w:val="009A6428"/>
-    <w:rsid w:val="009A7185"/>
-    <w:rsid w:val="009B1146"/>
-    <w:rsid w:val="009B17EB"/>
-    <w:rsid w:val="009B29A9"/>
-    <w:rsid w:val="009B3AFB"/>
-    <w:rsid w:val="009B4D7F"/>
-    <w:rsid w:val="009B7A4A"/>
-    <w:rsid w:val="009C226A"/>
-    <w:rsid w:val="009C291F"/>
-    <w:rsid w:val="009C3B7E"/>
-    <w:rsid w:val="009C458D"/>
-    <w:rsid w:val="009C47E2"/>
-    <w:rsid w:val="009C4C68"/>
-    <w:rsid w:val="009C6446"/>
-    <w:rsid w:val="009C6733"/>
-    <w:rsid w:val="009C6C90"/>
-    <w:rsid w:val="009C73E9"/>
-    <w:rsid w:val="009D1F52"/>
-    <w:rsid w:val="009D2D5B"/>
-    <w:rsid w:val="009D3732"/>
-    <w:rsid w:val="009D4292"/>
-    <w:rsid w:val="009D5AAF"/>
-    <w:rsid w:val="009D6A3F"/>
-    <w:rsid w:val="009D6D6A"/>
-    <w:rsid w:val="009D775B"/>
-    <w:rsid w:val="009E2B01"/>
-    <w:rsid w:val="009E394D"/>
-    <w:rsid w:val="009E3C31"/>
-    <w:rsid w:val="009E41B1"/>
-    <w:rsid w:val="009E4360"/>
-    <w:rsid w:val="009E475B"/>
-    <w:rsid w:val="009E494B"/>
-    <w:rsid w:val="009E4AAB"/>
-    <w:rsid w:val="009E7C6E"/>
-    <w:rsid w:val="009F3072"/>
-    <w:rsid w:val="009F398E"/>
-    <w:rsid w:val="009F39A4"/>
-    <w:rsid w:val="009F3A57"/>
-    <w:rsid w:val="009F5AA0"/>
-    <w:rsid w:val="009F6B4C"/>
-    <w:rsid w:val="009F6D05"/>
-    <w:rsid w:val="009F7FB7"/>
-    <w:rsid w:val="00A01793"/>
-    <w:rsid w:val="00A0286A"/>
-    <w:rsid w:val="00A03F5A"/>
-    <w:rsid w:val="00A04E56"/>
-    <w:rsid w:val="00A06824"/>
-    <w:rsid w:val="00A06915"/>
-    <w:rsid w:val="00A06B77"/>
-    <w:rsid w:val="00A10CEC"/>
-    <w:rsid w:val="00A114F3"/>
-    <w:rsid w:val="00A14639"/>
-    <w:rsid w:val="00A15E2A"/>
-    <w:rsid w:val="00A160F6"/>
-    <w:rsid w:val="00A168CE"/>
-    <w:rsid w:val="00A16A43"/>
-    <w:rsid w:val="00A17170"/>
-    <w:rsid w:val="00A17AC8"/>
-    <w:rsid w:val="00A20467"/>
-    <w:rsid w:val="00A20941"/>
-    <w:rsid w:val="00A2101B"/>
-    <w:rsid w:val="00A21C12"/>
-    <w:rsid w:val="00A2294A"/>
-    <w:rsid w:val="00A22A2C"/>
-    <w:rsid w:val="00A22C92"/>
-    <w:rsid w:val="00A24352"/>
-    <w:rsid w:val="00A245B4"/>
-    <w:rsid w:val="00A249D3"/>
-    <w:rsid w:val="00A24F31"/>
-    <w:rsid w:val="00A24F8A"/>
-    <w:rsid w:val="00A252F2"/>
-    <w:rsid w:val="00A26429"/>
-    <w:rsid w:val="00A264E8"/>
-    <w:rsid w:val="00A30AC1"/>
-    <w:rsid w:val="00A30E5A"/>
-    <w:rsid w:val="00A31F2A"/>
-    <w:rsid w:val="00A32CA5"/>
-    <w:rsid w:val="00A3327A"/>
-    <w:rsid w:val="00A424E6"/>
-    <w:rsid w:val="00A43BC7"/>
-    <w:rsid w:val="00A43EF1"/>
-    <w:rsid w:val="00A4604E"/>
-    <w:rsid w:val="00A46AEA"/>
-    <w:rsid w:val="00A471EE"/>
-    <w:rsid w:val="00A47F69"/>
-    <w:rsid w:val="00A5149F"/>
-    <w:rsid w:val="00A51D41"/>
-    <w:rsid w:val="00A53854"/>
-    <w:rsid w:val="00A54C98"/>
-    <w:rsid w:val="00A5540F"/>
-    <w:rsid w:val="00A55C16"/>
-    <w:rsid w:val="00A62C3B"/>
-    <w:rsid w:val="00A6456A"/>
-    <w:rsid w:val="00A66C52"/>
-    <w:rsid w:val="00A66D89"/>
-    <w:rsid w:val="00A676F2"/>
-    <w:rsid w:val="00A67A70"/>
-    <w:rsid w:val="00A71534"/>
-    <w:rsid w:val="00A75C03"/>
-    <w:rsid w:val="00A76029"/>
-    <w:rsid w:val="00A76470"/>
-    <w:rsid w:val="00A80890"/>
-    <w:rsid w:val="00A820FD"/>
-    <w:rsid w:val="00A82C3B"/>
-    <w:rsid w:val="00A84E2E"/>
-    <w:rsid w:val="00A8530C"/>
-    <w:rsid w:val="00A858CB"/>
-    <w:rsid w:val="00A86704"/>
-    <w:rsid w:val="00A87CE0"/>
-    <w:rsid w:val="00A91A83"/>
-    <w:rsid w:val="00A92003"/>
-    <w:rsid w:val="00A921B3"/>
-    <w:rsid w:val="00A9232C"/>
-    <w:rsid w:val="00A9260F"/>
-    <w:rsid w:val="00A92ED0"/>
-    <w:rsid w:val="00A93BF9"/>
-    <w:rsid w:val="00A96280"/>
-    <w:rsid w:val="00AA0916"/>
-    <w:rsid w:val="00AA1166"/>
-    <w:rsid w:val="00AA14B8"/>
-    <w:rsid w:val="00AA1A33"/>
-    <w:rsid w:val="00AA2973"/>
-    <w:rsid w:val="00AA29A6"/>
-    <w:rsid w:val="00AA2CE7"/>
-    <w:rsid w:val="00AA6826"/>
-    <w:rsid w:val="00AB06A9"/>
-    <w:rsid w:val="00AB0DEA"/>
-    <w:rsid w:val="00AB16BF"/>
-    <w:rsid w:val="00AB1BE8"/>
-    <w:rsid w:val="00AB47A7"/>
-    <w:rsid w:val="00AB753A"/>
-    <w:rsid w:val="00AC122D"/>
-    <w:rsid w:val="00AC203B"/>
-    <w:rsid w:val="00AC572E"/>
-    <w:rsid w:val="00AC5957"/>
-    <w:rsid w:val="00AC7136"/>
-    <w:rsid w:val="00AD0720"/>
-    <w:rsid w:val="00AD07F3"/>
-    <w:rsid w:val="00AD1CF4"/>
-    <w:rsid w:val="00AD34FB"/>
-    <w:rsid w:val="00AD37C3"/>
-    <w:rsid w:val="00AD3970"/>
-    <w:rsid w:val="00AD402E"/>
-    <w:rsid w:val="00AD4112"/>
-    <w:rsid w:val="00AD470D"/>
-    <w:rsid w:val="00AD52DB"/>
-    <w:rsid w:val="00AD785C"/>
-    <w:rsid w:val="00AE01F0"/>
-    <w:rsid w:val="00AE1375"/>
-    <w:rsid w:val="00AE188B"/>
-    <w:rsid w:val="00AE19DB"/>
-    <w:rsid w:val="00AE20F8"/>
-    <w:rsid w:val="00AE6CCD"/>
-    <w:rsid w:val="00AE6E20"/>
-    <w:rsid w:val="00AE7166"/>
-    <w:rsid w:val="00AE7E6E"/>
-    <w:rsid w:val="00AF020D"/>
-    <w:rsid w:val="00AF0AEC"/>
-    <w:rsid w:val="00AF2701"/>
-    <w:rsid w:val="00AF2D5E"/>
-    <w:rsid w:val="00AF2DAE"/>
-    <w:rsid w:val="00AF3B76"/>
-    <w:rsid w:val="00AF511A"/>
-    <w:rsid w:val="00AF7FA0"/>
-    <w:rsid w:val="00B0121C"/>
-    <w:rsid w:val="00B01739"/>
-    <w:rsid w:val="00B032E7"/>
-    <w:rsid w:val="00B0553F"/>
-    <w:rsid w:val="00B05847"/>
-    <w:rsid w:val="00B073FA"/>
-    <w:rsid w:val="00B1099F"/>
-    <w:rsid w:val="00B118AD"/>
-    <w:rsid w:val="00B11EC6"/>
-    <w:rsid w:val="00B12488"/>
-    <w:rsid w:val="00B134E0"/>
-    <w:rsid w:val="00B143BB"/>
-    <w:rsid w:val="00B1723B"/>
-    <w:rsid w:val="00B17A99"/>
-    <w:rsid w:val="00B17B62"/>
-    <w:rsid w:val="00B200D7"/>
-    <w:rsid w:val="00B20A70"/>
-    <w:rsid w:val="00B21131"/>
-    <w:rsid w:val="00B21893"/>
-    <w:rsid w:val="00B21D39"/>
-    <w:rsid w:val="00B25379"/>
-    <w:rsid w:val="00B253F1"/>
-    <w:rsid w:val="00B256C5"/>
-    <w:rsid w:val="00B278CD"/>
-    <w:rsid w:val="00B30447"/>
-    <w:rsid w:val="00B32740"/>
-    <w:rsid w:val="00B3292E"/>
-    <w:rsid w:val="00B32AFA"/>
-    <w:rsid w:val="00B33B3A"/>
-    <w:rsid w:val="00B34056"/>
-    <w:rsid w:val="00B34701"/>
-    <w:rsid w:val="00B3616F"/>
-    <w:rsid w:val="00B37899"/>
-    <w:rsid w:val="00B408CA"/>
-    <w:rsid w:val="00B40C56"/>
-    <w:rsid w:val="00B41241"/>
-    <w:rsid w:val="00B41398"/>
-    <w:rsid w:val="00B42363"/>
-    <w:rsid w:val="00B427D5"/>
-    <w:rsid w:val="00B43553"/>
-    <w:rsid w:val="00B454B4"/>
-    <w:rsid w:val="00B4590C"/>
-    <w:rsid w:val="00B460E5"/>
-    <w:rsid w:val="00B463C2"/>
-    <w:rsid w:val="00B52FF6"/>
-    <w:rsid w:val="00B53033"/>
-    <w:rsid w:val="00B5676C"/>
-    <w:rsid w:val="00B56D27"/>
-    <w:rsid w:val="00B607B2"/>
-    <w:rsid w:val="00B607BF"/>
-    <w:rsid w:val="00B60AD2"/>
-    <w:rsid w:val="00B61751"/>
-    <w:rsid w:val="00B643B6"/>
-    <w:rsid w:val="00B64491"/>
-    <w:rsid w:val="00B65175"/>
-    <w:rsid w:val="00B65D58"/>
-    <w:rsid w:val="00B70F26"/>
-    <w:rsid w:val="00B71209"/>
-    <w:rsid w:val="00B71D92"/>
-    <w:rsid w:val="00B73DFE"/>
-    <w:rsid w:val="00B741FF"/>
-    <w:rsid w:val="00B74DE9"/>
-    <w:rsid w:val="00B751C0"/>
-    <w:rsid w:val="00B75F36"/>
-    <w:rsid w:val="00B763F9"/>
-    <w:rsid w:val="00B80FB6"/>
-    <w:rsid w:val="00B82B79"/>
-    <w:rsid w:val="00B847E8"/>
-    <w:rsid w:val="00B848CB"/>
-    <w:rsid w:val="00B8495B"/>
-    <w:rsid w:val="00B84A06"/>
-    <w:rsid w:val="00B84AF4"/>
-    <w:rsid w:val="00B86083"/>
-    <w:rsid w:val="00B87C44"/>
-    <w:rsid w:val="00B90DA8"/>
-    <w:rsid w:val="00B91022"/>
-    <w:rsid w:val="00B9115E"/>
-    <w:rsid w:val="00B92C07"/>
-    <w:rsid w:val="00B92E11"/>
-    <w:rsid w:val="00B92E5E"/>
-    <w:rsid w:val="00B935A5"/>
-    <w:rsid w:val="00B93C29"/>
-    <w:rsid w:val="00B93CC0"/>
-    <w:rsid w:val="00B95A7E"/>
-    <w:rsid w:val="00B95DBB"/>
-    <w:rsid w:val="00BA0684"/>
-    <w:rsid w:val="00BA10EF"/>
-    <w:rsid w:val="00BA3DEE"/>
-    <w:rsid w:val="00BA4A80"/>
-    <w:rsid w:val="00BB253B"/>
-    <w:rsid w:val="00BB4831"/>
-    <w:rsid w:val="00BB49DD"/>
-    <w:rsid w:val="00BC0425"/>
-    <w:rsid w:val="00BC054E"/>
-    <w:rsid w:val="00BC14D3"/>
-    <w:rsid w:val="00BC2B58"/>
-    <w:rsid w:val="00BC37C9"/>
-    <w:rsid w:val="00BC508D"/>
-    <w:rsid w:val="00BC5989"/>
-    <w:rsid w:val="00BC5B0D"/>
-    <w:rsid w:val="00BC7E4E"/>
-    <w:rsid w:val="00BD144D"/>
-    <w:rsid w:val="00BD1778"/>
-    <w:rsid w:val="00BD27C7"/>
-    <w:rsid w:val="00BD3272"/>
-    <w:rsid w:val="00BD36FA"/>
-    <w:rsid w:val="00BD59ED"/>
-    <w:rsid w:val="00BE0268"/>
-    <w:rsid w:val="00BE08E6"/>
-    <w:rsid w:val="00BE20D2"/>
-    <w:rsid w:val="00BE319B"/>
-    <w:rsid w:val="00BE3EBC"/>
-    <w:rsid w:val="00BE55D2"/>
-    <w:rsid w:val="00BE67E9"/>
-    <w:rsid w:val="00BE70FB"/>
-    <w:rsid w:val="00BF0AB8"/>
-    <w:rsid w:val="00BF136F"/>
-    <w:rsid w:val="00BF1F57"/>
-    <w:rsid w:val="00BF2C00"/>
-    <w:rsid w:val="00BF4FCB"/>
-    <w:rsid w:val="00BF5449"/>
-    <w:rsid w:val="00BF552E"/>
-    <w:rsid w:val="00C0281C"/>
-    <w:rsid w:val="00C05647"/>
-    <w:rsid w:val="00C06977"/>
-    <w:rsid w:val="00C06A92"/>
-    <w:rsid w:val="00C06F7C"/>
-    <w:rsid w:val="00C070C6"/>
-    <w:rsid w:val="00C07189"/>
-    <w:rsid w:val="00C113B2"/>
-    <w:rsid w:val="00C138B4"/>
-    <w:rsid w:val="00C15283"/>
-    <w:rsid w:val="00C15870"/>
-    <w:rsid w:val="00C1665A"/>
-    <w:rsid w:val="00C17499"/>
-    <w:rsid w:val="00C20525"/>
-    <w:rsid w:val="00C213E9"/>
-    <w:rsid w:val="00C221BF"/>
-    <w:rsid w:val="00C243D0"/>
-    <w:rsid w:val="00C246E1"/>
-    <w:rsid w:val="00C255C3"/>
-    <w:rsid w:val="00C25EA3"/>
-    <w:rsid w:val="00C31AA2"/>
-    <w:rsid w:val="00C3304A"/>
-    <w:rsid w:val="00C3587D"/>
-    <w:rsid w:val="00C372D1"/>
-    <w:rsid w:val="00C40D37"/>
-    <w:rsid w:val="00C43716"/>
-    <w:rsid w:val="00C456D6"/>
-    <w:rsid w:val="00C459EE"/>
-    <w:rsid w:val="00C45F4D"/>
-    <w:rsid w:val="00C504E7"/>
-    <w:rsid w:val="00C5066B"/>
-    <w:rsid w:val="00C54A95"/>
-    <w:rsid w:val="00C55A8E"/>
-    <w:rsid w:val="00C56A61"/>
-    <w:rsid w:val="00C574AC"/>
-    <w:rsid w:val="00C609C2"/>
-    <w:rsid w:val="00C61B4C"/>
-    <w:rsid w:val="00C66BF2"/>
-    <w:rsid w:val="00C674D0"/>
-    <w:rsid w:val="00C71920"/>
-    <w:rsid w:val="00C730A6"/>
-    <w:rsid w:val="00C73D92"/>
-    <w:rsid w:val="00C74610"/>
-    <w:rsid w:val="00C81C47"/>
-    <w:rsid w:val="00C854EE"/>
-    <w:rsid w:val="00C85804"/>
-    <w:rsid w:val="00C8684A"/>
-    <w:rsid w:val="00C873F0"/>
-    <w:rsid w:val="00C87F9F"/>
-    <w:rsid w:val="00C92CF7"/>
-    <w:rsid w:val="00C9355F"/>
-    <w:rsid w:val="00C95694"/>
-    <w:rsid w:val="00C95A7E"/>
-    <w:rsid w:val="00C95C98"/>
-    <w:rsid w:val="00CA052B"/>
-    <w:rsid w:val="00CA2B89"/>
-    <w:rsid w:val="00CA3407"/>
-    <w:rsid w:val="00CA3531"/>
-    <w:rsid w:val="00CA65E8"/>
-    <w:rsid w:val="00CA67A6"/>
-    <w:rsid w:val="00CA6F63"/>
-    <w:rsid w:val="00CA750B"/>
-    <w:rsid w:val="00CA7964"/>
-    <w:rsid w:val="00CB0604"/>
-    <w:rsid w:val="00CB17AD"/>
-    <w:rsid w:val="00CB4D99"/>
-    <w:rsid w:val="00CB505A"/>
-    <w:rsid w:val="00CB734B"/>
-    <w:rsid w:val="00CC031F"/>
-    <w:rsid w:val="00CC079E"/>
-    <w:rsid w:val="00CC15E8"/>
-    <w:rsid w:val="00CC205F"/>
-    <w:rsid w:val="00CC2BE9"/>
-    <w:rsid w:val="00CC2D99"/>
-    <w:rsid w:val="00CC30D1"/>
-    <w:rsid w:val="00CC35F5"/>
-    <w:rsid w:val="00CC619F"/>
-    <w:rsid w:val="00CC71A9"/>
-    <w:rsid w:val="00CC7536"/>
-    <w:rsid w:val="00CC764A"/>
-    <w:rsid w:val="00CC7921"/>
-    <w:rsid w:val="00CC7CE8"/>
-    <w:rsid w:val="00CD11FF"/>
-    <w:rsid w:val="00CD3001"/>
-    <w:rsid w:val="00CD33F3"/>
-    <w:rsid w:val="00CD3DC8"/>
-    <w:rsid w:val="00CD5681"/>
-    <w:rsid w:val="00CD584F"/>
-    <w:rsid w:val="00CD5B28"/>
-    <w:rsid w:val="00CD722F"/>
-    <w:rsid w:val="00CE02D5"/>
-    <w:rsid w:val="00CE02F4"/>
-    <w:rsid w:val="00CE28B4"/>
-    <w:rsid w:val="00CE4BDE"/>
-    <w:rsid w:val="00CE4BFF"/>
-    <w:rsid w:val="00CE5353"/>
-    <w:rsid w:val="00CF0455"/>
-    <w:rsid w:val="00CF178C"/>
-    <w:rsid w:val="00CF18E0"/>
-    <w:rsid w:val="00CF2A47"/>
-    <w:rsid w:val="00CF4DB7"/>
-    <w:rsid w:val="00CF53B9"/>
-    <w:rsid w:val="00CF6B93"/>
-    <w:rsid w:val="00CF77D6"/>
-    <w:rsid w:val="00D004CE"/>
-    <w:rsid w:val="00D01D73"/>
-    <w:rsid w:val="00D01EBF"/>
-    <w:rsid w:val="00D02CED"/>
-    <w:rsid w:val="00D035FA"/>
-    <w:rsid w:val="00D03C2D"/>
-    <w:rsid w:val="00D044A3"/>
-    <w:rsid w:val="00D04AC1"/>
-    <w:rsid w:val="00D066C4"/>
-    <w:rsid w:val="00D06839"/>
-    <w:rsid w:val="00D11E42"/>
-    <w:rsid w:val="00D129FC"/>
-    <w:rsid w:val="00D12C69"/>
-    <w:rsid w:val="00D12FC4"/>
-    <w:rsid w:val="00D13C33"/>
-    <w:rsid w:val="00D141DC"/>
-    <w:rsid w:val="00D14413"/>
-    <w:rsid w:val="00D149E7"/>
-    <w:rsid w:val="00D152D5"/>
-    <w:rsid w:val="00D16586"/>
-    <w:rsid w:val="00D1798F"/>
-    <w:rsid w:val="00D20EC7"/>
-    <w:rsid w:val="00D21947"/>
-    <w:rsid w:val="00D21ED3"/>
-    <w:rsid w:val="00D2374E"/>
-    <w:rsid w:val="00D23EDA"/>
-    <w:rsid w:val="00D30547"/>
-    <w:rsid w:val="00D309F5"/>
-    <w:rsid w:val="00D30AD6"/>
-    <w:rsid w:val="00D31AB1"/>
-    <w:rsid w:val="00D31DB2"/>
-    <w:rsid w:val="00D32598"/>
-    <w:rsid w:val="00D34E20"/>
-    <w:rsid w:val="00D36708"/>
-    <w:rsid w:val="00D369AD"/>
-    <w:rsid w:val="00D36DDE"/>
-    <w:rsid w:val="00D36F66"/>
-    <w:rsid w:val="00D37199"/>
-    <w:rsid w:val="00D37404"/>
-    <w:rsid w:val="00D376EB"/>
-    <w:rsid w:val="00D40E29"/>
-    <w:rsid w:val="00D428E8"/>
-    <w:rsid w:val="00D4340E"/>
-    <w:rsid w:val="00D46A96"/>
-    <w:rsid w:val="00D46C59"/>
-    <w:rsid w:val="00D46F04"/>
-    <w:rsid w:val="00D50325"/>
-    <w:rsid w:val="00D512BC"/>
-    <w:rsid w:val="00D5415E"/>
-    <w:rsid w:val="00D56BBC"/>
-    <w:rsid w:val="00D575CC"/>
-    <w:rsid w:val="00D61537"/>
-    <w:rsid w:val="00D61F5F"/>
-    <w:rsid w:val="00D6202A"/>
-    <w:rsid w:val="00D63B00"/>
-    <w:rsid w:val="00D63B16"/>
-    <w:rsid w:val="00D668E9"/>
-    <w:rsid w:val="00D67ADB"/>
-    <w:rsid w:val="00D67B38"/>
-    <w:rsid w:val="00D67BA3"/>
-    <w:rsid w:val="00D71BC5"/>
-    <w:rsid w:val="00D7712E"/>
-    <w:rsid w:val="00D802EC"/>
-    <w:rsid w:val="00D80A48"/>
-    <w:rsid w:val="00D812A2"/>
-    <w:rsid w:val="00D818E6"/>
-    <w:rsid w:val="00D83D0C"/>
-    <w:rsid w:val="00D8506C"/>
-    <w:rsid w:val="00D91751"/>
-    <w:rsid w:val="00D91AB2"/>
-    <w:rsid w:val="00D93AC6"/>
-    <w:rsid w:val="00D93F85"/>
-    <w:rsid w:val="00D95744"/>
-    <w:rsid w:val="00D963A8"/>
-    <w:rsid w:val="00D963F7"/>
-    <w:rsid w:val="00DA21F4"/>
-    <w:rsid w:val="00DA2C89"/>
-    <w:rsid w:val="00DA30C7"/>
-    <w:rsid w:val="00DA381A"/>
-    <w:rsid w:val="00DA4C8A"/>
-    <w:rsid w:val="00DA5711"/>
-    <w:rsid w:val="00DA738A"/>
-    <w:rsid w:val="00DA7729"/>
-    <w:rsid w:val="00DB01A7"/>
-    <w:rsid w:val="00DB0227"/>
-    <w:rsid w:val="00DB1163"/>
-    <w:rsid w:val="00DB23F8"/>
-    <w:rsid w:val="00DB44AC"/>
-    <w:rsid w:val="00DB450F"/>
-    <w:rsid w:val="00DB467E"/>
-    <w:rsid w:val="00DB7FC6"/>
-    <w:rsid w:val="00DC1816"/>
-    <w:rsid w:val="00DC1AC8"/>
-    <w:rsid w:val="00DC1DC0"/>
-    <w:rsid w:val="00DC22D9"/>
-    <w:rsid w:val="00DC245B"/>
-    <w:rsid w:val="00DC2D07"/>
-    <w:rsid w:val="00DC4107"/>
-    <w:rsid w:val="00DC4BBD"/>
-    <w:rsid w:val="00DC5AAF"/>
-    <w:rsid w:val="00DC66A5"/>
-    <w:rsid w:val="00DC7768"/>
-    <w:rsid w:val="00DC7C5D"/>
-    <w:rsid w:val="00DD0EFC"/>
-    <w:rsid w:val="00DD2BB5"/>
-    <w:rsid w:val="00DD325A"/>
-    <w:rsid w:val="00DD3E37"/>
-    <w:rsid w:val="00DD408C"/>
-    <w:rsid w:val="00DD5391"/>
-    <w:rsid w:val="00DD5934"/>
-    <w:rsid w:val="00DD642D"/>
-    <w:rsid w:val="00DD76C8"/>
-    <w:rsid w:val="00DD7821"/>
-    <w:rsid w:val="00DE0D93"/>
-    <w:rsid w:val="00DE4DC9"/>
-    <w:rsid w:val="00DE6085"/>
-    <w:rsid w:val="00DE6530"/>
-    <w:rsid w:val="00DE67C0"/>
-    <w:rsid w:val="00DE69CE"/>
-    <w:rsid w:val="00DE7E6B"/>
-    <w:rsid w:val="00DE7FDF"/>
-    <w:rsid w:val="00DF023B"/>
-    <w:rsid w:val="00DF0EB4"/>
-    <w:rsid w:val="00DF1FE7"/>
-    <w:rsid w:val="00DF26C8"/>
-    <w:rsid w:val="00DF595B"/>
-    <w:rsid w:val="00E0214E"/>
-    <w:rsid w:val="00E0665B"/>
-    <w:rsid w:val="00E06B80"/>
-    <w:rsid w:val="00E1000E"/>
-    <w:rsid w:val="00E12F0D"/>
-    <w:rsid w:val="00E140BE"/>
-    <w:rsid w:val="00E166C7"/>
-    <w:rsid w:val="00E179C8"/>
-    <w:rsid w:val="00E203B9"/>
-    <w:rsid w:val="00E208E6"/>
-    <w:rsid w:val="00E22BCF"/>
-    <w:rsid w:val="00E23A6C"/>
-    <w:rsid w:val="00E24799"/>
-    <w:rsid w:val="00E26BBA"/>
-    <w:rsid w:val="00E31483"/>
-    <w:rsid w:val="00E31649"/>
-    <w:rsid w:val="00E32D67"/>
-    <w:rsid w:val="00E337DF"/>
-    <w:rsid w:val="00E33D7C"/>
-    <w:rsid w:val="00E34287"/>
-    <w:rsid w:val="00E3505D"/>
-    <w:rsid w:val="00E35160"/>
-    <w:rsid w:val="00E378A2"/>
-    <w:rsid w:val="00E37C5D"/>
-    <w:rsid w:val="00E400F1"/>
-    <w:rsid w:val="00E40136"/>
-    <w:rsid w:val="00E4047B"/>
-    <w:rsid w:val="00E40E9C"/>
-    <w:rsid w:val="00E426F9"/>
-    <w:rsid w:val="00E430B7"/>
-    <w:rsid w:val="00E433BA"/>
-    <w:rsid w:val="00E43DAA"/>
-    <w:rsid w:val="00E45428"/>
-    <w:rsid w:val="00E468AA"/>
-    <w:rsid w:val="00E50666"/>
-    <w:rsid w:val="00E520BC"/>
-    <w:rsid w:val="00E55DFF"/>
-    <w:rsid w:val="00E55E26"/>
-    <w:rsid w:val="00E56D8F"/>
-    <w:rsid w:val="00E60391"/>
-    <w:rsid w:val="00E60537"/>
-    <w:rsid w:val="00E60A52"/>
-    <w:rsid w:val="00E6165D"/>
-    <w:rsid w:val="00E618D8"/>
-    <w:rsid w:val="00E61ADE"/>
-    <w:rsid w:val="00E62AE6"/>
-    <w:rsid w:val="00E62D4E"/>
-    <w:rsid w:val="00E6555B"/>
-    <w:rsid w:val="00E70372"/>
-    <w:rsid w:val="00E72015"/>
-    <w:rsid w:val="00E74133"/>
-    <w:rsid w:val="00E76E3D"/>
-    <w:rsid w:val="00E77430"/>
-    <w:rsid w:val="00E80ED2"/>
-    <w:rsid w:val="00E81270"/>
-    <w:rsid w:val="00E8186D"/>
-    <w:rsid w:val="00E81E8C"/>
-    <w:rsid w:val="00E825F4"/>
-    <w:rsid w:val="00E82EAA"/>
-    <w:rsid w:val="00E8535F"/>
-    <w:rsid w:val="00E86E86"/>
-    <w:rsid w:val="00E923AA"/>
-    <w:rsid w:val="00E924A5"/>
-    <w:rsid w:val="00E92E7B"/>
-    <w:rsid w:val="00E93F0D"/>
-    <w:rsid w:val="00E94122"/>
-    <w:rsid w:val="00E94936"/>
-    <w:rsid w:val="00E94C42"/>
-    <w:rsid w:val="00E96388"/>
-    <w:rsid w:val="00E96DC2"/>
-    <w:rsid w:val="00E9724A"/>
-    <w:rsid w:val="00EA17E4"/>
-    <w:rsid w:val="00EA1B40"/>
-    <w:rsid w:val="00EA1D40"/>
-    <w:rsid w:val="00EA4811"/>
-    <w:rsid w:val="00EA53A0"/>
-    <w:rsid w:val="00EA7071"/>
-    <w:rsid w:val="00EB07BF"/>
-    <w:rsid w:val="00EB1067"/>
-    <w:rsid w:val="00EB17D5"/>
-    <w:rsid w:val="00EB2ABA"/>
-    <w:rsid w:val="00EB44ED"/>
-    <w:rsid w:val="00EB589F"/>
-    <w:rsid w:val="00EB62DC"/>
-    <w:rsid w:val="00EB6AC0"/>
-    <w:rsid w:val="00EB76AA"/>
-    <w:rsid w:val="00EC10D6"/>
-    <w:rsid w:val="00EC2E34"/>
-    <w:rsid w:val="00EC33F5"/>
-    <w:rsid w:val="00EC3C5E"/>
-    <w:rsid w:val="00EC4E97"/>
-    <w:rsid w:val="00EC6215"/>
-    <w:rsid w:val="00EC66C2"/>
-    <w:rsid w:val="00EC7049"/>
-    <w:rsid w:val="00ED0E98"/>
-    <w:rsid w:val="00ED16EC"/>
-    <w:rsid w:val="00ED1919"/>
-    <w:rsid w:val="00ED23A3"/>
-    <w:rsid w:val="00ED28B8"/>
-    <w:rsid w:val="00ED302E"/>
-    <w:rsid w:val="00ED594C"/>
-    <w:rsid w:val="00ED5B3A"/>
-    <w:rsid w:val="00ED628D"/>
-    <w:rsid w:val="00ED710A"/>
-    <w:rsid w:val="00EE0CA1"/>
-    <w:rsid w:val="00EE4BD6"/>
-    <w:rsid w:val="00EE523A"/>
-    <w:rsid w:val="00EE7C49"/>
-    <w:rsid w:val="00EF0FCE"/>
-    <w:rsid w:val="00EF1D1C"/>
-    <w:rsid w:val="00EF21BB"/>
-    <w:rsid w:val="00EF33F5"/>
-    <w:rsid w:val="00EF65C9"/>
-    <w:rsid w:val="00F0030D"/>
-    <w:rsid w:val="00F00B5E"/>
-    <w:rsid w:val="00F00C72"/>
-    <w:rsid w:val="00F00D77"/>
-    <w:rsid w:val="00F01C45"/>
-    <w:rsid w:val="00F02886"/>
-    <w:rsid w:val="00F04269"/>
-    <w:rsid w:val="00F052C1"/>
-    <w:rsid w:val="00F06232"/>
-    <w:rsid w:val="00F0630D"/>
-    <w:rsid w:val="00F065D7"/>
-    <w:rsid w:val="00F06834"/>
-    <w:rsid w:val="00F06852"/>
-    <w:rsid w:val="00F06C84"/>
-    <w:rsid w:val="00F07D65"/>
-    <w:rsid w:val="00F07ED0"/>
-    <w:rsid w:val="00F1060D"/>
-    <w:rsid w:val="00F12C93"/>
-    <w:rsid w:val="00F14EAC"/>
-    <w:rsid w:val="00F15DAC"/>
-    <w:rsid w:val="00F16095"/>
-    <w:rsid w:val="00F16620"/>
-    <w:rsid w:val="00F16975"/>
-    <w:rsid w:val="00F17009"/>
-    <w:rsid w:val="00F17B82"/>
-    <w:rsid w:val="00F2044F"/>
-    <w:rsid w:val="00F20720"/>
-    <w:rsid w:val="00F210C2"/>
-    <w:rsid w:val="00F21E07"/>
-    <w:rsid w:val="00F2683F"/>
-    <w:rsid w:val="00F27790"/>
-    <w:rsid w:val="00F27A0E"/>
-    <w:rsid w:val="00F3266B"/>
-    <w:rsid w:val="00F34C4F"/>
-    <w:rsid w:val="00F35254"/>
-    <w:rsid w:val="00F36560"/>
-    <w:rsid w:val="00F401E0"/>
-    <w:rsid w:val="00F40686"/>
-    <w:rsid w:val="00F40965"/>
-    <w:rsid w:val="00F413BF"/>
-    <w:rsid w:val="00F41528"/>
-    <w:rsid w:val="00F4181A"/>
-    <w:rsid w:val="00F425EE"/>
-    <w:rsid w:val="00F42648"/>
-    <w:rsid w:val="00F42A52"/>
-    <w:rsid w:val="00F43D08"/>
-    <w:rsid w:val="00F446F1"/>
-    <w:rsid w:val="00F44F3C"/>
-    <w:rsid w:val="00F4532B"/>
-    <w:rsid w:val="00F4695C"/>
-    <w:rsid w:val="00F46F3F"/>
-    <w:rsid w:val="00F50290"/>
-    <w:rsid w:val="00F50D03"/>
-    <w:rsid w:val="00F512AE"/>
-    <w:rsid w:val="00F5256F"/>
-    <w:rsid w:val="00F52B8D"/>
-    <w:rsid w:val="00F53246"/>
-    <w:rsid w:val="00F534DF"/>
-    <w:rsid w:val="00F56C95"/>
-    <w:rsid w:val="00F619C6"/>
-    <w:rsid w:val="00F62A31"/>
-    <w:rsid w:val="00F62F20"/>
-    <w:rsid w:val="00F649BB"/>
-    <w:rsid w:val="00F64DDC"/>
-    <w:rsid w:val="00F66505"/>
-    <w:rsid w:val="00F67713"/>
-    <w:rsid w:val="00F7478E"/>
-    <w:rsid w:val="00F74A2F"/>
-    <w:rsid w:val="00F75CED"/>
-    <w:rsid w:val="00F76C26"/>
-    <w:rsid w:val="00F7719B"/>
-    <w:rsid w:val="00F77541"/>
-    <w:rsid w:val="00F77923"/>
-    <w:rsid w:val="00F815E1"/>
-    <w:rsid w:val="00F81730"/>
-    <w:rsid w:val="00F8331C"/>
-    <w:rsid w:val="00F84594"/>
-    <w:rsid w:val="00F8459F"/>
-    <w:rsid w:val="00F8494C"/>
-    <w:rsid w:val="00F85EA5"/>
-    <w:rsid w:val="00F86AF4"/>
-    <w:rsid w:val="00F86F50"/>
-    <w:rsid w:val="00F900BB"/>
-    <w:rsid w:val="00F904E0"/>
-    <w:rsid w:val="00F919C2"/>
-    <w:rsid w:val="00F92622"/>
-    <w:rsid w:val="00F9357E"/>
-    <w:rsid w:val="00F97837"/>
-    <w:rsid w:val="00FA0881"/>
-    <w:rsid w:val="00FA0A12"/>
-    <w:rsid w:val="00FA1629"/>
-    <w:rsid w:val="00FA4945"/>
-    <w:rsid w:val="00FA5048"/>
-    <w:rsid w:val="00FA6FC5"/>
-    <w:rsid w:val="00FA7246"/>
-    <w:rsid w:val="00FA7F89"/>
-    <w:rsid w:val="00FB255B"/>
-    <w:rsid w:val="00FB29A3"/>
-    <w:rsid w:val="00FB33B2"/>
-    <w:rsid w:val="00FB4665"/>
-    <w:rsid w:val="00FB5115"/>
-    <w:rsid w:val="00FB6556"/>
-    <w:rsid w:val="00FB6B0F"/>
-    <w:rsid w:val="00FC0C70"/>
-    <w:rsid w:val="00FC233E"/>
-    <w:rsid w:val="00FC2D55"/>
-    <w:rsid w:val="00FC72FA"/>
-    <w:rsid w:val="00FC73CC"/>
-    <w:rsid w:val="00FC75A6"/>
-    <w:rsid w:val="00FD0711"/>
-    <w:rsid w:val="00FD1B38"/>
-    <w:rsid w:val="00FD26AB"/>
-    <w:rsid w:val="00FD3BDF"/>
-    <w:rsid w:val="00FD418D"/>
-    <w:rsid w:val="00FD5D8E"/>
-    <w:rsid w:val="00FD70DA"/>
-    <w:rsid w:val="00FD7E1E"/>
-    <w:rsid w:val="00FE08FE"/>
-    <w:rsid w:val="00FE1468"/>
-    <w:rsid w:val="00FE1C11"/>
-    <w:rsid w:val="00FE1D82"/>
-    <w:rsid w:val="00FE3BFC"/>
-    <w:rsid w:val="00FE48AE"/>
-    <w:rsid w:val="00FE5C18"/>
-    <w:rsid w:val="00FE6903"/>
-    <w:rsid w:val="00FF070B"/>
-    <w:rsid w:val="00FF0C97"/>
-    <w:rsid w:val="00FF21D1"/>
-    <w:rsid w:val="00FF4E58"/>
-    <w:rsid w:val="00FF4F47"/>
-    <w:rsid w:val="00FF670E"/>
-    <w:rsid w:val="00FF6EF1"/>
-  </w:rsids>
-  <m:mathPr>
-    <m:mathFont m:val="Cambria Math"/>
-    <m:brkBin m:val="before"/>
-    <m:brkBinSub m:val="--"/>
-    <m:smallFrac m:val="0"/>
-    <m:dispDef/>
-    <m:lMargin m:val="0"/>
-    <m:rMargin m:val="0"/>
-    <m:defJc m:val="centerGroup"/>
-    <m:wrapIndent m:val="1440"/>
-    <m:intLim m:val="subSup"/>
-    <m:naryLim m:val="undOvr"/>
-  </m:mathPr>
-  <w:themeFontLang w:val="en-US"/>
-  <w:clrSchemeMapping w:bg1="light1" w:t1="dark1" w:bg2="light2" w:t2="dark2" w:accent1="accent1" w:accent2="accent2" w:accent3="accent3" w:accent4="accent4" w:accent5="accent5" w:accent6="accent6" w:hyperlink="hyperlink" w:followedHyperlink="followedHyperlink"/>
-  <w:doNotIncludeSubdocsInStats/>
-  <w:shapeDefaults>
-    <o:shapedefaults v:ext="edit" spidmax="2049"/>
-    <o:shapelayout v:ext="edit">
-      <o:idmap v:ext="edit" data="1"/>
-    </o:shapelayout>
-  </w:shapeDefaults>
-  <w:decimalSymbol w:val="."/>
-  <w:listSeparator w:val=","/>
-  <w14:docId w14:val="76510A56"/>
-  <w15:docId w15:val="{A0C16496-2A9A-4056-BAFD-2127C61C425A}"/>
-</w:settings>
-</file>
-
-<file path=./word/styles.xml><?xml version="1.0" encoding="utf-8"?>
+<file path=word/styles.xml><?xml version="1.0" encoding="utf-8"?>
 <w:styles xmlns:mc="http://schemas.openxmlformats.org/markup-compatibility/2006" xmlns:r="http://schemas.openxmlformats.org/officeDocument/2006/relationships" xmlns:w="http://schemas.openxmlformats.org/wordprocessingml/2006/main" xmlns:w14="http://schemas.microsoft.com/office/word/2010/wordml" xmlns:w15="http://schemas.microsoft.com/office/word/2012/wordml" xmlns:w16se="http://schemas.microsoft.com/office/word/2015/wordml/symex">
   <w:docDefaults>
     <w:rPrDefault>
@@ -25538,7 +23256,7 @@
 </w:styles>
 </file>
 
-<file path=./word/theme/theme1.xml><?xml version="1.0" encoding="utf-8"?>
+<file path=word/theme/theme1.xml><?xml version="1.0" encoding="utf-8"?>
 <a:theme xmlns:a="http://schemas.openxmlformats.org/drawingml/2006/main" name="Office Theme">
   <a:themeElements>
     <a:clrScheme name="Office">
@@ -25799,649 +23517,14 @@
 </a:theme>
 </file>
 
-<file path=./word/webSettings.xml><?xml version="1.0" encoding="utf-8"?>
-<w:webSettings xmlns:mc="http://schemas.openxmlformats.org/markup-compatibility/2006" xmlns:r="http://schemas.openxmlformats.org/officeDocument/2006/relationships" xmlns:w="http://schemas.openxmlformats.org/wordprocessingml/2006/main" xmlns:w14="http://schemas.microsoft.com/office/word/2010/wordml" xmlns:w15="http://schemas.microsoft.com/office/word/2012/wordml" xmlns:w16se="http://schemas.microsoft.com/office/word/2015/wordml/symex">
-  <w:divs>
-    <w:div w:id="107627115">
-      <w:bodyDiv w:val="1"/>
-      <w:marLeft w:val="0"/>
-      <w:marRight w:val="0"/>
-      <w:marTop w:val="0"/>
-      <w:marBottom w:val="0"/>
-      <w:divBdr>
-        <w:top w:val="none" w:sz="0" w:space="0" w:color="auto"/>
-        <w:left w:val="none" w:sz="0" w:space="0" w:color="auto"/>
-        <w:bottom w:val="none" w:sz="0" w:space="0" w:color="auto"/>
-        <w:right w:val="none" w:sz="0" w:space="0" w:color="auto"/>
-      </w:divBdr>
-    </w:div>
-    <w:div w:id="187261691">
-      <w:bodyDiv w:val="1"/>
-      <w:marLeft w:val="0"/>
-      <w:marRight w:val="0"/>
-      <w:marTop w:val="0"/>
-      <w:marBottom w:val="0"/>
-      <w:divBdr>
-        <w:top w:val="none" w:sz="0" w:space="0" w:color="auto"/>
-        <w:left w:val="none" w:sz="0" w:space="0" w:color="auto"/>
-        <w:bottom w:val="none" w:sz="0" w:space="0" w:color="auto"/>
-        <w:right w:val="none" w:sz="0" w:space="0" w:color="auto"/>
-      </w:divBdr>
-    </w:div>
-    <w:div w:id="195433613">
-      <w:bodyDiv w:val="1"/>
-      <w:marLeft w:val="0"/>
-      <w:marRight w:val="0"/>
-      <w:marTop w:val="0"/>
-      <w:marBottom w:val="0"/>
-      <w:divBdr>
-        <w:top w:val="none" w:sz="0" w:space="0" w:color="auto"/>
-        <w:left w:val="none" w:sz="0" w:space="0" w:color="auto"/>
-        <w:bottom w:val="none" w:sz="0" w:space="0" w:color="auto"/>
-        <w:right w:val="none" w:sz="0" w:space="0" w:color="auto"/>
-      </w:divBdr>
-    </w:div>
-    <w:div w:id="262419334">
-      <w:bodyDiv w:val="1"/>
-      <w:marLeft w:val="0"/>
-      <w:marRight w:val="0"/>
-      <w:marTop w:val="0"/>
-      <w:marBottom w:val="0"/>
-      <w:divBdr>
-        <w:top w:val="none" w:sz="0" w:space="0" w:color="auto"/>
-        <w:left w:val="none" w:sz="0" w:space="0" w:color="auto"/>
-        <w:bottom w:val="none" w:sz="0" w:space="0" w:color="auto"/>
-        <w:right w:val="none" w:sz="0" w:space="0" w:color="auto"/>
-      </w:divBdr>
-    </w:div>
-    <w:div w:id="425349735">
-      <w:bodyDiv w:val="1"/>
-      <w:marLeft w:val="0"/>
-      <w:marRight w:val="0"/>
-      <w:marTop w:val="0"/>
-      <w:marBottom w:val="0"/>
-      <w:divBdr>
-        <w:top w:val="none" w:sz="0" w:space="0" w:color="auto"/>
-        <w:left w:val="none" w:sz="0" w:space="0" w:color="auto"/>
-        <w:bottom w:val="none" w:sz="0" w:space="0" w:color="auto"/>
-        <w:right w:val="none" w:sz="0" w:space="0" w:color="auto"/>
-      </w:divBdr>
-    </w:div>
-    <w:div w:id="442304619">
-      <w:bodyDiv w:val="1"/>
-      <w:marLeft w:val="0"/>
-      <w:marRight w:val="0"/>
-      <w:marTop w:val="0"/>
-      <w:marBottom w:val="0"/>
-      <w:divBdr>
-        <w:top w:val="none" w:sz="0" w:space="0" w:color="auto"/>
-        <w:left w:val="none" w:sz="0" w:space="0" w:color="auto"/>
-        <w:bottom w:val="none" w:sz="0" w:space="0" w:color="auto"/>
-        <w:right w:val="none" w:sz="0" w:space="0" w:color="auto"/>
-      </w:divBdr>
-    </w:div>
-    <w:div w:id="452287045">
-      <w:bodyDiv w:val="1"/>
-      <w:marLeft w:val="0"/>
-      <w:marRight w:val="0"/>
-      <w:marTop w:val="0"/>
-      <w:marBottom w:val="0"/>
-      <w:divBdr>
-        <w:top w:val="none" w:sz="0" w:space="0" w:color="auto"/>
-        <w:left w:val="none" w:sz="0" w:space="0" w:color="auto"/>
-        <w:bottom w:val="none" w:sz="0" w:space="0" w:color="auto"/>
-        <w:right w:val="none" w:sz="0" w:space="0" w:color="auto"/>
-      </w:divBdr>
-    </w:div>
-    <w:div w:id="489562976">
-      <w:bodyDiv w:val="1"/>
-      <w:marLeft w:val="0"/>
-      <w:marRight w:val="0"/>
-      <w:marTop w:val="0"/>
-      <w:marBottom w:val="0"/>
-      <w:divBdr>
-        <w:top w:val="none" w:sz="0" w:space="0" w:color="auto"/>
-        <w:left w:val="none" w:sz="0" w:space="0" w:color="auto"/>
-        <w:bottom w:val="none" w:sz="0" w:space="0" w:color="auto"/>
-        <w:right w:val="none" w:sz="0" w:space="0" w:color="auto"/>
-      </w:divBdr>
-    </w:div>
-    <w:div w:id="518390480">
-      <w:bodyDiv w:val="1"/>
-      <w:marLeft w:val="0"/>
-      <w:marRight w:val="0"/>
-      <w:marTop w:val="0"/>
-      <w:marBottom w:val="0"/>
-      <w:divBdr>
-        <w:top w:val="none" w:sz="0" w:space="0" w:color="auto"/>
-        <w:left w:val="none" w:sz="0" w:space="0" w:color="auto"/>
-        <w:bottom w:val="none" w:sz="0" w:space="0" w:color="auto"/>
-        <w:right w:val="none" w:sz="0" w:space="0" w:color="auto"/>
-      </w:divBdr>
-    </w:div>
-    <w:div w:id="519511006">
-      <w:bodyDiv w:val="1"/>
-      <w:marLeft w:val="0"/>
-      <w:marRight w:val="0"/>
-      <w:marTop w:val="0"/>
-      <w:marBottom w:val="0"/>
-      <w:divBdr>
-        <w:top w:val="none" w:sz="0" w:space="0" w:color="auto"/>
-        <w:left w:val="none" w:sz="0" w:space="0" w:color="auto"/>
-        <w:bottom w:val="none" w:sz="0" w:space="0" w:color="auto"/>
-        <w:right w:val="none" w:sz="0" w:space="0" w:color="auto"/>
-      </w:divBdr>
-    </w:div>
-    <w:div w:id="534543752">
-      <w:bodyDiv w:val="1"/>
-      <w:marLeft w:val="0"/>
-      <w:marRight w:val="0"/>
-      <w:marTop w:val="0"/>
-      <w:marBottom w:val="0"/>
-      <w:divBdr>
-        <w:top w:val="none" w:sz="0" w:space="0" w:color="auto"/>
-        <w:left w:val="none" w:sz="0" w:space="0" w:color="auto"/>
-        <w:bottom w:val="none" w:sz="0" w:space="0" w:color="auto"/>
-        <w:right w:val="none" w:sz="0" w:space="0" w:color="auto"/>
-      </w:divBdr>
-    </w:div>
-    <w:div w:id="703597312">
-      <w:bodyDiv w:val="1"/>
-      <w:marLeft w:val="0"/>
-      <w:marRight w:val="0"/>
-      <w:marTop w:val="0"/>
-      <w:marBottom w:val="0"/>
-      <w:divBdr>
-        <w:top w:val="none" w:sz="0" w:space="0" w:color="auto"/>
-        <w:left w:val="none" w:sz="0" w:space="0" w:color="auto"/>
-        <w:bottom w:val="none" w:sz="0" w:space="0" w:color="auto"/>
-        <w:right w:val="none" w:sz="0" w:space="0" w:color="auto"/>
-      </w:divBdr>
-    </w:div>
-    <w:div w:id="829176163">
-      <w:bodyDiv w:val="1"/>
-      <w:marLeft w:val="0"/>
-      <w:marRight w:val="0"/>
-      <w:marTop w:val="0"/>
-      <w:marBottom w:val="0"/>
-      <w:divBdr>
-        <w:top w:val="none" w:sz="0" w:space="0" w:color="auto"/>
-        <w:left w:val="none" w:sz="0" w:space="0" w:color="auto"/>
-        <w:bottom w:val="none" w:sz="0" w:space="0" w:color="auto"/>
-        <w:right w:val="none" w:sz="0" w:space="0" w:color="auto"/>
-      </w:divBdr>
-    </w:div>
-    <w:div w:id="928582656">
-      <w:bodyDiv w:val="1"/>
-      <w:marLeft w:val="0"/>
-      <w:marRight w:val="0"/>
-      <w:marTop w:val="0"/>
-      <w:marBottom w:val="0"/>
-      <w:divBdr>
-        <w:top w:val="none" w:sz="0" w:space="0" w:color="auto"/>
-        <w:left w:val="none" w:sz="0" w:space="0" w:color="auto"/>
-        <w:bottom w:val="none" w:sz="0" w:space="0" w:color="auto"/>
-        <w:right w:val="none" w:sz="0" w:space="0" w:color="auto"/>
-      </w:divBdr>
-    </w:div>
-    <w:div w:id="949507832">
-      <w:bodyDiv w:val="1"/>
-      <w:marLeft w:val="0"/>
-      <w:marRight w:val="0"/>
-      <w:marTop w:val="0"/>
-      <w:marBottom w:val="0"/>
-      <w:divBdr>
-        <w:top w:val="none" w:sz="0" w:space="0" w:color="auto"/>
-        <w:left w:val="none" w:sz="0" w:space="0" w:color="auto"/>
-        <w:bottom w:val="none" w:sz="0" w:space="0" w:color="auto"/>
-        <w:right w:val="none" w:sz="0" w:space="0" w:color="auto"/>
-      </w:divBdr>
-    </w:div>
-    <w:div w:id="960263996">
-      <w:bodyDiv w:val="1"/>
-      <w:marLeft w:val="0"/>
-      <w:marRight w:val="0"/>
-      <w:marTop w:val="0"/>
-      <w:marBottom w:val="0"/>
-      <w:divBdr>
-        <w:top w:val="none" w:sz="0" w:space="0" w:color="auto"/>
-        <w:left w:val="none" w:sz="0" w:space="0" w:color="auto"/>
-        <w:bottom w:val="none" w:sz="0" w:space="0" w:color="auto"/>
-        <w:right w:val="none" w:sz="0" w:space="0" w:color="auto"/>
-      </w:divBdr>
-    </w:div>
-    <w:div w:id="973369588">
-      <w:bodyDiv w:val="1"/>
-      <w:marLeft w:val="0"/>
-      <w:marRight w:val="0"/>
-      <w:marTop w:val="0"/>
-      <w:marBottom w:val="0"/>
-      <w:divBdr>
-        <w:top w:val="none" w:sz="0" w:space="0" w:color="auto"/>
-        <w:left w:val="none" w:sz="0" w:space="0" w:color="auto"/>
-        <w:bottom w:val="none" w:sz="0" w:space="0" w:color="auto"/>
-        <w:right w:val="none" w:sz="0" w:space="0" w:color="auto"/>
-      </w:divBdr>
-    </w:div>
-    <w:div w:id="979843560">
-      <w:bodyDiv w:val="1"/>
-      <w:marLeft w:val="0"/>
-      <w:marRight w:val="0"/>
-      <w:marTop w:val="0"/>
-      <w:marBottom w:val="0"/>
-      <w:divBdr>
-        <w:top w:val="none" w:sz="0" w:space="0" w:color="auto"/>
-        <w:left w:val="none" w:sz="0" w:space="0" w:color="auto"/>
-        <w:bottom w:val="none" w:sz="0" w:space="0" w:color="auto"/>
-        <w:right w:val="none" w:sz="0" w:space="0" w:color="auto"/>
-      </w:divBdr>
-    </w:div>
-    <w:div w:id="981422077">
-      <w:bodyDiv w:val="1"/>
-      <w:marLeft w:val="0"/>
-      <w:marRight w:val="0"/>
-      <w:marTop w:val="0"/>
-      <w:marBottom w:val="0"/>
-      <w:divBdr>
-        <w:top w:val="none" w:sz="0" w:space="0" w:color="auto"/>
-        <w:left w:val="none" w:sz="0" w:space="0" w:color="auto"/>
-        <w:bottom w:val="none" w:sz="0" w:space="0" w:color="auto"/>
-        <w:right w:val="none" w:sz="0" w:space="0" w:color="auto"/>
-      </w:divBdr>
-    </w:div>
-    <w:div w:id="994067537">
-      <w:bodyDiv w:val="1"/>
-      <w:marLeft w:val="0"/>
-      <w:marRight w:val="0"/>
-      <w:marTop w:val="0"/>
-      <w:marBottom w:val="0"/>
-      <w:divBdr>
-        <w:top w:val="none" w:sz="0" w:space="0" w:color="auto"/>
-        <w:left w:val="none" w:sz="0" w:space="0" w:color="auto"/>
-        <w:bottom w:val="none" w:sz="0" w:space="0" w:color="auto"/>
-        <w:right w:val="none" w:sz="0" w:space="0" w:color="auto"/>
-      </w:divBdr>
-    </w:div>
-    <w:div w:id="1008950113">
-      <w:bodyDiv w:val="1"/>
-      <w:marLeft w:val="0"/>
-      <w:marRight w:val="0"/>
-      <w:marTop w:val="0"/>
-      <w:marBottom w:val="0"/>
-      <w:divBdr>
-        <w:top w:val="none" w:sz="0" w:space="0" w:color="auto"/>
-        <w:left w:val="none" w:sz="0" w:space="0" w:color="auto"/>
-        <w:bottom w:val="none" w:sz="0" w:space="0" w:color="auto"/>
-        <w:right w:val="none" w:sz="0" w:space="0" w:color="auto"/>
-      </w:divBdr>
-    </w:div>
-    <w:div w:id="1011227672">
-      <w:bodyDiv w:val="1"/>
-      <w:marLeft w:val="0"/>
-      <w:marRight w:val="0"/>
-      <w:marTop w:val="0"/>
-      <w:marBottom w:val="0"/>
-      <w:divBdr>
-        <w:top w:val="none" w:sz="0" w:space="0" w:color="auto"/>
-        <w:left w:val="none" w:sz="0" w:space="0" w:color="auto"/>
-        <w:bottom w:val="none" w:sz="0" w:space="0" w:color="auto"/>
-        <w:right w:val="none" w:sz="0" w:space="0" w:color="auto"/>
-      </w:divBdr>
-    </w:div>
-    <w:div w:id="1092312460">
-      <w:bodyDiv w:val="1"/>
-      <w:marLeft w:val="0"/>
-      <w:marRight w:val="0"/>
-      <w:marTop w:val="0"/>
-      <w:marBottom w:val="0"/>
-      <w:divBdr>
-        <w:top w:val="none" w:sz="0" w:space="0" w:color="auto"/>
-        <w:left w:val="none" w:sz="0" w:space="0" w:color="auto"/>
-        <w:bottom w:val="none" w:sz="0" w:space="0" w:color="auto"/>
-        <w:right w:val="none" w:sz="0" w:space="0" w:color="auto"/>
-      </w:divBdr>
-    </w:div>
-    <w:div w:id="1182667475">
-      <w:bodyDiv w:val="1"/>
-      <w:marLeft w:val="0"/>
-      <w:marRight w:val="0"/>
-      <w:marTop w:val="0"/>
-      <w:marBottom w:val="0"/>
-      <w:divBdr>
-        <w:top w:val="none" w:sz="0" w:space="0" w:color="auto"/>
-        <w:left w:val="none" w:sz="0" w:space="0" w:color="auto"/>
-        <w:bottom w:val="none" w:sz="0" w:space="0" w:color="auto"/>
-        <w:right w:val="none" w:sz="0" w:space="0" w:color="auto"/>
-      </w:divBdr>
-    </w:div>
-    <w:div w:id="1218973752">
-      <w:bodyDiv w:val="1"/>
-      <w:marLeft w:val="0"/>
-      <w:marRight w:val="0"/>
-      <w:marTop w:val="0"/>
-      <w:marBottom w:val="0"/>
-      <w:divBdr>
-        <w:top w:val="none" w:sz="0" w:space="0" w:color="auto"/>
-        <w:left w:val="none" w:sz="0" w:space="0" w:color="auto"/>
-        <w:bottom w:val="none" w:sz="0" w:space="0" w:color="auto"/>
-        <w:right w:val="none" w:sz="0" w:space="0" w:color="auto"/>
-      </w:divBdr>
-    </w:div>
-    <w:div w:id="1219243002">
-      <w:bodyDiv w:val="1"/>
-      <w:marLeft w:val="0"/>
-      <w:marRight w:val="0"/>
-      <w:marTop w:val="0"/>
-      <w:marBottom w:val="0"/>
-      <w:divBdr>
-        <w:top w:val="none" w:sz="0" w:space="0" w:color="auto"/>
-        <w:left w:val="none" w:sz="0" w:space="0" w:color="auto"/>
-        <w:bottom w:val="none" w:sz="0" w:space="0" w:color="auto"/>
-        <w:right w:val="none" w:sz="0" w:space="0" w:color="auto"/>
-      </w:divBdr>
-    </w:div>
-    <w:div w:id="1265264121">
-      <w:bodyDiv w:val="1"/>
-      <w:marLeft w:val="0"/>
-      <w:marRight w:val="0"/>
-      <w:marTop w:val="0"/>
-      <w:marBottom w:val="0"/>
-      <w:divBdr>
-        <w:top w:val="none" w:sz="0" w:space="0" w:color="auto"/>
-        <w:left w:val="none" w:sz="0" w:space="0" w:color="auto"/>
-        <w:bottom w:val="none" w:sz="0" w:space="0" w:color="auto"/>
-        <w:right w:val="none" w:sz="0" w:space="0" w:color="auto"/>
-      </w:divBdr>
-    </w:div>
-    <w:div w:id="1275820223">
-      <w:bodyDiv w:val="1"/>
-      <w:marLeft w:val="0"/>
-      <w:marRight w:val="0"/>
-      <w:marTop w:val="0"/>
-      <w:marBottom w:val="0"/>
-      <w:divBdr>
-        <w:top w:val="none" w:sz="0" w:space="0" w:color="auto"/>
-        <w:left w:val="none" w:sz="0" w:space="0" w:color="auto"/>
-        <w:bottom w:val="none" w:sz="0" w:space="0" w:color="auto"/>
-        <w:right w:val="none" w:sz="0" w:space="0" w:color="auto"/>
-      </w:divBdr>
-    </w:div>
-    <w:div w:id="1287151945">
-      <w:bodyDiv w:val="1"/>
-      <w:marLeft w:val="0"/>
-      <w:marRight w:val="0"/>
-      <w:marTop w:val="0"/>
-      <w:marBottom w:val="0"/>
-      <w:divBdr>
-        <w:top w:val="none" w:sz="0" w:space="0" w:color="auto"/>
-        <w:left w:val="none" w:sz="0" w:space="0" w:color="auto"/>
-        <w:bottom w:val="none" w:sz="0" w:space="0" w:color="auto"/>
-        <w:right w:val="none" w:sz="0" w:space="0" w:color="auto"/>
-      </w:divBdr>
-    </w:div>
-    <w:div w:id="1312127479">
-      <w:bodyDiv w:val="1"/>
-      <w:marLeft w:val="0"/>
-      <w:marRight w:val="0"/>
-      <w:marTop w:val="0"/>
-      <w:marBottom w:val="0"/>
-      <w:divBdr>
-        <w:top w:val="none" w:sz="0" w:space="0" w:color="auto"/>
-        <w:left w:val="none" w:sz="0" w:space="0" w:color="auto"/>
-        <w:bottom w:val="none" w:sz="0" w:space="0" w:color="auto"/>
-        <w:right w:val="none" w:sz="0" w:space="0" w:color="auto"/>
-      </w:divBdr>
-    </w:div>
-    <w:div w:id="1338120292">
-      <w:bodyDiv w:val="1"/>
-      <w:marLeft w:val="0"/>
-      <w:marRight w:val="0"/>
-      <w:marTop w:val="0"/>
-      <w:marBottom w:val="0"/>
-      <w:divBdr>
-        <w:top w:val="none" w:sz="0" w:space="0" w:color="auto"/>
-        <w:left w:val="none" w:sz="0" w:space="0" w:color="auto"/>
-        <w:bottom w:val="none" w:sz="0" w:space="0" w:color="auto"/>
-        <w:right w:val="none" w:sz="0" w:space="0" w:color="auto"/>
-      </w:divBdr>
-    </w:div>
-    <w:div w:id="1348823794">
-      <w:bodyDiv w:val="1"/>
-      <w:marLeft w:val="0"/>
-      <w:marRight w:val="0"/>
-      <w:marTop w:val="0"/>
-      <w:marBottom w:val="0"/>
-      <w:divBdr>
-        <w:top w:val="none" w:sz="0" w:space="0" w:color="auto"/>
-        <w:left w:val="none" w:sz="0" w:space="0" w:color="auto"/>
-        <w:bottom w:val="none" w:sz="0" w:space="0" w:color="auto"/>
-        <w:right w:val="none" w:sz="0" w:space="0" w:color="auto"/>
-      </w:divBdr>
-    </w:div>
-    <w:div w:id="1353537089">
-      <w:bodyDiv w:val="1"/>
-      <w:marLeft w:val="0"/>
-      <w:marRight w:val="0"/>
-      <w:marTop w:val="0"/>
-      <w:marBottom w:val="0"/>
-      <w:divBdr>
-        <w:top w:val="none" w:sz="0" w:space="0" w:color="auto"/>
-        <w:left w:val="none" w:sz="0" w:space="0" w:color="auto"/>
-        <w:bottom w:val="none" w:sz="0" w:space="0" w:color="auto"/>
-        <w:right w:val="none" w:sz="0" w:space="0" w:color="auto"/>
-      </w:divBdr>
-    </w:div>
-    <w:div w:id="1376076294">
-      <w:bodyDiv w:val="1"/>
-      <w:marLeft w:val="0"/>
-      <w:marRight w:val="0"/>
-      <w:marTop w:val="0"/>
-      <w:marBottom w:val="0"/>
-      <w:divBdr>
-        <w:top w:val="none" w:sz="0" w:space="0" w:color="auto"/>
-        <w:left w:val="none" w:sz="0" w:space="0" w:color="auto"/>
-        <w:bottom w:val="none" w:sz="0" w:space="0" w:color="auto"/>
-        <w:right w:val="none" w:sz="0" w:space="0" w:color="auto"/>
-      </w:divBdr>
-    </w:div>
-    <w:div w:id="1398243059">
-      <w:bodyDiv w:val="1"/>
-      <w:marLeft w:val="0"/>
-      <w:marRight w:val="0"/>
-      <w:marTop w:val="0"/>
-      <w:marBottom w:val="0"/>
-      <w:divBdr>
-        <w:top w:val="none" w:sz="0" w:space="0" w:color="auto"/>
-        <w:left w:val="none" w:sz="0" w:space="0" w:color="auto"/>
-        <w:bottom w:val="none" w:sz="0" w:space="0" w:color="auto"/>
-        <w:right w:val="none" w:sz="0" w:space="0" w:color="auto"/>
-      </w:divBdr>
-    </w:div>
-    <w:div w:id="1405373377">
-      <w:bodyDiv w:val="1"/>
-      <w:marLeft w:val="0"/>
-      <w:marRight w:val="0"/>
-      <w:marTop w:val="0"/>
-      <w:marBottom w:val="0"/>
-      <w:divBdr>
-        <w:top w:val="none" w:sz="0" w:space="0" w:color="auto"/>
-        <w:left w:val="none" w:sz="0" w:space="0" w:color="auto"/>
-        <w:bottom w:val="none" w:sz="0" w:space="0" w:color="auto"/>
-        <w:right w:val="none" w:sz="0" w:space="0" w:color="auto"/>
-      </w:divBdr>
-    </w:div>
-    <w:div w:id="1474524359">
-      <w:bodyDiv w:val="1"/>
-      <w:marLeft w:val="0"/>
-      <w:marRight w:val="0"/>
-      <w:marTop w:val="0"/>
-      <w:marBottom w:val="0"/>
-      <w:divBdr>
-        <w:top w:val="none" w:sz="0" w:space="0" w:color="auto"/>
-        <w:left w:val="none" w:sz="0" w:space="0" w:color="auto"/>
-        <w:bottom w:val="none" w:sz="0" w:space="0" w:color="auto"/>
-        <w:right w:val="none" w:sz="0" w:space="0" w:color="auto"/>
-      </w:divBdr>
-    </w:div>
-    <w:div w:id="1563756264">
-      <w:bodyDiv w:val="1"/>
-      <w:marLeft w:val="0"/>
-      <w:marRight w:val="0"/>
-      <w:marTop w:val="0"/>
-      <w:marBottom w:val="0"/>
-      <w:divBdr>
-        <w:top w:val="none" w:sz="0" w:space="0" w:color="auto"/>
-        <w:left w:val="none" w:sz="0" w:space="0" w:color="auto"/>
-        <w:bottom w:val="none" w:sz="0" w:space="0" w:color="auto"/>
-        <w:right w:val="none" w:sz="0" w:space="0" w:color="auto"/>
-      </w:divBdr>
-    </w:div>
-    <w:div w:id="1571304709">
-      <w:bodyDiv w:val="1"/>
-      <w:marLeft w:val="0"/>
-      <w:marRight w:val="0"/>
-      <w:marTop w:val="0"/>
-      <w:marBottom w:val="0"/>
-      <w:divBdr>
-        <w:top w:val="none" w:sz="0" w:space="0" w:color="auto"/>
-        <w:left w:val="none" w:sz="0" w:space="0" w:color="auto"/>
-        <w:bottom w:val="none" w:sz="0" w:space="0" w:color="auto"/>
-        <w:right w:val="none" w:sz="0" w:space="0" w:color="auto"/>
-      </w:divBdr>
-    </w:div>
-    <w:div w:id="1724791056">
-      <w:bodyDiv w:val="1"/>
-      <w:marLeft w:val="0"/>
-      <w:marRight w:val="0"/>
-      <w:marTop w:val="0"/>
-      <w:marBottom w:val="0"/>
-      <w:divBdr>
-        <w:top w:val="none" w:sz="0" w:space="0" w:color="auto"/>
-        <w:left w:val="none" w:sz="0" w:space="0" w:color="auto"/>
-        <w:bottom w:val="none" w:sz="0" w:space="0" w:color="auto"/>
-        <w:right w:val="none" w:sz="0" w:space="0" w:color="auto"/>
-      </w:divBdr>
-    </w:div>
-    <w:div w:id="1795441628">
-      <w:bodyDiv w:val="1"/>
-      <w:marLeft w:val="0"/>
-      <w:marRight w:val="0"/>
-      <w:marTop w:val="0"/>
-      <w:marBottom w:val="0"/>
-      <w:divBdr>
-        <w:top w:val="none" w:sz="0" w:space="0" w:color="auto"/>
-        <w:left w:val="none" w:sz="0" w:space="0" w:color="auto"/>
-        <w:bottom w:val="none" w:sz="0" w:space="0" w:color="auto"/>
-        <w:right w:val="none" w:sz="0" w:space="0" w:color="auto"/>
-      </w:divBdr>
-    </w:div>
-    <w:div w:id="1803883350">
-      <w:bodyDiv w:val="1"/>
-      <w:marLeft w:val="0"/>
-      <w:marRight w:val="0"/>
-      <w:marTop w:val="0"/>
-      <w:marBottom w:val="0"/>
-      <w:divBdr>
-        <w:top w:val="none" w:sz="0" w:space="0" w:color="auto"/>
-        <w:left w:val="none" w:sz="0" w:space="0" w:color="auto"/>
-        <w:bottom w:val="none" w:sz="0" w:space="0" w:color="auto"/>
-        <w:right w:val="none" w:sz="0" w:space="0" w:color="auto"/>
-      </w:divBdr>
-    </w:div>
-    <w:div w:id="1850563827">
-      <w:bodyDiv w:val="1"/>
-      <w:marLeft w:val="0"/>
-      <w:marRight w:val="0"/>
-      <w:marTop w:val="0"/>
-      <w:marBottom w:val="0"/>
-      <w:divBdr>
-        <w:top w:val="none" w:sz="0" w:space="0" w:color="auto"/>
-        <w:left w:val="none" w:sz="0" w:space="0" w:color="auto"/>
-        <w:bottom w:val="none" w:sz="0" w:space="0" w:color="auto"/>
-        <w:right w:val="none" w:sz="0" w:space="0" w:color="auto"/>
-      </w:divBdr>
-    </w:div>
-    <w:div w:id="1924416183">
-      <w:bodyDiv w:val="1"/>
-      <w:marLeft w:val="0"/>
-      <w:marRight w:val="0"/>
-      <w:marTop w:val="0"/>
-      <w:marBottom w:val="0"/>
-      <w:divBdr>
-        <w:top w:val="none" w:sz="0" w:space="0" w:color="auto"/>
-        <w:left w:val="none" w:sz="0" w:space="0" w:color="auto"/>
-        <w:bottom w:val="none" w:sz="0" w:space="0" w:color="auto"/>
-        <w:right w:val="none" w:sz="0" w:space="0" w:color="auto"/>
-      </w:divBdr>
-    </w:div>
-    <w:div w:id="1983653235">
-      <w:bodyDiv w:val="1"/>
-      <w:marLeft w:val="0"/>
-      <w:marRight w:val="0"/>
-      <w:marTop w:val="0"/>
-      <w:marBottom w:val="0"/>
-      <w:divBdr>
-        <w:top w:val="none" w:sz="0" w:space="0" w:color="auto"/>
-        <w:left w:val="none" w:sz="0" w:space="0" w:color="auto"/>
-        <w:bottom w:val="none" w:sz="0" w:space="0" w:color="auto"/>
-        <w:right w:val="none" w:sz="0" w:space="0" w:color="auto"/>
-      </w:divBdr>
-    </w:div>
-    <w:div w:id="2094235122">
-      <w:bodyDiv w:val="1"/>
-      <w:marLeft w:val="0"/>
-      <w:marRight w:val="0"/>
-      <w:marTop w:val="0"/>
-      <w:marBottom w:val="0"/>
-      <w:divBdr>
-        <w:top w:val="none" w:sz="0" w:space="0" w:color="auto"/>
-        <w:left w:val="none" w:sz="0" w:space="0" w:color="auto"/>
-        <w:bottom w:val="none" w:sz="0" w:space="0" w:color="auto"/>
-        <w:right w:val="none" w:sz="0" w:space="0" w:color="auto"/>
-      </w:divBdr>
-    </w:div>
-    <w:div w:id="2094625308">
-      <w:bodyDiv w:val="1"/>
-      <w:marLeft w:val="0"/>
-      <w:marRight w:val="0"/>
-      <w:marTop w:val="0"/>
-      <w:marBottom w:val="0"/>
-      <w:divBdr>
-        <w:top w:val="none" w:sz="0" w:space="0" w:color="auto"/>
-        <w:left w:val="none" w:sz="0" w:space="0" w:color="auto"/>
-        <w:bottom w:val="none" w:sz="0" w:space="0" w:color="auto"/>
-        <w:right w:val="none" w:sz="0" w:space="0" w:color="auto"/>
-      </w:divBdr>
-    </w:div>
-    <w:div w:id="2117870840">
-      <w:bodyDiv w:val="1"/>
-      <w:marLeft w:val="0"/>
-      <w:marRight w:val="0"/>
-      <w:marTop w:val="0"/>
-      <w:marBottom w:val="0"/>
-      <w:divBdr>
-        <w:top w:val="none" w:sz="0" w:space="0" w:color="auto"/>
-        <w:left w:val="none" w:sz="0" w:space="0" w:color="auto"/>
-        <w:bottom w:val="none" w:sz="0" w:space="0" w:color="auto"/>
-        <w:right w:val="none" w:sz="0" w:space="0" w:color="auto"/>
-      </w:divBdr>
-    </w:div>
-    <w:div w:id="2128885702">
-      <w:bodyDiv w:val="1"/>
-      <w:marLeft w:val="0"/>
-      <w:marRight w:val="0"/>
-      <w:marTop w:val="0"/>
-      <w:marBottom w:val="0"/>
-      <w:divBdr>
-        <w:top w:val="none" w:sz="0" w:space="0" w:color="auto"/>
-        <w:left w:val="none" w:sz="0" w:space="0" w:color="auto"/>
-        <w:bottom w:val="none" w:sz="0" w:space="0" w:color="auto"/>
-        <w:right w:val="none" w:sz="0" w:space="0" w:color="auto"/>
-      </w:divBdr>
-    </w:div>
-  </w:divs>
-  <w:optimizeForBrowser/>
-  <w:relyOnVML/>
-  <w:allowPNG/>
-</w:webSettings>
+<file path=customXml/item1.xml><?xml version="1.0" encoding="utf-8"?>
+<b:Sources xmlns:b="http://schemas.openxmlformats.org/officeDocument/2006/bibliography" xmlns="http://schemas.openxmlformats.org/officeDocument/2006/bibliography" SelectedStyle="\APA.XSL" StyleName="APA"/>
+</file>
+
+<file path=customXml/itemProps1.xml><?xml version="1.0" encoding="utf-8"?>
+<ds:datastoreItem xmlns:ds="http://schemas.openxmlformats.org/officeDocument/2006/customXml" ds:itemID="{2C8B2EC6-6BF0-4593-A640-55D2ACB336B2}">
+  <ds:schemaRefs>
+    <ds:schemaRef ds:uri="http://schemas.openxmlformats.org/officeDocument/2006/bibliography"/>
+  </ds:schemaRefs>
+</ds:datastoreItem>
 </file>
--- a/skills/phong-vattu/assets/to-trinh-khlcnt-vattu.docx
+++ b/skills/phong-vattu/assets/to-trinh-khlcnt-vattu.docx
@@ -33,7 +33,7 @@
               <w:rPr>
                 <w:szCs w:val="26"/>
               </w:rPr>
-              <w:t>BỆNH VIỆN ĐK TỈNH PHÚ THỌ</w:t>
+              <w:t xml:space="preserve">BỆNH VIỆN ĐK TỈNH PHÚ THỌ</w:t>
             </w:r>
           </w:p>
           <w:p>
@@ -120,7 +120,7 @@
                 <w:b/>
                 <w:szCs w:val="26"/>
               </w:rPr>
-              <w:t>TỔ CHUYÊN GIA</w:t>
+              <w:t xml:space="preserve">TỔ CHUYÊN GIA</w:t>
             </w:r>
           </w:p>
         </w:tc>
@@ -143,7 +143,7 @@
                 <w:b/>
                 <w:szCs w:val="26"/>
               </w:rPr>
-              <w:t>CỘNG HÒA XÃ HỘI CHỦ NGHĨA VIỆT NAM</w:t>
+              <w:t xml:space="preserve">CỘNG HÒA XÃ HỘI CHỦ NGHĨA VIỆT NAM</w:t>
             </w:r>
           </w:p>
           <w:p>
@@ -234,7 +234,7 @@
                 <w:sz w:val="28"/>
                 <w:szCs w:val="28"/>
               </w:rPr>
-              <w:t>Độc lập - Tự do - Hạnh phúc</w:t>
+              <w:t xml:space="preserve">Độc lập - Tự do - Hạnh phúc</w:t>
             </w:r>
           </w:p>
         </w:tc>
@@ -263,7 +263,7 @@
                 <w:bCs/>
                 <w:szCs w:val="26"/>
               </w:rPr>
-              <w:t>Số:</w:t>
+              <w:t xml:space="preserve">Số:</w:t>
             </w:r>
             <w:r>
               <w:rPr>
@@ -277,7 +277,7 @@
                 <w:bCs/>
                 <w:szCs w:val="26"/>
               </w:rPr>
-              <w:t>/TTr-TCG</w:t>
+              <w:t xml:space="preserve">/TTr-TCG</w:t>
             </w:r>
           </w:p>
         </w:tc>
@@ -304,7 +304,7 @@
                 <w:szCs w:val="28"/>
                 <w:lang w:val="vi-VN"/>
               </w:rPr>
-              <w:t>Phú Thọ, ngày 24 tháng 04</w:t>
+              <w:t xml:space="preserve">Phú Thọ, ngày 24 tháng 04</w:t>
             </w:r>
             <w:r>
               <w:rPr>
@@ -322,7 +322,7 @@
                 <w:szCs w:val="28"/>
                 <w:lang w:val="vi-VN"/>
               </w:rPr>
-              <w:t>6</w:t>
+              <w:t xml:space="preserve">6</w:t>
             </w:r>
           </w:p>
         </w:tc>
@@ -345,7 +345,7 @@
           <w:sz w:val="28"/>
           <w:szCs w:val="28"/>
         </w:rPr>
-        <w:t>TỜ TRÌNH</w:t>
+        <w:t xml:space="preserve">TỜ TRÌNH</w:t>
       </w:r>
     </w:p>
     <w:p>
@@ -363,7 +363,7 @@
           <w:bCs/>
           <w:szCs w:val="26"/>
         </w:rPr>
-        <w:t>K</w:t>
+        <w:t xml:space="preserve">K</w:t>
       </w:r>
       <w:r>
         <w:rPr>
@@ -371,7 +371,7 @@
           <w:bCs/>
           <w:szCs w:val="26"/>
         </w:rPr>
-        <w:t>ế</w:t>
+        <w:t xml:space="preserve">ế</w:t>
       </w:r>
       <w:r>
         <w:rPr>
@@ -405,7 +405,7 @@
           <w:bCs/>
           <w:szCs w:val="26"/>
         </w:rPr>
-        <w:t>D</w:t>
+        <w:t xml:space="preserve">D</w:t>
       </w:r>
       <w:r>
         <w:rPr>
@@ -413,7 +413,7 @@
           <w:bCs/>
           <w:szCs w:val="26"/>
         </w:rPr>
-        <w:t>ự toán mua sắm</w:t>
+        <w:t xml:space="preserve">ự toán mua sắm</w:t>
       </w:r>
       <w:bookmarkStart w:id="0" w:name="_Hlk201672931"/>
       <w:r>
@@ -469,7 +469,7 @@
           <w:szCs w:val="26"/>
           <w:lang w:val="vi-VN"/>
         </w:rPr>
-        <w:t>Phú Thọ</w:t>
+        <w:t xml:space="preserve">Phú Thọ</w:t>
       </w:r>
     </w:p>
     <w:p>
@@ -491,7 +491,7 @@
           <w:color w:val="000000" w:themeColor="text1"/>
           <w:szCs w:val="26"/>
         </w:rPr>
-        <w:t>Kính gửi: Giám đốc Bệnh viện đa khoa tỉnh Phú Thọ</w:t>
+        <w:t xml:space="preserve">Kính gửi: Giám đốc Bệnh viện đa khoa tỉnh Phú Thọ</w:t>
       </w:r>
     </w:p>
     <w:bookmarkEnd w:id="0"/>
@@ -510,7 +510,7 @@
           <w:bCs/>
           <w:szCs w:val="26"/>
         </w:rPr>
-        <w:t>Tổ chuyên gia đấu thầu</w:t>
+        <w:t xml:space="preserve">Tổ chuyên gia đấu thầu</w:t>
       </w:r>
       <w:r>
         <w:rPr>
@@ -542,7 +542,7 @@
           <w:bCs/>
           <w:szCs w:val="26"/>
         </w:rPr>
-        <w:t>trên cơ sở những nội dung dưới đây:</w:t>
+        <w:t xml:space="preserve">trên cơ sở những nội dung dưới đây:</w:t>
       </w:r>
     </w:p>
     <w:p>
@@ -568,7 +568,7 @@
           <w:b/>
           <w:szCs w:val="26"/>
         </w:rPr>
-        <w:t>Mô tả tóm tắt</w:t>
+        <w:t xml:space="preserve">Mô tả tóm tắt</w:t>
       </w:r>
       <w:r>
         <w:rPr>
@@ -583,7 +583,7 @@
           <w:b/>
           <w:szCs w:val="26"/>
         </w:rPr>
-        <w:t>toán mua sắm</w:t>
+        <w:t xml:space="preserve">toán mua sắm</w:t>
       </w:r>
     </w:p>
     <w:p>
@@ -599,7 +599,7 @@
         <w:rPr>
           <w:szCs w:val="26"/>
         </w:rPr>
-        <w:t>Dự kiến nguồn tài chính hợp pháp trong năm tài chính: Nguồn tài chính sử dụng cho dự toán mua sắm được phê duyệt tại Quyết định số</w:t>
+        <w:t xml:space="preserve">Dự kiến nguồn tài chính hợp pháp trong năm tài chính: Nguồn tài chính sử dụng cho dự toán mua sắm được phê duyệt tại Quyết định số</w:t>
       </w:r>
       <w:r>
         <w:rPr>
@@ -611,13 +611,13 @@
         <w:rPr>
           <w:szCs w:val="26"/>
         </w:rPr>
-        <w:t>2143</w:t>
-      </w:r>
-      <w:r>
-        <w:rPr>
-          <w:szCs w:val="26"/>
-        </w:rPr>
-        <w:t>/QĐ-B</w:t>
+        <w:t xml:space="preserve">2143</w:t>
+      </w:r>
+      <w:r>
+        <w:rPr>
+          <w:szCs w:val="26"/>
+        </w:rPr>
+        <w:t xml:space="preserve">/QĐ-B</w:t>
       </w:r>
       <w:r>
         <w:rPr>
@@ -631,21 +631,21 @@
           <w:color w:val="000000" w:themeColor="text1"/>
           <w:szCs w:val="26"/>
         </w:rPr>
-        <w:t>23</w:t>
+        <w:t xml:space="preserve">23</w:t>
       </w:r>
       <w:r>
         <w:rPr>
           <w:color w:val="000000" w:themeColor="text1"/>
           <w:szCs w:val="26"/>
         </w:rPr>
-        <w:t>/</w:t>
+        <w:t xml:space="preserve">/</w:t>
       </w:r>
       <w:r>
         <w:rPr>
           <w:color w:val="000000" w:themeColor="text1"/>
           <w:szCs w:val="26"/>
         </w:rPr>
-        <w:t>04/2026</w:t>
+        <w:t xml:space="preserve">04/2026</w:t>
       </w:r>
       <w:r>
         <w:rPr>
@@ -679,7 +679,7 @@
         <w:rPr>
           <w:szCs w:val="26"/>
         </w:rPr>
-        <w:t>-</w:t>
+        <w:t xml:space="preserve">-</w:t>
       </w:r>
       <w:r>
         <w:rPr>
@@ -691,7 +691,7 @@
         <w:rPr>
           <w:szCs w:val="26"/>
         </w:rPr>
-        <w:t>toán mua sắm</w:t>
+        <w:t xml:space="preserve">toán mua sắm</w:t>
       </w:r>
       <w:r>
         <w:rPr>
@@ -714,7 +714,7 @@
           <w:bCs/>
           <w:szCs w:val="26"/>
         </w:rPr>
-        <w:t>băng ghim và dụng cụ cắt khâu nối dùng trong phẫu thuật</w:t>
+        <w:t xml:space="preserve">băng ghim và dụng cụ cắt khâu nối dùng trong phẫu thuật</w:t>
       </w:r>
       <w:r>
         <w:rPr>
@@ -730,7 +730,7 @@
           <w:kern w:val="2"/>
           <w:szCs w:val="26"/>
         </w:rPr>
-        <w:t>.</w:t>
+        <w:t xml:space="preserve">.</w:t>
       </w:r>
     </w:p>
     <w:p>
@@ -746,7 +746,7 @@
         <w:rPr>
           <w:szCs w:val="26"/>
         </w:rPr>
-        <w:t>- Tên gói thầu</w:t>
+        <w:t xml:space="preserve">- Tên gói thầu</w:t>
       </w:r>
       <w:r>
         <w:rPr>
@@ -771,7 +771,7 @@
           <w:bCs/>
           <w:szCs w:val="26"/>
         </w:rPr>
-        <w:t>băng ghim và dụng cụ cắt khâu nối dùng trong phẫu thuật</w:t>
+        <w:t xml:space="preserve">băng ghim và dụng cụ cắt khâu nối dùng trong phẫu thuật</w:t>
       </w:r>
       <w:r>
         <w:rPr>
@@ -785,7 +785,7 @@
         <w:rPr>
           <w:szCs w:val="26"/>
         </w:rPr>
-        <w:t>.</w:t>
+        <w:t xml:space="preserve">.</w:t>
       </w:r>
       <w:r>
         <w:rPr>
@@ -816,7 +816,7 @@
         <w:rPr>
           <w:szCs w:val="26"/>
         </w:rPr>
-        <w:t>- Tổng mức dự toán:</w:t>
+        <w:t xml:space="preserve">- Tổng mức dự toán:</w:t>
       </w:r>
       <w:r>
         <w:rPr>
@@ -831,7 +831,7 @@
           <w:szCs w:val="26"/>
           <w:lang w:val="es-ES"/>
         </w:rPr>
-        <w:t>1.999.950.000</w:t>
+        <w:t xml:space="preserve">1.999.950.000</w:t>
       </w:r>
       <w:r>
         <w:rPr>
@@ -849,7 +849,7 @@
           <w:szCs w:val="26"/>
           <w:lang w:val="es-ES"/>
         </w:rPr>
-        <w:t>VN</w:t>
+        <w:t xml:space="preserve">VN</w:t>
       </w:r>
       <w:r>
         <w:rPr>
@@ -858,7 +858,7 @@
           <w:szCs w:val="26"/>
           <w:lang w:val="vi-VN"/>
         </w:rPr>
-        <w:t>Đ</w:t>
+        <w:t xml:space="preserve">Đ</w:t>
       </w:r>
       <w:r>
         <w:rPr>
@@ -875,7 +875,7 @@
           <w:color w:val="000000"/>
           <w:szCs w:val="26"/>
         </w:rPr>
-        <w:t>Một tỷ chín trăm chín mươi chín triệu chín trăm năm mươi nghìn đồng</w:t>
+        <w:t xml:space="preserve">Một tỷ chín trăm chín mươi chín triệu chín trăm năm mươi nghìn đồng</w:t>
       </w:r>
       <w:r>
         <w:rPr>
@@ -883,7 +883,7 @@
           <w:color w:val="000000"/>
           <w:szCs w:val="26"/>
         </w:rPr>
-        <w:t>.</w:t>
+        <w:t xml:space="preserve">.</w:t>
       </w:r>
       <w:r>
         <w:rPr>
@@ -892,7 +892,7 @@
           <w:szCs w:val="26"/>
           <w:lang w:val="es-ES"/>
         </w:rPr>
-        <w:t>/.).</w:t>
+        <w:t xml:space="preserve">/.).</w:t>
       </w:r>
       <w:r>
         <w:rPr>
@@ -919,7 +919,7 @@
           <w:szCs w:val="26"/>
           <w:lang w:val="pt-BR"/>
         </w:rPr>
-        <w:t>- Chủ đầu tư: Bệnh viện đa khoa tỉnh Phú Thọ</w:t>
+        <w:t xml:space="preserve">- Chủ đầu tư: Bệnh viện đa khoa tỉnh Phú Thọ</w:t>
       </w:r>
     </w:p>
     <w:p>
@@ -953,7 +953,7 @@
           <w:szCs w:val="26"/>
           <w:shd w:val="clear" w:color="auto" w:fill="FFFFFF"/>
         </w:rPr>
-        <w:t>Nguồn thu từ dịch vụ khám chữa bệnh và các nguồn kinh phí hợp pháp khác của Bệnh viện</w:t>
+        <w:t xml:space="preserve">Nguồn thu từ dịch vụ khám chữa bệnh và các nguồn kinh phí hợp pháp khác của Bệnh viện</w:t>
       </w:r>
       <w:r>
         <w:rPr>
@@ -961,7 +961,7 @@
           <w:sz w:val="26"/>
           <w:szCs w:val="26"/>
         </w:rPr>
-        <w:t>.</w:t>
+        <w:t xml:space="preserve">.</w:t>
       </w:r>
     </w:p>
     <w:p>
@@ -988,7 +988,7 @@
           <w:sz w:val="26"/>
           <w:szCs w:val="26"/>
         </w:rPr>
-        <w:t>1</w:t>
+        <w:t xml:space="preserve">1</w:t>
       </w:r>
       <w:r>
         <w:rPr>
@@ -997,7 +997,7 @@
           <w:szCs w:val="26"/>
           <w:lang w:val="vi-VN"/>
         </w:rPr>
-        <w:t>2</w:t>
+        <w:t xml:space="preserve">2</w:t>
       </w:r>
       <w:r>
         <w:rPr>
@@ -1005,7 +1005,7 @@
           <w:sz w:val="26"/>
           <w:szCs w:val="26"/>
         </w:rPr>
-        <w:t>0</w:t>
+        <w:t xml:space="preserve">0</w:t>
       </w:r>
       <w:r>
         <w:rPr>
@@ -1021,7 +1021,7 @@
           <w:sz w:val="26"/>
           <w:szCs w:val="26"/>
         </w:rPr>
-        <w:t>ngày</w:t>
+        <w:t xml:space="preserve">ngày</w:t>
       </w:r>
     </w:p>
     <w:p>
@@ -1047,7 +1047,7 @@
           <w:szCs w:val="26"/>
           <w:lang w:val="pt-BR"/>
         </w:rPr>
-        <w:t>Bệnh viện đa khoa tỉnh Phú Thọ</w:t>
+        <w:t xml:space="preserve">Bệnh viện đa khoa tỉnh Phú Thọ</w:t>
       </w:r>
     </w:p>
     <w:p>
@@ -1067,7 +1067,7 @@
           <w:szCs w:val="26"/>
           <w:lang w:eastAsia="en-GB"/>
         </w:rPr>
-        <w:t>-</w:t>
+        <w:t xml:space="preserve">-</w:t>
       </w:r>
       <w:r>
         <w:rPr>
@@ -1102,7 +1102,7 @@
           <w:szCs w:val="26"/>
           <w:lang w:val="vi-VN"/>
         </w:rPr>
-        <w:t>vật tư</w:t>
+        <w:t xml:space="preserve">vật tư</w:t>
       </w:r>
       <w:r>
         <w:rPr>
@@ -1117,7 +1117,7 @@
           <w:szCs w:val="26"/>
           <w:lang w:val="vi-VN"/>
         </w:rPr>
-        <w:t>y tế</w:t>
+        <w:t xml:space="preserve">y tế</w:t>
       </w:r>
       <w:r>
         <w:rPr>
@@ -1133,7 +1133,7 @@
           <w:szCs w:val="26"/>
           <w:lang w:eastAsia="en-GB"/>
         </w:rPr>
-        <w:t>phục vụ công tác chuyên môn</w:t>
+        <w:t xml:space="preserve">phục vụ công tác chuyên môn</w:t>
       </w:r>
       <w:r>
         <w:rPr>
@@ -1158,7 +1158,7 @@
           <w:szCs w:val="26"/>
           <w:lang w:eastAsia="en-GB"/>
         </w:rPr>
-        <w:t>đa khoa tỉnh Phú Thọ</w:t>
+        <w:t xml:space="preserve">đa khoa tỉnh Phú Thọ</w:t>
       </w:r>
       <w:bookmarkEnd w:id="1"/>
       <w:r>
@@ -1167,7 +1167,7 @@
           <w:szCs w:val="26"/>
           <w:lang w:val="pt-BR"/>
         </w:rPr>
-        <w:t>.</w:t>
+        <w:t xml:space="preserve">.</w:t>
       </w:r>
     </w:p>
     <w:p>
@@ -1209,7 +1209,7 @@
           <w:bCs/>
           <w:szCs w:val="26"/>
         </w:rPr>
-        <w:t>băng ghim và dụng cụ cắt khâu nối dùng trong phẫu thuật</w:t>
+        <w:t xml:space="preserve">băng ghim và dụng cụ cắt khâu nối dùng trong phẫu thuật</w:t>
       </w:r>
       <w:r>
         <w:rPr>
@@ -1225,7 +1225,7 @@
           <w:szCs w:val="26"/>
           <w:lang w:val="vi-VN"/>
         </w:rPr>
-        <w:t>.</w:t>
+        <w:t xml:space="preserve">.</w:t>
       </w:r>
     </w:p>
     <w:p>
@@ -1252,7 +1252,7 @@
           <w:szCs w:val="26"/>
           <w:lang w:val="pt-BR"/>
         </w:rPr>
-        <w:t>Quy mô</w:t>
+        <w:t xml:space="preserve">Quy mô</w:t>
       </w:r>
       <w:r>
         <w:rPr>
@@ -1283,7 +1283,7 @@
           <w:bCs/>
           <w:szCs w:val="26"/>
         </w:rPr>
-        <w:t>băng ghim và dụng cụ cắt khâu nối dùng trong phẫu thuật</w:t>
+        <w:t xml:space="preserve">băng ghim và dụng cụ cắt khâu nối dùng trong phẫu thuật</w:t>
       </w:r>
       <w:r>
         <w:rPr>
@@ -1298,7 +1298,7 @@
           <w:szCs w:val="26"/>
           <w:lang w:val="nl-NL"/>
         </w:rPr>
-        <w:t>.</w:t>
+        <w:t xml:space="preserve">.</w:t>
       </w:r>
     </w:p>
     <w:p>
@@ -1326,7 +1326,7 @@
           <w:szCs w:val="26"/>
           <w:lang w:val="vi-VN"/>
         </w:rPr>
-        <w:t>Căn cứ pháp lý</w:t>
+        <w:t xml:space="preserve">Căn cứ pháp lý</w:t>
       </w:r>
     </w:p>
     <w:p>
@@ -1344,13 +1344,13 @@
           <w:snapToGrid w:val="0"/>
           <w:szCs w:val="26"/>
         </w:rPr>
-        <w:t>Căn cứ Luật Đấu thầu ngày 23/06/2023, được sửa đổi bổ sung tại Luật số 57/2024/QH15; Luật số 90/2025/QH15</w:t>
-      </w:r>
-      <w:r>
-        <w:rPr>
-          <w:szCs w:val="26"/>
-        </w:rPr>
-        <w:t>;</w:t>
+        <w:t xml:space="preserve">Căn cứ Luật Đấu thầu ngày 23/06/2023, được sửa đổi bổ sung tại Luật số 57/2024/QH15; Luật số 90/2025/QH15</w:t>
+      </w:r>
+      <w:r>
+        <w:rPr>
+          <w:szCs w:val="26"/>
+        </w:rPr>
+        <w:t xml:space="preserve">;</w:t>
       </w:r>
       <w:r>
         <w:rPr>
@@ -1374,13 +1374,13 @@
           <w:szCs w:val="26"/>
         </w:rPr>
         <w:lastRenderedPageBreak/>
-        <w:t>Căn cứ Luật K</w:t>
-      </w:r>
-      <w:r>
-        <w:rPr>
-          <w:szCs w:val="26"/>
-        </w:rPr>
-        <w:t>hám bệnh, chữa bệnh ngày 09/01/2023;</w:t>
+        <w:t xml:space="preserve">Căn cứ Luật K</w:t>
+      </w:r>
+      <w:r>
+        <w:rPr>
+          <w:szCs w:val="26"/>
+        </w:rPr>
+        <w:t xml:space="preserve">hám bệnh, chữa bệnh ngày 09/01/2023;</w:t>
       </w:r>
     </w:p>
     <w:p>
@@ -1396,13 +1396,13 @@
         <w:rPr>
           <w:szCs w:val="26"/>
         </w:rPr>
-        <w:t>Căn cứ Luật Q</w:t>
-      </w:r>
-      <w:r>
-        <w:rPr>
-          <w:szCs w:val="26"/>
-        </w:rPr>
-        <w:t>uản lý, sử dụng tài sản công ngày 21/6/2017;</w:t>
+        <w:t xml:space="preserve">Căn cứ Luật Q</w:t>
+      </w:r>
+      <w:r>
+        <w:rPr>
+          <w:szCs w:val="26"/>
+        </w:rPr>
+        <w:t xml:space="preserve">uản lý, sử dụng tài sản công ngày 21/6/2017;</w:t>
       </w:r>
     </w:p>
     <w:p>
@@ -1421,7 +1421,7 @@
           <w:iCs/>
           <w:szCs w:val="26"/>
         </w:rPr>
-        <w:t>Căn cứ Nghị định số 214/2025/NĐ-CP ngày 04/8/2025 của Chính phủ quy định chi tiết một số điều và biện pháp thi hành Luật Đấu thầu về lựa chọn nhà thầu;</w:t>
+        <w:t xml:space="preserve">Căn cứ Nghị định số 214/2025/NĐ-CP ngày 04/8/2025 của Chính phủ quy định chi tiết một số điều và biện pháp thi hành Luật Đấu thầu về lựa chọn nhà thầu;</w:t>
       </w:r>
     </w:p>
     <w:p>
@@ -1442,7 +1442,7 @@
           <w:iCs/>
           <w:szCs w:val="26"/>
         </w:rPr>
-        <w:t>Căn cứ Nghị định số 96/2023/NĐ-CP ngày 30/12/2023 của Chính phủ quy định chi tiết một số điều của Luật khám bệnh, chữa bệnh;</w:t>
+        <w:t xml:space="preserve">Căn cứ Nghị định số 96/2023/NĐ-CP ngày 30/12/2023 của Chính phủ quy định chi tiết một số điều của Luật khám bệnh, chữa bệnh;</w:t>
       </w:r>
     </w:p>
     <w:bookmarkEnd w:id="2"/>
@@ -1465,7 +1465,7 @@
           <w:szCs w:val="26"/>
           <w:lang w:val="nl-NL" w:eastAsia="vi-VN"/>
         </w:rPr>
-        <w:t>Căn cứ Nghị định số 98/2021/NĐ-CP ngày 08/11/2021 của Chính phủ về quản lý trang thiết bị y tế; Thông tư số 05/2022/TT-BYT ngày 01/8/2022 của Bộ Y tế quy định chi tiết thi hành một số điều của Nghị định số 98/2021/NĐ-CP ngày 08/11/2021 của Chính phủ về quản lý trang thiết bị y tế; Nghị định số 07/2023/NĐ-CP ngày 03/03/2023 của Chính phủ sửa đổi, bổ sung một số điều của Nghị định 98/2021/NĐ-CP ngày 08/11/2021 của Chính phủ về Quản lý trang thiết bị y tế;</w:t>
+        <w:t xml:space="preserve">Căn cứ Nghị định số 98/2021/NĐ-CP ngày 08/11/2021 của Chính phủ về quản lý trang thiết bị y tế; Thông tư số 05/2022/TT-BYT ngày 01/8/2022 của Bộ Y tế quy định chi tiết thi hành một số điều của Nghị định số 98/2021/NĐ-CP ngày 08/11/2021 của Chính phủ về quản lý trang thiết bị y tế; Nghị định số 07/2023/NĐ-CP ngày 03/03/2023 của Chính phủ sửa đổi, bổ sung một số điều của Nghị định 98/2021/NĐ-CP ngày 08/11/2021 của Chính phủ về Quản lý trang thiết bị y tế;</w:t>
       </w:r>
     </w:p>
     <w:p>
@@ -1490,7 +1490,7 @@
           <w:szCs w:val="26"/>
           <w:lang w:val="vi-VN" w:eastAsia="vi-VN"/>
         </w:rPr>
-        <w:t>Căn cứ Nghị định số</w:t>
+        <w:t xml:space="preserve">Căn cứ Nghị định số</w:t>
       </w:r>
       <w:r>
         <w:rPr>
@@ -1512,7 +1512,7 @@
           <w:szCs w:val="26"/>
           <w:lang w:val="vi-VN" w:eastAsia="vi-VN"/>
         </w:rPr>
-        <w:t>9</w:t>
+        <w:t xml:space="preserve">9</w:t>
       </w:r>
       <w:r>
         <w:rPr>
@@ -1523,7 +1523,7 @@
           <w:szCs w:val="26"/>
           <w:lang w:eastAsia="vi-VN"/>
         </w:rPr>
-        <w:t>8/202</w:t>
+        <w:t xml:space="preserve">8/202</w:t>
       </w:r>
       <w:r>
         <w:rPr>
@@ -1534,7 +1534,7 @@
           <w:szCs w:val="26"/>
           <w:lang w:val="vi-VN" w:eastAsia="vi-VN"/>
         </w:rPr>
-        <w:t>5</w:t>
+        <w:t xml:space="preserve">5</w:t>
       </w:r>
       <w:r>
         <w:rPr>
@@ -1545,7 +1545,7 @@
           <w:szCs w:val="26"/>
           <w:lang w:eastAsia="vi-VN"/>
         </w:rPr>
-        <w:t>/NĐ-CP</w:t>
+        <w:t xml:space="preserve">/NĐ-CP</w:t>
       </w:r>
       <w:r>
         <w:rPr>
@@ -1566,7 +1566,7 @@
           <w:szCs w:val="26"/>
           <w:lang w:val="nl-NL" w:eastAsia="vi-VN"/>
         </w:rPr>
-        <w:t>ngày 0</w:t>
+        <w:t xml:space="preserve">ngày 0</w:t>
       </w:r>
       <w:r>
         <w:rPr>
@@ -1576,7 +1576,7 @@
           <w:szCs w:val="26"/>
           <w:lang w:val="vi-VN" w:eastAsia="vi-VN"/>
         </w:rPr>
-        <w:t>6</w:t>
+        <w:t xml:space="preserve">6</w:t>
       </w:r>
       <w:r>
         <w:rPr>
@@ -1586,7 +1586,7 @@
           <w:szCs w:val="26"/>
           <w:lang w:val="nl-NL" w:eastAsia="vi-VN"/>
         </w:rPr>
-        <w:t>/</w:t>
+        <w:t xml:space="preserve">/</w:t>
       </w:r>
       <w:r>
         <w:rPr>
@@ -1596,7 +1596,7 @@
           <w:szCs w:val="26"/>
           <w:lang w:val="vi-VN" w:eastAsia="vi-VN"/>
         </w:rPr>
-        <w:t>5</w:t>
+        <w:t xml:space="preserve">5</w:t>
       </w:r>
       <w:r>
         <w:rPr>
@@ -1606,7 +1606,7 @@
           <w:szCs w:val="26"/>
           <w:lang w:val="nl-NL" w:eastAsia="vi-VN"/>
         </w:rPr>
-        <w:t>/202</w:t>
+        <w:t xml:space="preserve">/202</w:t>
       </w:r>
       <w:r>
         <w:rPr>
@@ -1616,7 +1616,7 @@
           <w:szCs w:val="26"/>
           <w:lang w:val="vi-VN" w:eastAsia="vi-VN"/>
         </w:rPr>
-        <w:t>5</w:t>
+        <w:t xml:space="preserve">5</w:t>
       </w:r>
       <w:r>
         <w:rPr>
@@ -1635,7 +1635,7 @@
           <w:szCs w:val="26"/>
           <w:shd w:val="clear" w:color="auto" w:fill="FFFFFF"/>
         </w:rPr>
-        <w:t>sách nhà nước để mua sắm, sửa chữa, cải tạo, nâng cấp tài sản, trang thiết bị; chi thuê hàng hóa, dịch vụ; sửa chữa, cải tạo, nâng cấp, mở rộng, xây dựng mới hạng mục công trình trong các dự án đã đầu tư xây dựng và các nhiệm vụ cần thiết khác</w:t>
+        <w:t xml:space="preserve">sách nhà nước để mua sắm, sửa chữa, cải tạo, nâng cấp tài sản, trang thiết bị; chi thuê hàng hóa, dịch vụ; sửa chữa, cải tạo, nâng cấp, mở rộng, xây dựng mới hạng mục công trình trong các dự án đã đầu tư xây dựng và các nhiệm vụ cần thiết khác</w:t>
       </w:r>
       <w:r>
         <w:rPr>
@@ -1645,7 +1645,7 @@
           <w:szCs w:val="26"/>
           <w:lang w:val="vi-VN" w:eastAsia="vi-VN"/>
         </w:rPr>
-        <w:t>;</w:t>
+        <w:t xml:space="preserve">;</w:t>
       </w:r>
     </w:p>
     <w:p>
@@ -1661,7 +1661,7 @@
         <w:rPr>
           <w:szCs w:val="26"/>
         </w:rPr>
-        <w:t>Căn cứ Thông tư số 79/2025/TT-BTC ngày 04/08/2025 của Bộ Tài Chính hướng dẫn việc cung cấp, đăng tải thông tin về đấu thầu và mẫu hồ sơ đấu thầu trên Hệ thống mạng đấu thầu quốc gia;</w:t>
+        <w:t xml:space="preserve">Căn cứ Thông tư số 79/2025/TT-BTC ngày 04/08/2025 của Bộ Tài Chính hướng dẫn việc cung cấp, đăng tải thông tin về đấu thầu và mẫu hồ sơ đấu thầu trên Hệ thống mạng đấu thầu quốc gia;</w:t>
       </w:r>
     </w:p>
     <w:p>
@@ -1677,7 +1677,7 @@
         <w:rPr>
           <w:szCs w:val="26"/>
         </w:rPr>
-        <w:t>Căn cứ Nghị quyết số 17/2025/NQ-HĐND ngày 17/9/2025 của Hội đồng nhân dân tỉnh Phú Thọ quy định thẩm quyền quyết định phê duyệt nhiệm vụ và dự toán kinh phí thực hiện chi thường xuyên ngân sách nhà nước để mua sắm, sửa chữa, cải tạo, nâng cấp tài sản, trang thiết bị; chi thuê hàng hóa, dịch vụ; sửa chữa cải tạo, nâng cấp, mở rộng, xây dựng mới hạng mục công trình trong các dự án đã đầu tư xây dựng thuộc phạm vi quản lý của tỉnh Phú Thọ;</w:t>
+        <w:t xml:space="preserve">Căn cứ Nghị quyết số 17/2025/NQ-HĐND ngày 17/9/2025 của Hội đồng nhân dân tỉnh Phú Thọ quy định thẩm quyền quyết định phê duyệt nhiệm vụ và dự toán kinh phí thực hiện chi thường xuyên ngân sách nhà nước để mua sắm, sửa chữa, cải tạo, nâng cấp tài sản, trang thiết bị; chi thuê hàng hóa, dịch vụ; sửa chữa cải tạo, nâng cấp, mở rộng, xây dựng mới hạng mục công trình trong các dự án đã đầu tư xây dựng thuộc phạm vi quản lý của tỉnh Phú Thọ;</w:t>
       </w:r>
     </w:p>
     <w:p>
@@ -1695,7 +1695,7 @@
           <w:szCs w:val="26"/>
           <w:lang w:val="nl-NL"/>
         </w:rPr>
-        <w:t>Quyết định số 42/2025/QĐ-CTUBND ngày 20/9/2025 của Chủ tịch UBND tỉnh Phú Thọ phân cấp thẩm quyền quyết định quản lý tài sản công tại các cơ quan, tổ chức, đơn vị thuộc phạm vi quản lý của tỉnh Phú Thọ;</w:t>
+        <w:t xml:space="preserve">Quyết định số 42/2025/QĐ-CTUBND ngày 20/9/2025 của Chủ tịch UBND tỉnh Phú Thọ phân cấp thẩm quyền quyết định quản lý tài sản công tại các cơ quan, tổ chức, đơn vị thuộc phạm vi quản lý của tỉnh Phú Thọ;</w:t>
       </w:r>
     </w:p>
     <w:p>
@@ -1720,14 +1720,14 @@
           <w:szCs w:val="26"/>
           <w:lang w:val="nl-NL"/>
         </w:rPr>
-        <w:t>phân cấp thẩm quyền của Chủ tịch Ủy ban nhân dân tỉnh cho người đứng đầu cơ quan, đơn vị trực thuộc thực hiện một số nội dung quản lý đầu tư công trên địa bàn tỉnh Phú Thọ</w:t>
+        <w:t xml:space="preserve">phân cấp thẩm quyền của Chủ tịch Ủy ban nhân dân tỉnh cho người đứng đầu cơ quan, đơn vị trực thuộc thực hiện một số nội dung quản lý đầu tư công trên địa bàn tỉnh Phú Thọ</w:t>
       </w:r>
       <w:bookmarkEnd w:id="3"/>
       <w:r>
         <w:rPr>
           <w:szCs w:val="26"/>
         </w:rPr>
-        <w:t>;</w:t>
+        <w:t xml:space="preserve">;</w:t>
       </w:r>
     </w:p>
     <w:p>
@@ -1747,7 +1747,7 @@
           <w:sz w:val="26"/>
           <w:szCs w:val="26"/>
         </w:rPr>
-        <w:t>Căn cứ Quyết định số 2005/QĐ-UBND ngày 05/12/2025 của UBND tỉnh Phú Thọ về việc giao quyền tự chủ tài chính cho các đơn vị sự nghiệp công lập lĩnh vực y tế khổi tỉnh quản lý giai đoạn 2026-2030</w:t>
+        <w:t xml:space="preserve">Căn cứ Quyết định số 2005/QĐ-UBND ngày 05/12/2025 của UBND tỉnh Phú Thọ về việc giao quyền tự chủ tài chính cho các đơn vị sự nghiệp công lập lĩnh vực y tế khổi tỉnh quản lý giai đoạn 2026-2030</w:t>
       </w:r>
       <w:r>
         <w:rPr>
@@ -1756,7 +1756,7 @@
           <w:szCs w:val="26"/>
           <w:lang w:val="nl-NL" w:eastAsia="vi-VN"/>
         </w:rPr>
-        <w:t>;</w:t>
+        <w:t xml:space="preserve">;</w:t>
       </w:r>
     </w:p>
     <w:p>
@@ -1773,7 +1773,7 @@
           <w:szCs w:val="26"/>
         </w:rPr>
         <w:lastRenderedPageBreak/>
-        <w:t>Căn cứ Quyết định số 466/QĐ-UBND ngày 13/02/2026 của Uỷ ban Nhân Dân tỉnh Phú Thọ về việc quy định vị trí, chức năng, nhiệm vụ, quyền hạn và cơ cấu tổ chức của Bệnh viện đa khoa tỉnh Phú Thọ thuộc Sở Y tế tỉnh Phú Thọ</w:t>
+        <w:t xml:space="preserve">Căn cứ Quyết định số 466/QĐ-UBND ngày 13/02/2026 của Uỷ ban Nhân Dân tỉnh Phú Thọ về việc quy định vị trí, chức năng, nhiệm vụ, quyền hạn và cơ cấu tổ chức của Bệnh viện đa khoa tỉnh Phú Thọ thuộc Sở Y tế tỉnh Phú Thọ</w:t>
       </w:r>
     </w:p>
     <w:p>
@@ -1789,14 +1789,14 @@
         <w:rPr>
           <w:szCs w:val="26"/>
         </w:rPr>
-        <w:t>Căn cứ Văn bản số 4203/SYT-KHTC ngày 25/12/2024 của Sở Y tế Phú Thọ về việc hướng dẫn một số nội dung về quản lý, sử dụng tài sản công</w:t>
+        <w:t xml:space="preserve">Căn cứ Văn bản số 4203/SYT-KHTC ngày 25/12/2024 của Sở Y tế Phú Thọ về việc hướng dẫn một số nội dung về quản lý, sử dụng tài sản công</w:t>
       </w:r>
       <w:r>
         <w:rPr>
           <w:szCs w:val="26"/>
           <w:lang w:val="vi-VN"/>
         </w:rPr>
-        <w:t>;</w:t>
+        <w:t xml:space="preserve">;</w:t>
       </w:r>
     </w:p>
     <w:p>
@@ -1813,7 +1813,7 @@
         <w:rPr>
           <w:szCs w:val="26"/>
         </w:rPr>
-        <w:t>Căn cứ</w:t>
+        <w:t xml:space="preserve">Căn cứ</w:t>
       </w:r>
       <w:r>
         <w:rPr>
@@ -1826,25 +1826,25 @@
           <w:szCs w:val="26"/>
           <w:lang w:val="vi-VN"/>
         </w:rPr>
-        <w:t>2054</w:t>
-      </w:r>
-      <w:r>
-        <w:rPr>
-          <w:szCs w:val="26"/>
-        </w:rPr>
-        <w:t>/QĐ-BV ngày 20/04</w:t>
-      </w:r>
-      <w:r>
-        <w:rPr>
-          <w:szCs w:val="26"/>
-        </w:rPr>
-        <w:t>/20</w:t>
-      </w:r>
-      <w:r>
-        <w:rPr>
-          <w:szCs w:val="26"/>
-        </w:rPr>
-        <w:t>26</w:t>
+        <w:t xml:space="preserve">2054</w:t>
+      </w:r>
+      <w:r>
+        <w:rPr>
+          <w:szCs w:val="26"/>
+        </w:rPr>
+        <w:t xml:space="preserve">/QĐ-BV ngày 20/04</w:t>
+      </w:r>
+      <w:r>
+        <w:rPr>
+          <w:szCs w:val="26"/>
+        </w:rPr>
+        <w:t xml:space="preserve">/20</w:t>
+      </w:r>
+      <w:r>
+        <w:rPr>
+          <w:szCs w:val="26"/>
+        </w:rPr>
+        <w:t xml:space="preserve">26</w:t>
       </w:r>
       <w:r>
         <w:rPr>
@@ -1857,7 +1857,7 @@
           <w:rFonts w:eastAsia="Calibri"/>
           <w:szCs w:val="26"/>
         </w:rPr>
-        <w:t>đa khoa tỉnh Phú Thọ về việc kiện toàn Tổ chuyên gia đấu thầu các gói thầu Mua sắm thiết bị y tế, vật tư tiêu hao, hóa chất xét nghiệm phục vụ công tác khám chữa bệnh tại Bệnh viện đa khoa tỉnh Phú Thọ;</w:t>
+        <w:t xml:space="preserve">đa khoa tỉnh Phú Thọ về việc kiện toàn Tổ chuyên gia đấu thầu các gói thầu Mua sắm thiết bị y tế, vật tư tiêu hao, hóa chất xét nghiệm phục vụ công tác khám chữa bệnh tại Bệnh viện đa khoa tỉnh Phú Thọ;</w:t>
       </w:r>
     </w:p>
     <w:p>
@@ -1877,7 +1877,7 @@
           <w:bCs/>
           <w:szCs w:val="26"/>
         </w:rPr>
-        <w:t>Căn cứ</w:t>
+        <w:t xml:space="preserve">Căn cứ</w:t>
       </w:r>
       <w:r>
         <w:rPr>
@@ -1891,7 +1891,7 @@
           <w:bCs/>
           <w:szCs w:val="26"/>
         </w:rPr>
-        <w:t>Quyết định số 1191/QĐ-BV ngày 16/03/2026</w:t>
+        <w:t xml:space="preserve">Quyết định số 1191/QĐ-BV ngày 16/03/2026</w:t>
       </w:r>
       <w:r>
         <w:rPr>
@@ -1915,7 +1915,7 @@
           <w:bCs/>
           <w:szCs w:val="26"/>
         </w:rPr>
-        <w:t>băng ghim và dụng cụ cắt khâu nối dùng trong phẫu thuật</w:t>
+        <w:t xml:space="preserve">băng ghim và dụng cụ cắt khâu nối dùng trong phẫu thuật</w:t>
       </w:r>
       <w:r>
         <w:rPr>
@@ -1932,7 +1932,7 @@
           <w:szCs w:val="26"/>
           <w:lang w:val="sv-SE"/>
         </w:rPr>
-        <w:t>;</w:t>
+        <w:t xml:space="preserve">;</w:t>
       </w:r>
     </w:p>
     <w:p>
@@ -1950,7 +1950,7 @@
         <w:rPr>
           <w:szCs w:val="26"/>
         </w:rPr>
-        <w:t>Căn cứ</w:t>
+        <w:t xml:space="preserve">Căn cứ</w:t>
       </w:r>
       <w:r>
         <w:rPr>
@@ -1972,7 +1972,7 @@
           <w:kern w:val="2"/>
           <w:szCs w:val="26"/>
         </w:rPr>
-        <w:t>M</w:t>
+        <w:t xml:space="preserve">M</w:t>
       </w:r>
       <w:r>
         <w:rPr>
@@ -1989,7 +1989,7 @@
           <w:bCs/>
           <w:szCs w:val="26"/>
         </w:rPr>
-        <w:t>băng ghim và dụng cụ cắt khâu nối dùng trong phẫu thuật</w:t>
+        <w:t xml:space="preserve">băng ghim và dụng cụ cắt khâu nối dùng trong phẫu thuật</w:t>
       </w:r>
       <w:r>
         <w:rPr>
@@ -2005,7 +2005,7 @@
           <w:szCs w:val="26"/>
           <w:lang w:val="pt-BR"/>
         </w:rPr>
-        <w:t>;</w:t>
+        <w:t xml:space="preserve">;</w:t>
       </w:r>
       <w:r>
         <w:rPr>
@@ -2033,7 +2033,7 @@
           <w:bCs/>
           <w:szCs w:val="26"/>
         </w:rPr>
-        <w:t>Căn c</w:t>
+        <w:t xml:space="preserve">Căn c</w:t>
       </w:r>
       <w:r>
         <w:rPr>
@@ -2048,14 +2048,14 @@
           <w:szCs w:val="26"/>
           <w:lang w:val="vi-VN"/>
         </w:rPr>
-        <w:t>1467</w:t>
+        <w:t xml:space="preserve">1467</w:t>
       </w:r>
       <w:r>
         <w:rPr>
           <w:bCs/>
           <w:szCs w:val="26"/>
         </w:rPr>
-        <w:t>/QĐ-BV ngày 25/03/2026</w:t>
+        <w:t xml:space="preserve">/QĐ-BV ngày 25/03/2026</w:t>
       </w:r>
       <w:r>
         <w:rPr>
@@ -2072,7 +2072,7 @@
           <w:kern w:val="2"/>
           <w:szCs w:val="26"/>
         </w:rPr>
-        <w:t>M</w:t>
+        <w:t xml:space="preserve">M</w:t>
       </w:r>
       <w:r>
         <w:rPr>
@@ -2089,7 +2089,7 @@
           <w:bCs/>
           <w:szCs w:val="26"/>
         </w:rPr>
-        <w:t>băng ghim và dụng cụ cắt khâu nối dùng trong phẫu thuật</w:t>
+        <w:t xml:space="preserve">băng ghim và dụng cụ cắt khâu nối dùng trong phẫu thuật</w:t>
       </w:r>
       <w:r>
         <w:rPr>
@@ -2106,7 +2106,7 @@
           <w:szCs w:val="26"/>
           <w:lang w:val="sv-SE"/>
         </w:rPr>
-        <w:t>;</w:t>
+        <w:t xml:space="preserve">;</w:t>
       </w:r>
       <w:r>
         <w:rPr>
@@ -2136,7 +2136,7 @@
           <w:szCs w:val="26"/>
           <w:lang w:val="pt-BR"/>
         </w:rPr>
-        <w:t>Căn cứ Biên</w:t>
+        <w:t xml:space="preserve">Căn cứ Biên</w:t>
       </w:r>
       <w:r>
         <w:rPr>
@@ -2152,7 +2152,7 @@
           <w:szCs w:val="26"/>
           <w:lang w:val="pt-BR"/>
         </w:rPr>
-        <w:t>/2026</w:t>
+        <w:t xml:space="preserve">/2026</w:t>
       </w:r>
       <w:r>
         <w:rPr>
@@ -2177,7 +2177,7 @@
           <w:kern w:val="2"/>
           <w:szCs w:val="26"/>
         </w:rPr>
-        <w:t>M</w:t>
+        <w:t xml:space="preserve">M</w:t>
       </w:r>
       <w:r>
         <w:rPr>
@@ -2194,7 +2194,7 @@
           <w:bCs/>
           <w:szCs w:val="26"/>
         </w:rPr>
-        <w:t>băng ghim và dụng cụ cắt khâu nối dùng trong phẫu thuật</w:t>
+        <w:t xml:space="preserve">băng ghim và dụng cụ cắt khâu nối dùng trong phẫu thuật</w:t>
       </w:r>
       <w:r>
         <w:rPr>
@@ -2211,7 +2211,7 @@
           <w:szCs w:val="26"/>
           <w:lang w:val="sv-SE"/>
         </w:rPr>
-        <w:t>;</w:t>
+        <w:t xml:space="preserve">;</w:t>
       </w:r>
       <w:r>
         <w:rPr>
@@ -2250,7 +2250,7 @@
           <w:szCs w:val="26"/>
           <w:lang w:val="pt-BR"/>
         </w:rPr>
-        <w:t>Quyết định số</w:t>
+        <w:t xml:space="preserve">Quyết định số</w:t>
       </w:r>
       <w:r>
         <w:rPr>
@@ -2267,7 +2267,7 @@
           <w:szCs w:val="26"/>
           <w:lang w:val="pt-BR"/>
         </w:rPr>
-        <w:t>2143</w:t>
+        <w:t xml:space="preserve">2143</w:t>
       </w:r>
       <w:r>
         <w:rPr>
@@ -2289,7 +2289,7 @@
           <w:szCs w:val="26"/>
           <w:lang w:val="pt-BR"/>
         </w:rPr>
-        <w:t>23</w:t>
+        <w:t xml:space="preserve">23</w:t>
       </w:r>
       <w:r>
         <w:rPr>
@@ -2297,7 +2297,7 @@
           <w:szCs w:val="26"/>
           <w:lang w:val="pt-BR"/>
         </w:rPr>
-        <w:t>/</w:t>
+        <w:t xml:space="preserve">/</w:t>
       </w:r>
       <w:r>
         <w:rPr>
@@ -2305,7 +2305,7 @@
           <w:szCs w:val="26"/>
           <w:lang w:val="pt-BR"/>
         </w:rPr>
-        <w:t>0</w:t>
+        <w:t xml:space="preserve">0</w:t>
       </w:r>
       <w:r>
         <w:rPr>
@@ -2313,7 +2313,7 @@
           <w:szCs w:val="26"/>
           <w:lang w:val="pt-BR"/>
         </w:rPr>
-        <w:t>4/2026</w:t>
+        <w:t xml:space="preserve">4/2026</w:t>
       </w:r>
       <w:r>
         <w:rPr>
@@ -2351,7 +2351,7 @@
           <w:bCs/>
           <w:szCs w:val="26"/>
         </w:rPr>
-        <w:t>băng ghim và dụng cụ cắt khâu nối dùng trong phẫu thuật</w:t>
+        <w:t xml:space="preserve">băng ghim và dụng cụ cắt khâu nối dùng trong phẫu thuật</w:t>
       </w:r>
       <w:r>
         <w:rPr>
@@ -2366,7 +2366,7 @@
           <w:bCs/>
           <w:szCs w:val="26"/>
         </w:rPr>
-        <w:t>.</w:t>
+        <w:t xml:space="preserve">.</w:t>
       </w:r>
     </w:p>
     <w:p>
@@ -2384,14 +2384,14 @@
           <w:b/>
           <w:szCs w:val="26"/>
         </w:rPr>
-        <w:t xml:space="preserve">      </w:t>
+        <w:t xml:space="preserve"> </w:t>
       </w:r>
       <w:r>
         <w:rPr>
           <w:b/>
           <w:szCs w:val="26"/>
         </w:rPr>
-        <w:t>I</w:t>
+        <w:t xml:space="preserve">I</w:t>
       </w:r>
       <w:r>
         <w:rPr>
@@ -2399,7 +2399,7 @@
           <w:szCs w:val="26"/>
           <w:lang w:val="vi-VN"/>
         </w:rPr>
-        <w:t>II</w:t>
+        <w:t xml:space="preserve">II</w:t>
       </w:r>
       <w:r>
         <w:rPr>
@@ -2413,7 +2413,7 @@
           <w:b/>
           <w:szCs w:val="26"/>
         </w:rPr>
-        <w:t>Phần công việc đã thực hiện:</w:t>
+        <w:t xml:space="preserve">Phần công việc đã thực hiện:</w:t>
       </w:r>
       <w:r>
         <w:rPr>
@@ -2428,7 +2428,7 @@
           <w:bCs/>
           <w:szCs w:val="26"/>
         </w:rPr>
-        <w:t>Không có</w:t>
+        <w:t xml:space="preserve">Không có</w:t>
       </w:r>
       <w:r>
         <w:rPr>
@@ -2436,7 +2436,7 @@
           <w:bCs/>
           <w:szCs w:val="26"/>
         </w:rPr>
-        <w:t>.</w:t>
+        <w:t xml:space="preserve">.</w:t>
       </w:r>
     </w:p>
     <w:p>
@@ -2457,7 +2457,7 @@
           <w:b/>
           <w:szCs w:val="26"/>
         </w:rPr>
-        <w:t xml:space="preserve">      IV. Phần công việc </w:t>
+        <w:t xml:space="preserve"> IV. Phần công việc </w:t>
       </w:r>
       <w:r>
         <w:rPr>
@@ -2467,7 +2467,7 @@
           <w:spacing w:val="-8"/>
           <w:szCs w:val="26"/>
         </w:rPr>
-        <w:t>không áp dụng được một trong các hình thức lựa chọn nhà thầu</w:t>
+        <w:t xml:space="preserve">không áp dụng được một trong các hình thức lựa chọn nhà thầu</w:t>
       </w:r>
       <w:r>
         <w:rPr>
@@ -2482,7 +2482,7 @@
           <w:bCs/>
           <w:szCs w:val="26"/>
         </w:rPr>
-        <w:t>Không có</w:t>
+        <w:t xml:space="preserve">Không có</w:t>
       </w:r>
       <w:r>
         <w:rPr>
@@ -2490,7 +2490,7 @@
           <w:bCs/>
           <w:szCs w:val="26"/>
         </w:rPr>
-        <w:t>.</w:t>
+        <w:t xml:space="preserve">.</w:t>
       </w:r>
     </w:p>
     <w:p>
@@ -2521,7 +2521,7 @@
           <w:b/>
           <w:szCs w:val="26"/>
         </w:rPr>
-        <w:t xml:space="preserve">      V. Phần công việc </w:t>
+        <w:t xml:space="preserve"> V. Phần công việc </w:t>
       </w:r>
       <w:r>
         <w:rPr>
@@ -2530,7 +2530,7 @@
           <w:iCs/>
           <w:szCs w:val="26"/>
         </w:rPr>
-        <w:t>thuộc kế hoạch lựa chọn nhà thầu</w:t>
+        <w:t xml:space="preserve">thuộc kế hoạch lựa chọn nhà thầu</w:t>
       </w:r>
       <w:r>
         <w:rPr>
@@ -2637,7 +2637,7 @@
           <w:sz w:val="28"/>
           <w:szCs w:val="26"/>
         </w:rPr>
-        <w:t>1</w:t>
+        <w:t xml:space="preserve">1</w:t>
       </w:r>
     </w:p>
     <w:tbl>
@@ -2700,7 +2700,7 @@
                 <w:b/>
                 <w:szCs w:val="26"/>
               </w:rPr>
-              <w:t>TT</w:t>
+              <w:t xml:space="preserve">TT</w:t>
             </w:r>
           </w:p>
         </w:tc>
@@ -2737,7 +2737,7 @@
                 <w:szCs w:val="26"/>
                 <w:lang w:val="vi-VN"/>
               </w:rPr>
-              <w:t>Tên chủ đầu tư</w:t>
+              <w:t xml:space="preserve">Tên chủ đầu tư</w:t>
             </w:r>
           </w:p>
         </w:tc>
@@ -2768,7 +2768,7 @@
                 <w:b/>
                 <w:szCs w:val="26"/>
               </w:rPr>
-              <w:t>Tên gói thầu</w:t>
+              <w:t xml:space="preserve">Tên gói thầu</w:t>
             </w:r>
           </w:p>
         </w:tc>
@@ -2816,7 +2816,7 @@
                 <w:b/>
                 <w:szCs w:val="26"/>
               </w:rPr>
-              <w:t>(VND)</w:t>
+              <w:t xml:space="preserve">(VND)</w:t>
             </w:r>
           </w:p>
         </w:tc>
@@ -2847,7 +2847,7 @@
                 <w:b/>
                 <w:szCs w:val="26"/>
               </w:rPr>
-              <w:t>Nguồn vốn</w:t>
+              <w:t xml:space="preserve">Nguồn vốn</w:t>
             </w:r>
           </w:p>
         </w:tc>
@@ -2878,7 +2878,7 @@
                 <w:b/>
                 <w:szCs w:val="26"/>
               </w:rPr>
-              <w:t>Hình thức lựa chọn nhà thầu</w:t>
+              <w:t xml:space="preserve">Hình thức lựa chọn nhà thầu</w:t>
             </w:r>
           </w:p>
         </w:tc>
@@ -2909,7 +2909,7 @@
                 <w:b/>
                 <w:szCs w:val="26"/>
               </w:rPr>
-              <w:t>Phương thức lựa chọn nhà thầu</w:t>
+              <w:t xml:space="preserve">Phương thức lựa chọn nhà thầu</w:t>
             </w:r>
           </w:p>
         </w:tc>
@@ -2933,7 +2933,7 @@
                 <w:b/>
                 <w:szCs w:val="26"/>
               </w:rPr>
-              <w:t>Thời gian tổ chức lựa chọn nhà thầu</w:t>
+              <w:t xml:space="preserve">Thời gian tổ chức lựa chọn nhà thầu</w:t>
             </w:r>
           </w:p>
         </w:tc>
@@ -2964,7 +2964,7 @@
                 <w:b/>
                 <w:szCs w:val="26"/>
               </w:rPr>
-              <w:t>Thời gian bắt đầu tổ chức lựa chọn nhà thầu</w:t>
+              <w:t xml:space="preserve">Thời gian bắt đầu tổ chức lựa chọn nhà thầu</w:t>
             </w:r>
           </w:p>
         </w:tc>
@@ -2995,7 +2995,7 @@
                 <w:b/>
                 <w:szCs w:val="26"/>
               </w:rPr>
-              <w:t>Loại hợp đồng</w:t>
+              <w:t xml:space="preserve">Loại hợp đồng</w:t>
             </w:r>
           </w:p>
         </w:tc>
@@ -3035,7 +3035,7 @@
                 <w:szCs w:val="26"/>
                 <w:lang w:val="vi-VN"/>
               </w:rPr>
-              <w:t>gói thầu</w:t>
+              <w:t xml:space="preserve">gói thầu</w:t>
             </w:r>
           </w:p>
         </w:tc>
@@ -3060,7 +3060,7 @@
                 <w:bCs/>
                 <w:szCs w:val="26"/>
               </w:rPr>
-              <w:t>Tùy chọn mua thêm</w:t>
+              <w:t xml:space="preserve">Tùy chọn mua thêm</w:t>
             </w:r>
           </w:p>
         </w:tc>
@@ -3131,7 +3131,7 @@
                 <w:b/>
                 <w:szCs w:val="26"/>
               </w:rPr>
-              <w:t>Tên gói thầu</w:t>
+              <w:t xml:space="preserve">Tên gói thầu</w:t>
             </w:r>
           </w:p>
         </w:tc>
@@ -3155,7 +3155,7 @@
                 <w:b/>
                 <w:szCs w:val="26"/>
               </w:rPr>
-              <w:t>Tóm tắt công việc chính của gói thầu</w:t>
+              <w:t xml:space="preserve">Tóm tắt công việc chính của gói thầu</w:t>
             </w:r>
           </w:p>
         </w:tc>
@@ -3385,7 +3385,7 @@
                 <w:szCs w:val="26"/>
                 <w:lang w:val="vi-VN"/>
               </w:rPr>
-              <w:t>1</w:t>
+              <w:t xml:space="preserve">1</w:t>
             </w:r>
           </w:p>
         </w:tc>
@@ -3407,7 +3407,7 @@
               <w:rPr>
                 <w:szCs w:val="26"/>
               </w:rPr>
-              <w:t>Bệnh viện đa khoa tỉnh Phú Thọ</w:t>
+              <w:t xml:space="preserve">Bệnh viện đa khoa tỉnh Phú Thọ</w:t>
             </w:r>
           </w:p>
         </w:tc>
@@ -3441,7 +3441,7 @@
                 <w:kern w:val="2"/>
                 <w:szCs w:val="26"/>
               </w:rPr>
-              <w:t>M</w:t>
+              <w:t xml:space="preserve">M</w:t>
             </w:r>
             <w:r>
               <w:rPr>
@@ -3458,7 +3458,7 @@
                 <w:bCs/>
                 <w:szCs w:val="26"/>
               </w:rPr>
-              <w:t>băng ghim và dụng cụ cắt khâu nối dùng trong phẫu thuật</w:t>
+              <w:t xml:space="preserve">băng ghim và dụng cụ cắt khâu nối dùng trong phẫu thuật</w:t>
             </w:r>
             <w:r>
               <w:rPr>
@@ -3494,7 +3494,7 @@
                 <w:kern w:val="2"/>
                 <w:szCs w:val="26"/>
               </w:rPr>
-              <w:t>M</w:t>
+              <w:t xml:space="preserve">M</w:t>
             </w:r>
             <w:r>
               <w:rPr>
@@ -3511,7 +3511,7 @@
                 <w:bCs/>
                 <w:szCs w:val="26"/>
               </w:rPr>
-              <w:t>băng ghim và dụng cụ cắt khâu nối dùng trong phẫu thuật</w:t>
+              <w:t xml:space="preserve">băng ghim và dụng cụ cắt khâu nối dùng trong phẫu thuật</w:t>
             </w:r>
             <w:r>
               <w:rPr>
@@ -3549,7 +3549,7 @@
                 <w:bCs/>
                 <w:szCs w:val="26"/>
               </w:rPr>
-              <w:t>1.999.950.000</w:t>
+              <w:t xml:space="preserve">1.999.950.000</w:t>
             </w:r>
           </w:p>
         </w:tc>
@@ -3580,7 +3580,7 @@
                 <w:szCs w:val="26"/>
                 <w:shd w:val="clear" w:color="auto" w:fill="FFFFFF"/>
               </w:rPr>
-              <w:t>Nguồn thu từ dịch vụ khám chữa bệnh và các nguồn kinh phí hợp pháp khác của Bệnh viện</w:t>
+              <w:t xml:space="preserve">Nguồn thu từ dịch vụ khám chữa bệnh và các nguồn kinh phí hợp pháp khác của Bệnh viện</w:t>
             </w:r>
             <w:r>
               <w:rPr>
@@ -3589,7 +3589,7 @@
                 <w:shd w:val="clear" w:color="auto" w:fill="FFFFFF"/>
                 <w:lang w:val="vi-VN"/>
               </w:rPr>
-              <w:t>.</w:t>
+              <w:t xml:space="preserve">.</w:t>
             </w:r>
           </w:p>
         </w:tc>
@@ -3621,7 +3621,7 @@
                 <w:szCs w:val="26"/>
                 <w:lang w:val="es-ES"/>
               </w:rPr>
-              <w:t>Chào giá trực tuyến rút gọn</w:t>
+              <w:t xml:space="preserve">Chào giá trực tuyến rút gọn</w:t>
             </w:r>
           </w:p>
         </w:tc>
@@ -3658,7 +3658,7 @@
                 <w:szCs w:val="26"/>
                 <w:lang w:val="vi-VN"/>
               </w:rPr>
-              <w:t>1</w:t>
+              <w:t xml:space="preserve">1</w:t>
             </w:r>
             <w:r>
               <w:rPr>
@@ -3688,7 +3688,7 @@
                 <w:szCs w:val="26"/>
                 <w:lang w:val="sv-SE"/>
               </w:rPr>
-              <w:t>30 ngày</w:t>
+              <w:t xml:space="preserve">30 ngày</w:t>
             </w:r>
           </w:p>
         </w:tc>
@@ -3718,21 +3718,21 @@
                 <w:szCs w:val="26"/>
                 <w:lang w:val="sv-SE"/>
               </w:rPr>
-              <w:t>Quý II</w:t>
+              <w:t xml:space="preserve">Quý II</w:t>
             </w:r>
             <w:r>
               <w:rPr>
                 <w:szCs w:val="26"/>
                 <w:lang w:val="sv-SE"/>
               </w:rPr>
-              <w:t>/ 202</w:t>
+              <w:t xml:space="preserve">/ 202</w:t>
             </w:r>
             <w:r>
               <w:rPr>
                 <w:szCs w:val="26"/>
                 <w:lang w:val="sv-SE"/>
               </w:rPr>
-              <w:t>6</w:t>
+              <w:t xml:space="preserve">6</w:t>
             </w:r>
           </w:p>
         </w:tc>
@@ -3762,7 +3762,7 @@
                 <w:szCs w:val="26"/>
                 <w:lang w:val="sv-SE"/>
               </w:rPr>
-              <w:t>Trọn gói</w:t>
+              <w:t xml:space="preserve">Trọn gói</w:t>
             </w:r>
           </w:p>
         </w:tc>
@@ -3792,14 +3792,14 @@
                 <w:szCs w:val="26"/>
                 <w:lang w:val="sv-SE"/>
               </w:rPr>
-              <w:t>12</w:t>
+              <w:t xml:space="preserve">12</w:t>
             </w:r>
             <w:r>
               <w:rPr>
                 <w:szCs w:val="26"/>
                 <w:lang w:val="sv-SE"/>
               </w:rPr>
-              <w:t>0</w:t>
+              <w:t xml:space="preserve">0</w:t>
             </w:r>
           </w:p>
           <w:p>
@@ -3839,7 +3839,7 @@
                 <w:szCs w:val="26"/>
                 <w:lang w:val="sv-SE"/>
               </w:rPr>
-              <w:t>Không áp dụng</w:t>
+              <w:t xml:space="preserve">Không áp dụng</w:t>
             </w:r>
           </w:p>
         </w:tc>
@@ -3870,7 +3870,7 @@
                 <w:szCs w:val="26"/>
                 <w:lang w:val="vi-VN"/>
               </w:rPr>
-              <w:t>Tổng giá gói thầu</w:t>
+              <w:t xml:space="preserve">Tổng giá gói thầu</w:t>
             </w:r>
             <w:r>
               <w:rPr>
@@ -3886,7 +3886,7 @@
                 <w:bCs/>
                 <w:szCs w:val="26"/>
               </w:rPr>
-              <w:t>1.999.950.000</w:t>
+              <w:t xml:space="preserve">1.999.950.000</w:t>
             </w:r>
             <w:r>
               <w:rPr>
@@ -3902,7 +3902,7 @@
                 <w:szCs w:val="26"/>
                 <w:lang w:val="vi-VN"/>
               </w:rPr>
-              <w:t>đồng</w:t>
+              <w:t xml:space="preserve">đồng</w:t>
             </w:r>
           </w:p>
           <w:p>
@@ -3934,14 +3934,14 @@
                 <w:b/>
                 <w:szCs w:val="26"/>
               </w:rPr>
-              <w:t>chín mươi chín triệu chín trăm năm mươi nghìn đồng</w:t>
+              <w:t xml:space="preserve">chín mươi chín triệu chín trăm năm mươi nghìn đồng</w:t>
             </w:r>
             <w:r>
               <w:rPr>
                 <w:b/>
                 <w:szCs w:val="26"/>
               </w:rPr>
-              <w:t>./.)</w:t>
+              <w:t xml:space="preserve">./.)</w:t>
             </w:r>
           </w:p>
         </w:tc>
@@ -4004,7 +4004,7 @@
           <w:iCs/>
           <w:szCs w:val="26"/>
         </w:rPr>
-        <w:t>Giải</w:t>
+        <w:t xml:space="preserve">Giải</w:t>
       </w:r>
       <w:r>
         <w:rPr>
@@ -4042,7 +4042,7 @@
           <w:szCs w:val="26"/>
           <w:lang w:val="it-IT"/>
         </w:rPr>
-        <w:t>Cơ sở phân chia gói thầu</w:t>
+        <w:t xml:space="preserve">Cơ sở phân chia gói thầu</w:t>
       </w:r>
       <w:r>
         <w:rPr>
@@ -4077,7 +4077,7 @@
           <w:kern w:val="2"/>
           <w:szCs w:val="26"/>
         </w:rPr>
-        <w:t>M</w:t>
+        <w:t xml:space="preserve">M</w:t>
       </w:r>
       <w:r>
         <w:rPr>
@@ -4094,7 +4094,7 @@
           <w:bCs/>
           <w:szCs w:val="26"/>
         </w:rPr>
-        <w:t>băng ghim và dụng cụ cắt khâu nối dùng trong phẫu thuật</w:t>
+        <w:t xml:space="preserve">băng ghim và dụng cụ cắt khâu nối dùng trong phẫu thuật</w:t>
       </w:r>
       <w:r>
         <w:rPr>
@@ -4110,7 +4110,7 @@
           <w:szCs w:val="26"/>
           <w:lang w:val="nl-NL"/>
         </w:rPr>
-        <w:t>, tiến hành triển khai thành 01 gói thầu nhằm đảm bảo tính thống nhất và thuận lợi trong công tác lập hồ sơ mời thầu và triển khai thực hiện.</w:t>
+        <w:t xml:space="preserve">, tiến hành triển khai thành 01 gói thầu nhằm đảm bảo tính thống nhất và thuận lợi trong công tác lập hồ sơ mời thầu và triển khai thực hiện.</w:t>
       </w:r>
     </w:p>
     <w:p>
@@ -4154,7 +4154,7 @@
           <w:szCs w:val="26"/>
           <w:lang w:val="nl-NL"/>
         </w:rPr>
-        <w:t>Giá gói thầu được tính đủ toàn bộ chi phí để thực hiện gói thầu, kể cả chi phí dự phòng, phí, lệ phí và thuế</w:t>
+        <w:t xml:space="preserve">Giá gói thầu được tính đủ toàn bộ chi phí để thực hiện gói thầu, kể cả chi phí dự phòng, phí, lệ phí và thuế</w:t>
       </w:r>
       <w:r>
         <w:rPr>
@@ -4162,7 +4162,7 @@
           <w:szCs w:val="26"/>
           <w:lang w:val="nl-NL"/>
         </w:rPr>
-        <w:t>.</w:t>
+        <w:t xml:space="preserve">.</w:t>
       </w:r>
     </w:p>
     <w:p>
@@ -4196,7 +4196,7 @@
           <w:szCs w:val="26"/>
           <w:lang w:val="es-ES"/>
         </w:rPr>
-        <w:t>Giá gói thầu được lựa chọn căn cứ theo quy định tại</w:t>
+        <w:t xml:space="preserve">Giá gói thầu được lựa chọn căn cứ theo quy định tại</w:t>
       </w:r>
       <w:r>
         <w:rPr>
@@ -4213,7 +4213,7 @@
           <w:iCs/>
           <w:szCs w:val="26"/>
         </w:rPr>
-        <w:t>điểm c, khoản 2</w:t>
+        <w:t xml:space="preserve">điểm c, khoản 2</w:t>
       </w:r>
       <w:r>
         <w:rPr>
@@ -4240,7 +4240,7 @@
           <w:szCs w:val="26"/>
           <w:lang w:val="vi-VN"/>
         </w:rPr>
-        <w:t>N</w:t>
+        <w:t xml:space="preserve">N</w:t>
       </w:r>
       <w:r>
         <w:rPr>
@@ -4249,7 +4249,7 @@
           <w:szCs w:val="26"/>
           <w:lang w:val="es-ES"/>
         </w:rPr>
-        <w:t>ghị định số 214/2025/NĐ-CP ngày 04/8/2025 của Chính phủ</w:t>
+        <w:t xml:space="preserve">ghị định số 214/2025/NĐ-CP ngày 04/8/2025 của Chính phủ</w:t>
       </w:r>
       <w:bookmarkStart w:id="4" w:name="_Hlk197620076"/>
       <w:r>
@@ -4259,7 +4259,7 @@
           <w:szCs w:val="26"/>
           <w:lang w:val="es-ES"/>
         </w:rPr>
-        <w:t>.</w:t>
+        <w:t xml:space="preserve">.</w:t>
       </w:r>
       <w:r>
         <w:rPr>
@@ -4297,7 +4297,7 @@
           <w:spacing w:val="-2"/>
           <w:szCs w:val="26"/>
         </w:rPr>
-        <w:t>lựa chọn giá dự toán của gói thầu căn cứ vào</w:t>
+        <w:t xml:space="preserve">lựa chọn giá dự toán của gói thầu căn cứ vào</w:t>
       </w:r>
       <w:r>
         <w:rPr>
@@ -4311,7 +4311,7 @@
         <w:rPr>
           <w:szCs w:val="26"/>
         </w:rPr>
-        <w:t>các</w:t>
+        <w:t xml:space="preserve">các</w:t>
       </w:r>
       <w:r>
         <w:rPr>
@@ -4332,7 +4332,7 @@
           <w:bCs/>
           <w:szCs w:val="24"/>
         </w:rPr>
-        <w:t>1.999.950.000</w:t>
+        <w:t xml:space="preserve">1.999.950.000</w:t>
       </w:r>
       <w:r>
         <w:rPr>
@@ -4350,7 +4350,7 @@
           <w:szCs w:val="24"/>
           <w:lang w:val="es-ES"/>
         </w:rPr>
-        <w:t>VND</w:t>
+        <w:t xml:space="preserve">VND</w:t>
       </w:r>
       <w:r>
         <w:rPr>
@@ -4368,19 +4368,19 @@
           <w:szCs w:val="24"/>
           <w:lang w:val="es-ES"/>
         </w:rPr>
-        <w:t>(</w:t>
-      </w:r>
-      <w:r>
-        <w:rPr>
-          <w:szCs w:val="26"/>
-        </w:rPr>
-        <w:t>B</w:t>
-      </w:r>
-      <w:r>
-        <w:rPr>
-          <w:szCs w:val="26"/>
-        </w:rPr>
-        <w:t>ằng ch</w:t>
+        <w:t xml:space="preserve">(</w:t>
+      </w:r>
+      <w:r>
+        <w:rPr>
+          <w:szCs w:val="26"/>
+        </w:rPr>
+        <w:t xml:space="preserve">B</w:t>
+      </w:r>
+      <w:r>
+        <w:rPr>
+          <w:szCs w:val="26"/>
+        </w:rPr>
+        <w:t xml:space="preserve">ằng ch</w:t>
       </w:r>
       <w:r>
         <w:rPr>
@@ -4392,19 +4392,19 @@
         <w:rPr>
           <w:szCs w:val="26"/>
         </w:rPr>
-        <w:t>Một tỷ chín trăm chín mươi chín triệu chín trăm năm mươi nghìn đồng</w:t>
-      </w:r>
-      <w:r>
-        <w:rPr>
-          <w:szCs w:val="26"/>
-        </w:rPr>
-        <w:t>)</w:t>
-      </w:r>
-      <w:r>
-        <w:rPr>
-          <w:szCs w:val="26"/>
-        </w:rPr>
-        <w:t>,</w:t>
+        <w:t xml:space="preserve">Một tỷ chín trăm chín mươi chín triệu chín trăm năm mươi nghìn đồng</w:t>
+      </w:r>
+      <w:r>
+        <w:rPr>
+          <w:szCs w:val="26"/>
+        </w:rPr>
+        <w:t xml:space="preserve">)</w:t>
+      </w:r>
+      <w:r>
+        <w:rPr>
+          <w:szCs w:val="26"/>
+        </w:rPr>
+        <w:t xml:space="preserve">,</w:t>
       </w:r>
       <w:bookmarkEnd w:id="5"/>
       <w:r>
@@ -4435,7 +4435,7 @@
         <w:rPr>
           <w:szCs w:val="26"/>
         </w:rPr>
-        <w:t>-</w:t>
+        <w:t xml:space="preserve">-</w:t>
       </w:r>
       <w:r>
         <w:rPr>
@@ -4463,7 +4463,7 @@
           <w:szCs w:val="26"/>
           <w:lang w:val="vi-VN"/>
         </w:rPr>
-        <w:t>phê duyệt kết quả lựa chọn nhà thầu</w:t>
+        <w:t xml:space="preserve">phê duyệt kết quả lựa chọn nhà thầu</w:t>
       </w:r>
       <w:r>
         <w:rPr>
@@ -4485,7 +4485,7 @@
         <w:rPr>
           <w:szCs w:val="26"/>
         </w:rPr>
-        <w:t>4045/QĐ-BVE ngày 25/09/2025</w:t>
+        <w:t xml:space="preserve">4045/QĐ-BVE ngày 25/09/2025</w:t>
       </w:r>
       <w:r>
         <w:rPr>
@@ -4497,7 +4497,7 @@
         <w:rPr>
           <w:szCs w:val="26"/>
         </w:rPr>
-        <w:t>Bệnh viện E</w:t>
+        <w:t xml:space="preserve">Bệnh viện E</w:t>
       </w:r>
       <w:r>
         <w:rPr>
@@ -4509,7 +4509,7 @@
         <w:rPr>
           <w:szCs w:val="26"/>
         </w:rPr>
-        <w:t>(</w:t>
+        <w:t xml:space="preserve">(</w:t>
       </w:r>
       <w:r>
         <w:rPr>
@@ -4521,7 +4521,7 @@
         <w:rPr>
           <w:szCs w:val="26"/>
         </w:rPr>
-        <w:t>hàng:</w:t>
+        <w:t xml:space="preserve">hàng:</w:t>
       </w:r>
       <w:r>
         <w:rPr>
@@ -4534,7 +4534,7 @@
           <w:color w:val="000000"/>
           <w:szCs w:val="26"/>
         </w:rPr>
-        <w:t>Băng ghim dùng trong mổ mở cỡ 80mm</w:t>
+        <w:t xml:space="preserve">Băng ghim dùng trong mổ mở cỡ 80mm</w:t>
       </w:r>
       <w:r>
         <w:rPr>
@@ -4548,7 +4548,7 @@
           <w:color w:val="000000"/>
           <w:szCs w:val="26"/>
         </w:rPr>
-        <w:t>Dụng cụ khâu nối tròn ba hàng ghim</w:t>
+        <w:t xml:space="preserve">Dụng cụ khâu nối tròn ba hàng ghim</w:t>
       </w:r>
       <w:r>
         <w:rPr>
@@ -4562,7 +4562,7 @@
           <w:color w:val="000000"/>
           <w:szCs w:val="26"/>
         </w:rPr>
-        <w:t>Dụng cụ khâu cắt nội soi</w:t>
+        <w:t xml:space="preserve">Dụng cụ khâu cắt nội soi</w:t>
       </w:r>
       <w:r>
         <w:rPr>
@@ -4576,7 +4576,7 @@
           <w:color w:val="000000"/>
           <w:szCs w:val="26"/>
         </w:rPr>
-        <w:t>Băng ghim cắt khâu nối nội soi các cỡ</w:t>
+        <w:t xml:space="preserve">Băng ghim cắt khâu nối nội soi các cỡ</w:t>
       </w:r>
       <w:r>
         <w:rPr>
@@ -4586,7 +4586,7 @@
           <w:szCs w:val="26"/>
           <w:lang w:val="sv-SE"/>
         </w:rPr>
-        <w:t>)</w:t>
+        <w:t xml:space="preserve">)</w:t>
       </w:r>
       <w:bookmarkEnd w:id="6"/>
       <w:r>
@@ -4597,7 +4597,7 @@
           <w:szCs w:val="26"/>
           <w:lang w:val="sv-SE"/>
         </w:rPr>
-        <w:t>.</w:t>
+        <w:t xml:space="preserve">.</w:t>
       </w:r>
     </w:p>
     <w:bookmarkEnd w:id="4"/>
@@ -4633,7 +4633,7 @@
         <w:rPr>
           <w:szCs w:val="26"/>
         </w:rPr>
-        <w:t>tài chính, tiết kiệm, tránh lãng</w:t>
+        <w:t xml:space="preserve">tài chính, tiết kiệm, tránh lãng</w:t>
       </w:r>
       <w:r>
         <w:rPr>
@@ -4671,13 +4671,13 @@
           <w:szCs w:val="26"/>
           <w:shd w:val="clear" w:color="auto" w:fill="FFFFFF"/>
         </w:rPr>
-        <w:t>Nguồn thu từ dịch vụ khám chữa bệnh và các nguồn kinh phí hợp pháp khác của Bệnh viện</w:t>
-      </w:r>
-      <w:r>
-        <w:rPr>
-          <w:szCs w:val="26"/>
-        </w:rPr>
-        <w:t>.</w:t>
+        <w:t xml:space="preserve">Nguồn thu từ dịch vụ khám chữa bệnh và các nguồn kinh phí hợp pháp khác của Bệnh viện</w:t>
+      </w:r>
+      <w:r>
+        <w:rPr>
+          <w:szCs w:val="26"/>
+        </w:rPr>
+        <w:t xml:space="preserve">.</w:t>
       </w:r>
     </w:p>
     <w:p>
@@ -4704,7 +4704,7 @@
           <w:szCs w:val="26"/>
           <w:lang w:val="vi-VN"/>
         </w:rPr>
-        <w:t>d,</w:t>
+        <w:t xml:space="preserve">d,</w:t>
       </w:r>
       <w:r>
         <w:rPr>
@@ -4771,7 +4771,7 @@
           <w:szCs w:val="26"/>
           <w:lang w:val="es-ES"/>
         </w:rPr>
-        <w:t>(theo điều 99</w:t>
+        <w:t xml:space="preserve">(theo điều 99</w:t>
       </w:r>
       <w:r>
         <w:rPr>
@@ -4790,7 +4790,7 @@
           <w:szCs w:val="26"/>
           <w:lang w:val="vi-VN"/>
         </w:rPr>
-        <w:t>N</w:t>
+        <w:t xml:space="preserve">N</w:t>
       </w:r>
       <w:r>
         <w:rPr>
@@ -4799,7 +4799,7 @@
           <w:szCs w:val="26"/>
           <w:lang w:val="es-ES"/>
         </w:rPr>
-        <w:t>ghị định số 214/2025/NĐ-CP ngày 04/8/2025 của Chính phủ</w:t>
+        <w:t xml:space="preserve">ghị định số 214/2025/NĐ-CP ngày 04/8/2025 của Chính phủ</w:t>
       </w:r>
       <w:r>
         <w:rPr>
@@ -4809,7 +4809,7 @@
           <w:szCs w:val="26"/>
           <w:lang w:val="es-ES"/>
         </w:rPr>
-        <w:t>).</w:t>
+        <w:t xml:space="preserve">).</w:t>
       </w:r>
     </w:p>
     <w:bookmarkEnd w:id="9"/>
@@ -4838,7 +4838,7 @@
           <w:color w:val="000000" w:themeColor="text1"/>
           <w:szCs w:val="26"/>
         </w:rPr>
-        <w:t>M</w:t>
+        <w:t xml:space="preserve">M</w:t>
       </w:r>
       <w:r>
         <w:rPr>
@@ -4855,7 +4855,7 @@
           <w:color w:val="000000" w:themeColor="text1"/>
           <w:szCs w:val="26"/>
         </w:rPr>
-        <w:t>(</w:t>
+        <w:t xml:space="preserve">(</w:t>
       </w:r>
       <w:r>
         <w:rPr>
@@ -4872,7 +4872,7 @@
           <w:color w:val="000000" w:themeColor="text1"/>
           <w:szCs w:val="26"/>
         </w:rPr>
-        <w:t>đ</w:t>
+        <w:t xml:space="preserve">đ</w:t>
       </w:r>
       <w:r>
         <w:rPr>
@@ -4889,7 +4889,7 @@
           <w:color w:val="000000" w:themeColor="text1"/>
           <w:szCs w:val="26"/>
         </w:rPr>
-        <w:t>30</w:t>
+        <w:t xml:space="preserve">30</w:t>
       </w:r>
       <w:r>
         <w:rPr>
@@ -4897,7 +4897,7 @@
           <w:color w:val="000000" w:themeColor="text1"/>
           <w:szCs w:val="26"/>
         </w:rPr>
-        <w:t>,</w:t>
+        <w:t xml:space="preserve">,</w:t>
       </w:r>
       <w:r>
         <w:rPr>
@@ -4913,7 +4913,7 @@
           <w:color w:val="000000" w:themeColor="text1"/>
           <w:szCs w:val="26"/>
         </w:rPr>
-        <w:t>22/2023/QH15</w:t>
+        <w:t xml:space="preserve">22/2023/QH15</w:t>
       </w:r>
       <w:r>
         <w:rPr>
@@ -4930,7 +4930,7 @@
           <w:color w:val="000000" w:themeColor="text1"/>
           <w:szCs w:val="26"/>
         </w:rPr>
-        <w:t>).</w:t>
+        <w:t xml:space="preserve">).</w:t>
       </w:r>
     </w:p>
     <w:p>
@@ -4957,7 +4957,7 @@
           <w:szCs w:val="26"/>
           <w:lang w:val="nl-NL"/>
         </w:rPr>
-        <w:t>Thời gian tổ chức lựa chọn nhà thầu</w:t>
+        <w:t xml:space="preserve">Thời gian tổ chức lựa chọn nhà thầu</w:t>
       </w:r>
       <w:r>
         <w:rPr>
@@ -4983,7 +4983,7 @@
           <w:szCs w:val="26"/>
           <w:lang w:val="it-IT"/>
         </w:rPr>
-        <w:t>mua sắm</w:t>
+        <w:t xml:space="preserve">mua sắm</w:t>
       </w:r>
       <w:r>
         <w:rPr>
@@ -5009,14 +5009,14 @@
           <w:szCs w:val="26"/>
           <w:lang w:val="vi-VN"/>
         </w:rPr>
-        <w:t>y tế</w:t>
+        <w:t xml:space="preserve">y tế</w:t>
       </w:r>
       <w:r>
         <w:rPr>
           <w:color w:val="000000" w:themeColor="text1"/>
           <w:szCs w:val="26"/>
         </w:rPr>
-        <w:t>.</w:t>
+        <w:t xml:space="preserve">.</w:t>
       </w:r>
     </w:p>
     <w:p>
@@ -5035,7 +5035,7 @@
           <w:szCs w:val="26"/>
           <w:lang w:val="vi-VN"/>
         </w:rPr>
-        <w:t>e,</w:t>
+        <w:t xml:space="preserve">e,</w:t>
       </w:r>
       <w:r>
         <w:rPr>
@@ -5059,7 +5059,7 @@
           <w:szCs w:val="26"/>
           <w:lang w:val="sv-SE"/>
         </w:rPr>
-        <w:t>I</w:t>
+        <w:t xml:space="preserve">I</w:t>
       </w:r>
       <w:r>
         <w:rPr>
@@ -5067,7 +5067,7 @@
           <w:szCs w:val="26"/>
           <w:lang w:val="sv-SE"/>
         </w:rPr>
-        <w:t>I</w:t>
+        <w:t xml:space="preserve">I</w:t>
       </w:r>
       <w:r>
         <w:rPr>
@@ -5075,7 +5075,7 @@
           <w:szCs w:val="26"/>
           <w:lang w:val="sv-SE"/>
         </w:rPr>
-        <w:t>/202</w:t>
+        <w:t xml:space="preserve">/202</w:t>
       </w:r>
       <w:r>
         <w:rPr>
@@ -5083,7 +5083,7 @@
           <w:szCs w:val="26"/>
           <w:lang w:val="sv-SE"/>
         </w:rPr>
-        <w:t>6</w:t>
+        <w:t xml:space="preserve">6</w:t>
       </w:r>
       <w:r>
         <w:rPr>
@@ -5109,7 +5109,7 @@
           <w:szCs w:val="26"/>
           <w:lang w:val="it-IT"/>
         </w:rPr>
-        <w:t>mua sắm</w:t>
+        <w:t xml:space="preserve">mua sắm</w:t>
       </w:r>
       <w:r>
         <w:rPr>
@@ -5135,7 +5135,7 @@
           <w:szCs w:val="26"/>
           <w:lang w:val="vi-VN"/>
         </w:rPr>
-        <w:t>y tế</w:t>
+        <w:t xml:space="preserve">y tế</w:t>
       </w:r>
       <w:r>
         <w:rPr>
@@ -5143,7 +5143,7 @@
           <w:color w:val="000000" w:themeColor="text1"/>
           <w:szCs w:val="26"/>
         </w:rPr>
-        <w:t>.</w:t>
+        <w:t xml:space="preserve">.</w:t>
       </w:r>
     </w:p>
     <w:p>
@@ -5180,7 +5180,7 @@
           <w:szCs w:val="26"/>
           <w:lang w:val="nl-NL"/>
         </w:rPr>
-        <w:t>Trọn gói</w:t>
+        <w:t xml:space="preserve">Trọn gói</w:t>
       </w:r>
       <w:r>
         <w:rPr>
@@ -5196,7 +5196,7 @@
           <w:color w:val="000000" w:themeColor="text1"/>
           <w:szCs w:val="26"/>
         </w:rPr>
-        <w:t>(</w:t>
+        <w:t xml:space="preserve">(</w:t>
       </w:r>
       <w:r>
         <w:rPr>
@@ -5213,7 +5213,7 @@
           <w:color w:val="000000" w:themeColor="text1"/>
           <w:szCs w:val="26"/>
         </w:rPr>
-        <w:t>đ</w:t>
+        <w:t xml:space="preserve">đ</w:t>
       </w:r>
       <w:r>
         <w:rPr>
@@ -5230,7 +5230,7 @@
           <w:color w:val="000000" w:themeColor="text1"/>
           <w:szCs w:val="26"/>
         </w:rPr>
-        <w:t>64,</w:t>
+        <w:t xml:space="preserve">64,</w:t>
       </w:r>
       <w:r>
         <w:rPr>
@@ -5246,7 +5246,7 @@
           <w:color w:val="000000" w:themeColor="text1"/>
           <w:szCs w:val="26"/>
         </w:rPr>
-        <w:t>22/2023/QH15</w:t>
+        <w:t xml:space="preserve">22/2023/QH15</w:t>
       </w:r>
       <w:r>
         <w:rPr>
@@ -5263,7 +5263,7 @@
           <w:color w:val="000000" w:themeColor="text1"/>
           <w:szCs w:val="26"/>
         </w:rPr>
-        <w:t>).</w:t>
+        <w:t xml:space="preserve">).</w:t>
       </w:r>
     </w:p>
     <w:bookmarkEnd w:id="10"/>
@@ -5297,7 +5297,7 @@
           <w:szCs w:val="26"/>
           <w:lang w:val="vi-VN"/>
         </w:rPr>
-        <w:t>gói thầu</w:t>
+        <w:t xml:space="preserve">gói thầu</w:t>
       </w:r>
       <w:r>
         <w:rPr>
@@ -5311,14 +5311,14 @@
           <w:szCs w:val="26"/>
           <w:lang w:val="nl-NL"/>
         </w:rPr>
-        <w:t>12</w:t>
+        <w:t xml:space="preserve">12</w:t>
       </w:r>
       <w:r>
         <w:rPr>
           <w:szCs w:val="26"/>
           <w:lang w:val="nl-NL"/>
         </w:rPr>
-        <w:t>0</w:t>
+        <w:t xml:space="preserve">0</w:t>
       </w:r>
       <w:r>
         <w:rPr>
@@ -5348,7 +5348,7 @@
           <w:szCs w:val="26"/>
           <w:lang w:val="it-IT"/>
         </w:rPr>
-        <w:t>mua sắm</w:t>
+        <w:t xml:space="preserve">mua sắm</w:t>
       </w:r>
       <w:r>
         <w:rPr>
@@ -5364,7 +5364,7 @@
           <w:szCs w:val="26"/>
           <w:lang w:val="vi-VN"/>
         </w:rPr>
-        <w:t>y tế</w:t>
+        <w:t xml:space="preserve">y tế</w:t>
       </w:r>
       <w:r>
         <w:rPr>
@@ -5372,7 +5372,7 @@
           <w:szCs w:val="26"/>
           <w:lang w:val="it-IT"/>
         </w:rPr>
-        <w:t>.</w:t>
+        <w:t xml:space="preserve">.</w:t>
       </w:r>
     </w:p>
     <w:p>
@@ -5392,7 +5392,7 @@
           <w:szCs w:val="26"/>
           <w:lang w:val="it-IT"/>
         </w:rPr>
-        <w:t>i) Tùy chọn mua thêm (nếu có): Không áp dụng.</w:t>
+        <w:t xml:space="preserve">i) Tùy chọn mua thêm (nếu có): Không áp dụng.</w:t>
       </w:r>
     </w:p>
     <w:p>
@@ -5410,7 +5410,7 @@
           <w:b/>
           <w:szCs w:val="26"/>
         </w:rPr>
-        <w:t>V</w:t>
+        <w:t xml:space="preserve">V</w:t>
       </w:r>
       <w:r>
         <w:rPr>
@@ -5418,7 +5418,7 @@
           <w:szCs w:val="26"/>
           <w:lang w:val="vi-VN"/>
         </w:rPr>
-        <w:t>I</w:t>
+        <w:t xml:space="preserve">I</w:t>
       </w:r>
       <w:r>
         <w:rPr>
@@ -5438,7 +5438,7 @@
         <w:rPr>
           <w:szCs w:val="26"/>
         </w:rPr>
-        <w:t>Không có</w:t>
+        <w:t xml:space="preserve">Không có</w:t>
       </w:r>
     </w:p>
     <w:p>
@@ -5456,14 +5456,14 @@
           <w:b/>
           <w:szCs w:val="26"/>
         </w:rPr>
-        <w:t>V</w:t>
+        <w:t xml:space="preserve">V</w:t>
       </w:r>
       <w:r>
         <w:rPr>
           <w:b/>
           <w:szCs w:val="26"/>
         </w:rPr>
-        <w:t>I</w:t>
+        <w:t xml:space="preserve">I</w:t>
       </w:r>
       <w:r>
         <w:rPr>
@@ -5471,7 +5471,7 @@
           <w:szCs w:val="26"/>
           <w:lang w:val="vi-VN"/>
         </w:rPr>
-        <w:t>I</w:t>
+        <w:t xml:space="preserve">I</w:t>
       </w:r>
       <w:r>
         <w:rPr>
@@ -5485,7 +5485,7 @@
           <w:b/>
           <w:szCs w:val="26"/>
         </w:rPr>
-        <w:t>Tổng giá trị các phần công việc:</w:t>
+        <w:t xml:space="preserve">Tổng giá trị các phần công việc:</w:t>
       </w:r>
     </w:p>
     <w:p>
@@ -5509,7 +5509,7 @@
           <w:b/>
           <w:szCs w:val="26"/>
         </w:rPr>
-        <w:t>2</w:t>
+        <w:t xml:space="preserve">2</w:t>
       </w:r>
     </w:p>
     <w:tbl>
@@ -5556,7 +5556,7 @@
                 <w:bCs/>
                 <w:szCs w:val="26"/>
               </w:rPr>
-              <w:t>STT</w:t>
+              <w:t xml:space="preserve">STT</w:t>
             </w:r>
           </w:p>
         </w:tc>
@@ -5580,7 +5580,7 @@
                 <w:bCs/>
                 <w:szCs w:val="26"/>
               </w:rPr>
-              <w:t>Nội dung</w:t>
+              <w:t xml:space="preserve">Nội dung</w:t>
             </w:r>
           </w:p>
         </w:tc>
@@ -5604,7 +5604,7 @@
                 <w:bCs/>
                 <w:szCs w:val="26"/>
               </w:rPr>
-              <w:t>Giá trị</w:t>
+              <w:t xml:space="preserve">Giá trị</w:t>
             </w:r>
             <w:r>
               <w:rPr>
@@ -5620,7 +5620,7 @@
                 <w:bCs/>
                 <w:szCs w:val="26"/>
               </w:rPr>
-              <w:t>(</w:t>
+              <w:t xml:space="preserve">(</w:t>
             </w:r>
             <w:r>
               <w:rPr>
@@ -5628,7 +5628,7 @@
                 <w:bCs/>
                 <w:szCs w:val="26"/>
               </w:rPr>
-              <w:t>Đồng)</w:t>
+              <w:t xml:space="preserve">Đồng)</w:t>
             </w:r>
           </w:p>
         </w:tc>
@@ -5655,7 +5655,7 @@
               <w:rPr>
                 <w:szCs w:val="26"/>
               </w:rPr>
-              <w:t>1</w:t>
+              <w:t xml:space="preserve">1</w:t>
             </w:r>
           </w:p>
         </w:tc>
@@ -5676,7 +5676,7 @@
               <w:rPr>
                 <w:szCs w:val="26"/>
               </w:rPr>
-              <w:t>Tổng giá trị phần công việc đã thực hiện</w:t>
+              <w:t xml:space="preserve">Tổng giá trị phần công việc đã thực hiện</w:t>
             </w:r>
           </w:p>
         </w:tc>
@@ -5698,7 +5698,7 @@
               <w:rPr>
                 <w:szCs w:val="26"/>
               </w:rPr>
-              <w:t>0</w:t>
+              <w:t xml:space="preserve">0</w:t>
             </w:r>
           </w:p>
         </w:tc>
@@ -5726,7 +5726,7 @@
                 <w:szCs w:val="26"/>
               </w:rPr>
               <w:lastRenderedPageBreak/>
-              <w:t>2</w:t>
+              <w:t xml:space="preserve">2</w:t>
             </w:r>
           </w:p>
         </w:tc>
@@ -5748,7 +5748,7 @@
                 <w:rFonts w:eastAsia="Calibri"/>
                 <w:szCs w:val="26"/>
               </w:rPr>
-              <w:t>Tổng giá trị phần công việc không áp dụng được một trong các hình thức lựa chọn nhà thầu</w:t>
+              <w:t xml:space="preserve">Tổng giá trị phần công việc không áp dụng được một trong các hình thức lựa chọn nhà thầu</w:t>
             </w:r>
           </w:p>
         </w:tc>
@@ -5770,7 +5770,7 @@
               <w:rPr>
                 <w:szCs w:val="26"/>
               </w:rPr>
-              <w:t>0</w:t>
+              <w:t xml:space="preserve">0</w:t>
             </w:r>
           </w:p>
         </w:tc>
@@ -5797,7 +5797,7 @@
               <w:rPr>
                 <w:szCs w:val="26"/>
               </w:rPr>
-              <w:t>3</w:t>
+              <w:t xml:space="preserve">3</w:t>
             </w:r>
           </w:p>
         </w:tc>
@@ -5818,7 +5818,7 @@
               <w:rPr>
                 <w:szCs w:val="26"/>
               </w:rPr>
-              <w:t>Tổng giá trị phần công việc thuộc kế hoạch lựa chọn nhà thầu</w:t>
+              <w:t xml:space="preserve">Tổng giá trị phần công việc thuộc kế hoạch lựa chọn nhà thầu</w:t>
             </w:r>
           </w:p>
         </w:tc>
@@ -5843,7 +5843,7 @@
                 <w:b/>
                 <w:szCs w:val="24"/>
               </w:rPr>
-              <w:t>1.999.950.000</w:t>
+              <w:t xml:space="preserve">1.999.950.000</w:t>
             </w:r>
           </w:p>
         </w:tc>
@@ -5870,7 +5870,7 @@
               <w:rPr>
                 <w:szCs w:val="26"/>
               </w:rPr>
-              <w:t>4</w:t>
+              <w:t xml:space="preserve">4</w:t>
             </w:r>
           </w:p>
         </w:tc>
@@ -5917,7 +5917,7 @@
                 <w:szCs w:val="26"/>
                 <w:lang w:eastAsia="en-GB"/>
               </w:rPr>
-              <w:t>0</w:t>
+              <w:t xml:space="preserve">0</w:t>
             </w:r>
           </w:p>
         </w:tc>
@@ -5947,7 +5947,7 @@
                 <w:b/>
                 <w:szCs w:val="26"/>
               </w:rPr>
-              <w:t>Tổng giá trị các phần công việc</w:t>
+              <w:t xml:space="preserve">Tổng giá trị các phần công việc</w:t>
             </w:r>
           </w:p>
         </w:tc>
@@ -5972,7 +5972,7 @@
                 <w:b/>
                 <w:szCs w:val="24"/>
               </w:rPr>
-              <w:t>1.999.950.000</w:t>
+              <w:t xml:space="preserve">1.999.950.000</w:t>
             </w:r>
           </w:p>
         </w:tc>
@@ -6002,7 +6002,7 @@
                 <w:b/>
                 <w:szCs w:val="26"/>
               </w:rPr>
-              <w:t>Tổng mức đầu tư của dự toán mua sắm</w:t>
+              <w:t xml:space="preserve">Tổng mức đầu tư của dự toán mua sắm</w:t>
             </w:r>
           </w:p>
         </w:tc>
@@ -6027,7 +6027,7 @@
                 <w:b/>
                 <w:szCs w:val="24"/>
               </w:rPr>
-              <w:t>1.999.950.000</w:t>
+              <w:t xml:space="preserve">1.999.950.000</w:t>
             </w:r>
           </w:p>
         </w:tc>
@@ -6048,14 +6048,14 @@
           <w:b/>
           <w:szCs w:val="26"/>
         </w:rPr>
-        <w:t>V</w:t>
+        <w:t xml:space="preserve">V</w:t>
       </w:r>
       <w:r>
         <w:rPr>
           <w:b/>
           <w:szCs w:val="26"/>
         </w:rPr>
-        <w:t>I</w:t>
+        <w:t xml:space="preserve">I</w:t>
       </w:r>
       <w:r>
         <w:rPr>
@@ -6063,21 +6063,21 @@
           <w:szCs w:val="26"/>
           <w:lang w:val="vi-VN"/>
         </w:rPr>
-        <w:t>I</w:t>
+        <w:t xml:space="preserve">I</w:t>
       </w:r>
       <w:r>
         <w:rPr>
           <w:b/>
           <w:szCs w:val="26"/>
         </w:rPr>
-        <w:t>I</w:t>
+        <w:t xml:space="preserve">I</w:t>
       </w:r>
       <w:r>
         <w:rPr>
           <w:b/>
           <w:szCs w:val="26"/>
         </w:rPr>
-        <w:t>. Kiến nghị:</w:t>
+        <w:t xml:space="preserve">. Kiến nghị:</w:t>
       </w:r>
     </w:p>
     <w:p>
@@ -6099,7 +6099,7 @@
           <w:bCs/>
           <w:szCs w:val="26"/>
         </w:rPr>
-        <w:t>Trên cơ sở những nội dung</w:t>
+        <w:t xml:space="preserve">Trên cơ sở những nội dung</w:t>
       </w:r>
       <w:r>
         <w:rPr>
@@ -6120,7 +6120,7 @@
           <w:bCs/>
           <w:szCs w:val="26"/>
         </w:rPr>
-        <w:t>,</w:t>
+        <w:t xml:space="preserve">,</w:t>
       </w:r>
       <w:r>
         <w:rPr>
@@ -6148,7 +6148,7 @@
           <w:bCs/>
           <w:szCs w:val="26"/>
         </w:rPr>
-        <w:t>đề nghị</w:t>
+        <w:t xml:space="preserve">đề nghị</w:t>
       </w:r>
       <w:r>
         <w:rPr>
@@ -6162,7 +6162,7 @@
           <w:bCs/>
           <w:szCs w:val="26"/>
         </w:rPr>
-        <w:t>Giám đốc Bệnh viện</w:t>
+        <w:t xml:space="preserve">Giám đốc Bệnh viện</w:t>
       </w:r>
       <w:r>
         <w:rPr>
@@ -6183,7 +6183,7 @@
           <w:bCs/>
           <w:szCs w:val="26"/>
         </w:rPr>
-        <w:t>xem xét</w:t>
+        <w:t xml:space="preserve">xem xét</w:t>
       </w:r>
       <w:r>
         <w:rPr>
@@ -6204,7 +6204,7 @@
           <w:bCs/>
           <w:szCs w:val="26"/>
         </w:rPr>
-        <w:t>duyệt kế hoạch lựa chọn nhà thầu dự toán mua sắm</w:t>
+        <w:t xml:space="preserve">duyệt kế hoạch lựa chọn nhà thầu dự toán mua sắm</w:t>
       </w:r>
       <w:r>
         <w:rPr>
@@ -6227,7 +6227,7 @@
           <w:bCs/>
           <w:szCs w:val="26"/>
         </w:rPr>
-        <w:t>băng ghim và dụng cụ cắt khâu nối dùng trong phẫu thuật</w:t>
+        <w:t xml:space="preserve">băng ghim và dụng cụ cắt khâu nối dùng trong phẫu thuật</w:t>
       </w:r>
       <w:r>
         <w:rPr>
@@ -6242,7 +6242,7 @@
           <w:szCs w:val="26"/>
           <w:lang w:val="vi-VN"/>
         </w:rPr>
-        <w:t>Bệnh viện đa khoa tỉnh Phú Thọ</w:t>
+        <w:t xml:space="preserve">Bệnh viện đa khoa tỉnh Phú Thọ</w:t>
       </w:r>
       <w:r>
         <w:rPr>
@@ -6252,7 +6252,7 @@
           <w:szCs w:val="26"/>
           <w:lang w:val="sv-SE"/>
         </w:rPr>
-        <w:t>.</w:t>
+        <w:t xml:space="preserve">.</w:t>
       </w:r>
     </w:p>
     <w:p>
@@ -6291,21 +6291,21 @@
           <w:bCs/>
           <w:szCs w:val="26"/>
         </w:rPr>
-        <w:t>quyết định</w:t>
+        <w:t xml:space="preserve">quyết định</w:t>
       </w:r>
       <w:r>
         <w:rPr>
           <w:bCs/>
           <w:szCs w:val="26"/>
         </w:rPr>
-        <w:t>.</w:t>
+        <w:t xml:space="preserve">.</w:t>
       </w:r>
       <w:r>
         <w:rPr>
           <w:bCs/>
           <w:szCs w:val="26"/>
         </w:rPr>
-        <w:t>/.</w:t>
+        <w:t xml:space="preserve">/.</w:t>
       </w:r>
     </w:p>
     <w:tbl>
@@ -6368,7 +6368,7 @@
                 <w:szCs w:val="24"/>
                 <w:lang w:val="nl-NL"/>
               </w:rPr>
-              <w:t>nhận:</w:t>
+              <w:t xml:space="preserve">nhận:</w:t>
             </w:r>
           </w:p>
           <w:p>
@@ -6399,7 +6399,7 @@
                 <w:szCs w:val="22"/>
                 <w:lang w:val="nl-NL"/>
               </w:rPr>
-              <w:t>trên</w:t>
+              <w:t xml:space="preserve">trên</w:t>
             </w:r>
             <w:r>
               <w:rPr>
@@ -6407,7 +6407,7 @@
                 <w:szCs w:val="22"/>
                 <w:lang w:val="nl-NL"/>
               </w:rPr>
-              <w:t>;</w:t>
+              <w:t xml:space="preserve">;</w:t>
             </w:r>
           </w:p>
           <w:p>
@@ -6429,7 +6429,7 @@
                 <w:szCs w:val="22"/>
                 <w:lang w:val="nl-NL"/>
               </w:rPr>
-              <w:t>- Lưu: VT.</w:t>
+              <w:t xml:space="preserve">- Lưu: VT.</w:t>
             </w:r>
           </w:p>
         </w:tc>
@@ -6453,7 +6453,7 @@
                 <w:szCs w:val="26"/>
                 <w:lang w:val="nl-NL"/>
               </w:rPr>
-              <w:t>ĐẠI DIỆN</w:t>
+              <w:t xml:space="preserve">ĐẠI DIỆN</w:t>
             </w:r>
             <w:r>
               <w:rPr>
@@ -6480,7 +6480,7 @@
                 <w:szCs w:val="26"/>
                 <w:lang w:val="nl-NL"/>
               </w:rPr>
-              <w:t>TỔ TRƯỞNG</w:t>
+              <w:t xml:space="preserve">TỔ TRƯỞNG</w:t>
             </w:r>
           </w:p>
           <w:p>
@@ -6558,7 +6558,7 @@
                 <w:szCs w:val="26"/>
                 <w:lang w:val="nl-NL"/>
               </w:rPr>
-              <w:t>Na</w:t>
+              <w:t xml:space="preserve">Na</w:t>
             </w:r>
           </w:p>
           <w:p>
@@ -6747,7 +6747,7 @@
           <w:lang w:val="vi-VN"/>
         </w:rPr>
         <w:lastRenderedPageBreak/>
-        <w:t>DANH MỤC TÀI LIỆU</w:t>
+        <w:t xml:space="preserve">DANH MỤC TÀI LIỆU</w:t>
       </w:r>
     </w:p>
     <w:p>
@@ -6780,7 +6780,7 @@
           <w:i/>
           <w:szCs w:val="26"/>
         </w:rPr>
-        <w:t>phê duyệt kế hoạch lựa chọn nhà thầu</w:t>
+        <w:t xml:space="preserve">phê duyệt kế hoạch lựa chọn nhà thầu</w:t>
       </w:r>
       <w:r>
         <w:rPr>
@@ -6788,7 +6788,7 @@
           <w:szCs w:val="26"/>
           <w:lang w:val="nl-NL"/>
         </w:rPr>
-        <w:t>)</w:t>
+        <w:t xml:space="preserve">)</w:t>
       </w:r>
     </w:p>
     <w:p>
@@ -6853,7 +6853,7 @@
                 <w:szCs w:val="26"/>
                 <w:lang w:val="vi-VN"/>
               </w:rPr>
-              <w:t>STT</w:t>
+              <w:t xml:space="preserve">STT</w:t>
             </w:r>
           </w:p>
         </w:tc>
@@ -6886,7 +6886,7 @@
                 <w:szCs w:val="26"/>
                 <w:lang w:val="nl-NL"/>
               </w:rPr>
-              <w:t>Nội dung</w:t>
+              <w:t xml:space="preserve">Nội dung</w:t>
             </w:r>
           </w:p>
         </w:tc>
@@ -6913,7 +6913,7 @@
                 <w:szCs w:val="26"/>
                 <w:lang w:val="vi-VN"/>
               </w:rPr>
-              <w:t>Ghi chú</w:t>
+              <w:t xml:space="preserve">Ghi chú</w:t>
             </w:r>
           </w:p>
         </w:tc>
@@ -6939,7 +6939,7 @@
               <w:rPr>
                 <w:szCs w:val="26"/>
               </w:rPr>
-              <w:t>1</w:t>
+              <w:t xml:space="preserve">1</w:t>
             </w:r>
           </w:p>
         </w:tc>
@@ -6968,7 +6968,7 @@
               <w:rPr>
                 <w:szCs w:val="26"/>
               </w:rPr>
-              <w:t>Căn cứ Quyết định số 2054/QĐ-BV ngày 14/04/2026</w:t>
+              <w:t xml:space="preserve">Căn cứ Quyết định số 2054/QĐ-BV ngày 14/04/2026</w:t>
             </w:r>
             <w:r>
               <w:rPr>
@@ -6981,7 +6981,7 @@
                 <w:rFonts w:eastAsia="Calibri"/>
                 <w:szCs w:val="26"/>
               </w:rPr>
-              <w:t>đa khoa tỉnh Phú Thọ về việc kiện toàn Tổ chuyên gia đấu thầu các gói thầu Mua sắm thiết bị y tế, vật tư tiêu hao, hóa chất xét nghiệm phục vụ công tác khám chữa bệnh tại Bệnh viện đa khoa tỉnh Phú Thọ;</w:t>
+              <w:t xml:space="preserve">đa khoa tỉnh Phú Thọ về việc kiện toàn Tổ chuyên gia đấu thầu các gói thầu Mua sắm thiết bị y tế, vật tư tiêu hao, hóa chất xét nghiệm phục vụ công tác khám chữa bệnh tại Bệnh viện đa khoa tỉnh Phú Thọ;</w:t>
             </w:r>
           </w:p>
         </w:tc>
@@ -7004,7 +7004,7 @@
                 <w:szCs w:val="26"/>
                 <w:lang w:val="vi-VN"/>
               </w:rPr>
-              <w:t>Bản chụp</w:t>
+              <w:t xml:space="preserve">Bản chụp</w:t>
             </w:r>
           </w:p>
         </w:tc>
@@ -7030,7 +7030,7 @@
               <w:rPr>
                 <w:szCs w:val="26"/>
               </w:rPr>
-              <w:t>2</w:t>
+              <w:t xml:space="preserve">2</w:t>
             </w:r>
           </w:p>
         </w:tc>
@@ -7070,14 +7070,14 @@
                 <w:szCs w:val="26"/>
                 <w:lang w:val="vi-VN"/>
               </w:rPr>
-              <w:t>1191</w:t>
+              <w:t xml:space="preserve">1191</w:t>
             </w:r>
             <w:r>
               <w:rPr>
                 <w:bCs/>
                 <w:szCs w:val="26"/>
               </w:rPr>
-              <w:t>/QĐ-BV ngày 16/03/2026</w:t>
+              <w:t xml:space="preserve">/QĐ-BV ngày 16/03/2026</w:t>
             </w:r>
             <w:r>
               <w:rPr>
@@ -7093,7 +7093,7 @@
                 <w:kern w:val="2"/>
                 <w:szCs w:val="26"/>
               </w:rPr>
-              <w:t>m</w:t>
+              <w:t xml:space="preserve">m</w:t>
             </w:r>
             <w:r>
               <w:rPr>
@@ -7109,7 +7109,7 @@
                 <w:bCs/>
                 <w:szCs w:val="26"/>
               </w:rPr>
-              <w:t>băng ghim và dụng cụ cắt khâu nối dùng trong phẫu thuật</w:t>
+              <w:t xml:space="preserve">băng ghim và dụng cụ cắt khâu nối dùng trong phẫu thuật</w:t>
             </w:r>
             <w:r>
               <w:rPr>
@@ -7124,7 +7124,7 @@
                 <w:szCs w:val="26"/>
                 <w:lang w:val="vi-VN"/>
               </w:rPr>
-              <w:t>Bệnh viện đa khoa tỉnh Phú Thọ</w:t>
+              <w:t xml:space="preserve">Bệnh viện đa khoa tỉnh Phú Thọ</w:t>
             </w:r>
             <w:r>
               <w:rPr>
@@ -7133,7 +7133,7 @@
                 <w:szCs w:val="26"/>
                 <w:lang w:val="sv-SE"/>
               </w:rPr>
-              <w:t>;</w:t>
+              <w:t xml:space="preserve">;</w:t>
             </w:r>
           </w:p>
         </w:tc>
@@ -7156,7 +7156,7 @@
                 <w:szCs w:val="26"/>
                 <w:lang w:val="vi-VN"/>
               </w:rPr>
-              <w:t>Bản chụp</w:t>
+              <w:t xml:space="preserve">Bản chụp</w:t>
             </w:r>
           </w:p>
         </w:tc>
@@ -7182,7 +7182,7 @@
               <w:rPr>
                 <w:szCs w:val="26"/>
               </w:rPr>
-              <w:t>3</w:t>
+              <w:t xml:space="preserve">3</w:t>
             </w:r>
           </w:p>
         </w:tc>
@@ -7212,7 +7212,7 @@
               <w:rPr>
                 <w:szCs w:val="26"/>
               </w:rPr>
-              <w:t>Căn cứ Biên bản họp ngày 24/03/2026</w:t>
+              <w:t xml:space="preserve">Căn cứ Biên bản họp ngày 24/03/2026</w:t>
             </w:r>
             <w:r>
               <w:rPr>
@@ -7227,7 +7227,7 @@
                 <w:kern w:val="2"/>
                 <w:szCs w:val="26"/>
               </w:rPr>
-              <w:t>M</w:t>
+              <w:t xml:space="preserve">M</w:t>
             </w:r>
             <w:r>
               <w:rPr>
@@ -7251,7 +7251,7 @@
                 <w:szCs w:val="26"/>
                 <w:lang w:val="vi-VN"/>
               </w:rPr>
-              <w:t>Bệnh viện đa khoa tỉnh Phú Thọ</w:t>
+              <w:t xml:space="preserve">Bệnh viện đa khoa tỉnh Phú Thọ</w:t>
             </w:r>
             <w:r>
               <w:rPr>
@@ -7259,7 +7259,7 @@
                 <w:szCs w:val="26"/>
                 <w:lang w:val="pt-BR"/>
               </w:rPr>
-              <w:t>;</w:t>
+              <w:t xml:space="preserve">;</w:t>
             </w:r>
           </w:p>
         </w:tc>
@@ -7282,7 +7282,7 @@
                 <w:szCs w:val="26"/>
                 <w:lang w:val="vi-VN"/>
               </w:rPr>
-              <w:t>Bản chụp</w:t>
+              <w:t xml:space="preserve">Bản chụp</w:t>
             </w:r>
           </w:p>
         </w:tc>
@@ -7308,7 +7308,7 @@
               <w:rPr>
                 <w:szCs w:val="26"/>
               </w:rPr>
-              <w:t>4</w:t>
+              <w:t xml:space="preserve">4</w:t>
             </w:r>
           </w:p>
         </w:tc>
@@ -7340,7 +7340,7 @@
                 <w:bCs/>
                 <w:szCs w:val="26"/>
               </w:rPr>
-              <w:t>Căn cứ Quyết định số 1467/QĐ-BV ngày 25/03/2026</w:t>
+              <w:t xml:space="preserve">Căn cứ Quyết định số 1467/QĐ-BV ngày 25/03/2026</w:t>
             </w:r>
             <w:r>
               <w:rPr>
@@ -7356,7 +7356,7 @@
                 <w:kern w:val="2"/>
                 <w:szCs w:val="26"/>
               </w:rPr>
-              <w:t>M</w:t>
+              <w:t xml:space="preserve">M</w:t>
             </w:r>
             <w:r>
               <w:rPr>
@@ -7380,7 +7380,7 @@
                 <w:szCs w:val="26"/>
                 <w:lang w:val="vi-VN"/>
               </w:rPr>
-              <w:t>Bệnh viện đa khoa tỉnh Phú Thọ</w:t>
+              <w:t xml:space="preserve">Bệnh viện đa khoa tỉnh Phú Thọ</w:t>
             </w:r>
             <w:r>
               <w:rPr>
@@ -7389,7 +7389,7 @@
                 <w:szCs w:val="26"/>
                 <w:lang w:val="sv-SE"/>
               </w:rPr>
-              <w:t>;</w:t>
+              <w:t xml:space="preserve">;</w:t>
             </w:r>
           </w:p>
         </w:tc>
@@ -7412,7 +7412,7 @@
                 <w:szCs w:val="26"/>
                 <w:lang w:val="vi-VN"/>
               </w:rPr>
-              <w:t>Bản chụp</w:t>
+              <w:t xml:space="preserve">Bản chụp</w:t>
             </w:r>
           </w:p>
         </w:tc>
@@ -7438,7 +7438,7 @@
               <w:rPr>
                 <w:szCs w:val="26"/>
               </w:rPr>
-              <w:t>5</w:t>
+              <w:t xml:space="preserve">5</w:t>
             </w:r>
           </w:p>
         </w:tc>
@@ -7471,7 +7471,7 @@
                 <w:szCs w:val="26"/>
                 <w:lang w:val="pt-BR"/>
               </w:rPr>
-              <w:t>Căn</w:t>
+              <w:t xml:space="preserve">Căn</w:t>
             </w:r>
             <w:r>
               <w:rPr>
@@ -7503,7 +7503,7 @@
                 <w:kern w:val="2"/>
                 <w:szCs w:val="26"/>
               </w:rPr>
-              <w:t>M</w:t>
+              <w:t xml:space="preserve">M</w:t>
             </w:r>
             <w:r>
               <w:rPr>
@@ -7527,7 +7527,7 @@
                 <w:szCs w:val="26"/>
                 <w:lang w:val="vi-VN"/>
               </w:rPr>
-              <w:t>Bệnh viện đa khoa tỉnh Phú Thọ</w:t>
+              <w:t xml:space="preserve">Bệnh viện đa khoa tỉnh Phú Thọ</w:t>
             </w:r>
             <w:r>
               <w:rPr>
@@ -7536,7 +7536,7 @@
                 <w:szCs w:val="26"/>
                 <w:lang w:val="sv-SE"/>
               </w:rPr>
-              <w:t>;</w:t>
+              <w:t xml:space="preserve">;</w:t>
             </w:r>
           </w:p>
         </w:tc>
@@ -7559,7 +7559,7 @@
                 <w:szCs w:val="26"/>
                 <w:lang w:val="vi-VN"/>
               </w:rPr>
-              <w:t>Bản chụp</w:t>
+              <w:t xml:space="preserve">Bản chụp</w:t>
             </w:r>
           </w:p>
         </w:tc>
@@ -7585,7 +7585,7 @@
               <w:rPr>
                 <w:szCs w:val="26"/>
               </w:rPr>
-              <w:t>6</w:t>
+              <w:t xml:space="preserve">6</w:t>
             </w:r>
           </w:p>
         </w:tc>
@@ -7616,7 +7616,7 @@
                 <w:szCs w:val="26"/>
                 <w:lang w:val="pt-BR"/>
               </w:rPr>
-              <w:t>Quyết định số</w:t>
+              <w:t xml:space="preserve">Quyết định số</w:t>
             </w:r>
             <w:r>
               <w:rPr>
@@ -7632,7 +7632,7 @@
                 <w:szCs w:val="26"/>
                 <w:lang w:val="pt-BR"/>
               </w:rPr>
-              <w:t>2143</w:t>
+              <w:t xml:space="preserve">2143</w:t>
             </w:r>
             <w:r>
               <w:rPr>
@@ -7641,7 +7641,7 @@
                 <w:szCs w:val="26"/>
                 <w:lang w:val="pt-BR"/>
               </w:rPr>
-              <w:t>/</w:t>
+              <w:t xml:space="preserve">/</w:t>
             </w:r>
             <w:r>
               <w:rPr>
@@ -7662,7 +7662,7 @@
               <w:rPr>
                 <w:szCs w:val="26"/>
               </w:rPr>
-              <w:t>23</w:t>
+              <w:t xml:space="preserve">23</w:t>
             </w:r>
             <w:r>
               <w:rPr>
@@ -7670,7 +7670,7 @@
                 <w:szCs w:val="26"/>
                 <w:lang w:val="pt-BR"/>
               </w:rPr>
-              <w:t>/0</w:t>
+              <w:t xml:space="preserve">/0</w:t>
             </w:r>
             <w:r>
               <w:rPr>
@@ -7678,7 +7678,7 @@
                 <w:szCs w:val="26"/>
                 <w:lang w:val="pt-BR"/>
               </w:rPr>
-              <w:t>4/2026</w:t>
+              <w:t xml:space="preserve">4/2026</w:t>
             </w:r>
             <w:r>
               <w:rPr>
@@ -7699,7 +7699,7 @@
                 <w:bCs/>
                 <w:szCs w:val="26"/>
               </w:rPr>
-              <w:t>phê duyệt nhiệm vụ và dự toán kinh phí</w:t>
+              <w:t xml:space="preserve">phê duyệt nhiệm vụ và dự toán kinh phí</w:t>
             </w:r>
             <w:r>
               <w:rPr>
@@ -7715,7 +7715,7 @@
                 <w:kern w:val="2"/>
                 <w:szCs w:val="26"/>
               </w:rPr>
-              <w:t>M</w:t>
+              <w:t xml:space="preserve">M</w:t>
             </w:r>
             <w:r>
               <w:rPr>
@@ -7739,7 +7739,7 @@
                 <w:szCs w:val="26"/>
                 <w:lang w:val="vi-VN"/>
               </w:rPr>
-              <w:t>Bệnh viện đa khoa tỉnh Phú Thọ</w:t>
+              <w:t xml:space="preserve">Bệnh viện đa khoa tỉnh Phú Thọ</w:t>
             </w:r>
             <w:r>
               <w:rPr>
@@ -7748,7 +7748,7 @@
                 <w:szCs w:val="26"/>
                 <w:lang w:val="sv-SE"/>
               </w:rPr>
-              <w:t>.</w:t>
+              <w:t xml:space="preserve">.</w:t>
             </w:r>
           </w:p>
         </w:tc>
@@ -7771,7 +7771,7 @@
                 <w:szCs w:val="26"/>
                 <w:lang w:val="vi-VN"/>
               </w:rPr>
-              <w:t>Bản chụp</w:t>
+              <w:t xml:space="preserve">Bản chụp</w:t>
             </w:r>
           </w:p>
         </w:tc>
@@ -7809,7 +7809,7 @@
           <w:szCs w:val="28"/>
         </w:rPr>
         <w:lastRenderedPageBreak/>
-        <w:t>PHỤ LỤC</w:t>
+        <w:t xml:space="preserve">PHỤ LỤC</w:t>
       </w:r>
     </w:p>
     <w:p>
@@ -7850,7 +7850,7 @@
           <w:szCs w:val="28"/>
           <w:lang w:val="vi-VN"/>
         </w:rPr>
-        <w:t>tư y tế</w:t>
+        <w:t xml:space="preserve">tư y tế</w:t>
       </w:r>
       <w:r>
         <w:rPr>
@@ -7867,7 +7867,7 @@
           <w:color w:val="000000"/>
           <w:szCs w:val="28"/>
         </w:rPr>
-        <w:t>mua sắm</w:t>
+        <w:t xml:space="preserve">mua sắm</w:t>
       </w:r>
     </w:p>
     <w:p>
@@ -7899,7 +7899,7 @@
           <w:i/>
           <w:szCs w:val="28"/>
         </w:rPr>
-        <w:t>số</w:t>
+        <w:t xml:space="preserve">số</w:t>
       </w:r>
       <w:r>
         <w:rPr>
@@ -7913,14 +7913,14 @@
           <w:bCs/>
           <w:szCs w:val="28"/>
         </w:rPr>
-        <w:t>24.4</w:t>
+        <w:t xml:space="preserve">24.4</w:t>
       </w:r>
       <w:r>
         <w:rPr>
           <w:bCs/>
           <w:szCs w:val="28"/>
         </w:rPr>
-        <w:t>/TTr-TCG</w:t>
+        <w:t xml:space="preserve">/TTr-TCG</w:t>
       </w:r>
       <w:r>
         <w:rPr>
@@ -7934,7 +7934,7 @@
           <w:i/>
           <w:szCs w:val="28"/>
         </w:rPr>
-        <w:t>ngày</w:t>
+        <w:t xml:space="preserve">ngày</w:t>
       </w:r>
       <w:r>
         <w:rPr>
@@ -7948,42 +7948,42 @@
           <w:i/>
           <w:szCs w:val="28"/>
         </w:rPr>
-        <w:t>24</w:t>
+        <w:t xml:space="preserve">24</w:t>
       </w:r>
       <w:r>
         <w:rPr>
           <w:i/>
           <w:szCs w:val="28"/>
         </w:rPr>
-        <w:t>/</w:t>
+        <w:t xml:space="preserve">/</w:t>
       </w:r>
       <w:r>
         <w:rPr>
           <w:i/>
           <w:szCs w:val="28"/>
         </w:rPr>
-        <w:t>0</w:t>
+        <w:t xml:space="preserve">0</w:t>
       </w:r>
       <w:r>
         <w:rPr>
           <w:i/>
           <w:szCs w:val="28"/>
         </w:rPr>
-        <w:t>4</w:t>
+        <w:t xml:space="preserve">4</w:t>
       </w:r>
       <w:r>
         <w:rPr>
           <w:i/>
           <w:szCs w:val="28"/>
         </w:rPr>
-        <w:t>/202</w:t>
+        <w:t xml:space="preserve">/202</w:t>
       </w:r>
       <w:r>
         <w:rPr>
           <w:i/>
           <w:szCs w:val="28"/>
         </w:rPr>
-        <w:t>6</w:t>
+        <w:t xml:space="preserve">6</w:t>
       </w:r>
       <w:r>
         <w:rPr>
@@ -7997,14 +7997,14 @@
           <w:i/>
           <w:szCs w:val="28"/>
         </w:rPr>
-        <w:t>Tổ chuyên gia</w:t>
+        <w:t xml:space="preserve">Tổ chuyên gia</w:t>
       </w:r>
       <w:r>
         <w:rPr>
           <w:i/>
           <w:szCs w:val="28"/>
         </w:rPr>
-        <w:t>)</w:t>
+        <w:t xml:space="preserve">)</w:t>
       </w:r>
     </w:p>
     <w:p>
@@ -8075,7 +8075,7 @@
                 <w:b/>
                 <w:szCs w:val="26"/>
               </w:rPr>
-              <w:t>TT</w:t>
+              <w:t xml:space="preserve">TT</w:t>
             </w:r>
           </w:p>
         </w:tc>
@@ -8104,7 +8104,7 @@
                 <w:b/>
                 <w:szCs w:val="26"/>
               </w:rPr>
-              <w:t>Tên vật tư y tế</w:t>
+              <w:t xml:space="preserve">Tên vật tư y tế</w:t>
             </w:r>
           </w:p>
         </w:tc>
@@ -8133,7 +8133,7 @@
                 <w:b/>
                 <w:szCs w:val="26"/>
               </w:rPr>
-              <w:t>Tiêu chí kỹ thuật</w:t>
+              <w:t xml:space="preserve">Tiêu chí kỹ thuật</w:t>
             </w:r>
           </w:p>
         </w:tc>
@@ -8162,7 +8162,7 @@
                 <w:b/>
                 <w:szCs w:val="26"/>
               </w:rPr>
-              <w:t>Quy cách</w:t>
+              <w:t xml:space="preserve">Quy cách</w:t>
             </w:r>
           </w:p>
         </w:tc>
@@ -8191,7 +8191,7 @@
                 <w:b/>
                 <w:szCs w:val="26"/>
               </w:rPr>
-              <w:t>Đơn vị tính</w:t>
+              <w:t xml:space="preserve">Đơn vị tính</w:t>
             </w:r>
           </w:p>
         </w:tc>
@@ -8220,7 +8220,7 @@
                 <w:b/>
                 <w:szCs w:val="26"/>
               </w:rPr>
-              <w:t>Số lượng</w:t>
+              <w:t xml:space="preserve">Số lượng</w:t>
             </w:r>
           </w:p>
         </w:tc>
@@ -8251,7 +8251,7 @@
                 <w:bCs/>
                 <w:szCs w:val="26"/>
               </w:rPr>
-              <w:t>Đơn giá dự toán (gồm VAT)</w:t>
+              <w:t xml:space="preserve">Đơn giá dự toán (gồm VAT)</w:t>
             </w:r>
           </w:p>
         </w:tc>
@@ -8282,7 +8282,7 @@
                 <w:bCs/>
                 <w:szCs w:val="26"/>
               </w:rPr>
-              <w:t>Thành tiền dự toán (VND)</w:t>
+              <w:t xml:space="preserve">Thành tiền dự toán (VND)</w:t>
             </w:r>
           </w:p>
         </w:tc>
@@ -8316,7 +8316,7 @@
                 <w:color w:val="000000"/>
                 <w:szCs w:val="26"/>
               </w:rPr>
-              <w:t>1</w:t>
+              <w:t xml:space="preserve">1</w:t>
             </w:r>
           </w:p>
         </w:tc>
@@ -8345,7 +8345,7 @@
                 <w:rFonts w:eastAsia="Calibri"/>
                 <w:szCs w:val="26"/>
               </w:rPr>
-              <w:t>Băng ghim dùng trong mổ mở</w:t>
+              <w:t xml:space="preserve">Băng ghim dùng trong mổ mở</w:t>
             </w:r>
           </w:p>
         </w:tc>
@@ -8373,7 +8373,7 @@
               <w:rPr>
                 <w:szCs w:val="26"/>
               </w:rPr>
-              <w:t>Băng (đạn) ghim khâu máy cắt nối tự động thẳng dùng trong mổ mở công nghệ Tri-staple, cỡ 80mm. Có 3 hàng ghim chiều cao khác nhau mỗi bên, chiều cao ghim trước dập từ trong ra ngoài là: 3.0mm; 3.5mm; 4.0mm, sau khi dập là 1.5 - 2.25mm, ghim bằng Titan. Cung cấp lưỡi dao mới trong mỗi băng đạn. Ghim đóng tạo hình chữ B chuẩn</w:t>
+              <w:t xml:space="preserve">Băng (đạn) ghim khâu máy cắt nối tự động thẳng dùng trong mổ mở công nghệ Tri-staple, cỡ 80mm. Có 3 hàng ghim chiều cao khác nhau mỗi bên, chiều cao ghim trước dập từ trong ra ngoài là: 3.0mm; 3.5mm; 4.0mm, sau khi dập là 1.5 - 2.25mm, ghim bằng Titan. Cung cấp lưỡi dao mới trong mỗi băng đạn. Ghim đóng tạo hình chữ B chuẩn</w:t>
             </w:r>
           </w:p>
         </w:tc>
@@ -8401,7 +8401,7 @@
                 <w:color w:val="000000"/>
                 <w:szCs w:val="26"/>
               </w:rPr>
-              <w:t>6 cái/ hộp</w:t>
+              <w:t xml:space="preserve">6 cái/ hộp</w:t>
             </w:r>
           </w:p>
         </w:tc>
@@ -8428,7 +8428,7 @@
               <w:rPr>
                 <w:szCs w:val="26"/>
               </w:rPr>
-              <w:t>Cái</w:t>
+              <w:t xml:space="preserve">Cái</w:t>
             </w:r>
           </w:p>
         </w:tc>
@@ -8455,7 +8455,7 @@
               <w:rPr>
                 <w:szCs w:val="26"/>
               </w:rPr>
-              <w:t>110</w:t>
+              <w:t xml:space="preserve">110</w:t>
             </w:r>
           </w:p>
         </w:tc>
@@ -8485,7 +8485,7 @@
                 <w:color w:val="000000"/>
                 <w:szCs w:val="26"/>
               </w:rPr>
-              <w:t>2.100.000</w:t>
+              <w:t xml:space="preserve">2.100.000</w:t>
             </w:r>
           </w:p>
         </w:tc>
@@ -8513,7 +8513,7 @@
               <w:rPr>
                 <w:szCs w:val="26"/>
               </w:rPr>
-              <w:t>231.000.000</w:t>
+              <w:t xml:space="preserve">231.000.000</w:t>
             </w:r>
           </w:p>
         </w:tc>
@@ -8547,7 +8547,7 @@
                 <w:color w:val="000000"/>
                 <w:szCs w:val="26"/>
               </w:rPr>
-              <w:t>2</w:t>
+              <w:t xml:space="preserve">2</w:t>
             </w:r>
           </w:p>
         </w:tc>
@@ -8585,7 +8585,7 @@
                 <w:rFonts w:eastAsia="Calibri"/>
                 <w:szCs w:val="26"/>
               </w:rPr>
-              <w:t>tròn ba hàng ghim</w:t>
+              <w:t xml:space="preserve">tròn ba hàng ghim</w:t>
             </w:r>
           </w:p>
         </w:tc>
@@ -8613,7 +8613,7 @@
               <w:rPr>
                 <w:szCs w:val="26"/>
               </w:rPr>
-              <w:t>Dụng cụ (máy) cắt khâu nối ống tiêu hóa tròn 3 hàng ghim các cỡ đường kính 28mm, 31mm. Chiều cao ghim trước dập cao dần từ trong ra ngoài là 3.0 mm, 3.5 mm, 4.0 mm. Ghim bằng Titanium. Ghim đóng tạo hình chữ B chuẩn</w:t>
+              <w:t xml:space="preserve">Dụng cụ (máy) cắt khâu nối ống tiêu hóa tròn 3 hàng ghim các cỡ đường kính 28mm, 31mm. Chiều cao ghim trước dập cao dần từ trong ra ngoài là 3.0 mm, 3.5 mm, 4.0 mm. Ghim bằng Titanium. Ghim đóng tạo hình chữ B chuẩn</w:t>
             </w:r>
           </w:p>
         </w:tc>
@@ -8641,7 +8641,7 @@
                 <w:color w:val="000000"/>
                 <w:szCs w:val="26"/>
               </w:rPr>
-              <w:t>3 cái/ hộp</w:t>
+              <w:t xml:space="preserve">3 cái/ hộp</w:t>
             </w:r>
           </w:p>
         </w:tc>
@@ -8668,7 +8668,7 @@
               <w:rPr>
                 <w:szCs w:val="26"/>
               </w:rPr>
-              <w:t>Cái</w:t>
+              <w:t xml:space="preserve">Cái</w:t>
             </w:r>
           </w:p>
         </w:tc>
@@ -8695,7 +8695,7 @@
               <w:rPr>
                 <w:szCs w:val="26"/>
               </w:rPr>
-              <w:t>20</w:t>
+              <w:t xml:space="preserve">20</w:t>
             </w:r>
           </w:p>
         </w:tc>
@@ -8725,7 +8725,7 @@
                 <w:color w:val="000000"/>
                 <w:szCs w:val="26"/>
               </w:rPr>
-              <w:t>14.900.000</w:t>
+              <w:t xml:space="preserve">14.900.000</w:t>
             </w:r>
           </w:p>
         </w:tc>
@@ -8753,7 +8753,7 @@
               <w:rPr>
                 <w:szCs w:val="26"/>
               </w:rPr>
-              <w:t>298.000.000</w:t>
+              <w:t xml:space="preserve">298.000.000</w:t>
             </w:r>
           </w:p>
         </w:tc>
@@ -8787,7 +8787,7 @@
                 <w:color w:val="000000"/>
                 <w:szCs w:val="26"/>
               </w:rPr>
-              <w:t>3</w:t>
+              <w:t xml:space="preserve">3</w:t>
             </w:r>
           </w:p>
         </w:tc>
@@ -8816,7 +8816,7 @@
                 <w:rFonts w:eastAsia="Calibri"/>
                 <w:szCs w:val="26"/>
               </w:rPr>
-              <w:t>Dụng cụ khâu cắt nội soi</w:t>
+              <w:t xml:space="preserve">Dụng cụ khâu cắt nội soi</w:t>
             </w:r>
           </w:p>
         </w:tc>
@@ -8844,7 +8844,7 @@
               <w:rPr>
                 <w:szCs w:val="26"/>
               </w:rPr>
-              <w:t>Dụng cụ cắt nối tự động dùng trong mổ nội soi tương thích với tất cả băng ghim khâu cắt nội soi. Dụng cụ khi gắn vào băng ghim tương thích có thể bẻ góc 45 độ mỗi bên với 11 điểm gập góc (5 điểm mỗi bên và điểm ở giữa). Nút điều chỉnh gập góc trên thân. Các cỡ độ dài trục nối tương ứng 6cm, 16cm và 26cm.</w:t>
+              <w:t xml:space="preserve">Dụng cụ cắt nối tự động dùng trong mổ nội soi tương thích với tất cả băng ghim khâu cắt nội soi. Dụng cụ khi gắn vào băng ghim tương thích có thể bẻ góc 45 độ mỗi bên với 11 điểm gập góc (5 điểm mỗi bên và điểm ở giữa). Nút điều chỉnh gập góc trên thân. Các cỡ độ dài trục nối tương ứng 6cm, 16cm và 26cm.</w:t>
             </w:r>
           </w:p>
         </w:tc>
@@ -8872,7 +8872,7 @@
                 <w:color w:val="000000"/>
                 <w:szCs w:val="26"/>
               </w:rPr>
-              <w:t>3 cái/ hộp</w:t>
+              <w:t xml:space="preserve">3 cái/ hộp</w:t>
             </w:r>
           </w:p>
         </w:tc>
@@ -8899,7 +8899,7 @@
               <w:rPr>
                 <w:szCs w:val="26"/>
               </w:rPr>
-              <w:t>Cái</w:t>
+              <w:t xml:space="preserve">Cái</w:t>
             </w:r>
           </w:p>
         </w:tc>
@@ -8926,7 +8926,7 @@
               <w:rPr>
                 <w:szCs w:val="26"/>
               </w:rPr>
-              <w:t>5</w:t>
+              <w:t xml:space="preserve">5</w:t>
             </w:r>
           </w:p>
         </w:tc>
@@ -8956,7 +8956,7 @@
                 <w:color w:val="000000"/>
                 <w:szCs w:val="26"/>
               </w:rPr>
-              <w:t>5.990.000</w:t>
+              <w:t xml:space="preserve">5.990.000</w:t>
             </w:r>
           </w:p>
         </w:tc>
@@ -8984,7 +8984,7 @@
               <w:rPr>
                 <w:szCs w:val="26"/>
               </w:rPr>
-              <w:t>29.950.000</w:t>
+              <w:t xml:space="preserve">29.950.000</w:t>
             </w:r>
           </w:p>
         </w:tc>
@@ -9019,7 +9019,7 @@
                 <w:szCs w:val="26"/>
               </w:rPr>
               <w:lastRenderedPageBreak/>
-              <w:t>4</w:t>
+              <w:t xml:space="preserve">4</w:t>
             </w:r>
           </w:p>
         </w:tc>
@@ -9048,7 +9048,7 @@
                 <w:rFonts w:eastAsia="Calibri"/>
                 <w:szCs w:val="26"/>
               </w:rPr>
-              <w:t>Băng ghim cắt khâu nối nội soi các cỡ</w:t>
+              <w:t xml:space="preserve">Băng ghim cắt khâu nối nội soi các cỡ</w:t>
             </w:r>
           </w:p>
         </w:tc>
@@ -9076,7 +9076,7 @@
               <w:rPr>
                 <w:szCs w:val="26"/>
               </w:rPr>
-              <w:t>Băng (đạn) ghim khâu máy cắt nối tự động nội soi công nghệ Tri-staple. Các cỡ băng ghim dài 30mm, 45mm, 60mm, 3 hàng ghim chiều cao khác nhau mỗi bên, chiều cao ghim trước dập từ trong ra ngoài là: 2.0mm; 2.5mm; 3.0mm hoặc 3.0mm; 3.5mm; 4.0mm, sau khi dập là 0.88 - 1.5mm hoặc 1.5 - 2.25mm, ghim bằng Titan. Cung cấp lưỡi dao mới trong mỗi băng đạn. Có 4 ghim ở đầu xa băng đạn.</w:t>
+              <w:t xml:space="preserve">Băng (đạn) ghim khâu máy cắt nối tự động nội soi công nghệ Tri-staple. Các cỡ băng ghim dài 30mm, 45mm, 60mm, 3 hàng ghim chiều cao khác nhau mỗi bên, chiều cao ghim trước dập từ trong ra ngoài là: 2.0mm; 2.5mm; 3.0mm hoặc 3.0mm; 3.5mm; 4.0mm, sau khi dập là 0.88 - 1.5mm hoặc 1.5 - 2.25mm, ghim bằng Titan. Cung cấp lưỡi dao mới trong mỗi băng đạn. Có 4 ghim ở đầu xa băng đạn.</w:t>
             </w:r>
           </w:p>
         </w:tc>
@@ -9104,7 +9104,7 @@
                 <w:color w:val="000000"/>
                 <w:szCs w:val="26"/>
               </w:rPr>
-              <w:t>6 cái/ hộp</w:t>
+              <w:t xml:space="preserve">6 cái/ hộp</w:t>
             </w:r>
           </w:p>
         </w:tc>
@@ -9131,7 +9131,7 @@
               <w:rPr>
                 <w:szCs w:val="26"/>
               </w:rPr>
-              <w:t>Cái</w:t>
+              <w:t xml:space="preserve">Cái</w:t>
             </w:r>
           </w:p>
         </w:tc>
@@ -9158,7 +9158,7 @@
               <w:rPr>
                 <w:szCs w:val="26"/>
               </w:rPr>
-              <w:t>262</w:t>
+              <w:t xml:space="preserve">262</w:t>
             </w:r>
           </w:p>
         </w:tc>
@@ -9188,7 +9188,7 @@
                 <w:color w:val="000000"/>
                 <w:szCs w:val="26"/>
               </w:rPr>
-              <w:t>5.500.000</w:t>
+              <w:t xml:space="preserve">5.500.000</w:t>
             </w:r>
           </w:p>
         </w:tc>
@@ -9216,7 +9216,7 @@
               <w:rPr>
                 <w:szCs w:val="26"/>
               </w:rPr>
-              <w:t>1.441.000.000</w:t>
+              <w:t xml:space="preserve">1.441.000.000</w:t>
             </w:r>
           </w:p>
         </w:tc>
@@ -9254,7 +9254,7 @@
                 <w:color w:val="000000"/>
                 <w:szCs w:val="26"/>
               </w:rPr>
-              <w:t>Tổng cộng:</w:t>
+              <w:t xml:space="preserve">Tổng cộng:</w:t>
             </w:r>
           </w:p>
           <w:p>
@@ -9273,7 +9273,7 @@
                 <w:color w:val="000000"/>
                 <w:szCs w:val="26"/>
               </w:rPr>
-              <w:t>(Bằng chữ: Một tỷ chín trăm chín mươi chín triệu chín trăm năm mươi nghìn đồng./.)</w:t>
+              <w:t xml:space="preserve">(Bằng chữ: Một tỷ chín trăm chín mươi chín triệu chín trăm năm mươi nghìn đồng./.)</w:t>
             </w:r>
           </w:p>
         </w:tc>
@@ -9304,7 +9304,7 @@
                 <w:color w:val="000000"/>
                 <w:szCs w:val="26"/>
               </w:rPr>
-              <w:t>1.999.950.000</w:t>
+              <w:t xml:space="preserve">1.999.950.000</w:t>
             </w:r>
           </w:p>
         </w:tc>
